--- a/inbox/Application Aware Networking/federal-aan-conmon-gap-roadmap.docx
+++ b/inbox/Application Aware Networking/federal-aan-conmon-gap-roadmap.docx
@@ -2,33 +2,7 @@
 <file path=word/document.xml><?xml version="1.0" encoding="utf-8"?>
 <w:document xmlns:w="http://schemas.openxmlformats.org/wordprocessingml/2006/main" xmlns:m="http://schemas.openxmlformats.org/officeDocument/2006/math" xmlns:r="http://schemas.openxmlformats.org/officeDocument/2006/relationships" xmlns:o="urn:schemas-microsoft-com:office:office" xmlns:v="urn:schemas-microsoft-com:vml" xmlns:w10="urn:schemas-microsoft-com:office:word" xmlns:a="http://schemas.openxmlformats.org/drawingml/2006/main" xmlns:pic="http://schemas.openxmlformats.org/drawingml/2006/picture" xmlns:wp="http://schemas.openxmlformats.org/drawingml/2006/wordprocessingDrawing">
   <w:body>
-    <w:sdt>
-      <w:sdtPr>
-        <w:docPartObj>
-          <w:docPartGallery w:val="Table of Contents"/>
-          <w:docPartUnique/>
-        </w:docPartObj>
-      </w:sdtPr>
-      <w:sdtContent>
-        <w:p>
-          <w:pPr>
-            <w:pStyle w:val="TOCHeading"/>
-          </w:pPr>
-          <w:r>
-            <w:t xml:space="preserve">Table of Contents</w:t>
-          </w:r>
-        </w:p>
-        <w:p>
-          <w:r>
-            <w:fldChar w:fldCharType="begin" w:dirty="true"/>
-            <w:instrText xml:space="preserve">TOC \o "1-3" \h \z \u</w:instrText>
-            <w:fldChar w:fldCharType="separate"/>
-            <w:fldChar w:fldCharType="end"/>
-          </w:r>
-        </w:p>
-      </w:sdtContent>
-    </w:sdt>
-    <w:bookmarkStart w:id="39" w:name="X25c54cb3cc7483a94492ed2c32810e66191b358"/>
+    <w:bookmarkStart w:id="29" w:name="X25c54cb3cc7483a94492ed2c32810e66191b358"/>
     <w:p>
       <w:pPr>
         <w:pStyle w:val="Heading1"/>
@@ -43,8 +17,8 @@
       </w:pPr>
       <w:r>
         <w:rPr>
+          <w:b/>
           <w:bCs/>
-          <w:b/>
         </w:rPr>
         <w:t xml:space="preserve">As of July 5, 2026 — Internal UIAO Working Document</w:t>
       </w:r>
@@ -56,7 +30,7 @@
         </w:pict>
       </w:r>
     </w:p>
-    <w:bookmarkStart w:id="20" w:name="executive-finding"/>
+    <w:bookmarkStart w:id="9" w:name="executive-finding"/>
     <w:p>
       <w:pPr>
         <w:pStyle w:val="Heading2"/>
@@ -70,7 +44,7 @@
         <w:pStyle w:val="FirstParagraph"/>
       </w:pPr>
       <w:r>
-        <w:t xml:space="preserve">The Federal Application-Aware Networking (AAN) series (Parts 1–16, all delivered</w:t>
+        <w:t xml:space="preserve">The Federal Application-Aware Networking (AAN) series (Parts 1–19, all delivered</w:t>
       </w:r>
       <w:r>
         <w:t xml:space="preserve"> </w:t>
@@ -83,8 +57,8 @@
       </w:r>
       <w:r>
         <w:rPr>
+          <w:b/>
           <w:bCs/>
-          <w:b/>
         </w:rPr>
         <w:t xml:space="preserve">complete evidence and authorization layer</w:t>
       </w:r>
@@ -111,8 +85,8 @@
       </w:r>
       <w:r>
         <w:rPr>
+          <w:b/>
           <w:bCs/>
-          <w:b/>
         </w:rPr>
         <w:t xml:space="preserve">evidence governance layer</w:t>
       </w:r>
@@ -165,8 +139,8 @@
       </w:r>
       <w:r>
         <w:rPr>
+          <w:b/>
           <w:bCs/>
-          <w:b/>
         </w:rPr>
         <w:t xml:space="preserve">all 29 FedRAMP 20x CR26 KSI rules</w:t>
       </w:r>
@@ -174,13 +148,13 @@
         <w:t xml:space="preserve"> </w:t>
       </w:r>
       <w:r>
-        <w:t xml:space="preserve">— zero scaffold rules remain. Part 15 (Book_15) delivered the AT family training</w:t>
-      </w:r>
-      <w:r>
-        <w:t xml:space="preserve"> </w:t>
-      </w:r>
-      <w:r>
-        <w:t xml:space="preserve">evidence and closed KSI-022 (KSI-CED-RAT). Part 16 (Book_16) assembled the</w:t>
+        <w:t xml:space="preserve">— zero scaffold rules remain. Part 18 (Book_18) delivered the AT family training</w:t>
+      </w:r>
+      <w:r>
+        <w:t xml:space="preserve"> </w:t>
+      </w:r>
+      <w:r>
+        <w:t xml:space="preserve">evidence and closed KSI-022 (KSI-CED-RAT). Part 19 (Book_19) assembled the</w:t>
       </w:r>
       <w:r>
         <w:t xml:space="preserve"> </w:t>
@@ -205,22 +179,22 @@
       </w:r>
       <w:r>
         <w:rPr>
+          <w:b/>
           <w:bCs/>
-          <w:b/>
         </w:rPr>
         <w:t xml:space="preserve">The series is complete and the</w:t>
       </w:r>
       <w:r>
         <w:rPr>
+          <w:b/>
           <w:bCs/>
+        </w:rPr>
+        <w:t xml:space="preserve"> </w:t>
+      </w:r>
+      <w:r>
+        <w:rPr>
           <w:b/>
-        </w:rPr>
-        <w:t xml:space="preserve"> </w:t>
-      </w:r>
-      <w:r>
-        <w:rPr>
           <w:bCs/>
-          <w:b/>
         </w:rPr>
         <w:t xml:space="preserve">authorization package is ready for FedRAMP PMO submission.</w:t>
       </w:r>
@@ -232,8 +206,8 @@
         </w:pict>
       </w:r>
     </w:p>
-    <w:bookmarkEnd w:id="20"/>
-    <w:bookmarkStart w:id="21" w:name="hard-deadlines"/>
+    <w:bookmarkEnd w:id="9"/>
+    <w:bookmarkStart w:id="10" w:name="hard-deadlines"/>
     <w:p>
       <w:pPr>
         <w:pStyle w:val="Heading2"/>
@@ -246,8 +220,8 @@
       <w:tblPr>
         <w:tblStyle w:val="Table"/>
         <w:tblW w:type="pct" w:w="5000"/>
+        <w:tblLayout w:type="fixed"/>
         <w:tblLook w:firstRow="1" w:lastRow="0" w:firstColumn="0" w:lastColumn="0" w:noHBand="0" w:noVBand="0" w:val="0020"/>
-        <w:jc w:val="start"/>
       </w:tblPr>
       <w:tblGrid>
         <w:gridCol w:w="2160"/>
@@ -256,14 +230,13 @@
       </w:tblGrid>
       <w:tr>
         <w:trPr>
-          <w:tblHeader w:val="true"/>
+          <w:tblHeader w:val="on"/>
         </w:trPr>
         <w:tc>
           <w:tcPr/>
           <w:p>
             <w:pPr>
               <w:pStyle w:val="Compact"/>
-              <w:jc w:val="left"/>
             </w:pPr>
             <w:r>
               <w:t xml:space="preserve">Date</w:t>
@@ -275,7 +248,6 @@
           <w:p>
             <w:pPr>
               <w:pStyle w:val="Compact"/>
-              <w:jc w:val="left"/>
             </w:pPr>
             <w:r>
               <w:t xml:space="preserve">Event</w:t>
@@ -287,7 +259,6 @@
           <w:p>
             <w:pPr>
               <w:pStyle w:val="Compact"/>
-              <w:jc w:val="left"/>
             </w:pPr>
             <w:r>
               <w:t xml:space="preserve">Impact</w:t>
@@ -301,12 +272,11 @@
           <w:p>
             <w:pPr>
               <w:pStyle w:val="Compact"/>
-              <w:jc w:val="left"/>
             </w:pPr>
             <w:r>
               <w:rPr>
+                <w:b/>
                 <w:bCs/>
-                <w:b/>
               </w:rPr>
               <w:t xml:space="preserve">Aug 3, 2026</w:t>
             </w:r>
@@ -317,7 +287,6 @@
           <w:p>
             <w:pPr>
               <w:pStyle w:val="Compact"/>
-              <w:jc w:val="left"/>
             </w:pPr>
             <w:r>
               <w:t xml:space="preserve">FedRAMP 20x Class A opens</w:t>
@@ -329,7 +298,6 @@
           <w:p>
             <w:pPr>
               <w:pStyle w:val="Compact"/>
-              <w:jc w:val="left"/>
             </w:pPr>
             <w:r>
               <w:t xml:space="preserve">First submission window for new authorizations</w:t>
@@ -343,12 +311,11 @@
           <w:p>
             <w:pPr>
               <w:pStyle w:val="Compact"/>
-              <w:jc w:val="left"/>
             </w:pPr>
             <w:r>
               <w:rPr>
+                <w:b/>
                 <w:bCs/>
-                <w:b/>
               </w:rPr>
               <w:t xml:space="preserve">Aug 31, 2026</w:t>
             </w:r>
@@ -359,7 +326,6 @@
           <w:p>
             <w:pPr>
               <w:pStyle w:val="Compact"/>
-              <w:jc w:val="left"/>
             </w:pPr>
             <w:r>
               <w:t xml:space="preserve">Class B + C opens</w:t>
@@ -371,7 +337,6 @@
           <w:p>
             <w:pPr>
               <w:pStyle w:val="Compact"/>
-              <w:jc w:val="left"/>
             </w:pPr>
             <w:r>
               <w:t xml:space="preserve">GCC Moderate systems can begin</w:t>
@@ -385,12 +350,11 @@
           <w:p>
             <w:pPr>
               <w:pStyle w:val="Compact"/>
-              <w:jc w:val="left"/>
             </w:pPr>
             <w:r>
               <w:rPr>
+                <w:b/>
                 <w:bCs/>
-                <w:b/>
               </w:rPr>
               <w:t xml:space="preserve">Dec 7, 2026</w:t>
             </w:r>
@@ -401,7 +365,6 @@
           <w:p>
             <w:pPr>
               <w:pStyle w:val="Compact"/>
-              <w:jc w:val="left"/>
             </w:pPr>
             <w:r>
               <w:t xml:space="preserve">BOD 26-04 VDR/VER deadline</w:t>
@@ -413,7 +376,6 @@
           <w:p>
             <w:pPr>
               <w:pStyle w:val="Compact"/>
-              <w:jc w:val="left"/>
             </w:pPr>
             <w:r>
               <w:t xml:space="preserve">SBOM + vendor disclosure required</w:t>
@@ -427,12 +389,11 @@
           <w:p>
             <w:pPr>
               <w:pStyle w:val="Compact"/>
-              <w:jc w:val="left"/>
             </w:pPr>
             <w:r>
               <w:rPr>
+                <w:b/>
                 <w:bCs/>
-                <w:b/>
               </w:rPr>
               <w:t xml:space="preserve">Jan 1, 2027</w:t>
             </w:r>
@@ -443,7 +404,6 @@
           <w:p>
             <w:pPr>
               <w:pStyle w:val="Compact"/>
-              <w:jc w:val="left"/>
             </w:pPr>
             <w:r>
               <w:t xml:space="preserve">FedRAMP 20x mandatory</w:t>
@@ -455,7 +415,6 @@
           <w:p>
             <w:pPr>
               <w:pStyle w:val="Compact"/>
-              <w:jc w:val="left"/>
             </w:pPr>
             <w:r>
               <w:t xml:space="preserve">All new authorizations must use 20x; legacy Rev 5 path closes</w:t>
@@ -469,12 +428,11 @@
           <w:p>
             <w:pPr>
               <w:pStyle w:val="Compact"/>
-              <w:jc w:val="left"/>
             </w:pPr>
             <w:r>
               <w:rPr>
+                <w:b/>
                 <w:bCs/>
-                <w:b/>
               </w:rPr>
               <w:t xml:space="preserve">Jun 11, 2027</w:t>
             </w:r>
@@ -485,7 +443,6 @@
           <w:p>
             <w:pPr>
               <w:pStyle w:val="Compact"/>
-              <w:jc w:val="left"/>
             </w:pPr>
             <w:r>
               <w:t xml:space="preserve">New Rev 5 certs cease</w:t>
@@ -497,7 +454,6 @@
           <w:p>
             <w:pPr>
               <w:pStyle w:val="Compact"/>
-              <w:jc w:val="left"/>
             </w:pPr>
             <w:r>
               <w:t xml:space="preserve">No new legacy authorizations after this date</w:t>
@@ -513,31 +469,31 @@
         </w:pict>
       </w:r>
     </w:p>
-    <w:bookmarkEnd w:id="21"/>
-    <w:bookmarkStart w:id="24" w:name="Xc6943937bddba73c883a0ae81a1c4516be5bf31"/>
+    <w:bookmarkEnd w:id="10"/>
+    <w:bookmarkStart w:id="14" w:name="X762be83e485d434b56db2169ec89196cd552733"/>
     <w:p>
       <w:pPr>
         <w:pStyle w:val="Heading2"/>
       </w:pPr>
       <w:r>
-        <w:t xml:space="preserve">AAN Series Control Closure (Parts 1–16, All Delivered)</w:t>
-      </w:r>
-    </w:p>
-    <w:bookmarkStart w:id="22" w:name="parts-16-34-controls"/>
+        <w:t xml:space="preserve">AAN Series Control Closure (Parts 1–19, All Delivered)</w:t>
+      </w:r>
+    </w:p>
+    <w:bookmarkStart w:id="11" w:name="parts-1-59-34-controls"/>
     <w:p>
       <w:pPr>
         <w:pStyle w:val="Heading3"/>
       </w:pPr>
       <w:r>
-        <w:t xml:space="preserve">Parts 1–6 (34 Controls)</w:t>
+        <w:t xml:space="preserve">Parts 1, 5–9 (34 Controls)</w:t>
       </w:r>
     </w:p>
     <w:tbl>
       <w:tblPr>
         <w:tblStyle w:val="Table"/>
         <w:tblW w:type="pct" w:w="5000"/>
+        <w:tblLayout w:type="fixed"/>
         <w:tblLook w:firstRow="1" w:lastRow="0" w:firstColumn="0" w:lastColumn="0" w:noHBand="0" w:noVBand="0" w:val="0020"/>
-        <w:jc w:val="start"/>
       </w:tblPr>
       <w:tblGrid>
         <w:gridCol w:w="1584"/>
@@ -546,14 +502,13 @@
       </w:tblGrid>
       <w:tr>
         <w:trPr>
-          <w:tblHeader w:val="true"/>
+          <w:tblHeader w:val="on"/>
         </w:trPr>
         <w:tc>
           <w:tcPr/>
           <w:p>
             <w:pPr>
               <w:pStyle w:val="Compact"/>
-              <w:jc w:val="left"/>
             </w:pPr>
             <w:r>
               <w:t xml:space="preserve">Part</w:t>
@@ -565,7 +520,6 @@
           <w:p>
             <w:pPr>
               <w:pStyle w:val="Compact"/>
-              <w:jc w:val="left"/>
             </w:pPr>
             <w:r>
               <w:t xml:space="preserve">Topic</w:t>
@@ -577,7 +531,6 @@
           <w:p>
             <w:pPr>
               <w:pStyle w:val="Compact"/>
-              <w:jc w:val="left"/>
             </w:pPr>
             <w:r>
               <w:t xml:space="preserve">Controls Closed</w:t>
@@ -591,7 +544,6 @@
           <w:p>
             <w:pPr>
               <w:pStyle w:val="Compact"/>
-              <w:jc w:val="left"/>
             </w:pPr>
             <w:r>
               <w:t xml:space="preserve">Part 1</w:t>
@@ -603,7 +555,6 @@
           <w:p>
             <w:pPr>
               <w:pStyle w:val="Compact"/>
-              <w:jc w:val="left"/>
             </w:pPr>
             <w:r>
               <w:t xml:space="preserve">InfoBlox DDI (IPAM/DNS/DHCP/PKI)</w:t>
@@ -615,7 +566,6 @@
           <w:p>
             <w:pPr>
               <w:pStyle w:val="Compact"/>
-              <w:jc w:val="left"/>
             </w:pPr>
             <w:r>
               <w:t xml:space="preserve">16</w:t>
@@ -629,19 +579,52 @@
           <w:p>
             <w:pPr>
               <w:pStyle w:val="Compact"/>
-              <w:jc w:val="left"/>
-            </w:pPr>
-            <w:r>
-              <w:t xml:space="preserve">Part 2</w:t>
-            </w:r>
-          </w:p>
-        </w:tc>
-        <w:tc>
-          <w:tcPr/>
-          <w:p>
-            <w:pPr>
-              <w:pStyle w:val="Compact"/>
-              <w:jc w:val="left"/>
+            </w:pPr>
+            <w:r>
+              <w:t xml:space="preserve">Part 5</w:t>
+            </w:r>
+          </w:p>
+        </w:tc>
+        <w:tc>
+          <w:tcPr/>
+          <w:p>
+            <w:pPr>
+              <w:pStyle w:val="Compact"/>
+            </w:pPr>
+            <w:r>
+              <w:t xml:space="preserve">Entra ID, ZTNA, Active Governance</w:t>
+            </w:r>
+          </w:p>
+        </w:tc>
+        <w:tc>
+          <w:tcPr/>
+          <w:p>
+            <w:pPr>
+              <w:pStyle w:val="Compact"/>
+            </w:pPr>
+            <w:r>
+              <w:t xml:space="preserve">12</w:t>
+            </w:r>
+          </w:p>
+        </w:tc>
+      </w:tr>
+      <w:tr>
+        <w:tc>
+          <w:tcPr/>
+          <w:p>
+            <w:pPr>
+              <w:pStyle w:val="Compact"/>
+            </w:pPr>
+            <w:r>
+              <w:t xml:space="preserve">Part 6</w:t>
+            </w:r>
+          </w:p>
+        </w:tc>
+        <w:tc>
+          <w:tcPr/>
+          <w:p>
+            <w:pPr>
+              <w:pStyle w:val="Compact"/>
             </w:pPr>
             <w:r>
               <w:t xml:space="preserve">SD-WAN, SASE, UC (Teams Phone, Amazon Connect)</w:t>
@@ -653,7 +636,6 @@
           <w:p>
             <w:pPr>
               <w:pStyle w:val="Compact"/>
-              <w:jc w:val="left"/>
             </w:pPr>
             <w:r>
               <w:t xml:space="preserve">7</w:t>
@@ -667,57 +649,17 @@
           <w:p>
             <w:pPr>
               <w:pStyle w:val="Compact"/>
-              <w:jc w:val="left"/>
-            </w:pPr>
-            <w:r>
-              <w:t xml:space="preserve">Part 3</w:t>
-            </w:r>
-          </w:p>
-        </w:tc>
-        <w:tc>
-          <w:tcPr/>
-          <w:p>
-            <w:pPr>
-              <w:pStyle w:val="Compact"/>
-              <w:jc w:val="left"/>
-            </w:pPr>
-            <w:r>
-              <w:t xml:space="preserve">Entra ID, ZTNA, Active Governance</w:t>
-            </w:r>
-          </w:p>
-        </w:tc>
-        <w:tc>
-          <w:tcPr/>
-          <w:p>
-            <w:pPr>
-              <w:pStyle w:val="Compact"/>
-              <w:jc w:val="left"/>
-            </w:pPr>
-            <w:r>
-              <w:t xml:space="preserve">12</w:t>
-            </w:r>
-          </w:p>
-        </w:tc>
-      </w:tr>
-      <w:tr>
-        <w:tc>
-          <w:tcPr/>
-          <w:p>
-            <w:pPr>
-              <w:pStyle w:val="Compact"/>
-              <w:jc w:val="left"/>
-            </w:pPr>
-            <w:r>
-              <w:t xml:space="preserve">Part 4</w:t>
-            </w:r>
-          </w:p>
-        </w:tc>
-        <w:tc>
-          <w:tcPr/>
-          <w:p>
-            <w:pPr>
-              <w:pStyle w:val="Compact"/>
-              <w:jc w:val="left"/>
+            </w:pPr>
+            <w:r>
+              <w:t xml:space="preserve">Part 7</w:t>
+            </w:r>
+          </w:p>
+        </w:tc>
+        <w:tc>
+          <w:tcPr/>
+          <w:p>
+            <w:pPr>
+              <w:pStyle w:val="Compact"/>
             </w:pPr>
             <w:r>
               <w:t xml:space="preserve">SQL Server Authentication Modernization</w:t>
@@ -729,7 +671,6 @@
           <w:p>
             <w:pPr>
               <w:pStyle w:val="Compact"/>
-              <w:jc w:val="left"/>
             </w:pPr>
             <w:r>
               <w:t xml:space="preserve">(depth on IA family)</w:t>
@@ -743,19 +684,17 @@
           <w:p>
             <w:pPr>
               <w:pStyle w:val="Compact"/>
-              <w:jc w:val="left"/>
-            </w:pPr>
-            <w:r>
-              <w:t xml:space="preserve">Part 5</w:t>
-            </w:r>
-          </w:p>
-        </w:tc>
-        <w:tc>
-          <w:tcPr/>
-          <w:p>
-            <w:pPr>
-              <w:pStyle w:val="Compact"/>
-              <w:jc w:val="left"/>
+            </w:pPr>
+            <w:r>
+              <w:t xml:space="preserve">Part 8</w:t>
+            </w:r>
+          </w:p>
+        </w:tc>
+        <w:tc>
+          <w:tcPr/>
+          <w:p>
+            <w:pPr>
+              <w:pStyle w:val="Compact"/>
             </w:pPr>
             <w:r>
               <w:t xml:space="preserve">SQL Server Implementation Runbook</w:t>
@@ -767,7 +706,6 @@
           <w:p>
             <w:pPr>
               <w:pStyle w:val="Compact"/>
-              <w:jc w:val="left"/>
             </w:pPr>
             <w:r>
               <w:t xml:space="preserve">(procedural evidence)</w:t>
@@ -781,19 +719,17 @@
           <w:p>
             <w:pPr>
               <w:pStyle w:val="Compact"/>
-              <w:jc w:val="left"/>
-            </w:pPr>
-            <w:r>
-              <w:t xml:space="preserve">Part 6</w:t>
-            </w:r>
-          </w:p>
-        </w:tc>
-        <w:tc>
-          <w:tcPr/>
-          <w:p>
-            <w:pPr>
-              <w:pStyle w:val="Compact"/>
-              <w:jc w:val="left"/>
+            </w:pPr>
+            <w:r>
+              <w:t xml:space="preserve">Part 9</w:t>
+            </w:r>
+          </w:p>
+        </w:tc>
+        <w:tc>
+          <w:tcPr/>
+          <w:p>
+            <w:pPr>
+              <w:pStyle w:val="Compact"/>
             </w:pPr>
             <w:r>
               <w:t xml:space="preserve">Database Architecture / Network Physics</w:t>
@@ -805,7 +741,6 @@
           <w:p>
             <w:pPr>
               <w:pStyle w:val="Compact"/>
-              <w:jc w:val="left"/>
             </w:pPr>
             <w:r>
               <w:t xml:space="preserve">(depth on SC/SI families)</w:t>
@@ -819,12 +754,11 @@
           <w:p>
             <w:pPr>
               <w:pStyle w:val="Compact"/>
-              <w:jc w:val="left"/>
             </w:pPr>
             <w:r>
               <w:rPr>
+                <w:b/>
                 <w:bCs/>
-                <w:b/>
               </w:rPr>
               <w:t xml:space="preserve">Total</w:t>
             </w:r>
@@ -843,12 +777,11 @@
           <w:p>
             <w:pPr>
               <w:pStyle w:val="Compact"/>
-              <w:jc w:val="left"/>
             </w:pPr>
             <w:r>
               <w:rPr>
+                <w:b/>
                 <w:bCs/>
-                <w:b/>
               </w:rPr>
               <w:t xml:space="preserve">34 distinct controls</w:t>
             </w:r>
@@ -856,22 +789,22 @@
         </w:tc>
       </w:tr>
     </w:tbl>
-    <w:bookmarkEnd w:id="22"/>
-    <w:bookmarkStart w:id="23" w:name="parts-716-72-additional-controls"/>
+    <w:bookmarkEnd w:id="11"/>
+    <w:bookmarkStart w:id="12" w:name="part-4-6-controls"/>
     <w:p>
       <w:pPr>
         <w:pStyle w:val="Heading3"/>
       </w:pPr>
       <w:r>
-        <w:t xml:space="preserve">Parts 7–16 (~72+ Additional Controls)</w:t>
+        <w:t xml:space="preserve">Part 4 (6 Controls)</w:t>
       </w:r>
     </w:p>
     <w:tbl>
       <w:tblPr>
         <w:tblStyle w:val="Table"/>
         <w:tblW w:type="pct" w:w="5000"/>
+        <w:tblLayout w:type="fixed"/>
         <w:tblLook w:firstRow="1" w:lastRow="0" w:firstColumn="0" w:lastColumn="0" w:noHBand="0" w:noVBand="0" w:val="0020"/>
-        <w:jc w:val="start"/>
       </w:tblPr>
       <w:tblGrid>
         <w:gridCol w:w="1584"/>
@@ -880,14 +813,13 @@
       </w:tblGrid>
       <w:tr>
         <w:trPr>
-          <w:tblHeader w:val="true"/>
+          <w:tblHeader w:val="on"/>
         </w:trPr>
         <w:tc>
           <w:tcPr/>
           <w:p>
             <w:pPr>
               <w:pStyle w:val="Compact"/>
-              <w:jc w:val="left"/>
             </w:pPr>
             <w:r>
               <w:t xml:space="preserve">Part</w:t>
@@ -899,7 +831,6 @@
           <w:p>
             <w:pPr>
               <w:pStyle w:val="Compact"/>
-              <w:jc w:val="left"/>
             </w:pPr>
             <w:r>
               <w:t xml:space="preserve">Topic</w:t>
@@ -911,443 +842,508 @@
           <w:p>
             <w:pPr>
               <w:pStyle w:val="Compact"/>
-              <w:jc w:val="left"/>
-            </w:pPr>
-            <w:r>
-              <w:t xml:space="preserve">Controls / Status</w:t>
-            </w:r>
-          </w:p>
-        </w:tc>
-      </w:tr>
-      <w:tr>
-        <w:tc>
-          <w:tcPr/>
-          <w:p>
-            <w:pPr>
-              <w:pStyle w:val="Compact"/>
-              <w:jc w:val="left"/>
-            </w:pPr>
-            <w:r>
-              <w:t xml:space="preserve">Part 7</w:t>
-            </w:r>
-          </w:p>
-        </w:tc>
-        <w:tc>
-          <w:tcPr/>
-          <w:p>
-            <w:pPr>
-              <w:pStyle w:val="Compact"/>
-              <w:jc w:val="left"/>
-            </w:pPr>
-            <w:r>
-              <w:t xml:space="preserve">Privileged Access Management (Entra PIM + PAW)</w:t>
-            </w:r>
-          </w:p>
-        </w:tc>
-        <w:tc>
-          <w:tcPr/>
-          <w:p>
-            <w:pPr>
-              <w:pStyle w:val="Compact"/>
-              <w:jc w:val="left"/>
-            </w:pPr>
-            <w:r>
-              <w:t xml:space="preserve">AC-5, AC-6(×7), AC-11/12, IA-11</w:t>
-            </w:r>
-          </w:p>
-        </w:tc>
-      </w:tr>
-      <w:tr>
-        <w:tc>
-          <w:tcPr/>
-          <w:p>
-            <w:pPr>
-              <w:pStyle w:val="Compact"/>
-              <w:jc w:val="left"/>
-            </w:pPr>
-            <w:r>
-              <w:t xml:space="preserve">Part 8</w:t>
-            </w:r>
-          </w:p>
-        </w:tc>
-        <w:tc>
-          <w:tcPr/>
-          <w:p>
-            <w:pPr>
-              <w:pStyle w:val="Compact"/>
-              <w:jc w:val="left"/>
-            </w:pPr>
-            <w:r>
-              <w:t xml:space="preserve">Vulnerability Management (Defender VM + KEV)</w:t>
-            </w:r>
-          </w:p>
-        </w:tc>
-        <w:tc>
-          <w:tcPr/>
-          <w:p>
-            <w:pPr>
-              <w:pStyle w:val="Compact"/>
-              <w:jc w:val="left"/>
-            </w:pPr>
-            <w:r>
-              <w:t xml:space="preserve">RA-5(×3), SI-2(×2), SI-5, CM-7(×2)</w:t>
-            </w:r>
-          </w:p>
-        </w:tc>
-      </w:tr>
-      <w:tr>
-        <w:tc>
-          <w:tcPr/>
-          <w:p>
-            <w:pPr>
-              <w:pStyle w:val="Compact"/>
-              <w:jc w:val="left"/>
-            </w:pPr>
-            <w:r>
-              <w:t xml:space="preserve">Part 9</w:t>
-            </w:r>
-          </w:p>
-        </w:tc>
-        <w:tc>
-          <w:tcPr/>
-          <w:p>
-            <w:pPr>
-              <w:pStyle w:val="Compact"/>
-              <w:jc w:val="left"/>
-            </w:pPr>
-            <w:r>
-              <w:t xml:space="preserve">Data Protection (Purview + Key Vault CMK)</w:t>
-            </w:r>
-          </w:p>
-        </w:tc>
-        <w:tc>
-          <w:tcPr/>
-          <w:p>
-            <w:pPr>
-              <w:pStyle w:val="Compact"/>
-              <w:jc w:val="left"/>
-            </w:pPr>
-            <w:r>
-              <w:t xml:space="preserve">MP-2–5, SC-12/13/17/28, AU-10</w:t>
-            </w:r>
-          </w:p>
-        </w:tc>
-      </w:tr>
-      <w:tr>
-        <w:tc>
-          <w:tcPr/>
-          <w:p>
-            <w:pPr>
-              <w:pStyle w:val="Compact"/>
-              <w:jc w:val="left"/>
-            </w:pPr>
-            <w:r>
-              <w:t xml:space="preserve">Part 10</w:t>
-            </w:r>
-          </w:p>
-        </w:tc>
-        <w:tc>
-          <w:tcPr/>
-          <w:p>
-            <w:pPr>
-              <w:pStyle w:val="Compact"/>
-              <w:jc w:val="left"/>
-            </w:pPr>
-            <w:r>
-              <w:t xml:space="preserve">SIEM / XDR / Detection Engineering (Sentinel)</w:t>
-            </w:r>
-          </w:p>
-        </w:tc>
-        <w:tc>
-          <w:tcPr/>
-          <w:p>
-            <w:pPr>
-              <w:pStyle w:val="Compact"/>
-              <w:jc w:val="left"/>
-            </w:pPr>
-            <w:r>
-              <w:t xml:space="preserve">AU-6(×3), AU-7/8/11, SI-4(×4), IR-4/6/8</w:t>
-            </w:r>
-          </w:p>
-        </w:tc>
-      </w:tr>
-      <w:tr>
-        <w:tc>
-          <w:tcPr/>
-          <w:p>
-            <w:pPr>
-              <w:pStyle w:val="Compact"/>
-              <w:jc w:val="left"/>
-            </w:pPr>
-            <w:r>
-              <w:t xml:space="preserve">Part 11</w:t>
-            </w:r>
-          </w:p>
-        </w:tc>
-        <w:tc>
-          <w:tcPr/>
-          <w:p>
-            <w:pPr>
-              <w:pStyle w:val="Compact"/>
-              <w:jc w:val="left"/>
-            </w:pPr>
-            <w:r>
-              <w:t xml:space="preserve">Business Continuity / Contingency Planning</w:t>
-            </w:r>
-          </w:p>
-        </w:tc>
-        <w:tc>
-          <w:tcPr/>
-          <w:p>
-            <w:pPr>
-              <w:pStyle w:val="Compact"/>
-              <w:jc w:val="left"/>
-            </w:pPr>
-            <w:r>
-              <w:t xml:space="preserve">CP-2(×3), CP-3/4(×2), CP-6/7(×3), CP-8(×2)</w:t>
-            </w:r>
-          </w:p>
-        </w:tc>
-      </w:tr>
-      <w:tr>
-        <w:tc>
-          <w:tcPr/>
-          <w:p>
-            <w:pPr>
-              <w:pStyle w:val="Compact"/>
-              <w:jc w:val="left"/>
-            </w:pPr>
-            <w:r>
-              <w:t xml:space="preserve">Part 12</w:t>
-            </w:r>
-          </w:p>
-        </w:tc>
-        <w:tc>
-          <w:tcPr/>
-          <w:p>
-            <w:pPr>
-              <w:pStyle w:val="Compact"/>
-              <w:jc w:val="left"/>
-            </w:pPr>
-            <w:r>
-              <w:t xml:space="preserve">Supply Chain Risk / SBOM / VDR</w:t>
-            </w:r>
-          </w:p>
-        </w:tc>
-        <w:tc>
-          <w:tcPr/>
-          <w:p>
-            <w:pPr>
-              <w:pStyle w:val="Compact"/>
-              <w:jc w:val="left"/>
-            </w:pPr>
-            <w:r>
-              <w:t xml:space="preserve">SR-1–3/5/6/8/10/11; BOD 26-04 VER framework</w:t>
-            </w:r>
-          </w:p>
-        </w:tc>
-      </w:tr>
-      <w:tr>
-        <w:tc>
-          <w:tcPr/>
-          <w:p>
-            <w:pPr>
-              <w:pStyle w:val="Compact"/>
-              <w:jc w:val="left"/>
-            </w:pPr>
-            <w:r>
-              <w:t xml:space="preserve">Part 13</w:t>
-            </w:r>
-          </w:p>
-        </w:tc>
-        <w:tc>
-          <w:tcPr/>
-          <w:p>
-            <w:pPr>
-              <w:pStyle w:val="Compact"/>
-              <w:jc w:val="left"/>
-            </w:pPr>
-            <w:r>
-              <w:t xml:space="preserve">Program Management Governance</w:t>
-            </w:r>
-          </w:p>
-        </w:tc>
-        <w:tc>
-          <w:tcPr/>
-          <w:p>
-            <w:pPr>
-              <w:pStyle w:val="Compact"/>
-              <w:jc w:val="left"/>
-            </w:pPr>
-            <w:r>
-              <w:t xml:space="preserve">PM-1/2/5/7/9/11/14/15/30; SCRM charter</w:t>
-            </w:r>
-          </w:p>
-        </w:tc>
-      </w:tr>
-      <w:tr>
-        <w:tc>
-          <w:tcPr/>
-          <w:p>
-            <w:pPr>
-              <w:pStyle w:val="Compact"/>
-              <w:jc w:val="left"/>
-            </w:pPr>
-            <w:r>
-              <w:t xml:space="preserve">Part 14</w:t>
-            </w:r>
-          </w:p>
-        </w:tc>
-        <w:tc>
-          <w:tcPr/>
-          <w:p>
-            <w:pPr>
-              <w:pStyle w:val="Compact"/>
-              <w:jc w:val="left"/>
-            </w:pPr>
-            <w:r>
-              <w:t xml:space="preserve">PII Processing and Transparency</w:t>
-            </w:r>
-          </w:p>
-        </w:tc>
-        <w:tc>
-          <w:tcPr/>
-          <w:p>
-            <w:pPr>
-              <w:pStyle w:val="Compact"/>
-              <w:jc w:val="left"/>
-            </w:pPr>
-            <w:r>
-              <w:t xml:space="preserve">PT-1/2/3/4/5/7; DFL-001..006 data flow maps</w:t>
-            </w:r>
-          </w:p>
-        </w:tc>
-      </w:tr>
-      <w:tr>
-        <w:tc>
-          <w:tcPr/>
-          <w:p>
-            <w:pPr>
-              <w:pStyle w:val="Compact"/>
-              <w:jc w:val="left"/>
-            </w:pPr>
-            <w:r>
-              <w:t xml:space="preserve">Part 15</w:t>
-            </w:r>
-          </w:p>
-        </w:tc>
-        <w:tc>
-          <w:tcPr/>
-          <w:p>
-            <w:pPr>
-              <w:pStyle w:val="Compact"/>
-              <w:jc w:val="left"/>
-            </w:pPr>
-            <w:r>
-              <w:t xml:space="preserve">Cybersecurity Awareness and Training</w:t>
-            </w:r>
-          </w:p>
-        </w:tc>
-        <w:tc>
-          <w:tcPr/>
-          <w:p>
-            <w:pPr>
-              <w:pStyle w:val="Compact"/>
-              <w:jc w:val="left"/>
-            </w:pPr>
-            <w:r>
-              <w:t xml:space="preserve">AT-2, AT-2(1), AT-2(2), AT-3, AT-3(3), AT-3(5), AT-4, CP-3, IR-2</w:t>
-            </w:r>
-          </w:p>
-        </w:tc>
-      </w:tr>
-      <w:tr>
-        <w:tc>
-          <w:tcPr/>
-          <w:p>
-            <w:pPr>
-              <w:pStyle w:val="Compact"/>
-              <w:jc w:val="left"/>
-            </w:pPr>
-            <w:r>
-              <w:rPr>
-                <w:bCs/>
-                <w:b/>
-              </w:rPr>
-              <w:t xml:space="preserve">Part 16</w:t>
-            </w:r>
-          </w:p>
-        </w:tc>
-        <w:tc>
-          <w:tcPr/>
-          <w:p>
-            <w:pPr>
-              <w:pStyle w:val="Compact"/>
-              <w:jc w:val="left"/>
-            </w:pPr>
-            <w:r>
-              <w:rPr>
-                <w:bCs/>
-                <w:b/>
-              </w:rPr>
-              <w:t xml:space="preserve">Authorization Package and ConMon</w:t>
-            </w:r>
-          </w:p>
-        </w:tc>
-        <w:tc>
-          <w:tcPr/>
-          <w:p>
-            <w:pPr>
-              <w:pStyle w:val="Compact"/>
-              <w:jc w:val="left"/>
-            </w:pPr>
-            <w:r>
-              <w:rPr>
-                <w:bCs/>
-                <w:b/>
-              </w:rPr>
-              <w:t xml:space="preserve">CA-2, CA-5, CA-6, CA-7, CA-7(1), CA-7(3), RA-3, SA-15</w:t>
+            </w:pPr>
+            <w:r>
+              <w:t xml:space="preserve">Controls Closed</w:t>
+            </w:r>
+          </w:p>
+        </w:tc>
+      </w:tr>
+      <w:tr>
+        <w:tc>
+          <w:tcPr/>
+          <w:p>
+            <w:pPr>
+              <w:pStyle w:val="Compact"/>
+            </w:pPr>
+            <w:r>
+              <w:t xml:space="preserve">Part 4</w:t>
+            </w:r>
+          </w:p>
+        </w:tc>
+        <w:tc>
+          <w:tcPr/>
+          <w:p>
+            <w:pPr>
+              <w:pStyle w:val="Compact"/>
+            </w:pPr>
+            <w:r>
+              <w:t xml:space="preserve">HRIT and the Identity &amp; Organizational SSOT (Oracle HCM Cloud as HR system of record; identity slot family, slot-01)</w:t>
+            </w:r>
+          </w:p>
+        </w:tc>
+        <w:tc>
+          <w:tcPr/>
+          <w:p>
+            <w:pPr>
+              <w:pStyle w:val="Compact"/>
+            </w:pPr>
+            <w:r>
+              <w:t xml:space="preserve">AC-2, AC-2(1), PS-4, PS-5, IA-4, SI-12</w:t>
             </w:r>
           </w:p>
         </w:tc>
       </w:tr>
     </w:tbl>
-    <w:p>
-      <w:r>
-        <w:pict>
-          <v:rect style="width:0;height:1.5pt" o:hralign="center" o:hrstd="t" o:hr="t"/>
-        </w:pict>
-      </w:r>
-    </w:p>
-    <w:bookmarkEnd w:id="23"/>
-    <w:bookmarkEnd w:id="24"/>
-    <w:bookmarkStart w:id="27" w:name="Xd6bcb6bb544cfbe9a7c9f2ec6baa6dd6a715faa"/>
-    <w:p>
-      <w:pPr>
-        <w:pStyle w:val="Heading2"/>
-      </w:pPr>
-      <w:r>
-        <w:t xml:space="preserve">Conformance Adapter / OSCAL Emitter — Current State</w:t>
-      </w:r>
-    </w:p>
-    <w:p>
-      <w:pPr>
-        <w:pStyle w:val="FirstParagraph"/>
-      </w:pPr>
-      <w:r>
-        <w:rPr>
-          <w:bCs/>
-          <w:b/>
-        </w:rPr>
-        <w:t xml:space="preserve">As of 2026-07-04 (post Part 15 / all 29 KSIs active):</w:t>
+    <w:bookmarkEnd w:id="12"/>
+    <w:bookmarkStart w:id="13" w:name="parts-1019-72-additional-controls"/>
+    <w:p>
+      <w:pPr>
+        <w:pStyle w:val="Heading3"/>
+      </w:pPr>
+      <w:r>
+        <w:t xml:space="preserve">Parts 10–19 (~72+ Additional Controls)</w:t>
       </w:r>
     </w:p>
     <w:tbl>
       <w:tblPr>
         <w:tblStyle w:val="Table"/>
         <w:tblW w:type="pct" w:w="5000"/>
+        <w:tblLayout w:type="fixed"/>
         <w:tblLook w:firstRow="1" w:lastRow="0" w:firstColumn="0" w:lastColumn="0" w:noHBand="0" w:noVBand="0" w:val="0020"/>
-        <w:jc w:val="start"/>
+      </w:tblPr>
+      <w:tblGrid>
+        <w:gridCol w:w="1584"/>
+        <w:gridCol w:w="1848"/>
+        <w:gridCol w:w="4488"/>
+      </w:tblGrid>
+      <w:tr>
+        <w:trPr>
+          <w:tblHeader w:val="on"/>
+        </w:trPr>
+        <w:tc>
+          <w:tcPr/>
+          <w:p>
+            <w:pPr>
+              <w:pStyle w:val="Compact"/>
+            </w:pPr>
+            <w:r>
+              <w:t xml:space="preserve">Part</w:t>
+            </w:r>
+          </w:p>
+        </w:tc>
+        <w:tc>
+          <w:tcPr/>
+          <w:p>
+            <w:pPr>
+              <w:pStyle w:val="Compact"/>
+            </w:pPr>
+            <w:r>
+              <w:t xml:space="preserve">Topic</w:t>
+            </w:r>
+          </w:p>
+        </w:tc>
+        <w:tc>
+          <w:tcPr/>
+          <w:p>
+            <w:pPr>
+              <w:pStyle w:val="Compact"/>
+            </w:pPr>
+            <w:r>
+              <w:t xml:space="preserve">Controls / Status</w:t>
+            </w:r>
+          </w:p>
+        </w:tc>
+      </w:tr>
+      <w:tr>
+        <w:tc>
+          <w:tcPr/>
+          <w:p>
+            <w:pPr>
+              <w:pStyle w:val="Compact"/>
+            </w:pPr>
+            <w:r>
+              <w:t xml:space="preserve">Part 10</w:t>
+            </w:r>
+          </w:p>
+        </w:tc>
+        <w:tc>
+          <w:tcPr/>
+          <w:p>
+            <w:pPr>
+              <w:pStyle w:val="Compact"/>
+            </w:pPr>
+            <w:r>
+              <w:t xml:space="preserve">Privileged Access Management (Entra PIM + PAW)</w:t>
+            </w:r>
+          </w:p>
+        </w:tc>
+        <w:tc>
+          <w:tcPr/>
+          <w:p>
+            <w:pPr>
+              <w:pStyle w:val="Compact"/>
+            </w:pPr>
+            <w:r>
+              <w:t xml:space="preserve">AC-5, AC-6(×7), AC-11/12, IA-11</w:t>
+            </w:r>
+          </w:p>
+        </w:tc>
+      </w:tr>
+      <w:tr>
+        <w:tc>
+          <w:tcPr/>
+          <w:p>
+            <w:pPr>
+              <w:pStyle w:val="Compact"/>
+            </w:pPr>
+            <w:r>
+              <w:t xml:space="preserve">Part 11</w:t>
+            </w:r>
+          </w:p>
+        </w:tc>
+        <w:tc>
+          <w:tcPr/>
+          <w:p>
+            <w:pPr>
+              <w:pStyle w:val="Compact"/>
+            </w:pPr>
+            <w:r>
+              <w:t xml:space="preserve">Vulnerability Management (Defender VM + KEV)</w:t>
+            </w:r>
+          </w:p>
+        </w:tc>
+        <w:tc>
+          <w:tcPr/>
+          <w:p>
+            <w:pPr>
+              <w:pStyle w:val="Compact"/>
+            </w:pPr>
+            <w:r>
+              <w:t xml:space="preserve">RA-5(×3), SI-2(×2), SI-5, CM-7(×2)</w:t>
+            </w:r>
+          </w:p>
+        </w:tc>
+      </w:tr>
+      <w:tr>
+        <w:tc>
+          <w:tcPr/>
+          <w:p>
+            <w:pPr>
+              <w:pStyle w:val="Compact"/>
+            </w:pPr>
+            <w:r>
+              <w:t xml:space="preserve">Part 12</w:t>
+            </w:r>
+          </w:p>
+        </w:tc>
+        <w:tc>
+          <w:tcPr/>
+          <w:p>
+            <w:pPr>
+              <w:pStyle w:val="Compact"/>
+            </w:pPr>
+            <w:r>
+              <w:t xml:space="preserve">Data Protection (Purview + Key Vault CMK)</w:t>
+            </w:r>
+          </w:p>
+        </w:tc>
+        <w:tc>
+          <w:tcPr/>
+          <w:p>
+            <w:pPr>
+              <w:pStyle w:val="Compact"/>
+            </w:pPr>
+            <w:r>
+              <w:t xml:space="preserve">MP-2–5, SC-12/13/17/28, AU-10</w:t>
+            </w:r>
+          </w:p>
+        </w:tc>
+      </w:tr>
+      <w:tr>
+        <w:tc>
+          <w:tcPr/>
+          <w:p>
+            <w:pPr>
+              <w:pStyle w:val="Compact"/>
+            </w:pPr>
+            <w:r>
+              <w:t xml:space="preserve">Part 13</w:t>
+            </w:r>
+          </w:p>
+        </w:tc>
+        <w:tc>
+          <w:tcPr/>
+          <w:p>
+            <w:pPr>
+              <w:pStyle w:val="Compact"/>
+            </w:pPr>
+            <w:r>
+              <w:t xml:space="preserve">SIEM / XDR / Detection Engineering (Sentinel)</w:t>
+            </w:r>
+          </w:p>
+        </w:tc>
+        <w:tc>
+          <w:tcPr/>
+          <w:p>
+            <w:pPr>
+              <w:pStyle w:val="Compact"/>
+            </w:pPr>
+            <w:r>
+              <w:t xml:space="preserve">AU-6(×3), AU-7/8/11, SI-4(×4), IR-4/6/8</w:t>
+            </w:r>
+          </w:p>
+        </w:tc>
+      </w:tr>
+      <w:tr>
+        <w:tc>
+          <w:tcPr/>
+          <w:p>
+            <w:pPr>
+              <w:pStyle w:val="Compact"/>
+            </w:pPr>
+            <w:r>
+              <w:t xml:space="preserve">Part 14</w:t>
+            </w:r>
+          </w:p>
+        </w:tc>
+        <w:tc>
+          <w:tcPr/>
+          <w:p>
+            <w:pPr>
+              <w:pStyle w:val="Compact"/>
+            </w:pPr>
+            <w:r>
+              <w:t xml:space="preserve">Business Continuity / Contingency Planning</w:t>
+            </w:r>
+          </w:p>
+        </w:tc>
+        <w:tc>
+          <w:tcPr/>
+          <w:p>
+            <w:pPr>
+              <w:pStyle w:val="Compact"/>
+            </w:pPr>
+            <w:r>
+              <w:t xml:space="preserve">CP-2(×3), CP-3/4(×2), CP-6/7(×3), CP-8(×2)</w:t>
+            </w:r>
+          </w:p>
+        </w:tc>
+      </w:tr>
+      <w:tr>
+        <w:tc>
+          <w:tcPr/>
+          <w:p>
+            <w:pPr>
+              <w:pStyle w:val="Compact"/>
+            </w:pPr>
+            <w:r>
+              <w:t xml:space="preserve">Part 15</w:t>
+            </w:r>
+          </w:p>
+        </w:tc>
+        <w:tc>
+          <w:tcPr/>
+          <w:p>
+            <w:pPr>
+              <w:pStyle w:val="Compact"/>
+            </w:pPr>
+            <w:r>
+              <w:t xml:space="preserve">Supply Chain Risk / SBOM / VDR</w:t>
+            </w:r>
+          </w:p>
+        </w:tc>
+        <w:tc>
+          <w:tcPr/>
+          <w:p>
+            <w:pPr>
+              <w:pStyle w:val="Compact"/>
+            </w:pPr>
+            <w:r>
+              <w:t xml:space="preserve">SR-1–3/5/6/8/10/11; BOD 26-04 VER framework</w:t>
+            </w:r>
+          </w:p>
+        </w:tc>
+      </w:tr>
+      <w:tr>
+        <w:tc>
+          <w:tcPr/>
+          <w:p>
+            <w:pPr>
+              <w:pStyle w:val="Compact"/>
+            </w:pPr>
+            <w:r>
+              <w:t xml:space="preserve">Part 16</w:t>
+            </w:r>
+          </w:p>
+        </w:tc>
+        <w:tc>
+          <w:tcPr/>
+          <w:p>
+            <w:pPr>
+              <w:pStyle w:val="Compact"/>
+            </w:pPr>
+            <w:r>
+              <w:t xml:space="preserve">Program Management Governance</w:t>
+            </w:r>
+          </w:p>
+        </w:tc>
+        <w:tc>
+          <w:tcPr/>
+          <w:p>
+            <w:pPr>
+              <w:pStyle w:val="Compact"/>
+            </w:pPr>
+            <w:r>
+              <w:t xml:space="preserve">PM-1/2/5/7/9/11/14/15/30; SCRM charter</w:t>
+            </w:r>
+          </w:p>
+        </w:tc>
+      </w:tr>
+      <w:tr>
+        <w:tc>
+          <w:tcPr/>
+          <w:p>
+            <w:pPr>
+              <w:pStyle w:val="Compact"/>
+            </w:pPr>
+            <w:r>
+              <w:t xml:space="preserve">Part 17</w:t>
+            </w:r>
+          </w:p>
+        </w:tc>
+        <w:tc>
+          <w:tcPr/>
+          <w:p>
+            <w:pPr>
+              <w:pStyle w:val="Compact"/>
+            </w:pPr>
+            <w:r>
+              <w:t xml:space="preserve">PII Processing and Transparency</w:t>
+            </w:r>
+          </w:p>
+        </w:tc>
+        <w:tc>
+          <w:tcPr/>
+          <w:p>
+            <w:pPr>
+              <w:pStyle w:val="Compact"/>
+            </w:pPr>
+            <w:r>
+              <w:t xml:space="preserve">PT-1/2/3/4/5/7; DFL-001..006 data flow maps</w:t>
+            </w:r>
+          </w:p>
+        </w:tc>
+      </w:tr>
+      <w:tr>
+        <w:tc>
+          <w:tcPr/>
+          <w:p>
+            <w:pPr>
+              <w:pStyle w:val="Compact"/>
+            </w:pPr>
+            <w:r>
+              <w:t xml:space="preserve">Part 18</w:t>
+            </w:r>
+          </w:p>
+        </w:tc>
+        <w:tc>
+          <w:tcPr/>
+          <w:p>
+            <w:pPr>
+              <w:pStyle w:val="Compact"/>
+            </w:pPr>
+            <w:r>
+              <w:t xml:space="preserve">Cybersecurity Awareness and Training</w:t>
+            </w:r>
+          </w:p>
+        </w:tc>
+        <w:tc>
+          <w:tcPr/>
+          <w:p>
+            <w:pPr>
+              <w:pStyle w:val="Compact"/>
+            </w:pPr>
+            <w:r>
+              <w:t xml:space="preserve">AT-2, AT-2(1), AT-2(2), AT-3, AT-3(3), AT-3(5), AT-4, CP-3, IR-2</w:t>
+            </w:r>
+          </w:p>
+        </w:tc>
+      </w:tr>
+      <w:tr>
+        <w:tc>
+          <w:tcPr/>
+          <w:p>
+            <w:pPr>
+              <w:pStyle w:val="Compact"/>
+            </w:pPr>
+            <w:r>
+              <w:rPr>
+                <w:b/>
+                <w:bCs/>
+              </w:rPr>
+              <w:t xml:space="preserve">Part 19</w:t>
+            </w:r>
+          </w:p>
+        </w:tc>
+        <w:tc>
+          <w:tcPr/>
+          <w:p>
+            <w:pPr>
+              <w:pStyle w:val="Compact"/>
+            </w:pPr>
+            <w:r>
+              <w:rPr>
+                <w:b/>
+                <w:bCs/>
+              </w:rPr>
+              <w:t xml:space="preserve">Authorization Package and ConMon</w:t>
+            </w:r>
+          </w:p>
+        </w:tc>
+        <w:tc>
+          <w:tcPr/>
+          <w:p>
+            <w:pPr>
+              <w:pStyle w:val="Compact"/>
+            </w:pPr>
+            <w:r>
+              <w:rPr>
+                <w:b/>
+                <w:bCs/>
+              </w:rPr>
+              <w:t xml:space="preserve">CA-2, CA-5, CA-6, CA-7, CA-7(1), CA-7(3), RA-3, SA-15</w:t>
+            </w:r>
+          </w:p>
+        </w:tc>
+      </w:tr>
+    </w:tbl>
+    <w:p>
+      <w:r>
+        <w:pict>
+          <v:rect style="width:0;height:1.5pt" o:hralign="center" o:hrstd="t" o:hr="t"/>
+        </w:pict>
+      </w:r>
+    </w:p>
+    <w:bookmarkEnd w:id="13"/>
+    <w:bookmarkEnd w:id="14"/>
+    <w:bookmarkStart w:id="17" w:name="Xd6bcb6bb544cfbe9a7c9f2ec6baa6dd6a715faa"/>
+    <w:p>
+      <w:pPr>
+        <w:pStyle w:val="Heading2"/>
+      </w:pPr>
+      <w:r>
+        <w:t xml:space="preserve">Conformance Adapter / OSCAL Emitter — Current State</w:t>
+      </w:r>
+    </w:p>
+    <w:p>
+      <w:pPr>
+        <w:pStyle w:val="FirstParagraph"/>
+      </w:pPr>
+      <w:r>
+        <w:rPr>
+          <w:b/>
+          <w:bCs/>
+        </w:rPr>
+        <w:t xml:space="preserve">As of 2026-07-04 (post Part 18 / all 29 KSIs active):</w:t>
+      </w:r>
+    </w:p>
+    <w:tbl>
+      <w:tblPr>
+        <w:tblStyle w:val="Table"/>
+        <w:tblW w:type="pct" w:w="5000"/>
+        <w:tblLayout w:type="fixed"/>
+        <w:tblLook w:firstRow="1" w:lastRow="0" w:firstColumn="0" w:lastColumn="0" w:noHBand="0" w:noVBand="0" w:val="0020"/>
       </w:tblPr>
       <w:tblGrid>
         <w:gridCol w:w="3696"/>
@@ -1355,14 +1351,13 @@
       </w:tblGrid>
       <w:tr>
         <w:trPr>
-          <w:tblHeader w:val="true"/>
+          <w:tblHeader w:val="on"/>
         </w:trPr>
         <w:tc>
           <w:tcPr/>
           <w:p>
             <w:pPr>
               <w:pStyle w:val="Compact"/>
-              <w:jc w:val="left"/>
             </w:pPr>
             <w:r>
               <w:t xml:space="preserve">Layer</w:t>
@@ -1374,7 +1369,6 @@
           <w:p>
             <w:pPr>
               <w:pStyle w:val="Compact"/>
-              <w:jc w:val="left"/>
             </w:pPr>
             <w:r>
               <w:t xml:space="preserve">Status</w:t>
@@ -1388,7 +1382,6 @@
           <w:p>
             <w:pPr>
               <w:pStyle w:val="Compact"/>
-              <w:jc w:val="left"/>
             </w:pPr>
             <w:r>
               <w:t xml:space="preserve">All 8 surface slots bound to AAN evidence</w:t>
@@ -1400,7 +1393,6 @@
           <w:p>
             <w:pPr>
               <w:pStyle w:val="Compact"/>
-              <w:jc w:val="left"/>
             </w:pPr>
             <w:r>
               <w:t xml:space="preserve">✓ complete</w:t>
@@ -1414,7 +1406,6 @@
           <w:p>
             <w:pPr>
               <w:pStyle w:val="Compact"/>
-              <w:jc w:val="left"/>
             </w:pPr>
             <w:r>
               <w:t xml:space="preserve">OSCAL Emitter: AP + AR + POAM bundle</w:t>
@@ -1426,7 +1417,6 @@
           <w:p>
             <w:pPr>
               <w:pStyle w:val="Compact"/>
-              <w:jc w:val="left"/>
             </w:pPr>
             <w:r>
               <w:t xml:space="preserve">✓ complete (</w:t>
@@ -1449,7 +1439,6 @@
           <w:p>
             <w:pPr>
               <w:pStyle w:val="Compact"/>
-              <w:jc w:val="left"/>
             </w:pPr>
             <w:r>
               <w:t xml:space="preserve">KSI mapping (KSI-001..029)</w:t>
@@ -1461,7 +1450,6 @@
           <w:p>
             <w:pPr>
               <w:pStyle w:val="Compact"/>
-              <w:jc w:val="left"/>
             </w:pPr>
             <w:r>
               <w:t xml:space="preserve">✓ complete</w:t>
@@ -1475,7 +1463,6 @@
           <w:p>
             <w:pPr>
               <w:pStyle w:val="Compact"/>
-              <w:jc w:val="left"/>
             </w:pPr>
             <w:r>
               <w:t xml:space="preserve">Evaluation engine wired for active rules</w:t>
@@ -1487,7 +1474,6 @@
           <w:p>
             <w:pPr>
               <w:pStyle w:val="Compact"/>
-              <w:jc w:val="left"/>
             </w:pPr>
             <w:r>
               <w:t xml:space="preserve">✓ all 29 KSI rules active (0 scaffold)</w:t>
@@ -1501,7 +1487,6 @@
           <w:p>
             <w:pPr>
               <w:pStyle w:val="Compact"/>
-              <w:jc w:val="left"/>
             </w:pPr>
             <w:r>
               <w:t xml:space="preserve">Remaining scaffolds</w:t>
@@ -1513,12 +1498,11 @@
           <w:p>
             <w:pPr>
               <w:pStyle w:val="Compact"/>
-              <w:jc w:val="left"/>
             </w:pPr>
             <w:r>
               <w:rPr>
+                <w:b/>
                 <w:bCs/>
-                <w:b/>
               </w:rPr>
               <w:t xml:space="preserve">None</w:t>
             </w:r>
@@ -1532,7 +1516,7 @@
         </w:tc>
       </w:tr>
     </w:tbl>
-    <w:bookmarkStart w:id="25" w:name="slot-bindings-all-8-slots"/>
+    <w:bookmarkStart w:id="15" w:name="slot-bindings-all-8-slots"/>
     <w:p>
       <w:pPr>
         <w:pStyle w:val="Heading3"/>
@@ -1545,8 +1529,8 @@
       <w:tblPr>
         <w:tblStyle w:val="Table"/>
         <w:tblW w:type="pct" w:w="5000"/>
+        <w:tblLayout w:type="fixed"/>
         <w:tblLook w:firstRow="1" w:lastRow="0" w:firstColumn="0" w:lastColumn="0" w:noHBand="0" w:noVBand="0" w:val="0020"/>
-        <w:jc w:val="start"/>
       </w:tblPr>
       <w:tblGrid>
         <w:gridCol w:w="1697"/>
@@ -1555,14 +1539,13 @@
       </w:tblGrid>
       <w:tr>
         <w:trPr>
-          <w:tblHeader w:val="true"/>
+          <w:tblHeader w:val="on"/>
         </w:trPr>
         <w:tc>
           <w:tcPr/>
           <w:p>
             <w:pPr>
               <w:pStyle w:val="Compact"/>
-              <w:jc w:val="left"/>
             </w:pPr>
             <w:r>
               <w:t xml:space="preserve">Slot</w:t>
@@ -1574,7 +1557,6 @@
           <w:p>
             <w:pPr>
               <w:pStyle w:val="Compact"/>
-              <w:jc w:val="left"/>
             </w:pPr>
             <w:r>
               <w:t xml:space="preserve">Evidence</w:t>
@@ -1586,7 +1568,6 @@
           <w:p>
             <w:pPr>
               <w:pStyle w:val="Compact"/>
-              <w:jc w:val="left"/>
             </w:pPr>
             <w:r>
               <w:t xml:space="preserve">KSI Themes</w:t>
@@ -1600,7 +1581,6 @@
           <w:p>
             <w:pPr>
               <w:pStyle w:val="Compact"/>
-              <w:jc w:val="left"/>
             </w:pPr>
             <w:r>
               <w:t xml:space="preserve">slot-01 identity</w:t>
@@ -1612,19 +1592,17 @@
           <w:p>
             <w:pPr>
               <w:pStyle w:val="Compact"/>
-              <w:jc w:val="left"/>
-            </w:pPr>
-            <w:r>
-              <w:t xml:space="preserve">Parts 3, 7</w:t>
-            </w:r>
-          </w:p>
-        </w:tc>
-        <w:tc>
-          <w:tcPr/>
-          <w:p>
-            <w:pPr>
-              <w:pStyle w:val="Compact"/>
-              <w:jc w:val="left"/>
+            </w:pPr>
+            <w:r>
+              <w:t xml:space="preserve">Parts 3, 4, 5, 10</w:t>
+            </w:r>
+          </w:p>
+        </w:tc>
+        <w:tc>
+          <w:tcPr/>
+          <w:p>
+            <w:pPr>
+              <w:pStyle w:val="Compact"/>
             </w:pPr>
             <w:r>
               <w:t xml:space="preserve">KSI-IAM</w:t>
@@ -1638,7 +1616,6 @@
           <w:p>
             <w:pPr>
               <w:pStyle w:val="Compact"/>
-              <w:jc w:val="left"/>
             </w:pPr>
             <w:r>
               <w:t xml:space="preserve">slot-02 data</w:t>
@@ -1650,19 +1627,17 @@
           <w:p>
             <w:pPr>
               <w:pStyle w:val="Compact"/>
-              <w:jc w:val="left"/>
-            </w:pPr>
-            <w:r>
-              <w:t xml:space="preserve">Parts 9</w:t>
-            </w:r>
-          </w:p>
-        </w:tc>
-        <w:tc>
-          <w:tcPr/>
-          <w:p>
-            <w:pPr>
-              <w:pStyle w:val="Compact"/>
-              <w:jc w:val="left"/>
+            </w:pPr>
+            <w:r>
+              <w:t xml:space="preserve">Parts 12</w:t>
+            </w:r>
+          </w:p>
+        </w:tc>
+        <w:tc>
+          <w:tcPr/>
+          <w:p>
+            <w:pPr>
+              <w:pStyle w:val="Compact"/>
             </w:pPr>
             <w:r>
               <w:t xml:space="preserve">KSI-MLA</w:t>
@@ -1676,7 +1651,6 @@
           <w:p>
             <w:pPr>
               <w:pStyle w:val="Compact"/>
-              <w:jc w:val="left"/>
             </w:pPr>
             <w:r>
               <w:t xml:space="preserve">slot-03 network</w:t>
@@ -1688,19 +1662,17 @@
           <w:p>
             <w:pPr>
               <w:pStyle w:val="Compact"/>
-              <w:jc w:val="left"/>
-            </w:pPr>
-            <w:r>
-              <w:t xml:space="preserve">Parts 1, 2</w:t>
-            </w:r>
-          </w:p>
-        </w:tc>
-        <w:tc>
-          <w:tcPr/>
-          <w:p>
-            <w:pPr>
-              <w:pStyle w:val="Compact"/>
-              <w:jc w:val="left"/>
+            </w:pPr>
+            <w:r>
+              <w:t xml:space="preserve">Parts 1, 2, 6</w:t>
+            </w:r>
+          </w:p>
+        </w:tc>
+        <w:tc>
+          <w:tcPr/>
+          <w:p>
+            <w:pPr>
+              <w:pStyle w:val="Compact"/>
             </w:pPr>
             <w:r>
               <w:t xml:space="preserve">KSI-CNA, KSI-SVC</w:t>
@@ -1714,7 +1686,6 @@
           <w:p>
             <w:pPr>
               <w:pStyle w:val="Compact"/>
-              <w:jc w:val="left"/>
             </w:pPr>
             <w:r>
               <w:t xml:space="preserve">slot-04 telemetry</w:t>
@@ -1726,19 +1697,17 @@
           <w:p>
             <w:pPr>
               <w:pStyle w:val="Compact"/>
-              <w:jc w:val="left"/>
-            </w:pPr>
-            <w:r>
-              <w:t xml:space="preserve">Parts 8, 9, 10</w:t>
-            </w:r>
-          </w:p>
-        </w:tc>
-        <w:tc>
-          <w:tcPr/>
-          <w:p>
-            <w:pPr>
-              <w:pStyle w:val="Compact"/>
-              <w:jc w:val="left"/>
+            </w:pPr>
+            <w:r>
+              <w:t xml:space="preserve">Parts 11, 12, 13</w:t>
+            </w:r>
+          </w:p>
+        </w:tc>
+        <w:tc>
+          <w:tcPr/>
+          <w:p>
+            <w:pPr>
+              <w:pStyle w:val="Compact"/>
             </w:pPr>
             <w:r>
               <w:t xml:space="preserve">KSI-MLA, KSI-INR</w:t>
@@ -1752,7 +1721,6 @@
           <w:p>
             <w:pPr>
               <w:pStyle w:val="Compact"/>
-              <w:jc w:val="left"/>
             </w:pPr>
             <w:r>
               <w:t xml:space="preserve">slot-05 endpoint</w:t>
@@ -1764,19 +1732,17 @@
           <w:p>
             <w:pPr>
               <w:pStyle w:val="Compact"/>
-              <w:jc w:val="left"/>
-            </w:pPr>
-            <w:r>
-              <w:t xml:space="preserve">Parts 7, 8, 14</w:t>
-            </w:r>
-          </w:p>
-        </w:tc>
-        <w:tc>
-          <w:tcPr/>
-          <w:p>
-            <w:pPr>
-              <w:pStyle w:val="Compact"/>
-              <w:jc w:val="left"/>
+            </w:pPr>
+            <w:r>
+              <w:t xml:space="preserve">Parts 2, 10, 11, 17</w:t>
+            </w:r>
+          </w:p>
+        </w:tc>
+        <w:tc>
+          <w:tcPr/>
+          <w:p>
+            <w:pPr>
+              <w:pStyle w:val="Compact"/>
             </w:pPr>
             <w:r>
               <w:t xml:space="preserve">KSI-PIY, PT</w:t>
@@ -1790,7 +1756,6 @@
           <w:p>
             <w:pPr>
               <w:pStyle w:val="Compact"/>
-              <w:jc w:val="left"/>
             </w:pPr>
             <w:r>
               <w:t xml:space="preserve">slot-06 security</w:t>
@@ -1802,19 +1767,17 @@
           <w:p>
             <w:pPr>
               <w:pStyle w:val="Compact"/>
-              <w:jc w:val="left"/>
-            </w:pPr>
-            <w:r>
-              <w:t xml:space="preserve">Parts 8, 10, 12, 13</w:t>
-            </w:r>
-          </w:p>
-        </w:tc>
-        <w:tc>
-          <w:tcPr/>
-          <w:p>
-            <w:pPr>
-              <w:pStyle w:val="Compact"/>
-              <w:jc w:val="left"/>
+            </w:pPr>
+            <w:r>
+              <w:t xml:space="preserve">Parts 11, 13, 15, 16</w:t>
+            </w:r>
+          </w:p>
+        </w:tc>
+        <w:tc>
+          <w:tcPr/>
+          <w:p>
+            <w:pPr>
+              <w:pStyle w:val="Compact"/>
             </w:pPr>
             <w:r>
               <w:t xml:space="preserve">KSI-CMT, KSI-SCR</w:t>
@@ -1828,7 +1791,6 @@
           <w:p>
             <w:pPr>
               <w:pStyle w:val="Compact"/>
-              <w:jc w:val="left"/>
             </w:pPr>
             <w:r>
               <w:t xml:space="preserve">slot-07 continuity</w:t>
@@ -1840,19 +1802,17 @@
           <w:p>
             <w:pPr>
               <w:pStyle w:val="Compact"/>
-              <w:jc w:val="left"/>
-            </w:pPr>
-            <w:r>
-              <w:t xml:space="preserve">Part 11</w:t>
-            </w:r>
-          </w:p>
-        </w:tc>
-        <w:tc>
-          <w:tcPr/>
-          <w:p>
-            <w:pPr>
-              <w:pStyle w:val="Compact"/>
-              <w:jc w:val="left"/>
+            </w:pPr>
+            <w:r>
+              <w:t xml:space="preserve">Part 14</w:t>
+            </w:r>
+          </w:p>
+        </w:tc>
+        <w:tc>
+          <w:tcPr/>
+          <w:p>
+            <w:pPr>
+              <w:pStyle w:val="Compact"/>
             </w:pPr>
             <w:r>
               <w:t xml:space="preserve">KSI-RPL, KSI-INR, KSI-CED (partial CP-3)</w:t>
@@ -1866,12 +1826,11 @@
           <w:p>
             <w:pPr>
               <w:pStyle w:val="Compact"/>
-              <w:jc w:val="left"/>
             </w:pPr>
             <w:r>
               <w:rPr>
+                <w:b/>
                 <w:bCs/>
-                <w:b/>
               </w:rPr>
               <w:t xml:space="preserve">slot-08 training</w:t>
             </w:r>
@@ -1882,28 +1841,26 @@
           <w:p>
             <w:pPr>
               <w:pStyle w:val="Compact"/>
-              <w:jc w:val="left"/>
             </w:pPr>
             <w:r>
               <w:rPr>
+                <w:b/>
                 <w:bCs/>
+              </w:rPr>
+              <w:t xml:space="preserve">Part 18</w:t>
+            </w:r>
+          </w:p>
+        </w:tc>
+        <w:tc>
+          <w:tcPr/>
+          <w:p>
+            <w:pPr>
+              <w:pStyle w:val="Compact"/>
+            </w:pPr>
+            <w:r>
+              <w:rPr>
                 <w:b/>
-              </w:rPr>
-              <w:t xml:space="preserve">Part 15</w:t>
-            </w:r>
-          </w:p>
-        </w:tc>
-        <w:tc>
-          <w:tcPr/>
-          <w:p>
-            <w:pPr>
-              <w:pStyle w:val="Compact"/>
-              <w:jc w:val="left"/>
-            </w:pPr>
-            <w:r>
-              <w:rPr>
                 <w:bCs/>
-                <w:b/>
               </w:rPr>
               <w:t xml:space="preserve">KSI-CED (KSI-CED-RAT, high confidence)</w:t>
             </w:r>
@@ -1911,22 +1868,82 @@
         </w:tc>
       </w:tr>
     </w:tbl>
-    <w:bookmarkEnd w:id="25"/>
-    <w:bookmarkStart w:id="26" w:name="rule-status-summary"/>
+    <w:bookmarkEnd w:id="15"/>
+    <w:bookmarkStart w:id="16" w:name="rule-status-summary"/>
     <w:p>
       <w:pPr>
         <w:pStyle w:val="Heading3"/>
       </w:pPr>
       <w:r>
         <w:t xml:space="preserve">Rule status summary:</w:t>
+      </w:r>
+    </w:p>
+    <w:p>
+      <w:pPr>
+        <w:pStyle w:val="FirstParagraph"/>
+      </w:pPr>
+      <w:r>
+        <w:rPr>
+          <w:b/>
+          <w:bCs/>
+        </w:rPr>
+        <w:t xml:space="preserve">Coverage gap.</w:t>
+      </w:r>
+      <w:r>
+        <w:t xml:space="preserve"> </w:t>
+      </w:r>
+      <w:r>
+        <w:t xml:space="preserve">The ScuBA-based rules cover KSI-001..010 — 10 of the 29</w:t>
+      </w:r>
+      <w:r>
+        <w:t xml:space="preserve"> </w:t>
+      </w:r>
+      <w:r>
+        <w:t xml:space="preserve">active KSI rules. The remaining 19 rules bind to evidence slots that exist only</w:t>
+      </w:r>
+      <w:r>
+        <w:t xml:space="preserve"> </w:t>
+      </w:r>
+      <w:r>
+        <w:t xml:space="preserve">because the architecture in Parts 1–18 was built: conformance tooling measures</w:t>
+      </w:r>
+      <w:r>
+        <w:t xml:space="preserve"> </w:t>
+      </w:r>
+      <w:r>
+        <w:t xml:space="preserve">drift from an intended state; it cannot author one. The authoritative</w:t>
+      </w:r>
+      <w:r>
+        <w:t xml:space="preserve"> </w:t>
+      </w:r>
+      <w:r>
+        <w:t xml:space="preserve">rule-by-rule view (closing technology, conformance-tool attestability, evidence</w:t>
+      </w:r>
+      <w:r>
+        <w:t xml:space="preserve"> </w:t>
+      </w:r>
+      <w:r>
+        <w:t xml:space="preserve">slot, series Part) is maintained in Book 00, section</w:t>
+      </w:r>
+      <w:r>
+        <w:t xml:space="preserve"> </w:t>
+      </w:r>
+      <w:r>
+        <w:t xml:space="preserve">“The KSI Closure Necessity</w:t>
+      </w:r>
+      <w:r>
+        <w:t xml:space="preserve"> </w:t>
+      </w:r>
+      <w:r>
+        <w:t xml:space="preserve">Matrix.”</w:t>
       </w:r>
     </w:p>
     <w:tbl>
       <w:tblPr>
         <w:tblStyle w:val="Table"/>
         <w:tblW w:type="pct" w:w="5000"/>
+        <w:tblLayout w:type="fixed"/>
         <w:tblLook w:firstRow="1" w:lastRow="0" w:firstColumn="0" w:lastColumn="0" w:noHBand="0" w:noVBand="0" w:val="0020"/>
-        <w:jc w:val="start"/>
       </w:tblPr>
       <w:tblGrid>
         <w:gridCol w:w="2880"/>
@@ -1935,14 +1952,13 @@
       </w:tblGrid>
       <w:tr>
         <w:trPr>
-          <w:tblHeader w:val="true"/>
+          <w:tblHeader w:val="on"/>
         </w:trPr>
         <w:tc>
           <w:tcPr/>
           <w:p>
             <w:pPr>
               <w:pStyle w:val="Compact"/>
-              <w:jc w:val="left"/>
             </w:pPr>
             <w:r>
               <w:t xml:space="preserve">Status</w:t>
@@ -1954,7 +1970,6 @@
           <w:p>
             <w:pPr>
               <w:pStyle w:val="Compact"/>
-              <w:jc w:val="left"/>
             </w:pPr>
             <w:r>
               <w:t xml:space="preserve">Count</w:t>
@@ -1966,7 +1981,6 @@
           <w:p>
             <w:pPr>
               <w:pStyle w:val="Compact"/>
-              <w:jc w:val="left"/>
             </w:pPr>
             <w:r>
               <w:t xml:space="preserve">Rules</w:t>
@@ -1980,7 +1994,6 @@
           <w:p>
             <w:pPr>
               <w:pStyle w:val="Compact"/>
-              <w:jc w:val="left"/>
             </w:pPr>
             <w:r>
               <w:t xml:space="preserve">Active (slot evaluator, high confidence)</w:t>
@@ -1992,7 +2005,6 @@
           <w:p>
             <w:pPr>
               <w:pStyle w:val="Compact"/>
-              <w:jc w:val="left"/>
             </w:pPr>
             <w:r>
               <w:t xml:space="preserve">19</w:t>
@@ -2004,7 +2016,6 @@
           <w:p>
             <w:pPr>
               <w:pStyle w:val="Compact"/>
-              <w:jc w:val="left"/>
             </w:pPr>
             <w:r>
               <w:t xml:space="preserve">KSI-011..016, KSI-017..022, KSI-023..029</w:t>
@@ -2018,19 +2029,17 @@
           <w:p>
             <w:pPr>
               <w:pStyle w:val="Compact"/>
-              <w:jc w:val="left"/>
-            </w:pPr>
-            <w:r>
-              <w:t xml:space="preserve">Active (ScuBA-based, no slot binding)</w:t>
-            </w:r>
-          </w:p>
-        </w:tc>
-        <w:tc>
-          <w:tcPr/>
-          <w:p>
-            <w:pPr>
-              <w:pStyle w:val="Compact"/>
-              <w:jc w:val="left"/>
+            </w:pPr>
+            <w:r>
+              <w:t xml:space="preserve">Active (ScuBA-based; ScubaDrift-verdict-backed, no slot binding)</w:t>
+            </w:r>
+          </w:p>
+        </w:tc>
+        <w:tc>
+          <w:tcPr/>
+          <w:p>
+            <w:pPr>
+              <w:pStyle w:val="Compact"/>
             </w:pPr>
             <w:r>
               <w:t xml:space="preserve">10</w:t>
@@ -2042,7 +2051,6 @@
           <w:p>
             <w:pPr>
               <w:pStyle w:val="Compact"/>
-              <w:jc w:val="left"/>
             </w:pPr>
             <w:r>
               <w:t xml:space="preserve">KSI-001..010</w:t>
@@ -2056,7 +2064,6 @@
           <w:p>
             <w:pPr>
               <w:pStyle w:val="Compact"/>
-              <w:jc w:val="left"/>
             </w:pPr>
             <w:r>
               <w:t xml:space="preserve">Scaffold (evidence contract incomplete)</w:t>
@@ -2068,12 +2075,11 @@
           <w:p>
             <w:pPr>
               <w:pStyle w:val="Compact"/>
-              <w:jc w:val="left"/>
             </w:pPr>
             <w:r>
               <w:rPr>
+                <w:b/>
                 <w:bCs/>
-                <w:b/>
               </w:rPr>
               <w:t xml:space="preserve">0</w:t>
             </w:r>
@@ -2084,12 +2090,11 @@
           <w:p>
             <w:pPr>
               <w:pStyle w:val="Compact"/>
-              <w:jc w:val="left"/>
             </w:pPr>
             <w:r>
               <w:rPr>
+                <w:b/>
                 <w:bCs/>
-                <w:b/>
               </w:rPr>
               <w:t xml:space="preserve">None</w:t>
             </w:r>
@@ -2104,9 +2109,9 @@
         </w:pict>
       </w:r>
     </w:p>
-    <w:bookmarkEnd w:id="26"/>
-    <w:bookmarkEnd w:id="27"/>
-    <w:bookmarkStart w:id="37" w:name="sequenced-implementation-plan"/>
+    <w:bookmarkEnd w:id="16"/>
+    <w:bookmarkEnd w:id="17"/>
+    <w:bookmarkStart w:id="27" w:name="sequenced-implementation-plan"/>
     <w:p>
       <w:pPr>
         <w:pStyle w:val="Heading2"/>
@@ -2115,7 +2120,7 @@
         <w:t xml:space="preserve">Sequenced Implementation Plan</w:t>
       </w:r>
     </w:p>
-    <w:bookmarkStart w:id="28" w:name="phase-0-immediate-july-2026-complete"/>
+    <w:bookmarkStart w:id="18" w:name="phase-0-immediate-july-2026-complete"/>
     <w:p>
       <w:pPr>
         <w:pStyle w:val="Heading3"/>
@@ -2126,106 +2131,106 @@
     </w:p>
     <w:p>
       <w:pPr>
+        <w:pStyle w:val="Compact"/>
         <w:numPr>
           <w:ilvl w:val="0"/>
           <w:numId w:val="1001"/>
         </w:numPr>
+      </w:pPr>
+      <w:r>
+        <w:t xml:space="preserve">Parts 1, 5–9 delivered (34 controls)</w:t>
+      </w:r>
+    </w:p>
+    <w:p>
+      <w:pPr>
         <w:pStyle w:val="Compact"/>
-      </w:pPr>
-      <w:r>
-        <w:t xml:space="preserve">☒ Parts 1–6 delivered (34 controls)</w:t>
-      </w:r>
-    </w:p>
-    <w:p>
-      <w:pPr>
-        <w:numPr>
-          <w:ilvl w:val="0"/>
-          <w:numId w:val="1001"/>
-        </w:numPr>
-        <w:pStyle w:val="Compact"/>
-      </w:pPr>
-      <w:r>
-        <w:t xml:space="preserve">☒ Parts 7–11 delivered (~55 controls)</w:t>
-      </w:r>
-    </w:p>
-    <w:p>
-      <w:pPr>
-        <w:numPr>
-          <w:ilvl w:val="0"/>
-          <w:numId w:val="1001"/>
-        </w:numPr>
-        <w:pStyle w:val="Compact"/>
-      </w:pPr>
-      <w:r>
-        <w:t xml:space="preserve">☒ Conformance Adapter surface slots 1–4 bound to AAN evidence</w:t>
-      </w:r>
-    </w:p>
-    <w:bookmarkEnd w:id="28"/>
-    <w:bookmarkStart w:id="29" w:name="phase-1-completed-2026-07-03"/>
-    <w:p>
-      <w:pPr>
-        <w:pStyle w:val="Heading3"/>
-      </w:pPr>
-      <w:r>
-        <w:t xml:space="preserve">Phase 1 — Completed 2026-07-03 ✓</w:t>
-      </w:r>
-    </w:p>
-    <w:p>
-      <w:pPr>
         <w:numPr>
           <w:ilvl w:val="0"/>
           <w:numId w:val="1002"/>
         </w:numPr>
+      </w:pPr>
+      <w:r>
+        <w:t xml:space="preserve">Parts 10–14 delivered (~55 controls)</w:t>
+      </w:r>
+    </w:p>
+    <w:p>
+      <w:pPr>
         <w:pStyle w:val="Compact"/>
-      </w:pPr>
-      <w:r>
-        <w:t xml:space="preserve">☒ Part 12: SR / SBOM / VDR framework (Book_12 — BOD 26-04 tiers, Syft, Grype, OpenVEX)</w:t>
-      </w:r>
-    </w:p>
-    <w:p>
-      <w:pPr>
-        <w:numPr>
-          <w:ilvl w:val="0"/>
-          <w:numId w:val="1002"/>
-        </w:numPr>
-        <w:pStyle w:val="Compact"/>
-      </w:pPr>
-      <w:r>
-        <w:t xml:space="preserve">☒ Conformance Adapter SR/security slots bound (slot-05 endpoint, slot-06 security)</w:t>
-      </w:r>
-    </w:p>
-    <w:p>
-      <w:pPr>
-        <w:numPr>
-          <w:ilvl w:val="0"/>
-          <w:numId w:val="1002"/>
-        </w:numPr>
-        <w:pStyle w:val="Compact"/>
-      </w:pPr>
-      <w:r>
-        <w:t xml:space="preserve">☒ KSI-011–014 mapping confidence upgraded low → high (VER contract via Part 12 + slot-06)</w:t>
-      </w:r>
-    </w:p>
-    <w:bookmarkEnd w:id="29"/>
-    <w:bookmarkStart w:id="30" w:name="phase-2-completed-2026-07-03"/>
-    <w:p>
-      <w:pPr>
-        <w:pStyle w:val="Heading3"/>
-      </w:pPr>
-      <w:r>
-        <w:t xml:space="preserve">Phase 2 — Completed 2026-07-03 ✓</w:t>
-      </w:r>
-    </w:p>
-    <w:p>
-      <w:pPr>
         <w:numPr>
           <w:ilvl w:val="0"/>
           <w:numId w:val="1003"/>
         </w:numPr>
+      </w:pPr>
+      <w:r>
+        <w:t xml:space="preserve">Conformance Adapter surface slots 1–4 bound to AAN evidence</w:t>
+      </w:r>
+    </w:p>
+    <w:bookmarkEnd w:id="18"/>
+    <w:bookmarkStart w:id="19" w:name="phase-1-completed-2026-07-03"/>
+    <w:p>
+      <w:pPr>
+        <w:pStyle w:val="Heading3"/>
+      </w:pPr>
+      <w:r>
+        <w:t xml:space="preserve">Phase 1 — Completed 2026-07-03 ✓</w:t>
+      </w:r>
+    </w:p>
+    <w:p>
+      <w:pPr>
         <w:pStyle w:val="Compact"/>
-      </w:pPr>
-      <w:r>
-        <w:t xml:space="preserve">☒ OSCAL Emitter extended to produce AR with KSI verdicts</w:t>
+        <w:numPr>
+          <w:ilvl w:val="0"/>
+          <w:numId w:val="1004"/>
+        </w:numPr>
+      </w:pPr>
+      <w:r>
+        <w:t xml:space="preserve">Part 15: SR / SBOM / VDR framework (Book_15 — BOD 26-04 tiers, Syft, Grype, OpenVEX)</w:t>
+      </w:r>
+    </w:p>
+    <w:p>
+      <w:pPr>
+        <w:pStyle w:val="Compact"/>
+        <w:numPr>
+          <w:ilvl w:val="0"/>
+          <w:numId w:val="1005"/>
+        </w:numPr>
+      </w:pPr>
+      <w:r>
+        <w:t xml:space="preserve">Conformance Adapter SR/security slots bound (slot-05 endpoint, slot-06 security)</w:t>
+      </w:r>
+    </w:p>
+    <w:p>
+      <w:pPr>
+        <w:pStyle w:val="Compact"/>
+        <w:numPr>
+          <w:ilvl w:val="0"/>
+          <w:numId w:val="1006"/>
+        </w:numPr>
+      </w:pPr>
+      <w:r>
+        <w:t xml:space="preserve">KSI-011–014 mapping confidence upgraded low → high (VER contract via Part 15 + slot-06)</w:t>
+      </w:r>
+    </w:p>
+    <w:bookmarkEnd w:id="19"/>
+    <w:bookmarkStart w:id="20" w:name="phase-2-completed-2026-07-03"/>
+    <w:p>
+      <w:pPr>
+        <w:pStyle w:val="Heading3"/>
+      </w:pPr>
+      <w:r>
+        <w:t xml:space="preserve">Phase 2 — Completed 2026-07-03 ✓</w:t>
+      </w:r>
+    </w:p>
+    <w:p>
+      <w:pPr>
+        <w:pStyle w:val="Compact"/>
+        <w:numPr>
+          <w:ilvl w:val="0"/>
+          <w:numId w:val="1007"/>
+        </w:numPr>
+      </w:pPr>
+      <w:r>
+        <w:t xml:space="preserve">OSCAL Emitter extended to produce AR with KSI verdicts</w:t>
       </w:r>
       <w:r>
         <w:t xml:space="preserve"> </w:t>
@@ -2263,84 +2268,84 @@
     </w:p>
     <w:p>
       <w:pPr>
+        <w:pStyle w:val="Compact"/>
         <w:numPr>
           <w:ilvl w:val="0"/>
-          <w:numId w:val="1003"/>
+          <w:numId w:val="1008"/>
         </w:numPr>
+      </w:pPr>
+      <w:r>
+        <w:t xml:space="preserve">Part 16: PM governance artifact templates (Book_16 — PM-1/2/5/7/9/11/14/15/30,</w:t>
+      </w:r>
+      <w:r>
+        <w:t xml:space="preserve"> </w:t>
+      </w:r>
+      <w:r>
+        <w:t xml:space="preserve">SCRM charter satisfying PM-30)</w:t>
+      </w:r>
+    </w:p>
+    <w:p>
+      <w:pPr>
         <w:pStyle w:val="Compact"/>
-      </w:pPr>
-      <w:r>
-        <w:t xml:space="preserve">☒ Part 13: PM governance artifact templates (Book_13 — PM-1/2/5/7/9/11/14/15/30,</w:t>
-      </w:r>
-      <w:r>
-        <w:t xml:space="preserve"> </w:t>
-      </w:r>
-      <w:r>
-        <w:t xml:space="preserve">SCRM charter satisfying PM-30)</w:t>
-      </w:r>
-    </w:p>
-    <w:p>
-      <w:pPr>
         <w:numPr>
           <w:ilvl w:val="0"/>
-          <w:numId w:val="1003"/>
+          <w:numId w:val="1009"/>
         </w:numPr>
+      </w:pPr>
+      <w:r>
+        <w:t xml:space="preserve">CR26 rules for SR/PM families (KSI-015 KSI-SCR-MIT + KSI-016 KSI-SCR-MON → active)</w:t>
+      </w:r>
+    </w:p>
+    <w:bookmarkEnd w:id="20"/>
+    <w:bookmarkStart w:id="21" w:name="phase-3-completed-2026-07-03"/>
+    <w:p>
+      <w:pPr>
+        <w:pStyle w:val="Heading3"/>
+      </w:pPr>
+      <w:r>
+        <w:t xml:space="preserve">Phase 3 — Completed 2026-07-03 ✓</w:t>
+      </w:r>
+    </w:p>
+    <w:p>
+      <w:pPr>
         <w:pStyle w:val="Compact"/>
-      </w:pPr>
-      <w:r>
-        <w:t xml:space="preserve">☒ CR26 rules for SR/PM families (KSI-015 KSI-SCR-MIT + KSI-016 KSI-SCR-MON → active)</w:t>
-      </w:r>
-    </w:p>
-    <w:bookmarkEnd w:id="30"/>
-    <w:bookmarkStart w:id="31" w:name="phase-3-completed-2026-07-03"/>
-    <w:p>
-      <w:pPr>
-        <w:pStyle w:val="Heading3"/>
-      </w:pPr>
-      <w:r>
-        <w:t xml:space="preserve">Phase 3 — Completed 2026-07-03 ✓</w:t>
-      </w:r>
-    </w:p>
-    <w:p>
-      <w:pPr>
         <w:numPr>
           <w:ilvl w:val="0"/>
-          <w:numId w:val="1004"/>
+          <w:numId w:val="1010"/>
         </w:numPr>
+      </w:pPr>
+      <w:r>
+        <w:t xml:space="preserve">Part 17: PT / PII processing templates (Book_17 — PT-1/2/3/4/5/7,</w:t>
+      </w:r>
+      <w:r>
+        <w:t xml:space="preserve"> </w:t>
+      </w:r>
+      <w:r>
+        <w:t xml:space="preserve">PII data flow map DFL-001..006, Purview Data Map integration)</w:t>
+      </w:r>
+    </w:p>
+    <w:p>
+      <w:pPr>
         <w:pStyle w:val="Compact"/>
-      </w:pPr>
-      <w:r>
-        <w:t xml:space="preserve">☒ Part 14: PT / PII processing templates (Book_14 — PT-1/2/3/4/5/7,</w:t>
-      </w:r>
-      <w:r>
-        <w:t xml:space="preserve"> </w:t>
-      </w:r>
-      <w:r>
-        <w:t xml:space="preserve">PII data flow map DFL-001..006, Purview Data Map integration)</w:t>
-      </w:r>
-    </w:p>
-    <w:p>
-      <w:pPr>
         <w:numPr>
           <w:ilvl w:val="0"/>
-          <w:numId w:val="1004"/>
+          <w:numId w:val="1011"/>
         </w:numPr>
+      </w:pPr>
+      <w:r>
+        <w:t xml:space="preserve">KSI-PIY scaffold rules (KSI-017..021 → KSI-PIY-GIV/RES/RIS/RSD/RVD; active)</w:t>
+      </w:r>
+    </w:p>
+    <w:p>
+      <w:pPr>
         <w:pStyle w:val="Compact"/>
-      </w:pPr>
-      <w:r>
-        <w:t xml:space="preserve">☒ KSI-PIY scaffold rules (KSI-017..021 → KSI-PIY-GIV/RES/RIS/RSD/RVD; active)</w:t>
-      </w:r>
-    </w:p>
-    <w:p>
-      <w:pPr>
         <w:numPr>
           <w:ilvl w:val="0"/>
-          <w:numId w:val="1004"/>
+          <w:numId w:val="1012"/>
         </w:numPr>
-        <w:pStyle w:val="Compact"/>
-      </w:pPr>
-      <w:r>
-        <w:t xml:space="preserve">☒ First complete OSCAL AP+AR+POAM bundle generated</w:t>
+      </w:pPr>
+      <w:r>
+        <w:t xml:space="preserve">First complete OSCAL AP+AR+POAM bundle generated</w:t>
       </w:r>
       <w:r>
         <w:t xml:space="preserve"> </w:t>
@@ -2388,8 +2393,8 @@
         <w:t xml:space="preserve">; BOD 26-04 milestones wired)</w:t>
       </w:r>
     </w:p>
-    <w:bookmarkEnd w:id="31"/>
-    <w:bookmarkStart w:id="32" w:name="phase-4-completed-2026-07-03"/>
+    <w:bookmarkEnd w:id="21"/>
+    <w:bookmarkStart w:id="22" w:name="phase-4-completed-2026-07-03"/>
     <w:p>
       <w:pPr>
         <w:pStyle w:val="Heading3"/>
@@ -2400,60 +2405,54 @@
     </w:p>
     <w:p>
       <w:pPr>
+        <w:pStyle w:val="Compact"/>
         <w:numPr>
           <w:ilvl w:val="0"/>
-          <w:numId w:val="1005"/>
+          <w:numId w:val="1013"/>
         </w:numPr>
+      </w:pPr>
+      <w:r>
+        <w:t xml:space="preserve">CR26 breadth gaps filled: CED/INR/RPL scaffold rules added (KSI-022..029)</w:t>
+      </w:r>
+    </w:p>
+    <w:p>
+      <w:pPr>
         <w:pStyle w:val="Compact"/>
-      </w:pPr>
-      <w:r>
-        <w:t xml:space="preserve">☒ CR26 breadth gaps filled: CED/INR/RPL scaffold rules added (KSI-022..029)</w:t>
-      </w:r>
-    </w:p>
-    <w:p>
-      <w:pPr>
         <w:numPr>
           <w:ilvl w:val="0"/>
-          <w:numId w:val="1005"/>
+          <w:numId w:val="1014"/>
         </w:numPr>
+      </w:pPr>
+      <w:r>
+        <w:t xml:space="preserve">Slot-07 continuity binding (Part 14 → CP-2/4/6/7/8/9/10, IR-3 — KSI-RPL/INR/CED)</w:t>
+      </w:r>
+    </w:p>
+    <w:p>
+      <w:pPr>
         <w:pStyle w:val="Compact"/>
-      </w:pPr>
-      <w:r>
-        <w:t xml:space="preserve">☒ Slot-07 continuity binding (Part 11 → CP-2/4/6/7/8/9/10, IR-3 — KSI-RPL/INR/CED)</w:t>
-      </w:r>
-    </w:p>
-    <w:p>
-      <w:pPr>
         <w:numPr>
           <w:ilvl w:val="0"/>
-          <w:numId w:val="1005"/>
+          <w:numId w:val="1015"/>
         </w:numPr>
+      </w:pPr>
+      <w:r>
+        <w:t xml:space="preserve">ADR-111 evaluation engine wired: 15 scaffold rules activated</w:t>
+      </w:r>
+      <w:r>
+        <w:t xml:space="preserve"> </w:t>
+      </w:r>
+      <w:r>
+        <w:t xml:space="preserve">(KSI-011..014, KSI-017..019, KSI-021, KSI-023..029 → Status: active)</w:t>
+      </w:r>
+    </w:p>
+    <w:p>
+      <w:pPr>
         <w:pStyle w:val="Compact"/>
-      </w:pPr>
-      <w:r>
-        <w:t xml:space="preserve">☒ ADR-111 evaluation engine wired: 15 scaffold rules activated</w:t>
-      </w:r>
-      <w:r>
-        <w:t xml:space="preserve"> </w:t>
-      </w:r>
-      <w:r>
-        <w:t xml:space="preserve">(KSI-011..014, KSI-017..019, KSI-021, KSI-023..029 → Status: active)</w:t>
-      </w:r>
-    </w:p>
-    <w:p>
-      <w:pPr>
         <w:numPr>
           <w:ilvl w:val="0"/>
-          <w:numId w:val="1005"/>
+          <w:numId w:val="1016"/>
         </w:numPr>
-        <w:pStyle w:val="Compact"/>
-      </w:pPr>
-      <w:r>
-        <w:t xml:space="preserve">☒</w:t>
-      </w:r>
-      <w:r>
-        <w:t xml:space="preserve"> </w:t>
-      </w:r>
+      </w:pPr>
       <w:r>
         <w:rPr>
           <w:rStyle w:val="VerbatimChar"/>
@@ -2469,158 +2468,152 @@
     </w:p>
     <w:p>
       <w:pPr>
+        <w:pStyle w:val="Compact"/>
         <w:numPr>
           <w:ilvl w:val="0"/>
-          <w:numId w:val="1005"/>
+          <w:numId w:val="1017"/>
         </w:numPr>
+      </w:pPr>
+      <w:r>
+        <w:t xml:space="preserve">All 10 KSI themes now have local-rule coverage (zero-gap themes: none)</w:t>
+      </w:r>
+    </w:p>
+    <w:bookmarkEnd w:id="22"/>
+    <w:bookmarkStart w:id="23" w:name="phase-5-completed-2026-07-04"/>
+    <w:p>
+      <w:pPr>
+        <w:pStyle w:val="Heading3"/>
+      </w:pPr>
+      <w:r>
+        <w:t xml:space="preserve">Phase 5 — Completed 2026-07-04 ✓</w:t>
+      </w:r>
+    </w:p>
+    <w:p>
+      <w:pPr>
         <w:pStyle w:val="Compact"/>
-      </w:pPr>
-      <w:r>
-        <w:t xml:space="preserve">☒ All 10 KSI themes now have local-rule coverage (zero-gap themes: none)</w:t>
-      </w:r>
-    </w:p>
-    <w:bookmarkEnd w:id="32"/>
-    <w:bookmarkStart w:id="33" w:name="phase-5-completed-2026-07-04"/>
-    <w:p>
-      <w:pPr>
-        <w:pStyle w:val="Heading3"/>
-      </w:pPr>
-      <w:r>
-        <w:t xml:space="preserve">Phase 5 — Completed 2026-07-04 ✓</w:t>
-      </w:r>
-    </w:p>
-    <w:p>
-      <w:pPr>
         <w:numPr>
           <w:ilvl w:val="0"/>
-          <w:numId w:val="1006"/>
+          <w:numId w:val="1018"/>
         </w:numPr>
+      </w:pPr>
+      <w:r>
+        <w:t xml:space="preserve">Part 18: AT / CED training program (Book_18 — AT-2, AT-2(1), AT-2(2), AT-3,</w:t>
+      </w:r>
+      <w:r>
+        <w:t xml:space="preserve"> </w:t>
+      </w:r>
+      <w:r>
+        <w:t xml:space="preserve">AT-3(3), AT-3(5), AT-4, CP-3, IR-2; four-dimension training model)</w:t>
+      </w:r>
+    </w:p>
+    <w:p>
+      <w:pPr>
         <w:pStyle w:val="Compact"/>
-      </w:pPr>
-      <w:r>
-        <w:t xml:space="preserve">☒ Part 15: AT / CED training program (Book_15 — AT-2, AT-2(1), AT-2(2), AT-3,</w:t>
-      </w:r>
-      <w:r>
-        <w:t xml:space="preserve"> </w:t>
-      </w:r>
-      <w:r>
-        <w:t xml:space="preserve">AT-3(3), AT-3(5), AT-4, CP-3, IR-2; four-dimension training model)</w:t>
-      </w:r>
-    </w:p>
-    <w:p>
-      <w:pPr>
         <w:numPr>
           <w:ilvl w:val="0"/>
-          <w:numId w:val="1006"/>
+          <w:numId w:val="1019"/>
         </w:numPr>
+      </w:pPr>
+      <w:r>
+        <w:t xml:space="preserve">slot-08 training-evidence.yaml: Part 18 AT family → KSI-CED-RAT at high confidence</w:t>
+      </w:r>
+    </w:p>
+    <w:p>
+      <w:pPr>
         <w:pStyle w:val="Compact"/>
-      </w:pPr>
-      <w:r>
-        <w:t xml:space="preserve">☒ slot-08 training-evidence.yaml: Part 15 AT family → KSI-CED-RAT at high confidence</w:t>
-      </w:r>
-    </w:p>
-    <w:p>
-      <w:pPr>
         <w:numPr>
           <w:ilvl w:val="0"/>
-          <w:numId w:val="1006"/>
+          <w:numId w:val="1020"/>
         </w:numPr>
+      </w:pPr>
+      <w:r>
+        <w:t xml:space="preserve">KSI-022 (KSI-CED-RAT) upgraded: scaffold → active, confidence low → high</w:t>
+      </w:r>
+    </w:p>
+    <w:p>
+      <w:pPr>
         <w:pStyle w:val="Compact"/>
-      </w:pPr>
-      <w:r>
-        <w:t xml:space="preserve">☒ KSI-022 (KSI-CED-RAT) upgraded: scaffold → active, confidence low → high</w:t>
-      </w:r>
-    </w:p>
-    <w:p>
-      <w:pPr>
         <w:numPr>
           <w:ilvl w:val="0"/>
-          <w:numId w:val="1006"/>
+          <w:numId w:val="1021"/>
         </w:numPr>
+      </w:pPr>
+      <w:r>
+        <w:t xml:space="preserve">governance.training-effectiveness-record JSON schema (AT-4 evidence contract);</w:t>
+      </w:r>
+      <w:r>
+        <w:t xml:space="preserve"> </w:t>
+      </w:r>
+      <w:r>
+        <w:t xml:space="preserve">exported via Viva Learning Graph API; evaluated by slot_evaluator</w:t>
+      </w:r>
+    </w:p>
+    <w:p>
+      <w:pPr>
         <w:pStyle w:val="Compact"/>
-      </w:pPr>
-      <w:r>
-        <w:t xml:space="preserve">☒ governance.training-effectiveness-record JSON schema (AT-4 evidence contract);</w:t>
-      </w:r>
-      <w:r>
-        <w:t xml:space="preserve"> </w:t>
-      </w:r>
-      <w:r>
-        <w:t xml:space="preserve">exported via Viva Learning Graph API; evaluated by slot_evaluator</w:t>
-      </w:r>
-    </w:p>
-    <w:p>
-      <w:pPr>
         <w:numPr>
           <w:ilvl w:val="0"/>
-          <w:numId w:val="1006"/>
+          <w:numId w:val="1022"/>
         </w:numPr>
-        <w:pStyle w:val="Compact"/>
-      </w:pPr>
-      <w:r>
-        <w:t xml:space="preserve">☒</w:t>
-      </w:r>
-      <w:r>
-        <w:t xml:space="preserve"> </w:t>
-      </w:r>
+      </w:pPr>
       <w:r>
         <w:rPr>
+          <w:b/>
           <w:bCs/>
-          <w:b/>
         </w:rPr>
         <w:t xml:space="preserve">All 29 CR26 KSIs now evaluable at high confidence — zero scaffold rules remain</w:t>
       </w:r>
     </w:p>
     <w:p>
       <w:pPr>
+        <w:pStyle w:val="Compact"/>
         <w:numPr>
           <w:ilvl w:val="0"/>
-          <w:numId w:val="1006"/>
+          <w:numId w:val="1023"/>
         </w:numPr>
+      </w:pPr>
+      <w:r>
+        <w:t xml:space="preserve">Book_00 Executive Summary updated to fifteen-book series</w:t>
+      </w:r>
+    </w:p>
+    <w:bookmarkEnd w:id="23"/>
+    <w:bookmarkStart w:id="24" w:name="phase-6-completed-2026-07-05"/>
+    <w:p>
+      <w:pPr>
+        <w:pStyle w:val="Heading3"/>
+      </w:pPr>
+      <w:r>
+        <w:t xml:space="preserve">Phase 6 — Completed 2026-07-05 ✓</w:t>
+      </w:r>
+    </w:p>
+    <w:p>
+      <w:pPr>
         <w:pStyle w:val="Compact"/>
-      </w:pPr>
-      <w:r>
-        <w:t xml:space="preserve">☒ Book_00 Executive Summary updated to fifteen-book series</w:t>
-      </w:r>
-    </w:p>
-    <w:bookmarkEnd w:id="33"/>
-    <w:bookmarkStart w:id="34" w:name="phase-6-completed-2026-07-05"/>
-    <w:p>
-      <w:pPr>
-        <w:pStyle w:val="Heading3"/>
-      </w:pPr>
-      <w:r>
-        <w:t xml:space="preserve">Phase 6 — Completed 2026-07-05 ✓</w:t>
-      </w:r>
-    </w:p>
-    <w:p>
-      <w:pPr>
         <w:numPr>
           <w:ilvl w:val="0"/>
-          <w:numId w:val="1007"/>
+          <w:numId w:val="1024"/>
         </w:numPr>
+      </w:pPr>
+      <w:r>
+        <w:t xml:space="preserve">Part 19: Authorization package + ConMon program (Book_19 — CA-2, CA-5, CA-6,</w:t>
+      </w:r>
+      <w:r>
+        <w:t xml:space="preserve"> </w:t>
+      </w:r>
+      <w:r>
+        <w:t xml:space="preserve">CA-7, CA-7(1), CA-7(3), RA-3, SA-15)</w:t>
+      </w:r>
+    </w:p>
+    <w:p>
+      <w:pPr>
         <w:pStyle w:val="Compact"/>
-      </w:pPr>
-      <w:r>
-        <w:t xml:space="preserve">☒ Part 16: Authorization package + ConMon program (Book_16 — CA-2, CA-5, CA-6,</w:t>
-      </w:r>
-      <w:r>
-        <w:t xml:space="preserve"> </w:t>
-      </w:r>
-      <w:r>
-        <w:t xml:space="preserve">CA-7, CA-7(1), CA-7(3), RA-3, SA-15)</w:t>
-      </w:r>
-    </w:p>
-    <w:p>
-      <w:pPr>
         <w:numPr>
           <w:ilvl w:val="0"/>
-          <w:numId w:val="1007"/>
+          <w:numId w:val="1025"/>
         </w:numPr>
-        <w:pStyle w:val="Compact"/>
-      </w:pPr>
-      <w:r>
-        <w:t xml:space="preserve">☒ OSCAL bundle generated and committed (</w:t>
+      </w:pPr>
+      <w:r>
+        <w:t xml:space="preserve">OSCAL bundle generated and committed (</w:t>
       </w:r>
       <w:r>
         <w:rPr>
@@ -2640,14 +2633,14 @@
     </w:p>
     <w:p>
       <w:pPr>
+        <w:pStyle w:val="Compact"/>
         <w:numPr>
           <w:ilvl w:val="0"/>
-          <w:numId w:val="1007"/>
+          <w:numId w:val="1026"/>
         </w:numPr>
-        <w:pStyle w:val="Compact"/>
-      </w:pPr>
-      <w:r>
-        <w:t xml:space="preserve">☒ ScuBA guard wired in</w:t>
+      </w:pPr>
+      <w:r>
+        <w:t xml:space="preserve">ScuBA guard wired in</w:t>
       </w:r>
       <w:r>
         <w:t xml:space="preserve"> </w:t>
@@ -2667,139 +2660,260 @@
       <w:r>
         <w:t xml:space="preserve">ScuBAGear adapter without entering slot evaluator</w:t>
       </w:r>
-    </w:p>
-    <w:p>
-      <w:pPr>
+      <w:r>
+        <w:t xml:space="preserve"> </w:t>
+      </w:r>
+      <w:r>
+        <w:t xml:space="preserve">—</w:t>
+      </w:r>
+      <w:r>
+        <w:t xml:space="preserve"> </w:t>
+      </w:r>
+      <w:r>
+        <w:rPr>
+          <w:b/>
+          <w:bCs/>
+        </w:rPr>
+        <w:t xml:space="preserve">superseded 2026-07-05 by ScubaDrift evidence-backed verdicts</w:t>
+      </w:r>
+      <w:r>
+        <w:t xml:space="preserve">:</w:t>
+      </w:r>
+      <w:r>
+        <w:t xml:space="preserve"> </w:t>
+      </w:r>
+      <w:r>
+        <w:rPr>
+          <w:rStyle w:val="VerbatimChar"/>
+        </w:rPr>
+        <w:t xml:space="preserve">scubadrift triage --json</w:t>
+      </w:r>
+      <w:r>
+        <w:t xml:space="preserve"> </w:t>
+      </w:r>
+      <w:r>
+        <w:t xml:space="preserve">dispositions →</w:t>
+      </w:r>
+      <w:r>
+        <w:t xml:space="preserve"> </w:t>
+      </w:r>
+      <w:r>
+        <w:rPr>
+          <w:rStyle w:val="VerbatimChar"/>
+        </w:rPr>
+        <w:t xml:space="preserve">uiao oscal scuba-verdicts</w:t>
+      </w:r>
+      <w:r>
+        <w:t xml:space="preserve"> </w:t>
+      </w:r>
+      <w:r>
+        <w:t xml:space="preserve">→</w:t>
+      </w:r>
+      <w:r>
+        <w:t xml:space="preserve"> </w:t>
+      </w:r>
+      <w:r>
+        <w:rPr>
+          <w:rStyle w:val="VerbatimChar"/>
+        </w:rPr>
+        <w:t xml:space="preserve">output/artifacts/ksi-bundle/scubadrift-verdicts.json</w:t>
+      </w:r>
+      <w:r>
+        <w:t xml:space="preserve"> </w:t>
+      </w:r>
+      <w:r>
+        <w:t xml:space="preserve">→</w:t>
+      </w:r>
+      <w:r>
+        <w:t xml:space="preserve"> </w:t>
+      </w:r>
+      <w:r>
+        <w:rPr>
+          <w:rStyle w:val="VerbatimChar"/>
+        </w:rPr>
+        <w:t xml:space="preserve">ksi_ar.py</w:t>
+      </w:r>
+      <w:r>
+        <w:t xml:space="preserve">;</w:t>
+      </w:r>
+      <w:r>
+        <w:t xml:space="preserve"> </w:t>
+      </w:r>
+      <w:r>
+        <w:t xml:space="preserve">each of KSI-001..010 now carries per-policy result, disposition</w:t>
+      </w:r>
+      <w:r>
+        <w:t xml:space="preserve"> </w:t>
+      </w:r>
+      <w:r>
+        <w:t xml:space="preserve">(actionable_new_drift / lapsed_acceptance / governed_exception),</w:t>
+      </w:r>
+      <w:r>
+        <w:t xml:space="preserve"> </w:t>
+      </w:r>
+      <w:r>
+        <w:t xml:space="preserve">POA&amp;M ticket, and expiry — no rule is</w:t>
+      </w:r>
+      <w:r>
+        <w:t xml:space="preserve"> </w:t>
+      </w:r>
+      <w:r>
+        <w:t xml:space="preserve">“always satisfied”</w:t>
+      </w:r>
+      <w:r>
+        <w:t xml:space="preserve"> </w:t>
+      </w:r>
+      <w:r>
+        <w:t xml:space="preserve">(see</w:t>
+      </w:r>
+      <w:r>
+        <w:t xml:space="preserve"> </w:t>
+      </w:r>
+      <w:r>
+        <w:t xml:space="preserve">Book_19 §3.2,</w:t>
+      </w:r>
+      <w:r>
+        <w:t xml:space="preserve"> </w:t>
+      </w:r>
+      <w:r>
+        <w:t xml:space="preserve">“The ScubaDrift Disposition Pipeline”</w:t>
+      </w:r>
+      <w:r>
+        <w:t xml:space="preserve">)</w:t>
+      </w:r>
+    </w:p>
+    <w:p>
+      <w:pPr>
+        <w:pStyle w:val="Compact"/>
         <w:numPr>
           <w:ilvl w:val="0"/>
-          <w:numId w:val="1007"/>
+          <w:numId w:val="1027"/>
         </w:numPr>
+      </w:pPr>
+      <w:r>
+        <w:t xml:space="preserve">Authorization package structure documented: SSP, SAR, POA&amp;M, OSCAL bundle</w:t>
+      </w:r>
+    </w:p>
+    <w:p>
+      <w:pPr>
         <w:pStyle w:val="Compact"/>
-      </w:pPr>
-      <w:r>
-        <w:t xml:space="preserve">☒ Authorization package structure documented: SSP, SAR, POA&amp;M, OSCAL bundle</w:t>
-      </w:r>
-    </w:p>
-    <w:p>
-      <w:pPr>
         <w:numPr>
           <w:ilvl w:val="0"/>
-          <w:numId w:val="1007"/>
+          <w:numId w:val="1028"/>
         </w:numPr>
+      </w:pPr>
+      <w:r>
+        <w:t xml:space="preserve">BOD 26-04 VDR/VER submission procedure documented (December 7, 2026 deadline)</w:t>
+      </w:r>
+      <w:r>
+        <w:t xml:space="preserve"> </w:t>
+      </w:r>
+      <w:r>
+        <w:t xml:space="preserve">— machine-readable SBOM from Syft + Grype + OpenVEX (Part 15 pipeline)</w:t>
+      </w:r>
+    </w:p>
+    <w:p>
+      <w:pPr>
         <w:pStyle w:val="Compact"/>
-      </w:pPr>
-      <w:r>
-        <w:t xml:space="preserve">☒ BOD 26-04 VDR/VER submission procedure documented (December 7, 2026 deadline)</w:t>
-      </w:r>
-      <w:r>
-        <w:t xml:space="preserve"> </w:t>
-      </w:r>
-      <w:r>
-        <w:t xml:space="preserve">— machine-readable SBOM from Syft + Grype + OpenVEX (Part 12 pipeline)</w:t>
-      </w:r>
-    </w:p>
-    <w:p>
-      <w:pPr>
         <w:numPr>
           <w:ilvl w:val="0"/>
-          <w:numId w:val="1007"/>
+          <w:numId w:val="1029"/>
         </w:numPr>
+      </w:pPr>
+      <w:r>
+        <w:t xml:space="preserve">CA-7 ConMon program: monthly/quarterly/semi-annual/annual cadence defined</w:t>
+      </w:r>
+    </w:p>
+    <w:p>
+      <w:pPr>
         <w:pStyle w:val="Compact"/>
-      </w:pPr>
-      <w:r>
-        <w:t xml:space="preserve">☒ CA-7 ConMon program: monthly/quarterly/semi-annual/annual cadence defined</w:t>
-      </w:r>
-    </w:p>
-    <w:p>
-      <w:pPr>
         <w:numPr>
           <w:ilvl w:val="0"/>
-          <w:numId w:val="1007"/>
+          <w:numId w:val="1030"/>
         </w:numPr>
+      </w:pPr>
+      <w:r>
+        <w:t xml:space="preserve">Book_00 Executive Summary updated to sixteen-book series; Phase 6 roadmap added</w:t>
+      </w:r>
+    </w:p>
+    <w:bookmarkEnd w:id="24"/>
+    <w:bookmarkStart w:id="25" w:name="Xd47729c270b0dba4d0f5d41c78a329feea5265f"/>
+    <w:p>
+      <w:pPr>
+        <w:pStyle w:val="Heading3"/>
+      </w:pPr>
+      <w:r>
+        <w:t xml:space="preserve">Phase 7 — Authorization Package Submission (FedRAMP PMO)</w:t>
+      </w:r>
+    </w:p>
+    <w:p>
+      <w:pPr>
         <w:pStyle w:val="Compact"/>
-      </w:pPr>
-      <w:r>
-        <w:t xml:space="preserve">☒ Book_00 Executive Summary updated to sixteen-book series; Phase 6 roadmap added</w:t>
-      </w:r>
-    </w:p>
-    <w:bookmarkEnd w:id="34"/>
-    <w:bookmarkStart w:id="35" w:name="Xd47729c270b0dba4d0f5d41c78a329feea5265f"/>
-    <w:p>
-      <w:pPr>
-        <w:pStyle w:val="Heading3"/>
-      </w:pPr>
-      <w:r>
-        <w:t xml:space="preserve">Phase 7 — Authorization Package Submission (FedRAMP PMO)</w:t>
-      </w:r>
-    </w:p>
-    <w:p>
-      <w:pPr>
         <w:numPr>
           <w:ilvl w:val="0"/>
-          <w:numId w:val="1008"/>
+          <w:numId w:val="1031"/>
         </w:numPr>
+      </w:pPr>
+      <w:r>
+        <w:t xml:space="preserve">Authorization package submitted to FedRAMP PMO (Class B+C window — Aug 31, 2026+)</w:t>
+      </w:r>
+    </w:p>
+    <w:p>
+      <w:pPr>
         <w:pStyle w:val="Compact"/>
-      </w:pPr>
-      <w:r>
-        <w:t xml:space="preserve">☐ Authorization package submitted to FedRAMP PMO (Class B+C window — Aug 31, 2026+)</w:t>
-      </w:r>
-    </w:p>
-    <w:p>
-      <w:pPr>
         <w:numPr>
           <w:ilvl w:val="0"/>
-          <w:numId w:val="1008"/>
+          <w:numId w:val="1032"/>
         </w:numPr>
+      </w:pPr>
+      <w:r>
+        <w:t xml:space="preserve">BOD 26-04 VDR/VER artifacts submitted to CISA (December 7, 2026 hard deadline)</w:t>
+      </w:r>
+    </w:p>
+    <w:p>
+      <w:pPr>
         <w:pStyle w:val="Compact"/>
-      </w:pPr>
-      <w:r>
-        <w:t xml:space="preserve">☐ BOD 26-04 VDR/VER artifacts submitted to CISA (December 7, 2026 hard deadline)</w:t>
-      </w:r>
-    </w:p>
-    <w:p>
-      <w:pPr>
         <w:numPr>
           <w:ilvl w:val="0"/>
-          <w:numId w:val="1008"/>
+          <w:numId w:val="1033"/>
         </w:numPr>
+      </w:pPr>
+      <w:r>
+        <w:t xml:space="preserve">FedRAMP 20x ATO issued (all 29 KSI rules satisfied in AR)</w:t>
+      </w:r>
+    </w:p>
+    <w:bookmarkEnd w:id="25"/>
+    <w:bookmarkStart w:id="26" w:name="phase-8-ongoing-conmon-post-ato-active"/>
+    <w:p>
+      <w:pPr>
+        <w:pStyle w:val="Heading3"/>
+      </w:pPr>
+      <w:r>
+        <w:t xml:space="preserve">Phase 8 — Ongoing ConMon (Post-ATO) 🔄 Active</w:t>
+      </w:r>
+    </w:p>
+    <w:p>
+      <w:pPr>
         <w:pStyle w:val="Compact"/>
-      </w:pPr>
-      <w:r>
-        <w:t xml:space="preserve">☐ FedRAMP 20x ATO issued (all 29 KSI rules satisfied in AR)</w:t>
-      </w:r>
-    </w:p>
-    <w:bookmarkEnd w:id="35"/>
-    <w:bookmarkStart w:id="36" w:name="phase-8-ongoing-conmon-post-ato-active"/>
-    <w:p>
-      <w:pPr>
-        <w:pStyle w:val="Heading3"/>
-      </w:pPr>
-      <w:r>
-        <w:t xml:space="preserve">Phase 8 — Ongoing ConMon (Post-ATO) 🔄 Active</w:t>
-      </w:r>
-    </w:p>
-    <w:p>
-      <w:pPr>
         <w:numPr>
           <w:ilvl w:val="0"/>
-          <w:numId w:val="1009"/>
+          <w:numId w:val="1034"/>
         </w:numPr>
+      </w:pPr>
+      <w:r>
+        <w:t xml:space="preserve">ConMon program documented (Book_19, Section 3)</w:t>
+      </w:r>
+    </w:p>
+    <w:p>
+      <w:pPr>
         <w:pStyle w:val="Compact"/>
-      </w:pPr>
-      <w:r>
-        <w:t xml:space="preserve">☒ ConMon program documented (Book_16, Section 3)</w:t>
-      </w:r>
-    </w:p>
-    <w:p>
-      <w:pPr>
         <w:numPr>
           <w:ilvl w:val="0"/>
-          <w:numId w:val="1009"/>
+          <w:numId w:val="1035"/>
         </w:numPr>
-        <w:pStyle w:val="Compact"/>
-      </w:pPr>
-      <w:r>
-        <w:t xml:space="preserve">☐ Monthly:</w:t>
+      </w:pPr>
+      <w:r>
+        <w:t xml:space="preserve">Monthly:</w:t>
       </w:r>
       <w:r>
         <w:t xml:space="preserve"> </w:t>
@@ -2819,38 +2933,38 @@
     </w:p>
     <w:p>
       <w:pPr>
+        <w:pStyle w:val="Compact"/>
         <w:numPr>
           <w:ilvl w:val="0"/>
-          <w:numId w:val="1009"/>
+          <w:numId w:val="1036"/>
         </w:numPr>
+      </w:pPr>
+      <w:r>
+        <w:t xml:space="preserve">Quarterly: KSI evidence quality review; training completion review (AT-4/KSI-022)</w:t>
+      </w:r>
+    </w:p>
+    <w:p>
+      <w:pPr>
         <w:pStyle w:val="Compact"/>
-      </w:pPr>
-      <w:r>
-        <w:t xml:space="preserve">☐ Quarterly: KSI evidence quality review; training completion review (AT-4/KSI-022)</w:t>
-      </w:r>
-    </w:p>
-    <w:p>
-      <w:pPr>
         <w:numPr>
           <w:ilvl w:val="0"/>
-          <w:numId w:val="1009"/>
+          <w:numId w:val="1037"/>
         </w:numPr>
+      </w:pPr>
+      <w:r>
+        <w:t xml:space="preserve">Semi-annual: IR drill (IR-2, Part 18); CP tabletop (CP-3, Part 14)</w:t>
+      </w:r>
+    </w:p>
+    <w:p>
+      <w:pPr>
         <w:pStyle w:val="Compact"/>
-      </w:pPr>
-      <w:r>
-        <w:t xml:space="preserve">☐ Semi-annual: IR drill (IR-2, Part 15); CP tabletop (CP-3, Part 11)</w:t>
-      </w:r>
-    </w:p>
-    <w:p>
-      <w:pPr>
         <w:numPr>
           <w:ilvl w:val="0"/>
-          <w:numId w:val="1009"/>
+          <w:numId w:val="1038"/>
         </w:numPr>
-        <w:pStyle w:val="Compact"/>
-      </w:pPr>
-      <w:r>
-        <w:t xml:space="preserve">☐ Annual: Full KSI re-assessment; AT-2 training refresh; ATO renewal preparation</w:t>
+      </w:pPr>
+      <w:r>
+        <w:t xml:space="preserve">Annual: Full KSI re-assessment; AT-2 training refresh; ATO renewal preparation</w:t>
       </w:r>
     </w:p>
     <w:p>
@@ -2860,9 +2974,9 @@
         </w:pict>
       </w:r>
     </w:p>
-    <w:bookmarkEnd w:id="36"/>
-    <w:bookmarkEnd w:id="37"/>
-    <w:bookmarkStart w:id="38" w:name="technology-recommendations-by-gap"/>
+    <w:bookmarkEnd w:id="26"/>
+    <w:bookmarkEnd w:id="27"/>
+    <w:bookmarkStart w:id="28" w:name="technology-recommendations-by-gap"/>
     <w:p>
       <w:pPr>
         <w:pStyle w:val="Heading2"/>
@@ -2875,8 +2989,8 @@
       <w:tblPr>
         <w:tblStyle w:val="Table"/>
         <w:tblW w:type="pct" w:w="5000"/>
+        <w:tblLayout w:type="fixed"/>
         <w:tblLook w:firstRow="1" w:lastRow="0" w:firstColumn="0" w:lastColumn="0" w:noHBand="0" w:noVBand="0" w:val="0020"/>
-        <w:jc w:val="start"/>
       </w:tblPr>
       <w:tblGrid>
         <w:gridCol w:w="1800"/>
@@ -2884,14 +2998,13 @@
       </w:tblGrid>
       <w:tr>
         <w:trPr>
-          <w:tblHeader w:val="true"/>
+          <w:tblHeader w:val="on"/>
         </w:trPr>
         <w:tc>
           <w:tcPr/>
           <w:p>
             <w:pPr>
               <w:pStyle w:val="Compact"/>
-              <w:jc w:val="left"/>
             </w:pPr>
             <w:r>
               <w:t xml:space="preserve">Gap Area</w:t>
@@ -2903,7 +3016,6 @@
           <w:p>
             <w:pPr>
               <w:pStyle w:val="Compact"/>
-              <w:jc w:val="left"/>
             </w:pPr>
             <w:r>
               <w:t xml:space="preserve">Recommended Technology / Approach</w:t>
@@ -2917,7 +3029,6 @@
           <w:p>
             <w:pPr>
               <w:pStyle w:val="Compact"/>
-              <w:jc w:val="left"/>
             </w:pPr>
             <w:r>
               <w:t xml:space="preserve">SBOM generation</w:t>
@@ -2929,7 +3040,6 @@
           <w:p>
             <w:pPr>
               <w:pStyle w:val="Compact"/>
-              <w:jc w:val="left"/>
             </w:pPr>
             <w:r>
               <w:t xml:space="preserve">Syft (Anchore) or Trivy — integrated into CI/CD pipeline</w:t>
@@ -2943,7 +3053,6 @@
           <w:p>
             <w:pPr>
               <w:pStyle w:val="Compact"/>
-              <w:jc w:val="left"/>
             </w:pPr>
             <w:r>
               <w:t xml:space="preserve">VDR format</w:t>
@@ -2955,7 +3064,6 @@
           <w:p>
             <w:pPr>
               <w:pStyle w:val="Compact"/>
-              <w:jc w:val="left"/>
             </w:pPr>
             <w:r>
               <w:t xml:space="preserve">CycloneDX 1.6 (XML or JSON) — CISA-preferred</w:t>
@@ -2969,7 +3077,6 @@
           <w:p>
             <w:pPr>
               <w:pStyle w:val="Compact"/>
-              <w:jc w:val="left"/>
             </w:pPr>
             <w:r>
               <w:t xml:space="preserve">VER submission</w:t>
@@ -2981,7 +3088,6 @@
           <w:p>
             <w:pPr>
               <w:pStyle w:val="Compact"/>
-              <w:jc w:val="left"/>
             </w:pPr>
             <w:r>
               <w:t xml:space="preserve">CISA VEX Portal or email per BOD 26-04 guidance</w:t>
@@ -2995,7 +3101,6 @@
           <w:p>
             <w:pPr>
               <w:pStyle w:val="Compact"/>
-              <w:jc w:val="left"/>
             </w:pPr>
             <w:r>
               <w:t xml:space="preserve">AT-4 evidence export</w:t>
@@ -3007,7 +3112,6 @@
           <w:p>
             <w:pPr>
               <w:pStyle w:val="Compact"/>
-              <w:jc w:val="left"/>
             </w:pPr>
             <w:r>
               <w:t xml:space="preserve">Microsoft Viva Learning Graph API → training-effectiveness-record JSON</w:t>
@@ -3021,7 +3125,6 @@
           <w:p>
             <w:pPr>
               <w:pStyle w:val="Compact"/>
-              <w:jc w:val="left"/>
             </w:pPr>
             <w:r>
               <w:t xml:space="preserve">OSCAL AP/AR/POAM</w:t>
@@ -3033,7 +3136,6 @@
           <w:p>
             <w:pPr>
               <w:pStyle w:val="Compact"/>
-              <w:jc w:val="left"/>
             </w:pPr>
             <w:r>
               <w:rPr>
@@ -3064,43 +3166,47 @@
       </w:pPr>
       <w:r>
         <w:rPr>
+          <w:i/>
           <w:iCs/>
-          <w:i/>
         </w:rPr>
         <w:t xml:space="preserve">This document is an internal UIAO working artifact. It does not constitute an</w:t>
       </w:r>
       <w:r>
         <w:rPr>
+          <w:i/>
           <w:iCs/>
+        </w:rPr>
+        <w:t xml:space="preserve"> </w:t>
+      </w:r>
+      <w:r>
+        <w:rPr>
           <w:i/>
-        </w:rPr>
-        <w:t xml:space="preserve"> </w:t>
-      </w:r>
-      <w:r>
-        <w:rPr>
           <w:iCs/>
-          <w:i/>
         </w:rPr>
         <w:t xml:space="preserve">authorization package or official assessment. All control closure claims are</w:t>
       </w:r>
       <w:r>
         <w:rPr>
+          <w:i/>
           <w:iCs/>
+        </w:rPr>
+        <w:t xml:space="preserve"> </w:t>
+      </w:r>
+      <w:r>
+        <w:rPr>
           <w:i/>
-        </w:rPr>
-        <w:t xml:space="preserve"> </w:t>
-      </w:r>
-      <w:r>
-        <w:rPr>
           <w:iCs/>
-          <w:i/>
         </w:rPr>
         <w:t xml:space="preserve">advisory pending formal ATO review.</w:t>
       </w:r>
     </w:p>
-    <w:bookmarkEnd w:id="38"/>
-    <w:bookmarkEnd w:id="39"/>
-    <w:sectPr/>
+    <w:bookmarkEnd w:id="28"/>
+    <w:bookmarkEnd w:id="29"/>
+    <w:sectPr>
+      <w:footnotePr>
+        <w:numRestart w:val="eachSect"/>
+      </w:footnotePr>
+    </w:sectPr>
   </w:body>
 </w:document>
 </file>
@@ -3131,14 +3237,14 @@
 <file path=word/numbering.xml><?xml version="1.0" encoding="utf-8"?>
 <w:numbering xmlns:w="http://schemas.openxmlformats.org/wordprocessingml/2006/main">
   <w:abstractNum w:abstractNumId="990">
-    <w:nsid w:val="A990"/>
+    <w:nsid w:val="0000A990"/>
     <w:multiLevelType w:val="multilevel"/>
     <w:lvl w:ilvl="0">
       <w:numFmt w:val="bullet"/>
       <w:lvlText w:val=" "/>
       <w:lvlJc w:val="left"/>
       <w:pPr>
-        <w:ind w:left="720" w:hanging="480"/>
+        <w:ind w:left="720" w:hanging="360"/>
       </w:pPr>
     </w:lvl>
     <w:lvl w:ilvl="1">
@@ -3146,7 +3252,7 @@
       <w:lvlText w:val=" "/>
       <w:lvlJc w:val="left"/>
       <w:pPr>
-        <w:ind w:left="1440" w:hanging="480"/>
+        <w:ind w:left="1440" w:hanging="360"/>
       </w:pPr>
     </w:lvl>
     <w:lvl w:ilvl="2">
@@ -3154,7 +3260,7 @@
       <w:lvlText w:val=" "/>
       <w:lvlJc w:val="left"/>
       <w:pPr>
-        <w:ind w:left="2160" w:hanging="480"/>
+        <w:ind w:left="2160" w:hanging="360"/>
       </w:pPr>
     </w:lvl>
     <w:lvl w:ilvl="3">
@@ -3162,7 +3268,7 @@
       <w:lvlText w:val=" "/>
       <w:lvlJc w:val="left"/>
       <w:pPr>
-        <w:ind w:left="2880" w:hanging="480"/>
+        <w:ind w:left="2880" w:hanging="360"/>
       </w:pPr>
     </w:lvl>
     <w:lvl w:ilvl="4">
@@ -3170,7 +3276,7 @@
       <w:lvlText w:val=" "/>
       <w:lvlJc w:val="left"/>
       <w:pPr>
-        <w:ind w:left="3600" w:hanging="480"/>
+        <w:ind w:left="3600" w:hanging="360"/>
       </w:pPr>
     </w:lvl>
     <w:lvl w:ilvl="5">
@@ -3178,7 +3284,7 @@
       <w:lvlText w:val=" "/>
       <w:lvlJc w:val="left"/>
       <w:pPr>
-        <w:ind w:left="4320" w:hanging="480"/>
+        <w:ind w:left="4320" w:hanging="360"/>
       </w:pPr>
     </w:lvl>
     <w:lvl w:ilvl="6">
@@ -3186,7 +3292,7 @@
       <w:lvlText w:val=" "/>
       <w:lvlJc w:val="left"/>
       <w:pPr>
-        <w:ind w:left="5040" w:hanging="480"/>
+        <w:ind w:left="5040" w:hanging="360"/>
       </w:pPr>
     </w:lvl>
     <w:lvl w:ilvl="7">
@@ -3194,7 +3300,7 @@
       <w:lvlText w:val=" "/>
       <w:lvlJc w:val="left"/>
       <w:pPr>
-        <w:ind w:left="5760" w:hanging="480"/>
+        <w:ind w:left="5760" w:hanging="360"/>
       </w:pPr>
     </w:lvl>
     <w:lvl w:ilvl="8">
@@ -3202,83 +3308,159 @@
       <w:lvlText w:val=" "/>
       <w:lvlJc w:val="left"/>
       <w:pPr>
-        <w:ind w:left="6480" w:hanging="480"/>
+        <w:ind w:left="6480" w:hanging="360"/>
       </w:pPr>
     </w:lvl>
   </w:abstractNum>
-  <w:abstractNum w:abstractNumId="991">
-    <w:nsid w:val="A991"/>
+  <w:abstractNum w:abstractNumId="993">
+    <w:nsid w:val="0000A993"/>
     <w:multiLevelType w:val="multilevel"/>
     <w:lvl w:ilvl="0">
       <w:numFmt w:val="bullet"/>
-      <w:lvlText w:val="•"/>
+      <w:lvlText w:val="☒"/>
       <w:lvlJc w:val="left"/>
       <w:pPr>
-        <w:ind w:left="720" w:hanging="480"/>
+        <w:ind w:left="720" w:hanging="360"/>
       </w:pPr>
     </w:lvl>
     <w:lvl w:ilvl="1">
       <w:numFmt w:val="bullet"/>
-      <w:lvlText w:val="–"/>
+      <w:lvlText w:val="☒"/>
       <w:lvlJc w:val="left"/>
       <w:pPr>
-        <w:ind w:left="1440" w:hanging="480"/>
+        <w:ind w:left="1440" w:hanging="360"/>
       </w:pPr>
     </w:lvl>
     <w:lvl w:ilvl="2">
       <w:numFmt w:val="bullet"/>
-      <w:lvlText w:val="•"/>
+      <w:lvlText w:val="☒"/>
       <w:lvlJc w:val="left"/>
       <w:pPr>
-        <w:ind w:left="2160" w:hanging="480"/>
+        <w:ind w:left="2160" w:hanging="360"/>
       </w:pPr>
     </w:lvl>
     <w:lvl w:ilvl="3">
       <w:numFmt w:val="bullet"/>
-      <w:lvlText w:val="–"/>
+      <w:lvlText w:val="☒"/>
       <w:lvlJc w:val="left"/>
       <w:pPr>
-        <w:ind w:left="2880" w:hanging="480"/>
+        <w:ind w:left="2880" w:hanging="360"/>
       </w:pPr>
     </w:lvl>
     <w:lvl w:ilvl="4">
       <w:numFmt w:val="bullet"/>
-      <w:lvlText w:val="•"/>
+      <w:lvlText w:val="☒"/>
       <w:lvlJc w:val="left"/>
       <w:pPr>
-        <w:ind w:left="3600" w:hanging="480"/>
+        <w:ind w:left="3600" w:hanging="360"/>
       </w:pPr>
     </w:lvl>
     <w:lvl w:ilvl="5">
       <w:numFmt w:val="bullet"/>
-      <w:lvlText w:val="–"/>
+      <w:lvlText w:val="☒"/>
       <w:lvlJc w:val="left"/>
       <w:pPr>
-        <w:ind w:left="4320" w:hanging="480"/>
+        <w:ind w:left="4320" w:hanging="360"/>
       </w:pPr>
     </w:lvl>
     <w:lvl w:ilvl="6">
       <w:numFmt w:val="bullet"/>
-      <w:lvlText w:val="•"/>
+      <w:lvlText w:val="☒"/>
       <w:lvlJc w:val="left"/>
       <w:pPr>
-        <w:ind w:left="5040" w:hanging="480"/>
+        <w:ind w:left="5040" w:hanging="360"/>
       </w:pPr>
     </w:lvl>
     <w:lvl w:ilvl="7">
       <w:numFmt w:val="bullet"/>
-      <w:lvlText w:val="–"/>
+      <w:lvlText w:val="☒"/>
       <w:lvlJc w:val="left"/>
       <w:pPr>
-        <w:ind w:left="5760" w:hanging="480"/>
+        <w:ind w:left="5760" w:hanging="360"/>
       </w:pPr>
     </w:lvl>
     <w:lvl w:ilvl="8">
       <w:numFmt w:val="bullet"/>
-      <w:lvlText w:val="•"/>
+      <w:lvlText w:val="☒"/>
       <w:lvlJc w:val="left"/>
       <w:pPr>
-        <w:ind w:left="6480" w:hanging="480"/>
+        <w:ind w:left="6480" w:hanging="360"/>
+      </w:pPr>
+    </w:lvl>
+  </w:abstractNum>
+  <w:abstractNum w:abstractNumId="992">
+    <w:nsid w:val="0000A992"/>
+    <w:multiLevelType w:val="multilevel"/>
+    <w:lvl w:ilvl="0">
+      <w:numFmt w:val="bullet"/>
+      <w:lvlText w:val="☐"/>
+      <w:lvlJc w:val="left"/>
+      <w:pPr>
+        <w:ind w:left="720" w:hanging="360"/>
+      </w:pPr>
+    </w:lvl>
+    <w:lvl w:ilvl="1">
+      <w:numFmt w:val="bullet"/>
+      <w:lvlText w:val="☐"/>
+      <w:lvlJc w:val="left"/>
+      <w:pPr>
+        <w:ind w:left="1440" w:hanging="360"/>
+      </w:pPr>
+    </w:lvl>
+    <w:lvl w:ilvl="2">
+      <w:numFmt w:val="bullet"/>
+      <w:lvlText w:val="☐"/>
+      <w:lvlJc w:val="left"/>
+      <w:pPr>
+        <w:ind w:left="2160" w:hanging="360"/>
+      </w:pPr>
+    </w:lvl>
+    <w:lvl w:ilvl="3">
+      <w:numFmt w:val="bullet"/>
+      <w:lvlText w:val="☐"/>
+      <w:lvlJc w:val="left"/>
+      <w:pPr>
+        <w:ind w:left="2880" w:hanging="360"/>
+      </w:pPr>
+    </w:lvl>
+    <w:lvl w:ilvl="4">
+      <w:numFmt w:val="bullet"/>
+      <w:lvlText w:val="☐"/>
+      <w:lvlJc w:val="left"/>
+      <w:pPr>
+        <w:ind w:left="3600" w:hanging="360"/>
+      </w:pPr>
+    </w:lvl>
+    <w:lvl w:ilvl="5">
+      <w:numFmt w:val="bullet"/>
+      <w:lvlText w:val="☐"/>
+      <w:lvlJc w:val="left"/>
+      <w:pPr>
+        <w:ind w:left="4320" w:hanging="360"/>
+      </w:pPr>
+    </w:lvl>
+    <w:lvl w:ilvl="6">
+      <w:numFmt w:val="bullet"/>
+      <w:lvlText w:val="☐"/>
+      <w:lvlJc w:val="left"/>
+      <w:pPr>
+        <w:ind w:left="5040" w:hanging="360"/>
+      </w:pPr>
+    </w:lvl>
+    <w:lvl w:ilvl="7">
+      <w:numFmt w:val="bullet"/>
+      <w:lvlText w:val="☐"/>
+      <w:lvlJc w:val="left"/>
+      <w:pPr>
+        <w:ind w:left="5760" w:hanging="360"/>
+      </w:pPr>
+    </w:lvl>
+    <w:lvl w:ilvl="8">
+      <w:numFmt w:val="bullet"/>
+      <w:lvlText w:val="☐"/>
+      <w:lvlJc w:val="left"/>
+      <w:pPr>
+        <w:ind w:left="6480" w:hanging="360"/>
       </w:pPr>
     </w:lvl>
   </w:abstractNum>
@@ -3286,31 +3468,118 @@
     <w:abstractNumId w:val="990"/>
   </w:num>
   <w:num w:numId="1001">
-    <w:abstractNumId w:val="991"/>
+    <w:abstractNumId w:val="993"/>
   </w:num>
   <w:num w:numId="1002">
-    <w:abstractNumId w:val="991"/>
+    <w:abstractNumId w:val="993"/>
   </w:num>
   <w:num w:numId="1003">
-    <w:abstractNumId w:val="991"/>
+    <w:abstractNumId w:val="993"/>
   </w:num>
   <w:num w:numId="1004">
-    <w:abstractNumId w:val="991"/>
+    <w:abstractNumId w:val="993"/>
   </w:num>
   <w:num w:numId="1005">
-    <w:abstractNumId w:val="991"/>
+    <w:abstractNumId w:val="993"/>
   </w:num>
   <w:num w:numId="1006">
-    <w:abstractNumId w:val="991"/>
+    <w:abstractNumId w:val="993"/>
   </w:num>
   <w:num w:numId="1007">
-    <w:abstractNumId w:val="991"/>
+    <w:abstractNumId w:val="993"/>
   </w:num>
   <w:num w:numId="1008">
-    <w:abstractNumId w:val="991"/>
+    <w:abstractNumId w:val="993"/>
   </w:num>
   <w:num w:numId="1009">
-    <w:abstractNumId w:val="991"/>
+    <w:abstractNumId w:val="993"/>
+  </w:num>
+  <w:num w:numId="1010">
+    <w:abstractNumId w:val="993"/>
+  </w:num>
+  <w:num w:numId="1011">
+    <w:abstractNumId w:val="993"/>
+  </w:num>
+  <w:num w:numId="1012">
+    <w:abstractNumId w:val="993"/>
+  </w:num>
+  <w:num w:numId="1013">
+    <w:abstractNumId w:val="993"/>
+  </w:num>
+  <w:num w:numId="1014">
+    <w:abstractNumId w:val="993"/>
+  </w:num>
+  <w:num w:numId="1015">
+    <w:abstractNumId w:val="993"/>
+  </w:num>
+  <w:num w:numId="1016">
+    <w:abstractNumId w:val="993"/>
+  </w:num>
+  <w:num w:numId="1017">
+    <w:abstractNumId w:val="993"/>
+  </w:num>
+  <w:num w:numId="1018">
+    <w:abstractNumId w:val="993"/>
+  </w:num>
+  <w:num w:numId="1019">
+    <w:abstractNumId w:val="993"/>
+  </w:num>
+  <w:num w:numId="1020">
+    <w:abstractNumId w:val="993"/>
+  </w:num>
+  <w:num w:numId="1021">
+    <w:abstractNumId w:val="993"/>
+  </w:num>
+  <w:num w:numId="1022">
+    <w:abstractNumId w:val="993"/>
+  </w:num>
+  <w:num w:numId="1023">
+    <w:abstractNumId w:val="993"/>
+  </w:num>
+  <w:num w:numId="1024">
+    <w:abstractNumId w:val="993"/>
+  </w:num>
+  <w:num w:numId="1025">
+    <w:abstractNumId w:val="993"/>
+  </w:num>
+  <w:num w:numId="1026">
+    <w:abstractNumId w:val="993"/>
+  </w:num>
+  <w:num w:numId="1027">
+    <w:abstractNumId w:val="993"/>
+  </w:num>
+  <w:num w:numId="1028">
+    <w:abstractNumId w:val="993"/>
+  </w:num>
+  <w:num w:numId="1029">
+    <w:abstractNumId w:val="993"/>
+  </w:num>
+  <w:num w:numId="1030">
+    <w:abstractNumId w:val="993"/>
+  </w:num>
+  <w:num w:numId="1031">
+    <w:abstractNumId w:val="992"/>
+  </w:num>
+  <w:num w:numId="1032">
+    <w:abstractNumId w:val="992"/>
+  </w:num>
+  <w:num w:numId="1033">
+    <w:abstractNumId w:val="992"/>
+  </w:num>
+  <w:num w:numId="1034">
+    <w:abstractNumId w:val="993"/>
+  </w:num>
+  <w:num w:numId="1035">
+    <w:abstractNumId w:val="992"/>
+  </w:num>
+  <w:num w:numId="1036">
+    <w:abstractNumId w:val="992"/>
+  </w:num>
+  <w:num w:numId="1037">
+    <w:abstractNumId w:val="992"/>
+  </w:num>
+  <w:num w:numId="1038">
+    <w:abstractNumId w:val="992"/>
   </w:num>
 </w:numbering>
 </file>
@@ -3320,10 +3589,10 @@
   <w:docDefaults>
     <w:rPrDefault>
       <w:rPr>
-        <w:rFonts w:asciiTheme="minorHAnsi" w:cstheme="minorBidi" w:eastAsiaTheme="minorHAnsi" w:hAnsiTheme="minorHAnsi"/>
+        <w:rFonts w:asciiTheme="minorHAnsi" w:cstheme="minorBidi" w:eastAsiaTheme="minorEastAsia" w:hAnsiTheme="minorHAnsi"/>
         <w:sz w:val="24"/>
         <w:szCs w:val="24"/>
-        <w:lang w:bidi="ar-SA" w:eastAsia="en-US" w:val="en-US"/>
+        <w:lang w:bidi="ar-SA" w:eastAsia="zh-CN" w:val="en-US"/>
       </w:rPr>
     </w:rPrDefault>
     <w:pPrDefault>
@@ -3341,10 +3610,10 @@
     <w:name w:val="Body Text"/>
     <w:basedOn w:val="Normal"/>
     <w:link w:val="BodyTextChar"/>
+    <w:qFormat/>
     <w:pPr>
       <w:spacing w:after="180" w:before="180"/>
     </w:pPr>
-    <w:qFormat/>
   </w:style>
   <w:style w:customStyle="1" w:styleId="FirstParagraph" w:type="paragraph">
     <w:name w:val="First Paragraph"/>
@@ -3364,57 +3633,94 @@
     <w:name w:val="Title"/>
     <w:basedOn w:val="Normal"/>
     <w:next w:val="BodyText"/>
+    <w:link w:val="TitleChar"/>
+    <w:uiPriority w:val="10"/>
     <w:qFormat/>
+    <w:rsid w:val="00A10FD9"/>
     <w:pPr>
-      <w:keepNext/>
-      <w:keepLines/>
-      <w:spacing w:after="240" w:before="480"/>
+      <w:spacing w:after="80" w:line="240" w:lineRule="auto"/>
+      <w:contextualSpacing/>
       <w:jc w:val="center"/>
     </w:pPr>
     <w:rPr>
       <w:rFonts w:asciiTheme="majorHAnsi" w:cstheme="majorBidi" w:eastAsiaTheme="majorEastAsia" w:hAnsiTheme="majorHAnsi"/>
-      <w:b/>
-      <w:bCs/>
-      <w:color w:themeColor="accent1" w:themeShade="B5" w:val="345A8A"/>
-      <w:sz w:val="36"/>
-      <w:szCs w:val="36"/>
+      <w:sz w:val="56"/>
+      <w:szCs w:val="56"/>
+    </w:rPr>
+  </w:style>
+  <w:style w:customStyle="1" w:styleId="TitleChar" w:type="character">
+    <w:name w:val="Title Char"/>
+    <w:basedOn w:val="DefaultParagraphFont"/>
+    <w:link w:val="Title"/>
+    <w:uiPriority w:val="10"/>
+    <w:rsid w:val="00A10FD9"/>
+    <w:rPr>
+      <w:rFonts w:asciiTheme="majorHAnsi" w:cstheme="majorBidi" w:eastAsiaTheme="majorEastAsia" w:hAnsiTheme="majorHAnsi"/>
+      <w:sz w:val="56"/>
+      <w:szCs w:val="56"/>
     </w:rPr>
   </w:style>
   <w:style w:styleId="Subtitle" w:type="paragraph">
     <w:name w:val="Subtitle"/>
+    <w:basedOn w:val="Title"/>
+    <w:next w:val="BodyText"/>
+    <w:link w:val="SubtitleChar"/>
+    <w:uiPriority w:val="11"/>
+    <w:qFormat/>
+    <w:rsid w:val="00A10FD9"/>
+    <w:pPr>
+      <w:numPr>
+        <w:ilvl w:val="1"/>
+      </w:numPr>
+    </w:pPr>
+    <w:rPr>
+      <w:rFonts w:cstheme="majorBidi" w:eastAsiaTheme="majorEastAsia"/>
+      <w:spacing w:val="15"/>
+      <w:sz w:val="28"/>
+      <w:szCs w:val="28"/>
+    </w:rPr>
+  </w:style>
+  <w:style w:customStyle="1" w:styleId="SubtitleChar" w:type="character">
+    <w:name w:val="Subtitle Char"/>
+    <w:basedOn w:val="DefaultParagraphFont"/>
+    <w:link w:val="Subtitle"/>
+    <w:uiPriority w:val="11"/>
+    <w:rsid w:val="00A10FD9"/>
+    <w:rPr>
+      <w:rFonts w:cstheme="majorBidi" w:eastAsiaTheme="majorEastAsia"/>
+      <w:color w:themeColor="text1" w:themeTint="A6" w:val="595959"/>
+      <w:spacing w:val="15"/>
+      <w:sz w:val="28"/>
+      <w:szCs w:val="28"/>
+    </w:rPr>
+  </w:style>
+  <w:style w:customStyle="1" w:styleId="Author" w:type="paragraph">
+    <w:name w:val="Author"/>
     <w:basedOn w:val="Title"/>
     <w:next w:val="BodyText"/>
     <w:qFormat/>
     <w:pPr>
       <w:keepNext/>
       <w:keepLines/>
-      <w:spacing w:after="240" w:before="240"/>
-      <w:jc w:val="center"/>
     </w:pPr>
     <w:rPr>
-      <w:sz w:val="30"/>
-      <w:szCs w:val="30"/>
-    </w:rPr>
-  </w:style>
-  <w:style w:customStyle="1" w:styleId="Author" w:type="paragraph">
-    <w:name w:val="Author"/>
+      <w:sz w:val="24"/>
+      <w:szCs w:val="24"/>
+    </w:rPr>
+  </w:style>
+  <w:style w:styleId="Date" w:type="paragraph">
+    <w:name w:val="Date"/>
+    <w:basedOn w:val="Title"/>
     <w:next w:val="BodyText"/>
     <w:qFormat/>
     <w:pPr>
       <w:keepNext/>
       <w:keepLines/>
-      <w:jc w:val="center"/>
     </w:pPr>
-  </w:style>
-  <w:style w:styleId="Date" w:type="paragraph">
-    <w:name w:val="Date"/>
-    <w:next w:val="BodyText"/>
-    <w:qFormat/>
-    <w:pPr>
-      <w:keepNext/>
-      <w:keepLines/>
-      <w:jc w:val="center"/>
-    </w:pPr>
+    <w:rPr>
+      <w:sz w:val="24"/>
+      <w:szCs w:val="24"/>
+    </w:rPr>
   </w:style>
   <w:style w:customStyle="1" w:styleId="AbstractTitle" w:type="paragraph">
     <w:name w:val="Abstract Title"/>
@@ -3424,15 +3730,13 @@
     <w:pPr>
       <w:keepNext/>
       <w:keepLines/>
+      <w:spacing w:after="0" w:before="300"/>
       <w:jc w:val="center"/>
-      <w:spacing w:after="0" w:before="300"/>
     </w:pPr>
     <w:rPr>
+      <w:b/>
       <w:sz w:val="20"/>
       <w:szCs w:val="20"/>
-      <w:b/>
-      <w:color w:val="345A8A"/>
-      &gt;
     </w:rPr>
   </w:style>
   <w:style w:customStyle="1" w:styleId="Abstract" w:type="paragraph">
@@ -3459,191 +3763,321 @@
     <w:rPr/>
   </w:style>
   <w:style w:styleId="Heading1" w:type="paragraph">
-    <w:name w:val="Heading 1"/>
+    <w:name w:val="heading 1"/>
     <w:basedOn w:val="Normal"/>
     <w:next w:val="BodyText"/>
+    <w:link w:val="Heading1Char"/>
     <w:uiPriority w:val="9"/>
     <w:qFormat/>
+    <w:rsid w:val="00A10FD9"/>
     <w:pPr>
       <w:keepNext/>
       <w:keepLines/>
-      <w:spacing w:after="0" w:before="480"/>
+      <w:spacing w:after="80" w:before="360"/>
       <w:outlineLvl w:val="0"/>
     </w:pPr>
     <w:rPr>
       <w:rFonts w:asciiTheme="majorHAnsi" w:cstheme="majorBidi" w:eastAsiaTheme="majorEastAsia" w:hAnsiTheme="majorHAnsi"/>
-      <w:b/>
-      <w:bCs/>
-      <w:color w:themeColor="accent1" w:val="4F81BD"/>
-      <w:sz w:val="32"/>
-      <w:szCs w:val="32"/>
+      <w:color w:themeColor="accent1" w:themeShade="BF" w:val="0F4761"/>
+      <w:sz w:val="40"/>
+      <w:szCs w:val="40"/>
     </w:rPr>
   </w:style>
   <w:style w:styleId="Heading2" w:type="paragraph">
-    <w:name w:val="Heading 2"/>
+    <w:name w:val="heading 2"/>
     <w:basedOn w:val="Normal"/>
     <w:next w:val="BodyText"/>
+    <w:link w:val="Heading2Char"/>
     <w:uiPriority w:val="9"/>
+    <w:semiHidden/>
     <w:unhideWhenUsed/>
     <w:qFormat/>
+    <w:rsid w:val="00A10FD9"/>
     <w:pPr>
       <w:keepNext/>
       <w:keepLines/>
-      <w:spacing w:after="0" w:before="200"/>
+      <w:spacing w:after="80" w:before="160"/>
       <w:outlineLvl w:val="1"/>
     </w:pPr>
     <w:rPr>
       <w:rFonts w:asciiTheme="majorHAnsi" w:cstheme="majorBidi" w:eastAsiaTheme="majorEastAsia" w:hAnsiTheme="majorHAnsi"/>
-      <w:b/>
-      <w:bCs/>
-      <w:color w:themeColor="accent1" w:val="4F81BD"/>
-      <w:sz w:val="28"/>
-      <w:szCs w:val="28"/>
+      <w:color w:themeColor="accent1" w:themeShade="BF" w:val="0F4761"/>
+      <w:sz w:val="32"/>
+      <w:szCs w:val="32"/>
     </w:rPr>
   </w:style>
   <w:style w:styleId="Heading3" w:type="paragraph">
-    <w:name w:val="Heading 3"/>
+    <w:name w:val="heading 3"/>
     <w:basedOn w:val="Normal"/>
     <w:next w:val="BodyText"/>
+    <w:link w:val="Heading3Char"/>
     <w:uiPriority w:val="9"/>
+    <w:semiHidden/>
     <w:unhideWhenUsed/>
     <w:qFormat/>
+    <w:rsid w:val="00A10FD9"/>
     <w:pPr>
       <w:keepNext/>
       <w:keepLines/>
-      <w:spacing w:after="0" w:before="200"/>
+      <w:spacing w:after="80" w:before="160"/>
       <w:outlineLvl w:val="2"/>
     </w:pPr>
     <w:rPr>
-      <w:rFonts w:asciiTheme="majorHAnsi" w:cstheme="majorBidi" w:eastAsiaTheme="majorEastAsia" w:hAnsiTheme="majorHAnsi"/>
-      <w:b/>
-      <w:bCs/>
-      <w:color w:themeColor="accent1" w:val="4F81BD"/>
-      <w:sz w:val="24"/>
-      <w:szCs w:val="24"/>
+      <w:rFonts w:cstheme="majorBidi" w:eastAsiaTheme="majorEastAsia"/>
+      <w:color w:themeColor="accent1" w:themeShade="BF" w:val="0F4761"/>
+      <w:sz w:val="28"/>
+      <w:szCs w:val="28"/>
     </w:rPr>
   </w:style>
   <w:style w:styleId="Heading4" w:type="paragraph">
-    <w:name w:val="Heading 4"/>
+    <w:name w:val="heading 4"/>
     <w:basedOn w:val="Normal"/>
     <w:next w:val="BodyText"/>
+    <w:link w:val="Heading4Char"/>
     <w:uiPriority w:val="9"/>
+    <w:semiHidden/>
     <w:unhideWhenUsed/>
     <w:qFormat/>
+    <w:rsid w:val="00A10FD9"/>
     <w:pPr>
       <w:keepNext/>
       <w:keepLines/>
-      <w:spacing w:after="0" w:before="200"/>
+      <w:spacing w:after="40" w:before="80"/>
       <w:outlineLvl w:val="3"/>
     </w:pPr>
     <w:rPr>
-      <w:rFonts w:asciiTheme="majorHAnsi" w:cstheme="majorBidi" w:eastAsiaTheme="majorEastAsia" w:hAnsiTheme="majorHAnsi"/>
+      <w:rFonts w:cstheme="majorBidi" w:eastAsiaTheme="majorEastAsia"/>
       <w:i/>
-      <w:bCs/>
-      <w:color w:themeColor="accent1" w:val="4F81BD"/>
-      <w:sz w:val="24"/>
-      <w:szCs w:val="24"/>
+      <w:iCs/>
+      <w:color w:themeColor="accent1" w:themeShade="BF" w:val="0F4761"/>
     </w:rPr>
   </w:style>
   <w:style w:styleId="Heading5" w:type="paragraph">
-    <w:name w:val="Heading 5"/>
+    <w:name w:val="heading 5"/>
     <w:basedOn w:val="Normal"/>
     <w:next w:val="BodyText"/>
+    <w:link w:val="Heading5Char"/>
     <w:uiPriority w:val="9"/>
+    <w:semiHidden/>
     <w:unhideWhenUsed/>
     <w:qFormat/>
+    <w:rsid w:val="00A10FD9"/>
     <w:pPr>
       <w:keepNext/>
       <w:keepLines/>
-      <w:spacing w:after="0" w:before="200"/>
+      <w:spacing w:after="40" w:before="80"/>
       <w:outlineLvl w:val="4"/>
     </w:pPr>
     <w:rPr>
-      <w:rFonts w:asciiTheme="majorHAnsi" w:cstheme="majorBidi" w:eastAsiaTheme="majorEastAsia" w:hAnsiTheme="majorHAnsi"/>
-      <w:iCs/>
-      <w:color w:themeColor="accent1" w:val="4F81BD"/>
-      <w:sz w:val="24"/>
-      <w:szCs w:val="24"/>
+      <w:rFonts w:cstheme="majorBidi" w:eastAsiaTheme="majorEastAsia"/>
+      <w:color w:themeColor="accent1" w:themeShade="BF" w:val="0F4761"/>
     </w:rPr>
   </w:style>
   <w:style w:styleId="Heading6" w:type="paragraph">
-    <w:name w:val="Heading 6"/>
+    <w:name w:val="heading 6"/>
     <w:basedOn w:val="Normal"/>
     <w:next w:val="BodyText"/>
+    <w:link w:val="Heading6Char"/>
     <w:uiPriority w:val="9"/>
+    <w:semiHidden/>
     <w:unhideWhenUsed/>
     <w:qFormat/>
+    <w:rsid w:val="00A10FD9"/>
     <w:pPr>
       <w:keepNext/>
       <w:keepLines/>
-      <w:spacing w:after="0" w:before="200"/>
+      <w:spacing w:after="0" w:before="40"/>
       <w:outlineLvl w:val="5"/>
     </w:pPr>
     <w:rPr>
-      <w:rFonts w:asciiTheme="majorHAnsi" w:cstheme="majorBidi" w:eastAsiaTheme="majorEastAsia" w:hAnsiTheme="majorHAnsi"/>
-      <w:color w:themeColor="accent1" w:val="4F81BD"/>
-      <w:sz w:val="24"/>
-      <w:szCs w:val="24"/>
+      <w:rFonts w:cstheme="majorBidi" w:eastAsiaTheme="majorEastAsia"/>
+      <w:i/>
+      <w:iCs/>
+      <w:color w:themeColor="text1" w:themeTint="A6" w:val="595959"/>
     </w:rPr>
   </w:style>
   <w:style w:styleId="Heading7" w:type="paragraph">
-    <w:name w:val="Heading 7"/>
+    <w:name w:val="heading 7"/>
     <w:basedOn w:val="Normal"/>
     <w:next w:val="BodyText"/>
+    <w:link w:val="Heading7Char"/>
     <w:uiPriority w:val="9"/>
+    <w:semiHidden/>
     <w:unhideWhenUsed/>
     <w:qFormat/>
+    <w:rsid w:val="00A10FD9"/>
     <w:pPr>
       <w:keepNext/>
       <w:keepLines/>
-      <w:spacing w:after="0" w:before="200"/>
+      <w:spacing w:after="0" w:before="40"/>
       <w:outlineLvl w:val="6"/>
     </w:pPr>
     <w:rPr>
-      <w:rFonts w:asciiTheme="majorHAnsi" w:cstheme="majorBidi" w:eastAsiaTheme="majorEastAsia" w:hAnsiTheme="majorHAnsi"/>
-      <w:color w:themeColor="accent1" w:val="4F81BD"/>
-      <w:sz w:val="24"/>
-      <w:szCs w:val="24"/>
+      <w:rFonts w:cstheme="majorBidi" w:eastAsiaTheme="majorEastAsia"/>
+      <w:color w:themeColor="text1" w:themeTint="A6" w:val="595959"/>
     </w:rPr>
   </w:style>
   <w:style w:styleId="Heading8" w:type="paragraph">
-    <w:name w:val="Heading 8"/>
+    <w:name w:val="heading 8"/>
     <w:basedOn w:val="Normal"/>
     <w:next w:val="BodyText"/>
+    <w:link w:val="Heading8Char"/>
     <w:uiPriority w:val="9"/>
+    <w:semiHidden/>
     <w:unhideWhenUsed/>
     <w:qFormat/>
+    <w:rsid w:val="00A10FD9"/>
     <w:pPr>
       <w:keepNext/>
       <w:keepLines/>
-      <w:spacing w:after="0" w:before="200"/>
+      <w:spacing w:after="0"/>
       <w:outlineLvl w:val="7"/>
     </w:pPr>
     <w:rPr>
-      <w:rFonts w:asciiTheme="majorHAnsi" w:cstheme="majorBidi" w:eastAsiaTheme="majorEastAsia" w:hAnsiTheme="majorHAnsi"/>
-      <w:color w:themeColor="accent1" w:val="4F81BD"/>
-      <w:sz w:val="24"/>
-      <w:szCs w:val="24"/>
+      <w:rFonts w:cstheme="majorBidi" w:eastAsiaTheme="majorEastAsia"/>
+      <w:i/>
+      <w:iCs/>
+      <w:color w:themeColor="text1" w:themeTint="D8" w:val="272727"/>
     </w:rPr>
   </w:style>
   <w:style w:styleId="Heading9" w:type="paragraph">
-    <w:name w:val="Heading 9"/>
+    <w:name w:val="heading 9"/>
     <w:basedOn w:val="Normal"/>
     <w:next w:val="BodyText"/>
+    <w:link w:val="Heading9Char"/>
     <w:uiPriority w:val="9"/>
+    <w:semiHidden/>
     <w:unhideWhenUsed/>
     <w:qFormat/>
+    <w:rsid w:val="00A10FD9"/>
     <w:pPr>
       <w:keepNext/>
       <w:keepLines/>
-      <w:spacing w:after="0" w:before="200"/>
+      <w:spacing w:after="0"/>
       <w:outlineLvl w:val="8"/>
     </w:pPr>
     <w:rPr>
+      <w:rFonts w:cstheme="majorBidi" w:eastAsiaTheme="majorEastAsia"/>
+      <w:color w:themeColor="text1" w:themeTint="D8" w:val="272727"/>
+    </w:rPr>
+  </w:style>
+  <w:style w:customStyle="1" w:styleId="Heading1Char" w:type="character">
+    <w:name w:val="Heading 1 Char"/>
+    <w:basedOn w:val="DefaultParagraphFont"/>
+    <w:link w:val="Heading1"/>
+    <w:uiPriority w:val="9"/>
+    <w:rsid w:val="00A10FD9"/>
+    <w:rPr>
       <w:rFonts w:asciiTheme="majorHAnsi" w:cstheme="majorBidi" w:eastAsiaTheme="majorEastAsia" w:hAnsiTheme="majorHAnsi"/>
-      <w:color w:themeColor="accent1" w:val="4F81BD"/>
-      <w:sz w:val="24"/>
-      <w:szCs w:val="24"/>
+      <w:color w:themeColor="accent1" w:themeShade="BF" w:val="0F4761"/>
+      <w:sz w:val="40"/>
+      <w:szCs w:val="40"/>
+    </w:rPr>
+  </w:style>
+  <w:style w:customStyle="1" w:styleId="Heading2Char" w:type="character">
+    <w:name w:val="Heading 2 Char"/>
+    <w:basedOn w:val="DefaultParagraphFont"/>
+    <w:link w:val="Heading2"/>
+    <w:uiPriority w:val="9"/>
+    <w:semiHidden/>
+    <w:rsid w:val="00A10FD9"/>
+    <w:rPr>
+      <w:rFonts w:asciiTheme="majorHAnsi" w:cstheme="majorBidi" w:eastAsiaTheme="majorEastAsia" w:hAnsiTheme="majorHAnsi"/>
+      <w:color w:themeColor="accent1" w:themeShade="BF" w:val="0F4761"/>
+      <w:sz w:val="32"/>
+      <w:szCs w:val="32"/>
+    </w:rPr>
+  </w:style>
+  <w:style w:customStyle="1" w:styleId="Heading3Char" w:type="character">
+    <w:name w:val="Heading 3 Char"/>
+    <w:basedOn w:val="DefaultParagraphFont"/>
+    <w:link w:val="Heading3"/>
+    <w:uiPriority w:val="9"/>
+    <w:semiHidden/>
+    <w:rsid w:val="00A10FD9"/>
+    <w:rPr>
+      <w:rFonts w:cstheme="majorBidi" w:eastAsiaTheme="majorEastAsia"/>
+      <w:color w:themeColor="accent1" w:themeShade="BF" w:val="0F4761"/>
+      <w:sz w:val="28"/>
+      <w:szCs w:val="28"/>
+    </w:rPr>
+  </w:style>
+  <w:style w:customStyle="1" w:styleId="Heading4Char" w:type="character">
+    <w:name w:val="Heading 4 Char"/>
+    <w:basedOn w:val="DefaultParagraphFont"/>
+    <w:link w:val="Heading4"/>
+    <w:uiPriority w:val="9"/>
+    <w:semiHidden/>
+    <w:rsid w:val="00A10FD9"/>
+    <w:rPr>
+      <w:rFonts w:cstheme="majorBidi" w:eastAsiaTheme="majorEastAsia"/>
+      <w:i/>
+      <w:iCs/>
+      <w:color w:themeColor="accent1" w:themeShade="BF" w:val="0F4761"/>
+    </w:rPr>
+  </w:style>
+  <w:style w:customStyle="1" w:styleId="Heading5Char" w:type="character">
+    <w:name w:val="Heading 5 Char"/>
+    <w:basedOn w:val="DefaultParagraphFont"/>
+    <w:link w:val="Heading5"/>
+    <w:uiPriority w:val="9"/>
+    <w:semiHidden/>
+    <w:rsid w:val="00A10FD9"/>
+    <w:rPr>
+      <w:rFonts w:cstheme="majorBidi" w:eastAsiaTheme="majorEastAsia"/>
+      <w:color w:themeColor="accent1" w:themeShade="BF" w:val="0F4761"/>
+    </w:rPr>
+  </w:style>
+  <w:style w:customStyle="1" w:styleId="Heading6Char" w:type="character">
+    <w:name w:val="Heading 6 Char"/>
+    <w:basedOn w:val="DefaultParagraphFont"/>
+    <w:link w:val="Heading6"/>
+    <w:uiPriority w:val="9"/>
+    <w:semiHidden/>
+    <w:rsid w:val="00A10FD9"/>
+    <w:rPr>
+      <w:rFonts w:cstheme="majorBidi" w:eastAsiaTheme="majorEastAsia"/>
+      <w:i/>
+      <w:iCs/>
+      <w:color w:themeColor="text1" w:themeTint="A6" w:val="595959"/>
+    </w:rPr>
+  </w:style>
+  <w:style w:customStyle="1" w:styleId="Heading7Char" w:type="character">
+    <w:name w:val="Heading 7 Char"/>
+    <w:basedOn w:val="DefaultParagraphFont"/>
+    <w:link w:val="Heading7"/>
+    <w:uiPriority w:val="9"/>
+    <w:semiHidden/>
+    <w:rsid w:val="00A10FD9"/>
+    <w:rPr>
+      <w:rFonts w:cstheme="majorBidi" w:eastAsiaTheme="majorEastAsia"/>
+      <w:color w:themeColor="text1" w:themeTint="A6" w:val="595959"/>
+    </w:rPr>
+  </w:style>
+  <w:style w:customStyle="1" w:styleId="Heading8Char" w:type="character">
+    <w:name w:val="Heading 8 Char"/>
+    <w:basedOn w:val="DefaultParagraphFont"/>
+    <w:link w:val="Heading8"/>
+    <w:uiPriority w:val="9"/>
+    <w:semiHidden/>
+    <w:rsid w:val="00A10FD9"/>
+    <w:rPr>
+      <w:rFonts w:cstheme="majorBidi" w:eastAsiaTheme="majorEastAsia"/>
+      <w:i/>
+      <w:iCs/>
+      <w:color w:themeColor="text1" w:themeTint="D8" w:val="272727"/>
+    </w:rPr>
+  </w:style>
+  <w:style w:customStyle="1" w:styleId="Heading9Char" w:type="character">
+    <w:name w:val="Heading 9 Char"/>
+    <w:basedOn w:val="DefaultParagraphFont"/>
+    <w:link w:val="Heading9"/>
+    <w:uiPriority w:val="9"/>
+    <w:semiHidden/>
+    <w:rsid w:val="00A10FD9"/>
+    <w:rPr>
+      <w:rFonts w:cstheme="majorBidi" w:eastAsiaTheme="majorEastAsia"/>
+      <w:color w:themeColor="text1" w:themeTint="D8" w:val="272727"/>
     </w:rPr>
   </w:style>
   <w:style w:styleId="BlockText" w:type="paragraph">
@@ -3665,6 +4099,18 @@
     <w:uiPriority w:val="9"/>
     <w:unhideWhenUsed/>
     <w:qFormat/>
+  </w:style>
+  <w:style w:styleId="FootnoteBlockText" w:type="paragraph">
+    <w:name w:val="Footnote Block Text"/>
+    <w:basedOn w:val="FootnoteText"/>
+    <w:next w:val="FootnoteText"/>
+    <w:uiPriority w:val="9"/>
+    <w:unhideWhenUsed/>
+    <w:qFormat/>
+    <w:pPr>
+      <w:spacing w:after="100" w:before="100"/>
+      <w:ind w:firstLine="0" w:left="480" w:right="480"/>
+    </w:pPr>
   </w:style>
   <w:style w:default="1" w:styleId="DefaultParagraphFont" w:type="character">
     <w:name w:val="Default Paragraph Font"/>
@@ -3687,18 +4133,11 @@
       </w:tblCellMar>
     </w:tblPr>
     <w:tblStylePr w:type="firstRow">
-      <w:tblPr>
-        <w:jc w:val="left"/>
-        <w:tblInd w:type="dxa" w:w="0"/>
-      </w:tblPr>
-      <w:trPr>
-        <w:jc w:val="left"/>
-      </w:trPr>
       <w:tcPr>
-        <w:vAlign w:val="bottom"/>
         <w:tcBorders>
           <w:bottom w:val="single"/>
         </w:tcBorders>
+        <w:vAlign w:val="bottom"/>
       </w:tcPr>
     </w:tblStylePr>
   </w:style>
@@ -3807,233 +4246,261 @@
     <w:link w:val="VerbatimChar"/>
     <w:pPr>
       <w:wordWrap w:val="off"/>
+      <w:shd w:val="clear" w:fill="f1f3f5"/>
     </w:pPr>
   </w:style>
   <w:style w:type="character" w:customStyle="1" w:styleId="KeywordTok">
     <w:name w:val="KeywordTok"/>
     <w:basedOn w:val="VerbatimChar"/>
     <w:rPr>
-      <w:color w:val="007020"/>
       <w:b/>
+      <w:color w:val="003b4f"/>
+      <w:shd w:val="clear" w:fill="f1f3f5"/>
     </w:rPr>
   </w:style>
   <w:style w:type="character" w:customStyle="1" w:styleId="DataTypeTok">
     <w:name w:val="DataTypeTok"/>
     <w:basedOn w:val="VerbatimChar"/>
     <w:rPr>
-      <w:color w:val="902000"/>
+      <w:color w:val="ad0000"/>
+      <w:shd w:val="clear" w:fill="f1f3f5"/>
     </w:rPr>
   </w:style>
   <w:style w:type="character" w:customStyle="1" w:styleId="DecValTok">
     <w:name w:val="DecValTok"/>
     <w:basedOn w:val="VerbatimChar"/>
     <w:rPr>
-      <w:color w:val="40a070"/>
+      <w:color w:val="ad0000"/>
+      <w:shd w:val="clear" w:fill="f1f3f5"/>
     </w:rPr>
   </w:style>
   <w:style w:type="character" w:customStyle="1" w:styleId="BaseNTok">
     <w:name w:val="BaseNTok"/>
     <w:basedOn w:val="VerbatimChar"/>
     <w:rPr>
-      <w:color w:val="40a070"/>
+      <w:color w:val="ad0000"/>
+      <w:shd w:val="clear" w:fill="f1f3f5"/>
     </w:rPr>
   </w:style>
   <w:style w:type="character" w:customStyle="1" w:styleId="FloatTok">
     <w:name w:val="FloatTok"/>
     <w:basedOn w:val="VerbatimChar"/>
     <w:rPr>
-      <w:color w:val="40a070"/>
+      <w:color w:val="ad0000"/>
+      <w:shd w:val="clear" w:fill="f1f3f5"/>
     </w:rPr>
   </w:style>
   <w:style w:type="character" w:customStyle="1" w:styleId="ConstantTok">
     <w:name w:val="ConstantTok"/>
     <w:basedOn w:val="VerbatimChar"/>
     <w:rPr>
-      <w:color w:val="880000"/>
+      <w:color w:val="8f5902"/>
+      <w:shd w:val="clear" w:fill="f1f3f5"/>
     </w:rPr>
   </w:style>
   <w:style w:type="character" w:customStyle="1" w:styleId="CharTok">
     <w:name w:val="CharTok"/>
     <w:basedOn w:val="VerbatimChar"/>
     <w:rPr>
-      <w:color w:val="4070a0"/>
+      <w:color w:val="20794d"/>
+      <w:shd w:val="clear" w:fill="f1f3f5"/>
     </w:rPr>
   </w:style>
   <w:style w:type="character" w:customStyle="1" w:styleId="SpecialCharTok">
     <w:name w:val="SpecialCharTok"/>
     <w:basedOn w:val="VerbatimChar"/>
     <w:rPr>
-      <w:color w:val="4070a0"/>
+      <w:color w:val="5e5e5e"/>
+      <w:shd w:val="clear" w:fill="f1f3f5"/>
     </w:rPr>
   </w:style>
   <w:style w:type="character" w:customStyle="1" w:styleId="StringTok">
     <w:name w:val="StringTok"/>
     <w:basedOn w:val="VerbatimChar"/>
     <w:rPr>
-      <w:color w:val="4070a0"/>
+      <w:color w:val="20794d"/>
+      <w:shd w:val="clear" w:fill="f1f3f5"/>
     </w:rPr>
   </w:style>
   <w:style w:type="character" w:customStyle="1" w:styleId="VerbatimStringTok">
     <w:name w:val="VerbatimStringTok"/>
     <w:basedOn w:val="VerbatimChar"/>
     <w:rPr>
-      <w:color w:val="4070a0"/>
+      <w:color w:val="20794d"/>
+      <w:shd w:val="clear" w:fill="f1f3f5"/>
     </w:rPr>
   </w:style>
   <w:style w:type="character" w:customStyle="1" w:styleId="SpecialStringTok">
     <w:name w:val="SpecialStringTok"/>
     <w:basedOn w:val="VerbatimChar"/>
     <w:rPr>
-      <w:color w:val="bb6688"/>
+      <w:color w:val="20794d"/>
+      <w:shd w:val="clear" w:fill="f1f3f5"/>
     </w:rPr>
   </w:style>
   <w:style w:type="character" w:customStyle="1" w:styleId="ImportTok">
     <w:name w:val="ImportTok"/>
     <w:basedOn w:val="VerbatimChar"/>
     <w:rPr>
-      <w:color w:val="008000"/>
-      <w:b/>
+      <w:color w:val="00769e"/>
+      <w:shd w:val="clear" w:fill="f1f3f5"/>
     </w:rPr>
   </w:style>
   <w:style w:type="character" w:customStyle="1" w:styleId="CommentTok">
     <w:name w:val="CommentTok"/>
     <w:basedOn w:val="VerbatimChar"/>
     <w:rPr>
-      <w:color w:val="60a0b0"/>
-      <w:i/>
+      <w:color w:val="5e5e5e"/>
+      <w:shd w:val="clear" w:fill="f1f3f5"/>
     </w:rPr>
   </w:style>
   <w:style w:type="character" w:customStyle="1" w:styleId="DocumentationTok">
     <w:name w:val="DocumentationTok"/>
     <w:basedOn w:val="VerbatimChar"/>
     <w:rPr>
-      <w:color w:val="ba2121"/>
       <w:i/>
+      <w:color w:val="5e5e5e"/>
+      <w:shd w:val="clear" w:fill="f1f3f5"/>
     </w:rPr>
   </w:style>
   <w:style w:type="character" w:customStyle="1" w:styleId="AnnotationTok">
     <w:name w:val="AnnotationTok"/>
     <w:basedOn w:val="VerbatimChar"/>
     <w:rPr>
-      <w:color w:val="60a0b0"/>
-      <w:b/>
-      <w:i/>
+      <w:color w:val="5e5e5e"/>
+      <w:shd w:val="clear" w:fill="f1f3f5"/>
     </w:rPr>
   </w:style>
   <w:style w:type="character" w:customStyle="1" w:styleId="CommentVarTok">
     <w:name w:val="CommentVarTok"/>
     <w:basedOn w:val="VerbatimChar"/>
     <w:rPr>
-      <w:color w:val="60a0b0"/>
-      <w:b/>
       <w:i/>
+      <w:color w:val="5e5e5e"/>
+      <w:shd w:val="clear" w:fill="f1f3f5"/>
     </w:rPr>
   </w:style>
   <w:style w:type="character" w:customStyle="1" w:styleId="OtherTok">
     <w:name w:val="OtherTok"/>
     <w:basedOn w:val="VerbatimChar"/>
     <w:rPr>
-      <w:color w:val="007020"/>
+      <w:color w:val="003b4f"/>
+      <w:shd w:val="clear" w:fill="f1f3f5"/>
     </w:rPr>
   </w:style>
   <w:style w:type="character" w:customStyle="1" w:styleId="FunctionTok">
     <w:name w:val="FunctionTok"/>
     <w:basedOn w:val="VerbatimChar"/>
     <w:rPr>
-      <w:color w:val="06287e"/>
+      <w:color w:val="4758ab"/>
+      <w:shd w:val="clear" w:fill="f1f3f5"/>
     </w:rPr>
   </w:style>
   <w:style w:type="character" w:customStyle="1" w:styleId="VariableTok">
     <w:name w:val="VariableTok"/>
     <w:basedOn w:val="VerbatimChar"/>
     <w:rPr>
-      <w:color w:val="19177c"/>
+      <w:color w:val="111111"/>
+      <w:shd w:val="clear" w:fill="f1f3f5"/>
     </w:rPr>
   </w:style>
   <w:style w:type="character" w:customStyle="1" w:styleId="ControlFlowTok">
     <w:name w:val="ControlFlowTok"/>
     <w:basedOn w:val="VerbatimChar"/>
     <w:rPr>
-      <w:color w:val="007020"/>
       <w:b/>
+      <w:color w:val="003b4f"/>
+      <w:shd w:val="clear" w:fill="f1f3f5"/>
     </w:rPr>
   </w:style>
   <w:style w:type="character" w:customStyle="1" w:styleId="OperatorTok">
     <w:name w:val="OperatorTok"/>
     <w:basedOn w:val="VerbatimChar"/>
     <w:rPr>
-      <w:color w:val="666666"/>
+      <w:color w:val="5e5e5e"/>
+      <w:shd w:val="clear" w:fill="f1f3f5"/>
     </w:rPr>
   </w:style>
   <w:style w:type="character" w:customStyle="1" w:styleId="BuiltInTok">
     <w:name w:val="BuiltInTok"/>
     <w:basedOn w:val="VerbatimChar"/>
     <w:rPr>
-      <w:color w:val="008000"/>
+      <w:color w:val="003b4f"/>
+      <w:shd w:val="clear" w:fill="f1f3f5"/>
     </w:rPr>
   </w:style>
   <w:style w:type="character" w:customStyle="1" w:styleId="ExtensionTok">
     <w:name w:val="ExtensionTok"/>
     <w:basedOn w:val="VerbatimChar"/>
-    <w:rPr/>
+    <w:rPr>
+      <w:color w:val="003b4f"/>
+      <w:shd w:val="clear" w:fill="f1f3f5"/>
+    </w:rPr>
   </w:style>
   <w:style w:type="character" w:customStyle="1" w:styleId="PreprocessorTok">
     <w:name w:val="PreprocessorTok"/>
     <w:basedOn w:val="VerbatimChar"/>
     <w:rPr>
-      <w:color w:val="bc7a00"/>
+      <w:color w:val="ad0000"/>
+      <w:shd w:val="clear" w:fill="f1f3f5"/>
     </w:rPr>
   </w:style>
   <w:style w:type="character" w:customStyle="1" w:styleId="AttributeTok">
     <w:name w:val="AttributeTok"/>
     <w:basedOn w:val="VerbatimChar"/>
     <w:rPr>
-      <w:color w:val="7d9029"/>
+      <w:color w:val="657422"/>
+      <w:shd w:val="clear" w:fill="f1f3f5"/>
     </w:rPr>
   </w:style>
   <w:style w:type="character" w:customStyle="1" w:styleId="RegionMarkerTok">
     <w:name w:val="RegionMarkerTok"/>
     <w:basedOn w:val="VerbatimChar"/>
-    <w:rPr/>
+    <w:rPr>
+      <w:color w:val="003b4f"/>
+      <w:shd w:val="clear" w:fill="f1f3f5"/>
+    </w:rPr>
   </w:style>
   <w:style w:type="character" w:customStyle="1" w:styleId="InformationTok">
     <w:name w:val="InformationTok"/>
     <w:basedOn w:val="VerbatimChar"/>
     <w:rPr>
-      <w:color w:val="60a0b0"/>
-      <w:b/>
-      <w:i/>
+      <w:color w:val="5e5e5e"/>
+      <w:shd w:val="clear" w:fill="f1f3f5"/>
     </w:rPr>
   </w:style>
   <w:style w:type="character" w:customStyle="1" w:styleId="WarningTok">
     <w:name w:val="WarningTok"/>
     <w:basedOn w:val="VerbatimChar"/>
     <w:rPr>
-      <w:color w:val="60a0b0"/>
-      <w:b/>
       <w:i/>
+      <w:color w:val="5e5e5e"/>
+      <w:shd w:val="clear" w:fill="f1f3f5"/>
     </w:rPr>
   </w:style>
   <w:style w:type="character" w:customStyle="1" w:styleId="AlertTok">
     <w:name w:val="AlertTok"/>
     <w:basedOn w:val="VerbatimChar"/>
     <w:rPr>
-      <w:color w:val="ff0000"/>
-      <w:b/>
+      <w:color w:val="ad0000"/>
+      <w:shd w:val="clear" w:fill="f1f3f5"/>
     </w:rPr>
   </w:style>
   <w:style w:type="character" w:customStyle="1" w:styleId="ErrorTok">
     <w:name w:val="ErrorTok"/>
     <w:basedOn w:val="VerbatimChar"/>
     <w:rPr>
-      <w:color w:val="ff0000"/>
-      <w:b/>
+      <w:color w:val="ad0000"/>
+      <w:shd w:val="clear" w:fill="f1f3f5"/>
     </w:rPr>
   </w:style>
   <w:style w:type="character" w:customStyle="1" w:styleId="NormalTok">
     <w:name w:val="NormalTok"/>
     <w:basedOn w:val="VerbatimChar"/>
-    <w:rPr/>
+    <w:rPr>
+      <w:color w:val="003b4f"/>
+      <w:shd w:val="clear" w:fill="f1f3f5"/>
+    </w:rPr>
   </w:style>
 </w:styles>
 </file>
@@ -4049,44 +4516,44 @@
         <a:sysClr val="window" lastClr="FFFFFF"/>
       </a:lt1>
       <a:dk2>
-        <a:srgbClr val="1F497D"/>
+        <a:srgbClr val="0E2841"/>
       </a:dk2>
       <a:lt2>
-        <a:srgbClr val="EEECE1"/>
+        <a:srgbClr val="E8E8E8"/>
       </a:lt2>
       <a:accent1>
-        <a:srgbClr val="4F81BD"/>
+        <a:srgbClr val="156082"/>
       </a:accent1>
       <a:accent2>
-        <a:srgbClr val="C0504D"/>
+        <a:srgbClr val="E97132"/>
       </a:accent2>
       <a:accent3>
-        <a:srgbClr val="9BBB59"/>
+        <a:srgbClr val="196B24"/>
       </a:accent3>
       <a:accent4>
-        <a:srgbClr val="8064A2"/>
+        <a:srgbClr val="0F9ED5"/>
       </a:accent4>
       <a:accent5>
-        <a:srgbClr val="4BACC6"/>
+        <a:srgbClr val="A02B93"/>
       </a:accent5>
       <a:accent6>
-        <a:srgbClr val="F79646"/>
+        <a:srgbClr val="4EA72E"/>
       </a:accent6>
       <a:hlink>
-        <a:srgbClr val="0000FF"/>
+        <a:srgbClr val="467886"/>
       </a:hlink>
       <a:folHlink>
-        <a:srgbClr val="800080"/>
+        <a:srgbClr val="96607D"/>
       </a:folHlink>
     </a:clrScheme>
     <a:fontScheme name="Office">
       <a:majorFont>
-        <a:latin typeface="Calibri"/>
+        <a:latin typeface="Aptos Display" panose="02110004020202020204"/>
         <a:ea typeface=""/>
         <a:cs typeface=""/>
-        <a:font script="Jpan" typeface="ＭＳ ゴシック"/>
+        <a:font script="Jpan" typeface="游ゴシック Light"/>
         <a:font script="Hang" typeface="맑은 고딕"/>
-        <a:font script="Hans" typeface="宋体"/>
+        <a:font script="Hans" typeface="等线 Light"/>
         <a:font script="Hant" typeface="新細明體"/>
         <a:font script="Arab" typeface="Times New Roman"/>
         <a:font script="Hebr" typeface="Times New Roman"/>
@@ -4113,14 +4580,32 @@
         <a:font script="Mong" typeface="Mongolian Baiti"/>
         <a:font script="Viet" typeface="Times New Roman"/>
         <a:font script="Uigh" typeface="Microsoft Uighur"/>
+        <a:font script="Geor" typeface="Sylfaen"/>
+        <a:font script="Armn" typeface="Arial"/>
+        <a:font script="Bugi" typeface="Leelawadee UI"/>
+        <a:font script="Bopo" typeface="Microsoft JhengHei"/>
+        <a:font script="Java" typeface="Javanese Text"/>
+        <a:font script="Lisu" typeface="Segoe UI"/>
+        <a:font script="Mymr" typeface="Myanmar Text"/>
+        <a:font script="Nkoo" typeface="Ebrima"/>
+        <a:font script="Olck" typeface="Nirmala UI"/>
+        <a:font script="Osma" typeface="Ebrima"/>
+        <a:font script="Phag" typeface="Phagspa"/>
+        <a:font script="Syrn" typeface="Estrangelo Edessa"/>
+        <a:font script="Syrj" typeface="Estrangelo Edessa"/>
+        <a:font script="Syre" typeface="Estrangelo Edessa"/>
+        <a:font script="Sora" typeface="Nirmala UI"/>
+        <a:font script="Tale" typeface="Microsoft Tai Le"/>
+        <a:font script="Talu" typeface="Microsoft New Tai Lue"/>
+        <a:font script="Tfng" typeface="Ebrima"/>
       </a:majorFont>
       <a:minorFont>
-        <a:latin typeface="Cambria"/>
+        <a:latin typeface="Aptos" panose="02110004020202020204"/>
         <a:ea typeface=""/>
         <a:cs typeface=""/>
-        <a:font script="Jpan" typeface="ＭＳ 明朝"/>
+        <a:font script="Jpan" typeface="游明朝"/>
         <a:font script="Hang" typeface="맑은 고딕"/>
-        <a:font script="Hans" typeface="宋体"/>
+        <a:font script="Hans" typeface="等线"/>
         <a:font script="Hant" typeface="新細明體"/>
         <a:font script="Arab" typeface="Arial"/>
         <a:font script="Hebr" typeface="Arial"/>
@@ -4147,6 +4632,24 @@
         <a:font script="Mong" typeface="Mongolian Baiti"/>
         <a:font script="Viet" typeface="Arial"/>
         <a:font script="Uigh" typeface="Microsoft Uighur"/>
+        <a:font script="Geor" typeface="Sylfaen"/>
+        <a:font script="Armn" typeface="Arial"/>
+        <a:font script="Bugi" typeface="Leelawadee UI"/>
+        <a:font script="Bopo" typeface="Microsoft JhengHei"/>
+        <a:font script="Java" typeface="Javanese Text"/>
+        <a:font script="Lisu" typeface="Segoe UI"/>
+        <a:font script="Mymr" typeface="Myanmar Text"/>
+        <a:font script="Nkoo" typeface="Ebrima"/>
+        <a:font script="Olck" typeface="Nirmala UI"/>
+        <a:font script="Osma" typeface="Ebrima"/>
+        <a:font script="Phag" typeface="Phagspa"/>
+        <a:font script="Syrn" typeface="Estrangelo Edessa"/>
+        <a:font script="Syrj" typeface="Estrangelo Edessa"/>
+        <a:font script="Syre" typeface="Estrangelo Edessa"/>
+        <a:font script="Sora" typeface="Nirmala UI"/>
+        <a:font script="Tale" typeface="Microsoft Tai Le"/>
+        <a:font script="Talu" typeface="Microsoft New Tai Lue"/>
+        <a:font script="Tfng" typeface="Ebrima"/>
       </a:minorFont>
     </a:fontScheme>
     <a:fmtScheme name="Office">
@@ -4158,200 +4661,141 @@
           <a:gsLst>
             <a:gs pos="0">
               <a:schemeClr val="phClr">
-                <a:tint val="50000"/>
-                <a:satMod val="300000"/>
+                <a:lumMod val="110000"/>
+                <a:satMod val="105000"/>
+                <a:tint val="67000"/>
               </a:schemeClr>
             </a:gs>
-            <a:gs pos="35000">
+            <a:gs pos="50000">
               <a:schemeClr val="phClr">
-                <a:tint val="37000"/>
-                <a:satMod val="300000"/>
+                <a:lumMod val="105000"/>
+                <a:satMod val="103000"/>
+                <a:tint val="73000"/>
               </a:schemeClr>
             </a:gs>
             <a:gs pos="100000">
               <a:schemeClr val="phClr">
-                <a:tint val="15000"/>
-                <a:satMod val="350000"/>
+                <a:lumMod val="105000"/>
+                <a:satMod val="109000"/>
+                <a:tint val="81000"/>
               </a:schemeClr>
             </a:gs>
           </a:gsLst>
-          <a:lin ang="16200000" scaled="1"/>
+          <a:lin ang="5400000" scaled="0"/>
         </a:gradFill>
         <a:gradFill rotWithShape="1">
           <a:gsLst>
             <a:gs pos="0">
               <a:schemeClr val="phClr">
-                <a:tint val="100000"/>
+                <a:satMod val="103000"/>
+                <a:lumMod val="102000"/>
+                <a:tint val="94000"/>
+              </a:schemeClr>
+            </a:gs>
+            <a:gs pos="50000">
+              <a:schemeClr val="phClr">
+                <a:satMod val="110000"/>
+                <a:lumMod val="100000"/>
                 <a:shade val="100000"/>
-                <a:satMod val="130000"/>
               </a:schemeClr>
             </a:gs>
             <a:gs pos="100000">
               <a:schemeClr val="phClr">
-                <a:tint val="50000"/>
-                <a:shade val="100000"/>
-                <a:satMod val="350000"/>
+                <a:lumMod val="99000"/>
+                <a:satMod val="120000"/>
+                <a:shade val="78000"/>
               </a:schemeClr>
             </a:gs>
           </a:gsLst>
-          <a:lin ang="16200000" scaled="0"/>
+          <a:lin ang="5400000" scaled="0"/>
         </a:gradFill>
       </a:fillStyleLst>
       <a:lnStyleLst>
-        <a:ln w="9525" cap="flat" cmpd="sng" algn="ctr">
-          <a:solidFill>
-            <a:schemeClr val="phClr">
-              <a:shade val="95000"/>
-              <a:satMod val="105000"/>
-            </a:schemeClr>
-          </a:solidFill>
-          <a:prstDash val="solid"/>
-        </a:ln>
-        <a:ln w="25400" cap="flat" cmpd="sng" algn="ctr">
+        <a:ln w="6350" cap="flat" cmpd="sng" algn="ctr">
           <a:solidFill>
             <a:schemeClr val="phClr"/>
           </a:solidFill>
           <a:prstDash val="solid"/>
+          <a:miter lim="800000"/>
         </a:ln>
-        <a:ln w="38100" cap="flat" cmpd="sng" algn="ctr">
+        <a:ln w="12700" cap="flat" cmpd="sng" algn="ctr">
           <a:solidFill>
             <a:schemeClr val="phClr"/>
           </a:solidFill>
           <a:prstDash val="solid"/>
+          <a:miter lim="800000"/>
+        </a:ln>
+        <a:ln w="19050" cap="flat" cmpd="sng" algn="ctr">
+          <a:solidFill>
+            <a:schemeClr val="phClr"/>
+          </a:solidFill>
+          <a:prstDash val="solid"/>
+          <a:miter lim="800000"/>
         </a:ln>
       </a:lnStyleLst>
       <a:effectStyleLst>
         <a:effectStyle>
+          <a:effectLst/>
+        </a:effectStyle>
+        <a:effectStyle>
+          <a:effectLst/>
+        </a:effectStyle>
+        <a:effectStyle>
           <a:effectLst>
-            <a:outerShdw blurRad="40000" dist="20000" dir="5400000" rotWithShape="0">
+            <a:outerShdw blurRad="57150" dist="19050" dir="5400000" algn="ctr" rotWithShape="0">
               <a:srgbClr val="000000">
-                <a:alpha val="38000"/>
+                <a:alpha val="63000"/>
               </a:srgbClr>
             </a:outerShdw>
           </a:effectLst>
-        </a:effectStyle>
-        <a:effectStyle>
-          <a:effectLst>
-            <a:outerShdw blurRad="40000" dist="23000" dir="5400000" rotWithShape="0">
-              <a:srgbClr val="000000">
-                <a:alpha val="35000"/>
-              </a:srgbClr>
-            </a:outerShdw>
-          </a:effectLst>
-        </a:effectStyle>
-        <a:effectStyle>
-          <a:effectLst>
-            <a:outerShdw blurRad="40000" dist="23000" dir="5400000" rotWithShape="0">
-              <a:srgbClr val="000000">
-                <a:alpha val="35000"/>
-              </a:srgbClr>
-            </a:outerShdw>
-          </a:effectLst>
-          <a:scene3d>
-            <a:camera prst="orthographicFront">
-              <a:rot lat="0" lon="0" rev="0"/>
-            </a:camera>
-            <a:lightRig rig="threePt" dir="t">
-              <a:rot lat="0" lon="0" rev="1200000"/>
-            </a:lightRig>
-          </a:scene3d>
-          <a:sp3d>
-            <a:bevelT w="63500" h="25400"/>
-          </a:sp3d>
         </a:effectStyle>
       </a:effectStyleLst>
       <a:bgFillStyleLst>
         <a:solidFill>
           <a:schemeClr val="phClr"/>
         </a:solidFill>
+        <a:solidFill>
+          <a:schemeClr val="phClr">
+            <a:tint val="95000"/>
+            <a:satMod val="170000"/>
+          </a:schemeClr>
+        </a:solidFill>
         <a:gradFill rotWithShape="1">
           <a:gsLst>
             <a:gs pos="0">
               <a:schemeClr val="phClr">
-                <a:tint val="40000"/>
-                <a:satMod val="350000"/>
+                <a:tint val="93000"/>
+                <a:satMod val="150000"/>
+                <a:shade val="98000"/>
+                <a:lumMod val="102000"/>
               </a:schemeClr>
             </a:gs>
-            <a:gs pos="40000">
+            <a:gs pos="50000">
               <a:schemeClr val="phClr">
-                <a:tint val="45000"/>
-                <a:shade val="99000"/>
-                <a:satMod val="350000"/>
+                <a:tint val="98000"/>
+                <a:satMod val="130000"/>
+                <a:shade val="90000"/>
+                <a:lumMod val="103000"/>
               </a:schemeClr>
             </a:gs>
             <a:gs pos="100000">
               <a:schemeClr val="phClr">
-                <a:shade val="20000"/>
-                <a:satMod val="255000"/>
+                <a:shade val="63000"/>
+                <a:satMod val="120000"/>
               </a:schemeClr>
             </a:gs>
           </a:gsLst>
-          <a:path path="circle">
-            <a:fillToRect l="50000" t="-80000" r="50000" b="180000"/>
-          </a:path>
-        </a:gradFill>
-        <a:gradFill rotWithShape="1">
-          <a:gsLst>
-            <a:gs pos="0">
-              <a:schemeClr val="phClr">
-                <a:tint val="80000"/>
-                <a:satMod val="300000"/>
-              </a:schemeClr>
-            </a:gs>
-            <a:gs pos="100000">
-              <a:schemeClr val="phClr">
-                <a:shade val="30000"/>
-                <a:satMod val="200000"/>
-              </a:schemeClr>
-            </a:gs>
-          </a:gsLst>
-          <a:path path="circle">
-            <a:fillToRect l="50000" t="50000" r="50000" b="50000"/>
-          </a:path>
+          <a:lin ang="5400000" scaled="0"/>
         </a:gradFill>
       </a:bgFillStyleLst>
     </a:fmtScheme>
   </a:themeElements>
-  <a:objectDefaults>
-    <a:spDef>
-      <a:spPr/>
-      <a:bodyPr/>
-      <a:lstStyle/>
-      <a:style>
-        <a:lnRef idx="1">
-          <a:schemeClr val="accent1"/>
-        </a:lnRef>
-        <a:fillRef idx="3">
-          <a:schemeClr val="accent1"/>
-        </a:fillRef>
-        <a:effectRef idx="2">
-          <a:schemeClr val="accent1"/>
-        </a:effectRef>
-        <a:fontRef idx="minor">
-          <a:schemeClr val="lt1"/>
-        </a:fontRef>
-      </a:style>
-    </a:spDef>
-    <a:lnDef>
-      <a:spPr/>
-      <a:bodyPr/>
-      <a:lstStyle/>
-      <a:style>
-        <a:lnRef idx="2">
-          <a:schemeClr val="accent1"/>
-        </a:lnRef>
-        <a:fillRef idx="0">
-          <a:schemeClr val="accent1"/>
-        </a:fillRef>
-        <a:effectRef idx="1">
-          <a:schemeClr val="accent1"/>
-        </a:effectRef>
-        <a:fontRef idx="minor">
-          <a:schemeClr val="tx1"/>
-        </a:fontRef>
-      </a:style>
-    </a:lnDef>
-  </a:objectDefaults>
+  <a:objectDefaults/>
   <a:extraClrSchemeLst/>
+  <a:extLst>
+    <a:ext uri="{05A4C25C-085E-4340-85A3-A5531E510DB2}">
+      <thm15:themeFamily xmlns:thm15="http://schemas.microsoft.com/office/thememl/2012/main" name="Office Theme" id="{2E142A2C-CD16-42D6-873A-C26D2A0506FA}" vid="{1BDDFF52-6CD6-40A5-AB3C-68EB2F1E4D0A}"/>
+    </a:ext>
+  </a:extLst>
 </a:theme>
 </file>
--- a/inbox/Application Aware Networking/federal-aan-conmon-gap-roadmap.docx
+++ b/inbox/Application Aware Networking/federal-aan-conmon-gap-roadmap.docx
@@ -2,7 +2,33 @@
 <file path=word/document.xml><?xml version="1.0" encoding="utf-8"?>
 <w:document xmlns:w="http://schemas.openxmlformats.org/wordprocessingml/2006/main" xmlns:m="http://schemas.openxmlformats.org/officeDocument/2006/math" xmlns:r="http://schemas.openxmlformats.org/officeDocument/2006/relationships" xmlns:o="urn:schemas-microsoft-com:office:office" xmlns:v="urn:schemas-microsoft-com:vml" xmlns:w10="urn:schemas-microsoft-com:office:word" xmlns:a="http://schemas.openxmlformats.org/drawingml/2006/main" xmlns:pic="http://schemas.openxmlformats.org/drawingml/2006/picture" xmlns:wp="http://schemas.openxmlformats.org/drawingml/2006/wordprocessingDrawing">
   <w:body>
-    <w:bookmarkStart w:id="29" w:name="X25c54cb3cc7483a94492ed2c32810e66191b358"/>
+    <w:sdt>
+      <w:sdtPr>
+        <w:docPartObj>
+          <w:docPartGallery w:val="Table of Contents"/>
+          <w:docPartUnique/>
+        </w:docPartObj>
+      </w:sdtPr>
+      <w:sdtContent>
+        <w:p>
+          <w:pPr>
+            <w:pStyle w:val="TOCHeading"/>
+          </w:pPr>
+          <w:r>
+            <w:t xml:space="preserve">Table of Contents</w:t>
+          </w:r>
+        </w:p>
+        <w:p>
+          <w:r>
+            <w:fldChar w:fldCharType="begin" w:dirty="true"/>
+            <w:instrText xml:space="preserve">TOC \o "1-3" \h \z \u</w:instrText>
+            <w:fldChar w:fldCharType="separate"/>
+            <w:fldChar w:fldCharType="end"/>
+          </w:r>
+        </w:p>
+      </w:sdtContent>
+    </w:sdt>
+    <w:bookmarkStart w:id="32" w:name="X25c54cb3cc7483a94492ed2c32810e66191b358"/>
     <w:p>
       <w:pPr>
         <w:pStyle w:val="Heading1"/>
@@ -20,7 +46,25 @@
           <w:b/>
           <w:bCs/>
         </w:rPr>
-        <w:t xml:space="preserve">As of July 5, 2026 — Internal UIAO Working Document</w:t>
+        <w:t xml:space="preserve">As of July 7, 2026 — Internal UIAO Working Document</w:t>
+      </w:r>
+    </w:p>
+    <w:p>
+      <w:pPr>
+        <w:pStyle w:val="BodyText"/>
+      </w:pPr>
+      <w:r>
+        <w:rPr>
+          <w:b/>
+          <w:bCs/>
+        </w:rPr>
+        <w:t xml:space="preserve">Date Code:</w:t>
+      </w:r>
+      <w:r>
+        <w:t xml:space="preserve"> </w:t>
+      </w:r>
+      <w:r>
+        <w:t xml:space="preserve">2026-07-07 11:52 ET</w:t>
       </w:r>
     </w:p>
     <w:p>
@@ -207,13 +251,1021 @@
       </w:r>
     </w:p>
     <w:bookmarkEnd w:id="9"/>
-    <w:bookmarkStart w:id="10" w:name="hard-deadlines"/>
+    <w:bookmarkStart w:id="13" w:name="Xa24d59ace16dcaeb78ad935606038d54785a5ad"/>
     <w:p>
       <w:pPr>
         <w:pStyle w:val="Heading2"/>
       </w:pPr>
       <w:r>
-        <w:t xml:space="preserve">Hard Deadlines</w:t>
+        <w:t xml:space="preserve">Federal Compliance Timeline — All Mandates Touching NIST Control Families</w:t>
+      </w:r>
+    </w:p>
+    <w:p>
+      <w:pPr>
+        <w:pStyle w:val="FirstParagraph"/>
+      </w:pPr>
+      <w:r>
+        <w:rPr>
+          <w:i/>
+          <w:iCs/>
+        </w:rPr>
+        <w:t xml:space="preserve">Researched and verified 2026-07-07 against fedramp.gov, cisa.gov, csrc.nist.gov,</w:t>
+      </w:r>
+      <w:r>
+        <w:rPr>
+          <w:i/>
+          <w:iCs/>
+        </w:rPr>
+        <w:t xml:space="preserve"> </w:t>
+      </w:r>
+      <w:r>
+        <w:rPr>
+          <w:i/>
+          <w:iCs/>
+        </w:rPr>
+        <w:t xml:space="preserve">whitehouse.gov, and NSA CNSA 2.0 guidance. This section is the series’ single</w:t>
+      </w:r>
+      <w:r>
+        <w:rPr>
+          <w:i/>
+          <w:iCs/>
+        </w:rPr>
+        <w:t xml:space="preserve"> </w:t>
+      </w:r>
+      <w:r>
+        <w:rPr>
+          <w:i/>
+          <w:iCs/>
+        </w:rPr>
+        <w:t xml:space="preserve">source of truth for federal dates; the Books cite subsets of it.</w:t>
+      </w:r>
+    </w:p>
+    <w:bookmarkStart w:id="10" w:name="already-in-force-the-elapsed-baseline"/>
+    <w:p>
+      <w:pPr>
+        <w:pStyle w:val="Heading3"/>
+      </w:pPr>
+      <w:r>
+        <w:t xml:space="preserve">Already in force — the elapsed baseline</w:t>
+      </w:r>
+    </w:p>
+    <w:tbl>
+      <w:tblPr>
+        <w:tblStyle w:val="Table"/>
+        <w:tblW w:type="pct" w:w="5000"/>
+        <w:tblLayout w:type="fixed"/>
+        <w:tblLook w:firstRow="1" w:lastRow="0" w:firstColumn="0" w:lastColumn="0" w:noHBand="0" w:noVBand="0" w:val="0020"/>
+      </w:tblPr>
+      <w:tblGrid>
+        <w:gridCol w:w="1300"/>
+        <w:gridCol w:w="1063"/>
+        <w:gridCol w:w="2127"/>
+        <w:gridCol w:w="1773"/>
+        <w:gridCol w:w="1654"/>
+      </w:tblGrid>
+      <w:tr>
+        <w:trPr>
+          <w:tblHeader w:val="on"/>
+        </w:trPr>
+        <w:tc>
+          <w:tcPr/>
+          <w:p>
+            <w:pPr>
+              <w:pStyle w:val="Compact"/>
+            </w:pPr>
+            <w:r>
+              <w:t xml:space="preserve">Effective</w:t>
+            </w:r>
+          </w:p>
+        </w:tc>
+        <w:tc>
+          <w:tcPr/>
+          <w:p>
+            <w:pPr>
+              <w:pStyle w:val="Compact"/>
+            </w:pPr>
+            <w:r>
+              <w:t xml:space="preserve">Mandate</w:t>
+            </w:r>
+          </w:p>
+        </w:tc>
+        <w:tc>
+          <w:tcPr/>
+          <w:p>
+            <w:pPr>
+              <w:pStyle w:val="Compact"/>
+            </w:pPr>
+            <w:r>
+              <w:t xml:space="preserve">What it requires</w:t>
+            </w:r>
+          </w:p>
+        </w:tc>
+        <w:tc>
+          <w:tcPr/>
+          <w:p>
+            <w:pPr>
+              <w:pStyle w:val="Compact"/>
+            </w:pPr>
+            <w:r>
+              <w:t xml:space="preserve">NIST families</w:t>
+            </w:r>
+          </w:p>
+        </w:tc>
+        <w:tc>
+          <w:tcPr/>
+          <w:p>
+            <w:pPr>
+              <w:pStyle w:val="Compact"/>
+            </w:pPr>
+            <w:r>
+              <w:t xml:space="preserve">AAN coverage</w:t>
+            </w:r>
+          </w:p>
+        </w:tc>
+      </w:tr>
+      <w:tr>
+        <w:tc>
+          <w:tcPr/>
+          <w:p>
+            <w:pPr>
+              <w:pStyle w:val="Compact"/>
+            </w:pPr>
+            <w:r>
+              <w:t xml:space="preserve">Feb 16, 2020 / Jan 6, 2021</w:t>
+            </w:r>
+          </w:p>
+        </w:tc>
+        <w:tc>
+          <w:tcPr/>
+          <w:p>
+            <w:pPr>
+              <w:pStyle w:val="Compact"/>
+            </w:pPr>
+            <w:r>
+              <w:rPr>
+                <w:b/>
+                <w:bCs/>
+              </w:rPr>
+              <w:t xml:space="preserve">Kari’s Law / RAY BAUM’S Act §506</w:t>
+            </w:r>
+          </w:p>
+        </w:tc>
+        <w:tc>
+          <w:tcPr/>
+          <w:p>
+            <w:pPr>
+              <w:pStyle w:val="Compact"/>
+            </w:pPr>
+            <w:r>
+              <w:t xml:space="preserve">Direct 911 dialing; dispatchable location for MLTS incl. non-fixed devices</w:t>
+            </w:r>
+          </w:p>
+        </w:tc>
+        <w:tc>
+          <w:tcPr/>
+          <w:p>
+            <w:pPr>
+              <w:pStyle w:val="Compact"/>
+            </w:pPr>
+            <w:r>
+              <w:t xml:space="preserve">(telecom; PE/SC-adjacent)</w:t>
+            </w:r>
+          </w:p>
+        </w:tc>
+        <w:tc>
+          <w:tcPr/>
+          <w:p>
+            <w:pPr>
+              <w:pStyle w:val="Compact"/>
+            </w:pPr>
+            <w:r>
+              <w:t xml:space="preserve">Part 6</w:t>
+            </w:r>
+          </w:p>
+        </w:tc>
+      </w:tr>
+      <w:tr>
+        <w:tc>
+          <w:tcPr/>
+          <w:p>
+            <w:pPr>
+              <w:pStyle w:val="Compact"/>
+            </w:pPr>
+            <w:r>
+              <w:t xml:space="preserve">Sep 23, 2021</w:t>
+            </w:r>
+          </w:p>
+        </w:tc>
+        <w:tc>
+          <w:tcPr/>
+          <w:p>
+            <w:pPr>
+              <w:pStyle w:val="Compact"/>
+            </w:pPr>
+            <w:r>
+              <w:rPr>
+                <w:b/>
+                <w:bCs/>
+              </w:rPr>
+              <w:t xml:space="preserve">NIST SP 800-53 Rev 5</w:t>
+            </w:r>
+            <w:r>
+              <w:t xml:space="preserve"> </w:t>
+            </w:r>
+            <w:r>
+              <w:t xml:space="preserve">(Rev 4 withdrawn)</w:t>
+            </w:r>
+          </w:p>
+        </w:tc>
+        <w:tc>
+          <w:tcPr/>
+          <w:p>
+            <w:pPr>
+              <w:pStyle w:val="Compact"/>
+            </w:pPr>
+            <w:r>
+              <w:t xml:space="preserve">Current control catalog; FedRAMP Moderate baseline drawn from it</w:t>
+            </w:r>
+          </w:p>
+        </w:tc>
+        <w:tc>
+          <w:tcPr/>
+          <w:p>
+            <w:pPr>
+              <w:pStyle w:val="Compact"/>
+            </w:pPr>
+            <w:r>
+              <w:t xml:space="preserve">All</w:t>
+            </w:r>
+          </w:p>
+        </w:tc>
+        <w:tc>
+          <w:tcPr/>
+          <w:p>
+            <w:pPr>
+              <w:pStyle w:val="Compact"/>
+            </w:pPr>
+            <w:r>
+              <w:t xml:space="preserve">Series-wide</w:t>
+            </w:r>
+          </w:p>
+        </w:tc>
+      </w:tr>
+      <w:tr>
+        <w:tc>
+          <w:tcPr/>
+          <w:p>
+            <w:pPr>
+              <w:pStyle w:val="Compact"/>
+            </w:pPr>
+            <w:r>
+              <w:t xml:space="preserve">May 12, 2021</w:t>
+            </w:r>
+          </w:p>
+        </w:tc>
+        <w:tc>
+          <w:tcPr/>
+          <w:p>
+            <w:pPr>
+              <w:pStyle w:val="Compact"/>
+            </w:pPr>
+            <w:r>
+              <w:rPr>
+                <w:b/>
+                <w:bCs/>
+              </w:rPr>
+              <w:t xml:space="preserve">EO 14028</w:t>
+            </w:r>
+          </w:p>
+        </w:tc>
+        <w:tc>
+          <w:tcPr/>
+          <w:p>
+            <w:pPr>
+              <w:pStyle w:val="Compact"/>
+            </w:pPr>
+            <w:r>
+              <w:t xml:space="preserve">Zero Trust direction, SBOM, logging, incident sharing</w:t>
+            </w:r>
+          </w:p>
+        </w:tc>
+        <w:tc>
+          <w:tcPr/>
+          <w:p>
+            <w:pPr>
+              <w:pStyle w:val="Compact"/>
+            </w:pPr>
+            <w:r>
+              <w:t xml:space="preserve">Umbrella</w:t>
+            </w:r>
+          </w:p>
+        </w:tc>
+        <w:tc>
+          <w:tcPr/>
+          <w:p>
+            <w:pPr>
+              <w:pStyle w:val="Compact"/>
+            </w:pPr>
+            <w:r>
+              <w:t xml:space="preserve">Series-wide</w:t>
+            </w:r>
+          </w:p>
+        </w:tc>
+      </w:tr>
+      <w:tr>
+        <w:tc>
+          <w:tcPr/>
+          <w:p>
+            <w:pPr>
+              <w:pStyle w:val="Compact"/>
+            </w:pPr>
+            <w:r>
+              <w:t xml:space="preserve">Aug 2022 → Aug 2023</w:t>
+            </w:r>
+          </w:p>
+        </w:tc>
+        <w:tc>
+          <w:tcPr/>
+          <w:p>
+            <w:pPr>
+              <w:pStyle w:val="Compact"/>
+            </w:pPr>
+            <w:r>
+              <w:rPr>
+                <w:b/>
+                <w:bCs/>
+              </w:rPr>
+              <w:t xml:space="preserve">OMB M-21-31</w:t>
+            </w:r>
+            <w:r>
+              <w:t xml:space="preserve"> </w:t>
+            </w:r>
+            <w:r>
+              <w:t xml:space="preserve">(event logging)</w:t>
+            </w:r>
+          </w:p>
+        </w:tc>
+        <w:tc>
+          <w:tcPr/>
+          <w:p>
+            <w:pPr>
+              <w:pStyle w:val="Compact"/>
+            </w:pPr>
+            <w:r>
+              <w:t xml:space="preserve">EL1 by Aug 2022, EL2 by Feb 2023, EL3 (full) by Aug 2023</w:t>
+            </w:r>
+          </w:p>
+        </w:tc>
+        <w:tc>
+          <w:tcPr/>
+          <w:p>
+            <w:pPr>
+              <w:pStyle w:val="Compact"/>
+            </w:pPr>
+            <w:r>
+              <w:t xml:space="preserve">AU-2, AU-6, AU-11, AU-12</w:t>
+            </w:r>
+          </w:p>
+        </w:tc>
+        <w:tc>
+          <w:tcPr/>
+          <w:p>
+            <w:pPr>
+              <w:pStyle w:val="Compact"/>
+            </w:pPr>
+            <w:r>
+              <w:t xml:space="preserve">Parts 13, 19</w:t>
+            </w:r>
+          </w:p>
+        </w:tc>
+      </w:tr>
+      <w:tr>
+        <w:tc>
+          <w:tcPr/>
+          <w:p>
+            <w:pPr>
+              <w:pStyle w:val="Compact"/>
+            </w:pPr>
+            <w:r>
+              <w:t xml:space="preserve">FY2023 → FY2025</w:t>
+            </w:r>
+          </w:p>
+        </w:tc>
+        <w:tc>
+          <w:tcPr/>
+          <w:p>
+            <w:pPr>
+              <w:pStyle w:val="Compact"/>
+            </w:pPr>
+            <w:r>
+              <w:rPr>
+                <w:b/>
+                <w:bCs/>
+              </w:rPr>
+              <w:t xml:space="preserve">OMB M-21-07</w:t>
+            </w:r>
+            <w:r>
+              <w:t xml:space="preserve"> </w:t>
+            </w:r>
+            <w:r>
+              <w:t xml:space="preserve">(IPv6)</w:t>
+            </w:r>
+          </w:p>
+        </w:tc>
+        <w:tc>
+          <w:tcPr/>
+          <w:p>
+            <w:pPr>
+              <w:pStyle w:val="Compact"/>
+            </w:pPr>
+            <w:r>
+              <w:t xml:space="preserve">20% IPv6-only FY2023 → 50% FY2024 → 80% FY2025</w:t>
+            </w:r>
+          </w:p>
+        </w:tc>
+        <w:tc>
+          <w:tcPr/>
+          <w:p>
+            <w:pPr>
+              <w:pStyle w:val="Compact"/>
+            </w:pPr>
+            <w:r>
+              <w:t xml:space="preserve">CM-8, SC family</w:t>
+            </w:r>
+          </w:p>
+        </w:tc>
+        <w:tc>
+          <w:tcPr/>
+          <w:p>
+            <w:pPr>
+              <w:pStyle w:val="Compact"/>
+            </w:pPr>
+            <w:r>
+              <w:t xml:space="preserve">Part 1 (IPAM)</w:t>
+            </w:r>
+          </w:p>
+        </w:tc>
+      </w:tr>
+      <w:tr>
+        <w:tc>
+          <w:tcPr/>
+          <w:p>
+            <w:pPr>
+              <w:pStyle w:val="Compact"/>
+            </w:pPr>
+            <w:r>
+              <w:t xml:space="preserve">Oct 2018</w:t>
+            </w:r>
+          </w:p>
+        </w:tc>
+        <w:tc>
+          <w:tcPr/>
+          <w:p>
+            <w:pPr>
+              <w:pStyle w:val="Compact"/>
+            </w:pPr>
+            <w:r>
+              <w:rPr>
+                <w:b/>
+                <w:bCs/>
+              </w:rPr>
+              <w:t xml:space="preserve">BOD 18-01</w:t>
+            </w:r>
+          </w:p>
+        </w:tc>
+        <w:tc>
+          <w:tcPr/>
+          <w:p>
+            <w:pPr>
+              <w:pStyle w:val="Compact"/>
+            </w:pPr>
+            <w:r>
+              <w:t xml:space="preserve">DMARC p=reject; HTTPS everywhere</w:t>
+            </w:r>
+          </w:p>
+        </w:tc>
+        <w:tc>
+          <w:tcPr/>
+          <w:p>
+            <w:pPr>
+              <w:pStyle w:val="Compact"/>
+            </w:pPr>
+            <w:r>
+              <w:t xml:space="preserve">SC-8; email auth (DNS)</w:t>
+            </w:r>
+          </w:p>
+        </w:tc>
+        <w:tc>
+          <w:tcPr/>
+          <w:p>
+            <w:pPr>
+              <w:pStyle w:val="Compact"/>
+            </w:pPr>
+            <w:r>
+              <w:t xml:space="preserve">Part 1 (DNS records)</w:t>
+            </w:r>
+          </w:p>
+        </w:tc>
+      </w:tr>
+      <w:tr>
+        <w:tc>
+          <w:tcPr/>
+          <w:p>
+            <w:pPr>
+              <w:pStyle w:val="Compact"/>
+            </w:pPr>
+            <w:r>
+              <w:t xml:space="preserve">Nov 3, 2021</w:t>
+            </w:r>
+          </w:p>
+        </w:tc>
+        <w:tc>
+          <w:tcPr/>
+          <w:p>
+            <w:pPr>
+              <w:pStyle w:val="Compact"/>
+            </w:pPr>
+            <w:r>
+              <w:rPr>
+                <w:b/>
+                <w:bCs/>
+              </w:rPr>
+              <w:t xml:space="preserve">BOD 22-01</w:t>
+            </w:r>
+            <w:r>
+              <w:t xml:space="preserve"> </w:t>
+            </w:r>
+            <w:r>
+              <w:t xml:space="preserve">(KEV)</w:t>
+            </w:r>
+          </w:p>
+        </w:tc>
+        <w:tc>
+          <w:tcPr/>
+          <w:p>
+            <w:pPr>
+              <w:pStyle w:val="Compact"/>
+            </w:pPr>
+            <w:r>
+              <w:t xml:space="preserve">Remediate Known Exploited Vulnerabilities on CISA timelines</w:t>
+            </w:r>
+          </w:p>
+        </w:tc>
+        <w:tc>
+          <w:tcPr/>
+          <w:p>
+            <w:pPr>
+              <w:pStyle w:val="Compact"/>
+            </w:pPr>
+            <w:r>
+              <w:t xml:space="preserve">RA-5, SI-2</w:t>
+            </w:r>
+          </w:p>
+        </w:tc>
+        <w:tc>
+          <w:tcPr/>
+          <w:p>
+            <w:pPr>
+              <w:pStyle w:val="Compact"/>
+            </w:pPr>
+            <w:r>
+              <w:t xml:space="preserve">Part 11</w:t>
+            </w:r>
+          </w:p>
+        </w:tc>
+      </w:tr>
+      <w:tr>
+        <w:tc>
+          <w:tcPr/>
+          <w:p>
+            <w:pPr>
+              <w:pStyle w:val="Compact"/>
+            </w:pPr>
+            <w:r>
+              <w:t xml:space="preserve">Apr 3, 2023</w:t>
+            </w:r>
+          </w:p>
+        </w:tc>
+        <w:tc>
+          <w:tcPr/>
+          <w:p>
+            <w:pPr>
+              <w:pStyle w:val="Compact"/>
+            </w:pPr>
+            <w:r>
+              <w:rPr>
+                <w:b/>
+                <w:bCs/>
+              </w:rPr>
+              <w:t xml:space="preserve">BOD 23-01</w:t>
+            </w:r>
+          </w:p>
+        </w:tc>
+        <w:tc>
+          <w:tcPr/>
+          <w:p>
+            <w:pPr>
+              <w:pStyle w:val="Compact"/>
+            </w:pPr>
+            <w:r>
+              <w:t xml:space="preserve">Asset visibility + vulnerability enumeration reporting</w:t>
+            </w:r>
+          </w:p>
+        </w:tc>
+        <w:tc>
+          <w:tcPr/>
+          <w:p>
+            <w:pPr>
+              <w:pStyle w:val="Compact"/>
+            </w:pPr>
+            <w:r>
+              <w:t xml:space="preserve">CM-8, RA-5</w:t>
+            </w:r>
+          </w:p>
+        </w:tc>
+        <w:tc>
+          <w:tcPr/>
+          <w:p>
+            <w:pPr>
+              <w:pStyle w:val="Compact"/>
+            </w:pPr>
+            <w:r>
+              <w:t xml:space="preserve">Parts 1, 2, 11</w:t>
+            </w:r>
+          </w:p>
+        </w:tc>
+      </w:tr>
+      <w:tr>
+        <w:tc>
+          <w:tcPr/>
+          <w:p>
+            <w:pPr>
+              <w:pStyle w:val="Compact"/>
+            </w:pPr>
+            <w:r>
+              <w:t xml:space="preserve">Sep 30, 2024</w:t>
+            </w:r>
+          </w:p>
+        </w:tc>
+        <w:tc>
+          <w:tcPr/>
+          <w:p>
+            <w:pPr>
+              <w:pStyle w:val="Compact"/>
+            </w:pPr>
+            <w:r>
+              <w:rPr>
+                <w:b/>
+                <w:bCs/>
+              </w:rPr>
+              <w:t xml:space="preserve">OMB M-22-09</w:t>
+            </w:r>
+            <w:r>
+              <w:t xml:space="preserve"> </w:t>
+            </w:r>
+            <w:r>
+              <w:t xml:space="preserve">(Zero Trust)</w:t>
+            </w:r>
+          </w:p>
+        </w:tc>
+        <w:tc>
+          <w:tcPr/>
+          <w:p>
+            <w:pPr>
+              <w:pStyle w:val="Compact"/>
+            </w:pPr>
+            <w:r>
+              <w:t xml:space="preserve">Phishing-resistant MFA, app-layer enforcement — goals due end FY2024;</w:t>
+            </w:r>
+            <w:r>
+              <w:t xml:space="preserve"> </w:t>
+            </w:r>
+            <w:r>
+              <w:rPr>
+                <w:b/>
+                <w:bCs/>
+              </w:rPr>
+              <w:t xml:space="preserve">not superseded</w:t>
+            </w:r>
+            <w:r>
+              <w:t xml:space="preserve">: M-24-14 (Jul 2024) + M-25-04 (Jan 2025) continue maturation; FISMA/CDM still measure progress</w:t>
+            </w:r>
+          </w:p>
+        </w:tc>
+        <w:tc>
+          <w:tcPr/>
+          <w:p>
+            <w:pPr>
+              <w:pStyle w:val="Compact"/>
+            </w:pPr>
+            <w:r>
+              <w:t xml:space="preserve">IA-2(1)/(2), AC-4, SI-4</w:t>
+            </w:r>
+          </w:p>
+        </w:tc>
+        <w:tc>
+          <w:tcPr/>
+          <w:p>
+            <w:pPr>
+              <w:pStyle w:val="Compact"/>
+            </w:pPr>
+            <w:r>
+              <w:t xml:space="preserve">Parts 3, 5</w:t>
+            </w:r>
+          </w:p>
+        </w:tc>
+      </w:tr>
+      <w:tr>
+        <w:tc>
+          <w:tcPr/>
+          <w:p>
+            <w:pPr>
+              <w:pStyle w:val="Compact"/>
+            </w:pPr>
+            <w:r>
+              <w:t xml:space="preserve">Nov 18, 2022 → 2035</w:t>
+            </w:r>
+          </w:p>
+        </w:tc>
+        <w:tc>
+          <w:tcPr/>
+          <w:p>
+            <w:pPr>
+              <w:pStyle w:val="Compact"/>
+            </w:pPr>
+            <w:r>
+              <w:rPr>
+                <w:b/>
+                <w:bCs/>
+              </w:rPr>
+              <w:t xml:space="preserve">OMB M-23-02</w:t>
+            </w:r>
+            <w:r>
+              <w:t xml:space="preserve"> </w:t>
+            </w:r>
+            <w:r>
+              <w:t xml:space="preserve">(PQC)</w:t>
+            </w:r>
+          </w:p>
+        </w:tc>
+        <w:tc>
+          <w:tcPr/>
+          <w:p>
+            <w:pPr>
+              <w:pStyle w:val="Compact"/>
+            </w:pPr>
+            <w:r>
+              <w:t xml:space="preserve">Annual cryptographic inventories through 2035; migration leads; funding assessments</w:t>
+            </w:r>
+          </w:p>
+        </w:tc>
+        <w:tc>
+          <w:tcPr/>
+          <w:p>
+            <w:pPr>
+              <w:pStyle w:val="Compact"/>
+            </w:pPr>
+            <w:r>
+              <w:t xml:space="preserve">SC-12, SC-13</w:t>
+            </w:r>
+          </w:p>
+        </w:tc>
+        <w:tc>
+          <w:tcPr/>
+          <w:p>
+            <w:pPr>
+              <w:pStyle w:val="Compact"/>
+            </w:pPr>
+            <w:r>
+              <w:t xml:space="preserve">Parts 3, 12</w:t>
+            </w:r>
+          </w:p>
+        </w:tc>
+      </w:tr>
+      <w:tr>
+        <w:tc>
+          <w:tcPr/>
+          <w:p>
+            <w:pPr>
+              <w:pStyle w:val="Compact"/>
+            </w:pPr>
+            <w:r>
+              <w:t xml:space="preserve">Aug 13, 2024</w:t>
+            </w:r>
+          </w:p>
+        </w:tc>
+        <w:tc>
+          <w:tcPr/>
+          <w:p>
+            <w:pPr>
+              <w:pStyle w:val="Compact"/>
+            </w:pPr>
+            <w:r>
+              <w:rPr>
+                <w:b/>
+                <w:bCs/>
+              </w:rPr>
+              <w:t xml:space="preserve">NIST FIPS 203/204/205</w:t>
+            </w:r>
+          </w:p>
+        </w:tc>
+        <w:tc>
+          <w:tcPr/>
+          <w:p>
+            <w:pPr>
+              <w:pStyle w:val="Compact"/>
+            </w:pPr>
+            <w:r>
+              <w:t xml:space="preserve">PQC algorithms standardized (ML-KEM, ML-DSA, SLH-DSA)</w:t>
+            </w:r>
+          </w:p>
+        </w:tc>
+        <w:tc>
+          <w:tcPr/>
+          <w:p>
+            <w:pPr>
+              <w:pStyle w:val="Compact"/>
+            </w:pPr>
+            <w:r>
+              <w:t xml:space="preserve">SC-13</w:t>
+            </w:r>
+          </w:p>
+        </w:tc>
+        <w:tc>
+          <w:tcPr/>
+          <w:p>
+            <w:pPr>
+              <w:pStyle w:val="Compact"/>
+            </w:pPr>
+            <w:r>
+              <w:t xml:space="preserve">Parts 3, 12</w:t>
+            </w:r>
+          </w:p>
+        </w:tc>
+      </w:tr>
+      <w:tr>
+        <w:tc>
+          <w:tcPr/>
+          <w:p>
+            <w:pPr>
+              <w:pStyle w:val="Compact"/>
+            </w:pPr>
+            <w:r>
+              <w:t xml:space="preserve">Jun 20, 2025</w:t>
+            </w:r>
+          </w:p>
+        </w:tc>
+        <w:tc>
+          <w:tcPr/>
+          <w:p>
+            <w:pPr>
+              <w:pStyle w:val="Compact"/>
+            </w:pPr>
+            <w:r>
+              <w:rPr>
+                <w:b/>
+                <w:bCs/>
+              </w:rPr>
+              <w:t xml:space="preserve">BOD 25-01</w:t>
+            </w:r>
+            <w:r>
+              <w:t xml:space="preserve"> </w:t>
+            </w:r>
+            <w:r>
+              <w:t xml:space="preserve">(SCuBA)</w:t>
+            </w:r>
+          </w:p>
+        </w:tc>
+        <w:tc>
+          <w:tcPr/>
+          <w:p>
+            <w:pPr>
+              <w:pStyle w:val="Compact"/>
+            </w:pPr>
+            <w:r>
+              <w:t xml:space="preserve">Tenants inventoried Feb 21, 2025 → tools deployed Apr 25, 2025 → all mandatory policies Jun 20, 2025</w:t>
+            </w:r>
+          </w:p>
+        </w:tc>
+        <w:tc>
+          <w:tcPr/>
+          <w:p>
+            <w:pPr>
+              <w:pStyle w:val="Compact"/>
+            </w:pPr>
+            <w:r>
+              <w:t xml:space="preserve">CM-2/6, AC, IA (M365)</w:t>
+            </w:r>
+          </w:p>
+        </w:tc>
+        <w:tc>
+          <w:tcPr/>
+          <w:p>
+            <w:pPr>
+              <w:pStyle w:val="Compact"/>
+            </w:pPr>
+            <w:r>
+              <w:t xml:space="preserve">KSI-001..010; ScubaDrift pipeline</w:t>
+            </w:r>
+          </w:p>
+        </w:tc>
+      </w:tr>
+      <w:tr>
+        <w:tc>
+          <w:tcPr/>
+          <w:p>
+            <w:pPr>
+              <w:pStyle w:val="Compact"/>
+            </w:pPr>
+            <w:r>
+              <w:t xml:space="preserve">Aug 27, 2025</w:t>
+            </w:r>
+          </w:p>
+        </w:tc>
+        <w:tc>
+          <w:tcPr/>
+          <w:p>
+            <w:pPr>
+              <w:pStyle w:val="Compact"/>
+            </w:pPr>
+            <w:r>
+              <w:rPr>
+                <w:b/>
+                <w:bCs/>
+              </w:rPr>
+              <w:t xml:space="preserve">NIST SP 800-53 Release 5.2.0</w:t>
+            </w:r>
+          </w:p>
+        </w:tc>
+        <w:tc>
+          <w:tcPr/>
+          <w:p>
+            <w:pPr>
+              <w:pStyle w:val="Compact"/>
+            </w:pPr>
+            <w:r>
+              <w:t xml:space="preserve">New controls</w:t>
+            </w:r>
+            <w:r>
+              <w:t xml:space="preserve"> </w:t>
+            </w:r>
+            <w:r>
+              <w:rPr>
+                <w:b/>
+                <w:bCs/>
+              </w:rPr>
+              <w:t xml:space="preserve">SA-15(13), SA-24, SI-2(7)</w:t>
+            </w:r>
+            <w:r>
+              <w:t xml:space="preserve"> </w:t>
+            </w:r>
+            <w:r>
+              <w:t xml:space="preserve">+ SA/SI discussion updates (EO 14306 patch security)</w:t>
+            </w:r>
+          </w:p>
+        </w:tc>
+        <w:tc>
+          <w:tcPr/>
+          <w:p>
+            <w:pPr>
+              <w:pStyle w:val="Compact"/>
+            </w:pPr>
+            <w:r>
+              <w:t xml:space="preserve">SA, SI</w:t>
+            </w:r>
+          </w:p>
+        </w:tc>
+        <w:tc>
+          <w:tcPr/>
+          <w:p>
+            <w:pPr>
+              <w:pStyle w:val="Compact"/>
+            </w:pPr>
+            <w:r>
+              <w:t xml:space="preserve">⚠</w:t>
+            </w:r>
+            <w:r>
+              <w:t xml:space="preserve"> </w:t>
+            </w:r>
+            <w:r>
+              <w:rPr>
+                <w:b/>
+                <w:bCs/>
+              </w:rPr>
+              <w:t xml:space="preserve">Gap — see callout below</w:t>
+            </w:r>
+          </w:p>
+        </w:tc>
+      </w:tr>
+    </w:tbl>
+    <w:bookmarkEnd w:id="10"/>
+    <w:bookmarkStart w:id="11" w:name="fy2026-the-active-window"/>
+    <w:p>
+      <w:pPr>
+        <w:pStyle w:val="Heading3"/>
+      </w:pPr>
+      <w:r>
+        <w:t xml:space="preserve">FY2026 — the active window</w:t>
       </w:r>
     </w:p>
     <w:tbl>
@@ -274,6 +1326,160 @@
               <w:pStyle w:val="Compact"/>
             </w:pPr>
             <w:r>
+              <w:t xml:space="preserve">Jun 10, 2026</w:t>
+            </w:r>
+          </w:p>
+        </w:tc>
+        <w:tc>
+          <w:tcPr/>
+          <w:p>
+            <w:pPr>
+              <w:pStyle w:val="Compact"/>
+            </w:pPr>
+            <w:r>
+              <w:rPr>
+                <w:b/>
+                <w:bCs/>
+              </w:rPr>
+              <w:t xml:space="preserve">BOD 26-04 issued</w:t>
+            </w:r>
+            <w:r>
+              <w:t xml:space="preserve"> </w:t>
+            </w:r>
+            <w:r>
+              <w:t xml:space="preserve">(risk-based remediation)</w:t>
+            </w:r>
+          </w:p>
+        </w:tc>
+        <w:tc>
+          <w:tcPr/>
+          <w:p>
+            <w:pPr>
+              <w:pStyle w:val="Compact"/>
+            </w:pPr>
+            <w:r>
+              <w:t xml:space="preserve">Four-variable risk model (exposure × KEV × automatable × impact); timelines from 3 days to deferral replace flat CVSS windows</w:t>
+            </w:r>
+          </w:p>
+        </w:tc>
+      </w:tr>
+      <w:tr>
+        <w:tc>
+          <w:tcPr/>
+          <w:p>
+            <w:pPr>
+              <w:pStyle w:val="Compact"/>
+            </w:pPr>
+            <w:r>
+              <w:t xml:space="preserve">Jun 25, 2026</w:t>
+            </w:r>
+          </w:p>
+        </w:tc>
+        <w:tc>
+          <w:tcPr/>
+          <w:p>
+            <w:pPr>
+              <w:pStyle w:val="Compact"/>
+            </w:pPr>
+            <w:r>
+              <w:rPr>
+                <w:b/>
+                <w:bCs/>
+              </w:rPr>
+              <w:t xml:space="preserve">FedRAMP Consolidated Rules for 2026 published</w:t>
+            </w:r>
+          </w:p>
+        </w:tc>
+        <w:tc>
+          <w:tcPr/>
+          <w:p>
+            <w:pPr>
+              <w:pStyle w:val="Compact"/>
+            </w:pPr>
+            <w:r>
+              <w:t xml:space="preserve">20x leaves pilot; machine-readable KSI evidence regime defined</w:t>
+            </w:r>
+          </w:p>
+        </w:tc>
+      </w:tr>
+      <w:tr>
+        <w:tc>
+          <w:tcPr/>
+          <w:p>
+            <w:pPr>
+              <w:pStyle w:val="Compact"/>
+            </w:pPr>
+            <w:r>
+              <w:t xml:space="preserve">Jul 6, 2026</w:t>
+            </w:r>
+          </w:p>
+        </w:tc>
+        <w:tc>
+          <w:tcPr/>
+          <w:p>
+            <w:pPr>
+              <w:pStyle w:val="Compact"/>
+            </w:pPr>
+            <w:r>
+              <w:t xml:space="preserve">20x Marketplace listings open</w:t>
+            </w:r>
+          </w:p>
+        </w:tc>
+        <w:tc>
+          <w:tcPr/>
+          <w:p>
+            <w:pPr>
+              <w:pStyle w:val="Compact"/>
+            </w:pPr>
+            <w:r>
+              <w:t xml:space="preserve">CSPs may enter the initial implementation stage</w:t>
+            </w:r>
+          </w:p>
+        </w:tc>
+      </w:tr>
+      <w:tr>
+        <w:tc>
+          <w:tcPr/>
+          <w:p>
+            <w:pPr>
+              <w:pStyle w:val="Compact"/>
+            </w:pPr>
+            <w:r>
+              <w:t xml:space="preserve">Jul 28, 2026</w:t>
+            </w:r>
+          </w:p>
+        </w:tc>
+        <w:tc>
+          <w:tcPr/>
+          <w:p>
+            <w:pPr>
+              <w:pStyle w:val="Compact"/>
+            </w:pPr>
+            <w:r>
+              <w:t xml:space="preserve">FedRAMP Ready goes legacy</w:t>
+            </w:r>
+          </w:p>
+        </w:tc>
+        <w:tc>
+          <w:tcPr/>
+          <w:p>
+            <w:pPr>
+              <w:pStyle w:val="Compact"/>
+            </w:pPr>
+            <w:r>
+              <w:t xml:space="preserve">No new Ready submissions accepted</w:t>
+            </w:r>
+          </w:p>
+        </w:tc>
+      </w:tr>
+      <w:tr>
+        <w:tc>
+          <w:tcPr/>
+          <w:p>
+            <w:pPr>
+              <w:pStyle w:val="Compact"/>
+            </w:pPr>
+            <w:r>
               <w:rPr>
                 <w:b/>
                 <w:bCs/>
@@ -289,6 +1495,10 @@
               <w:pStyle w:val="Compact"/>
             </w:pPr>
             <w:r>
+              <w:rPr>
+                <w:b/>
+                <w:bCs/>
+              </w:rPr>
               <w:t xml:space="preserve">FedRAMP 20x Class A opens</w:t>
             </w:r>
           </w:p>
@@ -301,6 +1511,80 @@
             </w:pPr>
             <w:r>
               <w:t xml:space="preserve">First submission window for new authorizations</w:t>
+            </w:r>
+          </w:p>
+        </w:tc>
+      </w:tr>
+      <w:tr>
+        <w:tc>
+          <w:tcPr/>
+          <w:p>
+            <w:pPr>
+              <w:pStyle w:val="Compact"/>
+            </w:pPr>
+            <w:r>
+              <w:t xml:space="preserve">Aug 7, 2026</w:t>
+            </w:r>
+          </w:p>
+        </w:tc>
+        <w:tc>
+          <w:tcPr/>
+          <w:p>
+            <w:pPr>
+              <w:pStyle w:val="Compact"/>
+            </w:pPr>
+            <w:r>
+              <w:rPr>
+                <w:b/>
+                <w:bCs/>
+              </w:rPr>
+              <w:t xml:space="preserve">BOD 26-04: agency policies due</w:t>
+            </w:r>
+          </w:p>
+        </w:tc>
+        <w:tc>
+          <w:tcPr/>
+          <w:p>
+            <w:pPr>
+              <w:pStyle w:val="Compact"/>
+            </w:pPr>
+            <w:r>
+              <w:t xml:space="preserve">Vulnerability-management policies must support ongoing risk-based remediation</w:t>
+            </w:r>
+          </w:p>
+        </w:tc>
+      </w:tr>
+      <w:tr>
+        <w:tc>
+          <w:tcPr/>
+          <w:p>
+            <w:pPr>
+              <w:pStyle w:val="Compact"/>
+            </w:pPr>
+            <w:r>
+              <w:t xml:space="preserve">Aug 10, 2026</w:t>
+            </w:r>
+          </w:p>
+        </w:tc>
+        <w:tc>
+          <w:tcPr/>
+          <w:p>
+            <w:pPr>
+              <w:pStyle w:val="Compact"/>
+            </w:pPr>
+            <w:r>
+              <w:t xml:space="preserve">Temporary Rev5 Program Certification opens</w:t>
+            </w:r>
+          </w:p>
+        </w:tc>
+        <w:tc>
+          <w:tcPr/>
+          <w:p>
+            <w:pPr>
+              <w:pStyle w:val="Compact"/>
+            </w:pPr>
+            <w:r>
+              <w:t xml:space="preserve">Class B/C Ready-conversion and lost-sponsor paths</w:t>
             </w:r>
           </w:p>
         </w:tc>
@@ -328,6 +1612,10 @@
               <w:pStyle w:val="Compact"/>
             </w:pPr>
             <w:r>
+              <w:rPr>
+                <w:b/>
+                <w:bCs/>
+              </w:rPr>
               <w:t xml:space="preserve">Class B + C opens</w:t>
             </w:r>
           </w:p>
@@ -339,7 +1627,60 @@
               <w:pStyle w:val="Compact"/>
             </w:pPr>
             <w:r>
-              <w:t xml:space="preserve">GCC Moderate systems can begin</w:t>
+              <w:t xml:space="preserve">GCC Moderate systems can begin —</w:t>
+            </w:r>
+            <w:r>
+              <w:t xml:space="preserve"> </w:t>
+            </w:r>
+            <w:r>
+              <w:rPr>
+                <w:b/>
+                <w:bCs/>
+              </w:rPr>
+              <w:t xml:space="preserve">SSA’s window</w:t>
+            </w:r>
+          </w:p>
+        </w:tc>
+      </w:tr>
+      <w:tr>
+        <w:tc>
+          <w:tcPr/>
+          <w:p>
+            <w:pPr>
+              <w:pStyle w:val="Compact"/>
+            </w:pPr>
+            <w:r>
+              <w:rPr>
+                <w:b/>
+                <w:bCs/>
+              </w:rPr>
+              <w:t xml:space="preserve">Sep 21, 2026</w:t>
+            </w:r>
+          </w:p>
+        </w:tc>
+        <w:tc>
+          <w:tcPr/>
+          <w:p>
+            <w:pPr>
+              <w:pStyle w:val="Compact"/>
+            </w:pPr>
+            <w:r>
+              <w:rPr>
+                <w:b/>
+                <w:bCs/>
+              </w:rPr>
+              <w:t xml:space="preserve">FIPS 140-2 certificates → NIST Historical List</w:t>
+            </w:r>
+          </w:p>
+        </w:tc>
+        <w:tc>
+          <w:tcPr/>
+          <w:p>
+            <w:pPr>
+              <w:pStyle w:val="Compact"/>
+            </w:pPr>
+            <w:r>
+              <w:t xml:space="preserve">No new procurement reliance on 140-2-only validated modules; verify crypto modules are FIPS 140-3 tracked (SC-13)</w:t>
             </w:r>
           </w:p>
         </w:tc>
@@ -367,18 +1708,83 @@
               <w:pStyle w:val="Compact"/>
             </w:pPr>
             <w:r>
-              <w:t xml:space="preserve">BOD 26-04 VDR/VER deadline</w:t>
-            </w:r>
-          </w:p>
-        </w:tc>
-        <w:tc>
-          <w:tcPr/>
-          <w:p>
-            <w:pPr>
-              <w:pStyle w:val="Compact"/>
-            </w:pPr>
-            <w:r>
-              <w:t xml:space="preserve">SBOM + vendor disclosure required</w:t>
+              <w:rPr>
+                <w:b/>
+                <w:bCs/>
+              </w:rPr>
+              <w:t xml:space="preserve">BOD 26-04 remediation timelines in force + FedRAMP VDR/VER mandatory</w:t>
+            </w:r>
+          </w:p>
+        </w:tc>
+        <w:tc>
+          <w:tcPr/>
+          <w:p>
+            <w:pPr>
+              <w:pStyle w:val="Compact"/>
+            </w:pPr>
+            <w:r>
+              <w:t xml:space="preserve">SBOM + vendor disclosure required; agencies evaluating/remediating on BOD 26-04 timelines; KSI-011–014 evaluable</w:t>
+            </w:r>
+          </w:p>
+        </w:tc>
+      </w:tr>
+    </w:tbl>
+    <w:bookmarkEnd w:id="11"/>
+    <w:bookmarkStart w:id="12" w:name="and-beyond-the-horizon"/>
+    <w:p>
+      <w:pPr>
+        <w:pStyle w:val="Heading3"/>
+      </w:pPr>
+      <w:r>
+        <w:t xml:space="preserve">2027 and beyond — the horizon</w:t>
+      </w:r>
+    </w:p>
+    <w:tbl>
+      <w:tblPr>
+        <w:tblStyle w:val="Table"/>
+        <w:tblW w:type="pct" w:w="5000"/>
+        <w:tblLayout w:type="fixed"/>
+        <w:tblLook w:firstRow="1" w:lastRow="0" w:firstColumn="0" w:lastColumn="0" w:noHBand="0" w:noVBand="0" w:val="0020"/>
+      </w:tblPr>
+      <w:tblGrid>
+        <w:gridCol w:w="2160"/>
+        <w:gridCol w:w="2880"/>
+        <w:gridCol w:w="2880"/>
+      </w:tblGrid>
+      <w:tr>
+        <w:trPr>
+          <w:tblHeader w:val="on"/>
+        </w:trPr>
+        <w:tc>
+          <w:tcPr/>
+          <w:p>
+            <w:pPr>
+              <w:pStyle w:val="Compact"/>
+            </w:pPr>
+            <w:r>
+              <w:t xml:space="preserve">Date</w:t>
+            </w:r>
+          </w:p>
+        </w:tc>
+        <w:tc>
+          <w:tcPr/>
+          <w:p>
+            <w:pPr>
+              <w:pStyle w:val="Compact"/>
+            </w:pPr>
+            <w:r>
+              <w:t xml:space="preserve">Event</w:t>
+            </w:r>
+          </w:p>
+        </w:tc>
+        <w:tc>
+          <w:tcPr/>
+          <w:p>
+            <w:pPr>
+              <w:pStyle w:val="Compact"/>
+            </w:pPr>
+            <w:r>
+              <w:t xml:space="preserve">Impact</w:t>
             </w:r>
           </w:p>
         </w:tc>
@@ -406,18 +1812,67 @@
               <w:pStyle w:val="Compact"/>
             </w:pPr>
             <w:r>
-              <w:t xml:space="preserve">FedRAMP 20x mandatory</w:t>
-            </w:r>
-          </w:p>
-        </w:tc>
-        <w:tc>
-          <w:tcPr/>
-          <w:p>
-            <w:pPr>
-              <w:pStyle w:val="Compact"/>
-            </w:pPr>
-            <w:r>
-              <w:t xml:space="preserve">All new authorizations must use 20x; legacy Rev 5 path closes</w:t>
+              <w:rPr>
+                <w:b/>
+                <w:bCs/>
+              </w:rPr>
+              <w:t xml:space="preserve">FedRAMP CR26 mandatory for all</w:t>
+            </w:r>
+          </w:p>
+        </w:tc>
+        <w:tc>
+          <w:tcPr/>
+          <w:p>
+            <w:pPr>
+              <w:pStyle w:val="Compact"/>
+            </w:pPr>
+            <w:r>
+              <w:t xml:space="preserve">All ConMon evidence machine-readable KSI format; legacy Rev 5 path closes for new authorizations</w:t>
+            </w:r>
+          </w:p>
+        </w:tc>
+      </w:tr>
+      <w:tr>
+        <w:tc>
+          <w:tcPr/>
+          <w:p>
+            <w:pPr>
+              <w:pStyle w:val="Compact"/>
+            </w:pPr>
+            <w:r>
+              <w:t xml:space="preserve">Jan 1, 2027</w:t>
+            </w:r>
+          </w:p>
+        </w:tc>
+        <w:tc>
+          <w:tcPr/>
+          <w:p>
+            <w:pPr>
+              <w:pStyle w:val="Compact"/>
+            </w:pPr>
+            <w:r>
+              <w:rPr>
+                <w:b/>
+                <w:bCs/>
+              </w:rPr>
+              <w:t xml:space="preserve">CNSA 2.0 acquisition gate</w:t>
+            </w:r>
+            <w:r>
+              <w:t xml:space="preserve"> </w:t>
+            </w:r>
+            <w:r>
+              <w:t xml:space="preserve">(NSS-scoped)</w:t>
+            </w:r>
+          </w:p>
+        </w:tc>
+        <w:tc>
+          <w:tcPr/>
+          <w:p>
+            <w:pPr>
+              <w:pStyle w:val="Compact"/>
+            </w:pPr>
+            <w:r>
+              <w:t xml:space="preserve">New National Security System acquisitions must support ML-KEM-1024 + ML-DSA-87; civilian trajectory follows via M-23-02</w:t>
             </w:r>
           </w:p>
         </w:tc>
@@ -445,23 +1900,323 @@
               <w:pStyle w:val="Compact"/>
             </w:pPr>
             <w:r>
-              <w:t xml:space="preserve">New Rev 5 certs cease</w:t>
-            </w:r>
-          </w:p>
-        </w:tc>
-        <w:tc>
-          <w:tcPr/>
-          <w:p>
-            <w:pPr>
-              <w:pStyle w:val="Compact"/>
-            </w:pPr>
-            <w:r>
-              <w:t xml:space="preserve">No new legacy authorizations after this date</w:t>
+              <w:t xml:space="preserve">New Rev 5 certifications cease</w:t>
+            </w:r>
+          </w:p>
+        </w:tc>
+        <w:tc>
+          <w:tcPr/>
+          <w:p>
+            <w:pPr>
+              <w:pStyle w:val="Compact"/>
+            </w:pPr>
+            <w:r>
+              <w:t xml:space="preserve">No new legacy authorizations</w:t>
+            </w:r>
+          </w:p>
+        </w:tc>
+      </w:tr>
+      <w:tr>
+        <w:tc>
+          <w:tcPr/>
+          <w:p>
+            <w:pPr>
+              <w:pStyle w:val="Compact"/>
+            </w:pPr>
+            <w:r>
+              <w:t xml:space="preserve">~Aug 2027</w:t>
+            </w:r>
+          </w:p>
+        </w:tc>
+        <w:tc>
+          <w:tcPr/>
+          <w:p>
+            <w:pPr>
+              <w:pStyle w:val="Compact"/>
+            </w:pPr>
+            <w:r>
+              <w:t xml:space="preserve">Next scheduled NIST SP 800-53 release</w:t>
+            </w:r>
+          </w:p>
+        </w:tc>
+        <w:tc>
+          <w:tcPr/>
+          <w:p>
+            <w:pPr>
+              <w:pStyle w:val="Compact"/>
+            </w:pPr>
+            <w:r>
+              <w:t xml:space="preserve">Time-driven major releases every 2 years from Release 5.2.0 — watch for control deltas</w:t>
+            </w:r>
+          </w:p>
+        </w:tc>
+      </w:tr>
+      <w:tr>
+        <w:tc>
+          <w:tcPr/>
+          <w:p>
+            <w:pPr>
+              <w:pStyle w:val="Compact"/>
+            </w:pPr>
+            <w:r>
+              <w:t xml:space="preserve">2030</w:t>
+            </w:r>
+          </w:p>
+        </w:tc>
+        <w:tc>
+          <w:tcPr/>
+          <w:p>
+            <w:pPr>
+              <w:pStyle w:val="Compact"/>
+            </w:pPr>
+            <w:r>
+              <w:t xml:space="preserve">Quantum-vulnerable cryptography</w:t>
+            </w:r>
+            <w:r>
+              <w:t xml:space="preserve"> </w:t>
+            </w:r>
+            <w:r>
+              <w:rPr>
+                <w:b/>
+                <w:bCs/>
+              </w:rPr>
+              <w:t xml:space="preserve">deprecated</w:t>
+            </w:r>
+            <w:r>
+              <w:t xml:space="preserve"> </w:t>
+            </w:r>
+            <w:r>
+              <w:t xml:space="preserve">(federal target)</w:t>
+            </w:r>
+          </w:p>
+        </w:tc>
+        <w:tc>
+          <w:tcPr/>
+          <w:p>
+            <w:pPr>
+              <w:pStyle w:val="Compact"/>
+            </w:pPr>
+            <w:r>
+              <w:t xml:space="preserve">RSA/ECC key establishment and signatures phase out</w:t>
+            </w:r>
+          </w:p>
+        </w:tc>
+      </w:tr>
+      <w:tr>
+        <w:tc>
+          <w:tcPr/>
+          <w:p>
+            <w:pPr>
+              <w:pStyle w:val="Compact"/>
+            </w:pPr>
+            <w:r>
+              <w:t xml:space="preserve">2035</w:t>
+            </w:r>
+          </w:p>
+        </w:tc>
+        <w:tc>
+          <w:tcPr/>
+          <w:p>
+            <w:pPr>
+              <w:pStyle w:val="Compact"/>
+            </w:pPr>
+            <w:r>
+              <w:t xml:space="preserve">PQC migration</w:t>
+            </w:r>
+            <w:r>
+              <w:t xml:space="preserve"> </w:t>
+            </w:r>
+            <w:r>
+              <w:rPr>
+                <w:b/>
+                <w:bCs/>
+              </w:rPr>
+              <w:t xml:space="preserve">complete</w:t>
+            </w:r>
+            <w:r>
+              <w:t xml:space="preserve">; quantum-vulnerable</w:t>
+            </w:r>
+            <w:r>
+              <w:t xml:space="preserve"> </w:t>
+            </w:r>
+            <w:r>
+              <w:rPr>
+                <w:b/>
+                <w:bCs/>
+              </w:rPr>
+              <w:t xml:space="preserve">prohibited</w:t>
+            </w:r>
+          </w:p>
+        </w:tc>
+        <w:tc>
+          <w:tcPr/>
+          <w:p>
+            <w:pPr>
+              <w:pStyle w:val="Compact"/>
+            </w:pPr>
+            <w:r>
+              <w:t xml:space="preserve">M-23-02 / NSM-10 horizon for federal civilian systems</w:t>
             </w:r>
           </w:p>
         </w:tc>
       </w:tr>
     </w:tbl>
+    <w:p>
+      <w:pPr>
+        <w:pStyle w:val="BlockText"/>
+      </w:pPr>
+      <w:r>
+        <w:rPr>
+          <w:b/>
+          <w:bCs/>
+        </w:rPr>
+        <w:t xml:space="preserve">⚠ New exposure from Release 5.2.0 (action item):</w:t>
+      </w:r>
+      <w:r>
+        <w:t xml:space="preserve"> </w:t>
+      </w:r>
+      <w:r>
+        <w:t xml:space="preserve">NIST SP 800-53 Release</w:t>
+      </w:r>
+      <w:r>
+        <w:t xml:space="preserve"> </w:t>
+      </w:r>
+      <w:r>
+        <w:t xml:space="preserve">5.2.0 (Aug 27, 2025) added</w:t>
+      </w:r>
+      <w:r>
+        <w:t xml:space="preserve"> </w:t>
+      </w:r>
+      <w:r>
+        <w:rPr>
+          <w:b/>
+          <w:bCs/>
+        </w:rPr>
+        <w:t xml:space="preserve">SA-15(13)</w:t>
+      </w:r>
+      <w:r>
+        <w:t xml:space="preserve"> </w:t>
+      </w:r>
+      <w:r>
+        <w:t xml:space="preserve">(secure update process),</w:t>
+      </w:r>
+      <w:r>
+        <w:t xml:space="preserve"> </w:t>
+      </w:r>
+      <w:r>
+        <w:rPr>
+          <w:b/>
+          <w:bCs/>
+        </w:rPr>
+        <w:t xml:space="preserve">SA-24</w:t>
+      </w:r>
+      <w:r>
+        <w:t xml:space="preserve"> </w:t>
+      </w:r>
+      <w:r>
+        <w:t xml:space="preserve">(root-of-trust for software updates), and</w:t>
+      </w:r>
+      <w:r>
+        <w:t xml:space="preserve"> </w:t>
+      </w:r>
+      <w:r>
+        <w:rPr>
+          <w:b/>
+          <w:bCs/>
+        </w:rPr>
+        <w:t xml:space="preserve">SI-2(7)</w:t>
+      </w:r>
+      <w:r>
+        <w:t xml:space="preserve"> </w:t>
+      </w:r>
+      <w:r>
+        <w:t xml:space="preserve">(update integrity</w:t>
+      </w:r>
+      <w:r>
+        <w:t xml:space="preserve"> </w:t>
+      </w:r>
+      <w:r>
+        <w:t xml:space="preserve">verification), plus discussion changes across SA-4/5/8 and SI-2. The AAN</w:t>
+      </w:r>
+      <w:r>
+        <w:t xml:space="preserve"> </w:t>
+      </w:r>
+      <w:r>
+        <w:t xml:space="preserve">series control-closure tables (Parts 11, 15) predate the additions and do not</w:t>
+      </w:r>
+      <w:r>
+        <w:t xml:space="preserve"> </w:t>
+      </w:r>
+      <w:r>
+        <w:t xml:space="preserve">yet map them. When FedRAMP incorporates 5.2.0 deltas into baselines, these</w:t>
+      </w:r>
+      <w:r>
+        <w:t xml:space="preserve"> </w:t>
+      </w:r>
+      <w:r>
+        <w:t xml:space="preserve">three land in the Part 11 / Part 15 closure scope — track and map before the</w:t>
+      </w:r>
+      <w:r>
+        <w:t xml:space="preserve"> </w:t>
+      </w:r>
+      <w:r>
+        <w:t xml:space="preserve">next annual assessment.</w:t>
+      </w:r>
+    </w:p>
+    <w:p>
+      <w:pPr>
+        <w:pStyle w:val="FirstParagraph"/>
+      </w:pPr>
+      <w:r>
+        <w:rPr>
+          <w:b/>
+          <w:bCs/>
+        </w:rPr>
+        <w:t xml:space="preserve">Timeline sources (verified 2026-07-07):</w:t>
+      </w:r>
+      <w:r>
+        <w:t xml:space="preserve"> </w:t>
+      </w:r>
+      <w:r>
+        <w:t xml:space="preserve">FedRAMP Consolidated Rules for</w:t>
+      </w:r>
+      <w:r>
+        <w:t xml:space="preserve"> </w:t>
+      </w:r>
+      <w:r>
+        <w:t xml:space="preserve">2026 announcement + timeline (fedramp.gov/20x); CISA BOD 26-04 directive +</w:t>
+      </w:r>
+      <w:r>
+        <w:t xml:space="preserve"> </w:t>
+      </w:r>
+      <w:r>
+        <w:t xml:space="preserve">implementation guidance (cisa.gov); FedRAMP notice 0014 (BOD 26-04 response —</w:t>
+      </w:r>
+      <w:r>
+        <w:t xml:space="preserve"> </w:t>
+      </w:r>
+      <w:r>
+        <w:t xml:space="preserve">VDR/VER Dec 7, 2026); CISA BOD 25-01 (cisa.gov); NIST SP 800-53 Release 5.2.0</w:t>
+      </w:r>
+      <w:r>
+        <w:t xml:space="preserve"> </w:t>
+      </w:r>
+      <w:r>
+        <w:t xml:space="preserve">change summary (csrc.nist.gov, Aug 27, 2025); OMB M-22-09 / M-21-31 / M-21-07 /</w:t>
+      </w:r>
+      <w:r>
+        <w:t xml:space="preserve"> </w:t>
+      </w:r>
+      <w:r>
+        <w:t xml:space="preserve">M-23-02 (whitehouse.gov); NSA CNSA 2.0 (v2.1, Dec 2024); NIST FIPS 140-2</w:t>
+      </w:r>
+      <w:r>
+        <w:t xml:space="preserve"> </w:t>
+      </w:r>
+      <w:r>
+        <w:t xml:space="preserve">Historical List transition (Sep 21, 2026).</w:t>
+      </w:r>
+    </w:p>
     <w:p>
       <w:r>
         <w:pict>
@@ -469,8 +2224,9 @@
         </w:pict>
       </w:r>
     </w:p>
-    <w:bookmarkEnd w:id="10"/>
-    <w:bookmarkStart w:id="14" w:name="X762be83e485d434b56db2169ec89196cd552733"/>
+    <w:bookmarkEnd w:id="12"/>
+    <w:bookmarkEnd w:id="13"/>
+    <w:bookmarkStart w:id="17" w:name="X762be83e485d434b56db2169ec89196cd552733"/>
     <w:p>
       <w:pPr>
         <w:pStyle w:val="Heading2"/>
@@ -479,7 +2235,7 @@
         <w:t xml:space="preserve">AAN Series Control Closure (Parts 1–19, All Delivered)</w:t>
       </w:r>
     </w:p>
-    <w:bookmarkStart w:id="11" w:name="parts-1-59-34-controls"/>
+    <w:bookmarkStart w:id="14" w:name="parts-1-59-34-controls"/>
     <w:p>
       <w:pPr>
         <w:pStyle w:val="Heading3"/>
@@ -789,8 +2545,8 @@
         </w:tc>
       </w:tr>
     </w:tbl>
-    <w:bookmarkEnd w:id="11"/>
-    <w:bookmarkStart w:id="12" w:name="part-4-6-controls"/>
+    <w:bookmarkEnd w:id="14"/>
+    <w:bookmarkStart w:id="15" w:name="part-4-6-controls"/>
     <w:p>
       <w:pPr>
         <w:pStyle w:val="Heading3"/>
@@ -885,8 +2641,8 @@
         </w:tc>
       </w:tr>
     </w:tbl>
-    <w:bookmarkEnd w:id="12"/>
-    <w:bookmarkStart w:id="13" w:name="parts-1019-72-additional-controls"/>
+    <w:bookmarkEnd w:id="15"/>
+    <w:bookmarkStart w:id="16" w:name="parts-1019-72-additional-controls"/>
     <w:p>
       <w:pPr>
         <w:pStyle w:val="Heading3"/>
@@ -1315,9 +3071,9 @@
         </w:pict>
       </w:r>
     </w:p>
-    <w:bookmarkEnd w:id="13"/>
-    <w:bookmarkEnd w:id="14"/>
-    <w:bookmarkStart w:id="17" w:name="Xd6bcb6bb544cfbe9a7c9f2ec6baa6dd6a715faa"/>
+    <w:bookmarkEnd w:id="16"/>
+    <w:bookmarkEnd w:id="17"/>
+    <w:bookmarkStart w:id="20" w:name="Xd6bcb6bb544cfbe9a7c9f2ec6baa6dd6a715faa"/>
     <w:p>
       <w:pPr>
         <w:pStyle w:val="Heading2"/>
@@ -1516,7 +3272,7 @@
         </w:tc>
       </w:tr>
     </w:tbl>
-    <w:bookmarkStart w:id="15" w:name="slot-bindings-all-8-slots"/>
+    <w:bookmarkStart w:id="18" w:name="slot-bindings-all-8-slots"/>
     <w:p>
       <w:pPr>
         <w:pStyle w:val="Heading3"/>
@@ -1868,8 +3624,8 @@
         </w:tc>
       </w:tr>
     </w:tbl>
-    <w:bookmarkEnd w:id="15"/>
-    <w:bookmarkStart w:id="16" w:name="rule-status-summary"/>
+    <w:bookmarkEnd w:id="18"/>
+    <w:bookmarkStart w:id="19" w:name="rule-status-summary"/>
     <w:p>
       <w:pPr>
         <w:pStyle w:val="Heading3"/>
@@ -2109,9 +3865,9 @@
         </w:pict>
       </w:r>
     </w:p>
-    <w:bookmarkEnd w:id="16"/>
-    <w:bookmarkEnd w:id="17"/>
-    <w:bookmarkStart w:id="27" w:name="sequenced-implementation-plan"/>
+    <w:bookmarkEnd w:id="19"/>
+    <w:bookmarkEnd w:id="20"/>
+    <w:bookmarkStart w:id="30" w:name="sequenced-implementation-plan"/>
     <w:p>
       <w:pPr>
         <w:pStyle w:val="Heading2"/>
@@ -2120,7 +3876,7 @@
         <w:t xml:space="preserve">Sequenced Implementation Plan</w:t>
       </w:r>
     </w:p>
-    <w:bookmarkStart w:id="18" w:name="phase-0-immediate-july-2026-complete"/>
+    <w:bookmarkStart w:id="21" w:name="phase-0-immediate-july-2026-complete"/>
     <w:p>
       <w:pPr>
         <w:pStyle w:val="Heading3"/>
@@ -2165,8 +3921,8 @@
         <w:t xml:space="preserve">Conformance Adapter surface slots 1–4 bound to AAN evidence</w:t>
       </w:r>
     </w:p>
-    <w:bookmarkEnd w:id="18"/>
-    <w:bookmarkStart w:id="19" w:name="phase-1-completed-2026-07-03"/>
+    <w:bookmarkEnd w:id="21"/>
+    <w:bookmarkStart w:id="22" w:name="phase-1-completed-2026-07-03"/>
     <w:p>
       <w:pPr>
         <w:pStyle w:val="Heading3"/>
@@ -2211,8 +3967,8 @@
         <w:t xml:space="preserve">KSI-011–014 mapping confidence upgraded low → high (VER contract via Part 15 + slot-06)</w:t>
       </w:r>
     </w:p>
-    <w:bookmarkEnd w:id="19"/>
-    <w:bookmarkStart w:id="20" w:name="phase-2-completed-2026-07-03"/>
+    <w:bookmarkEnd w:id="22"/>
+    <w:bookmarkStart w:id="23" w:name="phase-2-completed-2026-07-03"/>
     <w:p>
       <w:pPr>
         <w:pStyle w:val="Heading3"/>
@@ -2296,8 +4052,8 @@
         <w:t xml:space="preserve">CR26 rules for SR/PM families (KSI-015 KSI-SCR-MIT + KSI-016 KSI-SCR-MON → active)</w:t>
       </w:r>
     </w:p>
-    <w:bookmarkEnd w:id="20"/>
-    <w:bookmarkStart w:id="21" w:name="phase-3-completed-2026-07-03"/>
+    <w:bookmarkEnd w:id="23"/>
+    <w:bookmarkStart w:id="24" w:name="phase-3-completed-2026-07-03"/>
     <w:p>
       <w:pPr>
         <w:pStyle w:val="Heading3"/>
@@ -2393,8 +4149,8 @@
         <w:t xml:space="preserve">; BOD 26-04 milestones wired)</w:t>
       </w:r>
     </w:p>
-    <w:bookmarkEnd w:id="21"/>
-    <w:bookmarkStart w:id="22" w:name="phase-4-completed-2026-07-03"/>
+    <w:bookmarkEnd w:id="24"/>
+    <w:bookmarkStart w:id="25" w:name="phase-4-completed-2026-07-03"/>
     <w:p>
       <w:pPr>
         <w:pStyle w:val="Heading3"/>
@@ -2478,8 +4234,8 @@
         <w:t xml:space="preserve">All 10 KSI themes now have local-rule coverage (zero-gap themes: none)</w:t>
       </w:r>
     </w:p>
-    <w:bookmarkEnd w:id="22"/>
-    <w:bookmarkStart w:id="23" w:name="phase-5-completed-2026-07-04"/>
+    <w:bookmarkEnd w:id="25"/>
+    <w:bookmarkStart w:id="26" w:name="phase-5-completed-2026-07-04"/>
     <w:p>
       <w:pPr>
         <w:pStyle w:val="Heading3"/>
@@ -2576,8 +4332,8 @@
         <w:t xml:space="preserve">Book_00 Executive Summary updated to fifteen-book series</w:t>
       </w:r>
     </w:p>
-    <w:bookmarkEnd w:id="23"/>
-    <w:bookmarkStart w:id="24" w:name="phase-6-completed-2026-07-05"/>
+    <w:bookmarkEnd w:id="26"/>
+    <w:bookmarkStart w:id="27" w:name="phase-6-completed-2026-07-05"/>
     <w:p>
       <w:pPr>
         <w:pStyle w:val="Heading3"/>
@@ -2836,8 +4592,8 @@
         <w:t xml:space="preserve">Book_00 Executive Summary updated to sixteen-book series; Phase 6 roadmap added</w:t>
       </w:r>
     </w:p>
-    <w:bookmarkEnd w:id="24"/>
-    <w:bookmarkStart w:id="25" w:name="Xd47729c270b0dba4d0f5d41c78a329feea5265f"/>
+    <w:bookmarkEnd w:id="27"/>
+    <w:bookmarkStart w:id="28" w:name="Xd47729c270b0dba4d0f5d41c78a329feea5265f"/>
     <w:p>
       <w:pPr>
         <w:pStyle w:val="Heading3"/>
@@ -2882,8 +4638,8 @@
         <w:t xml:space="preserve">FedRAMP 20x ATO issued (all 29 KSI rules satisfied in AR)</w:t>
       </w:r>
     </w:p>
-    <w:bookmarkEnd w:id="25"/>
-    <w:bookmarkStart w:id="26" w:name="phase-8-ongoing-conmon-post-ato-active"/>
+    <w:bookmarkEnd w:id="28"/>
+    <w:bookmarkStart w:id="29" w:name="phase-8-ongoing-conmon-post-ato-active"/>
     <w:p>
       <w:pPr>
         <w:pStyle w:val="Heading3"/>
@@ -2974,9 +4730,9 @@
         </w:pict>
       </w:r>
     </w:p>
-    <w:bookmarkEnd w:id="26"/>
-    <w:bookmarkEnd w:id="27"/>
-    <w:bookmarkStart w:id="28" w:name="technology-recommendations-by-gap"/>
+    <w:bookmarkEnd w:id="29"/>
+    <w:bookmarkEnd w:id="30"/>
+    <w:bookmarkStart w:id="31" w:name="technology-recommendations-by-gap"/>
     <w:p>
       <w:pPr>
         <w:pStyle w:val="Heading2"/>
@@ -3200,8 +4956,8 @@
         <w:t xml:space="preserve">advisory pending formal ATO review.</w:t>
       </w:r>
     </w:p>
-    <w:bookmarkEnd w:id="28"/>
-    <w:bookmarkEnd w:id="29"/>
+    <w:bookmarkEnd w:id="31"/>
+    <w:bookmarkEnd w:id="32"/>
     <w:sectPr>
       <w:footnotePr>
         <w:numRestart w:val="eachSect"/>
@@ -4120,22 +5876,32 @@
   <w:style w:default="1" w:styleId="Table" w:type="table">
     <w:name w:val="Table"/>
     <w:basedOn w:val="TableNormal"/>
-    <w:semiHidden/>
-    <w:unhideWhenUsed/>
+    <w:uiPriority w:val="59"/>
     <w:qFormat/>
     <w:tblPr>
       <w:tblInd w:type="dxa" w:w="0"/>
+      <w:tblBorders>
+        <w:top w:color="0078D4" w:space="0" w:sz="12" w:val="single"/>
+        <w:bottom w:color="0078D4" w:space="0" w:sz="12" w:val="single"/>
+        <w:left w:val="nil"/>
+        <w:right w:val="nil"/>
+        <w:insideH w:color="D1D5DA" w:space="0" w:sz="4" w:val="single"/>
+        <w:insideV w:val="nil"/>
+      </w:tblBorders>
       <w:tblCellMar>
-        <w:top w:type="dxa" w:w="0"/>
+        <w:top w:type="dxa" w:w="80"/>
         <w:left w:type="dxa" w:w="108"/>
-        <w:bottom w:type="dxa" w:w="0"/>
+        <w:bottom w:type="dxa" w:w="80"/>
         <w:right w:type="dxa" w:w="108"/>
       </w:tblCellMar>
     </w:tblPr>
     <w:tblStylePr w:type="firstRow">
+      <w:rPr>
+        <w:b/>
+      </w:rPr>
       <w:tcPr>
         <w:tcBorders>
-          <w:bottom w:val="single"/>
+          <w:bottom w:color="0078D4" w:space="0" w:sz="8" w:val="single"/>
         </w:tcBorders>
         <w:vAlign w:val="bottom"/>
       </w:tcPr>
@@ -4195,6 +5961,29 @@
     <w:name w:val="Body Text Char"/>
     <w:basedOn w:val="DefaultParagraphFont"/>
     <w:link w:val="BodyText"/>
+  </w:style>
+  <w:style w:customStyle="1" w:styleId="SourceCode" w:type="paragraph">
+    <w:name w:val="Source Code"/>
+    <w:basedOn w:val="Normal"/>
+    <w:link w:val="VerbatimChar"/>
+    <w:pPr>
+      <w:pBdr>
+        <w:top w:color="D1D5DA" w:space="6" w:sz="6" w:val="single"/>
+        <w:left w:color="D1D5DA" w:space="6" w:sz="6" w:val="single"/>
+        <w:bottom w:color="D1D5DA" w:space="6" w:sz="6" w:val="single"/>
+        <w:right w:color="D1D5DA" w:space="6" w:sz="6" w:val="single"/>
+      </w:pBdr>
+      <w:shd w:fill="F6F8FA" w:val="clear"/>
+      <w:wordWrap w:val="off"/>
+      <w:spacing w:after="0" w:before="0" w:line="240" w:lineRule="auto"/>
+      <w:ind w:left="144" w:right="144"/>
+      <w:contextualSpacing/>
+    </w:pPr>
+    <w:rPr>
+      <w:rFonts w:ascii="Consolas" w:hAnsi="Consolas"/>
+      <w:color w:val="24292E"/>
+      <w:sz w:val="18"/>
+    </w:rPr>
   </w:style>
   <w:style w:customStyle="1" w:styleId="VerbatimChar" w:type="character">
     <w:name w:val="Verbatim Char"/>
@@ -4240,118 +6029,98 @@
       <w:color w:themeColor="accent1" w:themeShade="BF" w:val="365F91"/>
     </w:rPr>
   </w:style>
-  <w:style w:type="paragraph" w:customStyle="1" w:styleId="SourceCode">
-    <w:name w:val="Source Code"/>
-    <w:basedOn w:val="Normal"/>
-    <w:link w:val="VerbatimChar"/>
-    <w:pPr>
-      <w:wordWrap w:val="off"/>
-      <w:shd w:val="clear" w:fill="f1f3f5"/>
-    </w:pPr>
-  </w:style>
   <w:style w:type="character" w:customStyle="1" w:styleId="KeywordTok">
     <w:name w:val="KeywordTok"/>
     <w:basedOn w:val="VerbatimChar"/>
     <w:rPr>
       <w:b/>
-      <w:color w:val="003b4f"/>
-      <w:shd w:val="clear" w:fill="f1f3f5"/>
+      <w:color w:val="007020"/>
     </w:rPr>
   </w:style>
   <w:style w:type="character" w:customStyle="1" w:styleId="DataTypeTok">
     <w:name w:val="DataTypeTok"/>
     <w:basedOn w:val="VerbatimChar"/>
     <w:rPr>
-      <w:color w:val="ad0000"/>
-      <w:shd w:val="clear" w:fill="f1f3f5"/>
+      <w:color w:val="902000"/>
     </w:rPr>
   </w:style>
   <w:style w:type="character" w:customStyle="1" w:styleId="DecValTok">
     <w:name w:val="DecValTok"/>
     <w:basedOn w:val="VerbatimChar"/>
     <w:rPr>
-      <w:color w:val="ad0000"/>
-      <w:shd w:val="clear" w:fill="f1f3f5"/>
+      <w:color w:val="40a070"/>
     </w:rPr>
   </w:style>
   <w:style w:type="character" w:customStyle="1" w:styleId="BaseNTok">
     <w:name w:val="BaseNTok"/>
     <w:basedOn w:val="VerbatimChar"/>
     <w:rPr>
-      <w:color w:val="ad0000"/>
-      <w:shd w:val="clear" w:fill="f1f3f5"/>
+      <w:color w:val="40a070"/>
     </w:rPr>
   </w:style>
   <w:style w:type="character" w:customStyle="1" w:styleId="FloatTok">
     <w:name w:val="FloatTok"/>
     <w:basedOn w:val="VerbatimChar"/>
     <w:rPr>
-      <w:color w:val="ad0000"/>
-      <w:shd w:val="clear" w:fill="f1f3f5"/>
+      <w:color w:val="40a070"/>
     </w:rPr>
   </w:style>
   <w:style w:type="character" w:customStyle="1" w:styleId="ConstantTok">
     <w:name w:val="ConstantTok"/>
     <w:basedOn w:val="VerbatimChar"/>
     <w:rPr>
-      <w:color w:val="8f5902"/>
-      <w:shd w:val="clear" w:fill="f1f3f5"/>
+      <w:color w:val="880000"/>
     </w:rPr>
   </w:style>
   <w:style w:type="character" w:customStyle="1" w:styleId="CharTok">
     <w:name w:val="CharTok"/>
     <w:basedOn w:val="VerbatimChar"/>
     <w:rPr>
-      <w:color w:val="20794d"/>
-      <w:shd w:val="clear" w:fill="f1f3f5"/>
+      <w:color w:val="4070a0"/>
     </w:rPr>
   </w:style>
   <w:style w:type="character" w:customStyle="1" w:styleId="SpecialCharTok">
     <w:name w:val="SpecialCharTok"/>
     <w:basedOn w:val="VerbatimChar"/>
     <w:rPr>
-      <w:color w:val="5e5e5e"/>
-      <w:shd w:val="clear" w:fill="f1f3f5"/>
+      <w:color w:val="4070a0"/>
     </w:rPr>
   </w:style>
   <w:style w:type="character" w:customStyle="1" w:styleId="StringTok">
     <w:name w:val="StringTok"/>
     <w:basedOn w:val="VerbatimChar"/>
     <w:rPr>
-      <w:color w:val="20794d"/>
-      <w:shd w:val="clear" w:fill="f1f3f5"/>
+      <w:color w:val="4070a0"/>
     </w:rPr>
   </w:style>
   <w:style w:type="character" w:customStyle="1" w:styleId="VerbatimStringTok">
     <w:name w:val="VerbatimStringTok"/>
     <w:basedOn w:val="VerbatimChar"/>
     <w:rPr>
-      <w:color w:val="20794d"/>
-      <w:shd w:val="clear" w:fill="f1f3f5"/>
+      <w:color w:val="4070a0"/>
     </w:rPr>
   </w:style>
   <w:style w:type="character" w:customStyle="1" w:styleId="SpecialStringTok">
     <w:name w:val="SpecialStringTok"/>
     <w:basedOn w:val="VerbatimChar"/>
     <w:rPr>
-      <w:color w:val="20794d"/>
-      <w:shd w:val="clear" w:fill="f1f3f5"/>
+      <w:color w:val="bb6688"/>
     </w:rPr>
   </w:style>
   <w:style w:type="character" w:customStyle="1" w:styleId="ImportTok">
     <w:name w:val="ImportTok"/>
     <w:basedOn w:val="VerbatimChar"/>
     <w:rPr>
-      <w:color w:val="00769e"/>
-      <w:shd w:val="clear" w:fill="f1f3f5"/>
+      <w:b/>
+      <w:color w:val="008000"/>
     </w:rPr>
   </w:style>
   <w:style w:type="character" w:customStyle="1" w:styleId="CommentTok">
     <w:name w:val="CommentTok"/>
     <w:basedOn w:val="VerbatimChar"/>
     <w:rPr>
-      <w:color w:val="5e5e5e"/>
-      <w:shd w:val="clear" w:fill="f1f3f5"/>
+      <w:i/>
+      <w:color w:val="60a0b0"/>
     </w:rPr>
   </w:style>
   <w:style w:type="character" w:customStyle="1" w:styleId="DocumentationTok">
@@ -4359,49 +6128,46 @@
     <w:basedOn w:val="VerbatimChar"/>
     <w:rPr>
       <w:i/>
-      <w:color w:val="5e5e5e"/>
-      <w:shd w:val="clear" w:fill="f1f3f5"/>
+      <w:color w:val="ba2121"/>
     </w:rPr>
   </w:style>
   <w:style w:type="character" w:customStyle="1" w:styleId="AnnotationTok">
     <w:name w:val="AnnotationTok"/>
     <w:basedOn w:val="VerbatimChar"/>
     <w:rPr>
-      <w:color w:val="5e5e5e"/>
-      <w:shd w:val="clear" w:fill="f1f3f5"/>
+      <w:b/>
+      <w:i/>
+      <w:color w:val="60a0b0"/>
     </w:rPr>
   </w:style>
   <w:style w:type="character" w:customStyle="1" w:styleId="CommentVarTok">
     <w:name w:val="CommentVarTok"/>
     <w:basedOn w:val="VerbatimChar"/>
     <w:rPr>
+      <w:b/>
       <w:i/>
-      <w:color w:val="5e5e5e"/>
-      <w:shd w:val="clear" w:fill="f1f3f5"/>
+      <w:color w:val="60a0b0"/>
     </w:rPr>
   </w:style>
   <w:style w:type="character" w:customStyle="1" w:styleId="OtherTok">
     <w:name w:val="OtherTok"/>
     <w:basedOn w:val="VerbatimChar"/>
     <w:rPr>
-      <w:color w:val="003b4f"/>
-      <w:shd w:val="clear" w:fill="f1f3f5"/>
+      <w:color w:val="007020"/>
     </w:rPr>
   </w:style>
   <w:style w:type="character" w:customStyle="1" w:styleId="FunctionTok">
     <w:name w:val="FunctionTok"/>
     <w:basedOn w:val="VerbatimChar"/>
     <w:rPr>
-      <w:color w:val="4758ab"/>
-      <w:shd w:val="clear" w:fill="f1f3f5"/>
+      <w:color w:val="06287e"/>
     </w:rPr>
   </w:style>
   <w:style w:type="character" w:customStyle="1" w:styleId="VariableTok">
     <w:name w:val="VariableTok"/>
     <w:basedOn w:val="VerbatimChar"/>
     <w:rPr>
-      <w:color w:val="111111"/>
-      <w:shd w:val="clear" w:fill="f1f3f5"/>
+      <w:color w:val="19177c"/>
     </w:rPr>
   </w:style>
   <w:style w:type="character" w:customStyle="1" w:styleId="ControlFlowTok">
@@ -4409,98 +6175,85 @@
     <w:basedOn w:val="VerbatimChar"/>
     <w:rPr>
       <w:b/>
-      <w:color w:val="003b4f"/>
-      <w:shd w:val="clear" w:fill="f1f3f5"/>
+      <w:color w:val="007020"/>
     </w:rPr>
   </w:style>
   <w:style w:type="character" w:customStyle="1" w:styleId="OperatorTok">
     <w:name w:val="OperatorTok"/>
     <w:basedOn w:val="VerbatimChar"/>
     <w:rPr>
-      <w:color w:val="5e5e5e"/>
-      <w:shd w:val="clear" w:fill="f1f3f5"/>
+      <w:color w:val="666666"/>
     </w:rPr>
   </w:style>
   <w:style w:type="character" w:customStyle="1" w:styleId="BuiltInTok">
     <w:name w:val="BuiltInTok"/>
     <w:basedOn w:val="VerbatimChar"/>
     <w:rPr>
-      <w:color w:val="003b4f"/>
-      <w:shd w:val="clear" w:fill="f1f3f5"/>
+      <w:color w:val="008000"/>
     </w:rPr>
   </w:style>
   <w:style w:type="character" w:customStyle="1" w:styleId="ExtensionTok">
     <w:name w:val="ExtensionTok"/>
     <w:basedOn w:val="VerbatimChar"/>
-    <w:rPr>
-      <w:color w:val="003b4f"/>
-      <w:shd w:val="clear" w:fill="f1f3f5"/>
-    </w:rPr>
+    <w:rPr/>
   </w:style>
   <w:style w:type="character" w:customStyle="1" w:styleId="PreprocessorTok">
     <w:name w:val="PreprocessorTok"/>
     <w:basedOn w:val="VerbatimChar"/>
     <w:rPr>
-      <w:color w:val="ad0000"/>
-      <w:shd w:val="clear" w:fill="f1f3f5"/>
+      <w:color w:val="bc7a00"/>
     </w:rPr>
   </w:style>
   <w:style w:type="character" w:customStyle="1" w:styleId="AttributeTok">
     <w:name w:val="AttributeTok"/>
     <w:basedOn w:val="VerbatimChar"/>
     <w:rPr>
-      <w:color w:val="657422"/>
-      <w:shd w:val="clear" w:fill="f1f3f5"/>
+      <w:color w:val="7d9029"/>
     </w:rPr>
   </w:style>
   <w:style w:type="character" w:customStyle="1" w:styleId="RegionMarkerTok">
     <w:name w:val="RegionMarkerTok"/>
     <w:basedOn w:val="VerbatimChar"/>
-    <w:rPr>
-      <w:color w:val="003b4f"/>
-      <w:shd w:val="clear" w:fill="f1f3f5"/>
-    </w:rPr>
+    <w:rPr/>
   </w:style>
   <w:style w:type="character" w:customStyle="1" w:styleId="InformationTok">
     <w:name w:val="InformationTok"/>
     <w:basedOn w:val="VerbatimChar"/>
     <w:rPr>
-      <w:color w:val="5e5e5e"/>
-      <w:shd w:val="clear" w:fill="f1f3f5"/>
+      <w:b/>
+      <w:i/>
+      <w:color w:val="60a0b0"/>
     </w:rPr>
   </w:style>
   <w:style w:type="character" w:customStyle="1" w:styleId="WarningTok">
     <w:name w:val="WarningTok"/>
     <w:basedOn w:val="VerbatimChar"/>
     <w:rPr>
+      <w:b/>
       <w:i/>
-      <w:color w:val="5e5e5e"/>
-      <w:shd w:val="clear" w:fill="f1f3f5"/>
+      <w:color w:val="60a0b0"/>
     </w:rPr>
   </w:style>
   <w:style w:type="character" w:customStyle="1" w:styleId="AlertTok">
     <w:name w:val="AlertTok"/>
     <w:basedOn w:val="VerbatimChar"/>
     <w:rPr>
-      <w:color w:val="ad0000"/>
-      <w:shd w:val="clear" w:fill="f1f3f5"/>
+      <w:b/>
+      <w:color w:val="ff0000"/>
     </w:rPr>
   </w:style>
   <w:style w:type="character" w:customStyle="1" w:styleId="ErrorTok">
     <w:name w:val="ErrorTok"/>
     <w:basedOn w:val="VerbatimChar"/>
     <w:rPr>
-      <w:color w:val="ad0000"/>
-      <w:shd w:val="clear" w:fill="f1f3f5"/>
+      <w:b/>
+      <w:color w:val="ff0000"/>
     </w:rPr>
   </w:style>
   <w:style w:type="character" w:customStyle="1" w:styleId="NormalTok">
     <w:name w:val="NormalTok"/>
     <w:basedOn w:val="VerbatimChar"/>
-    <w:rPr>
-      <w:color w:val="003b4f"/>
-      <w:shd w:val="clear" w:fill="f1f3f5"/>
-    </w:rPr>
+    <w:rPr/>
   </w:style>
 </w:styles>
 </file>

--- a/inbox/Application Aware Networking/federal-aan-conmon-gap-roadmap.docx
+++ b/inbox/Application Aware Networking/federal-aan-conmon-gap-roadmap.docx
@@ -28,7 +28,7 @@
         </w:p>
       </w:sdtContent>
     </w:sdt>
-    <w:bookmarkStart w:id="32" w:name="X25c54cb3cc7483a94492ed2c32810e66191b358"/>
+    <w:bookmarkStart w:id="35" w:name="X25c54cb3cc7483a94492ed2c32810e66191b358"/>
     <w:p>
       <w:pPr>
         <w:pStyle w:val="Heading1"/>
@@ -64,7 +64,7 @@
         <w:t xml:space="preserve"> </w:t>
       </w:r>
       <w:r>
-        <w:t xml:space="preserve">2026-07-07 11:52 ET</w:t>
+        <w:t xml:space="preserve">2026-07-07 15:18 ET</w:t>
       </w:r>
     </w:p>
     <w:p>
@@ -251,7 +251,7 @@
       </w:r>
     </w:p>
     <w:bookmarkEnd w:id="9"/>
-    <w:bookmarkStart w:id="13" w:name="Xa24d59ace16dcaeb78ad935606038d54785a5ad"/>
+    <w:bookmarkStart w:id="14" w:name="Xa24d59ace16dcaeb78ad935606038d54785a5ad"/>
     <w:p>
       <w:pPr>
         <w:pStyle w:val="Heading2"/>
@@ -903,6 +903,128 @@
               <w:pStyle w:val="Compact"/>
             </w:pPr>
             <w:r>
+              <w:t xml:space="preserve">Jun 13, 2023</w:t>
+            </w:r>
+          </w:p>
+        </w:tc>
+        <w:tc>
+          <w:tcPr/>
+          <w:p>
+            <w:pPr>
+              <w:pStyle w:val="Compact"/>
+            </w:pPr>
+            <w:r>
+              <w:rPr>
+                <w:b/>
+                <w:bCs/>
+              </w:rPr>
+              <w:t xml:space="preserve">BOD 23-02</w:t>
+            </w:r>
+          </w:p>
+        </w:tc>
+        <w:tc>
+          <w:tcPr/>
+          <w:p>
+            <w:pPr>
+              <w:pStyle w:val="Compact"/>
+            </w:pPr>
+            <w:r>
+              <w:t xml:space="preserve">Networked management interfaces removed from the public internet or protected by ZTA capability — within 14 days of identification, ongoing</w:t>
+            </w:r>
+          </w:p>
+        </w:tc>
+        <w:tc>
+          <w:tcPr/>
+          <w:p>
+            <w:pPr>
+              <w:pStyle w:val="Compact"/>
+            </w:pPr>
+            <w:r>
+              <w:t xml:space="preserve">AC-17, CM-7, SC-7</w:t>
+            </w:r>
+          </w:p>
+        </w:tc>
+        <w:tc>
+          <w:tcPr/>
+          <w:p>
+            <w:pPr>
+              <w:pStyle w:val="Compact"/>
+            </w:pPr>
+            <w:r>
+              <w:t xml:space="preserve">Parts 5, 10 (PAW/ZTNA)</w:t>
+            </w:r>
+          </w:p>
+        </w:tc>
+      </w:tr>
+      <w:tr>
+        <w:tc>
+          <w:tcPr/>
+          <w:p>
+            <w:pPr>
+              <w:pStyle w:val="Compact"/>
+            </w:pPr>
+            <w:r>
+              <w:t xml:space="preserve">Annual (FY cycle)</w:t>
+            </w:r>
+          </w:p>
+        </w:tc>
+        <w:tc>
+          <w:tcPr/>
+          <w:p>
+            <w:pPr>
+              <w:pStyle w:val="Compact"/>
+            </w:pPr>
+            <w:r>
+              <w:rPr>
+                <w:b/>
+                <w:bCs/>
+              </w:rPr>
+              <w:t xml:space="preserve">FISMA CIO Metrics</w:t>
+            </w:r>
+          </w:p>
+        </w:tc>
+        <w:tc>
+          <w:tcPr/>
+          <w:p>
+            <w:pPr>
+              <w:pStyle w:val="Compact"/>
+            </w:pPr>
+            <w:r>
+              <w:t xml:space="preserve">Quarterly + annual CyberScope reporting against the CIO metrics; FY26 cycle measures ZT maturity, logging, MFA, and asset coverage</w:t>
+            </w:r>
+          </w:p>
+        </w:tc>
+        <w:tc>
+          <w:tcPr/>
+          <w:p>
+            <w:pPr>
+              <w:pStyle w:val="Compact"/>
+            </w:pPr>
+            <w:r>
+              <w:t xml:space="preserve">PM, CA families</w:t>
+            </w:r>
+          </w:p>
+        </w:tc>
+        <w:tc>
+          <w:tcPr/>
+          <w:p>
+            <w:pPr>
+              <w:pStyle w:val="Compact"/>
+            </w:pPr>
+            <w:r>
+              <w:t xml:space="preserve">Book 19 ConMon feeds; measured-lifecycle metrics (Part 4)</w:t>
+            </w:r>
+          </w:p>
+        </w:tc>
+      </w:tr>
+      <w:tr>
+        <w:tc>
+          <w:tcPr/>
+          <w:p>
+            <w:pPr>
+              <w:pStyle w:val="Compact"/>
+            </w:pPr>
+            <w:r>
               <w:t xml:space="preserve">Sep 30, 2024</w:t>
             </w:r>
           </w:p>
@@ -2196,25 +2318,332 @@
         <w:t xml:space="preserve"> </w:t>
       </w:r>
       <w:r>
-        <w:t xml:space="preserve">VDR/VER Dec 7, 2026); CISA BOD 25-01 (cisa.gov); NIST SP 800-53 Release 5.2.0</w:t>
-      </w:r>
-      <w:r>
-        <w:t xml:space="preserve"> </w:t>
-      </w:r>
-      <w:r>
-        <w:t xml:space="preserve">change summary (csrc.nist.gov, Aug 27, 2025); OMB M-22-09 / M-21-31 / M-21-07 /</w:t>
-      </w:r>
-      <w:r>
-        <w:t xml:space="preserve"> </w:t>
-      </w:r>
-      <w:r>
-        <w:t xml:space="preserve">M-23-02 (whitehouse.gov); NSA CNSA 2.0 (v2.1, Dec 2024); NIST FIPS 140-2</w:t>
-      </w:r>
-      <w:r>
-        <w:t xml:space="preserve"> </w:t>
-      </w:r>
-      <w:r>
-        <w:t xml:space="preserve">Historical List transition (Sep 21, 2026).</w:t>
+        <w:t xml:space="preserve">VDR/VER Dec 7, 2026); CISA BOD 25-01 / 23-02 (cisa.gov); NIST SP 800-53</w:t>
+      </w:r>
+      <w:r>
+        <w:t xml:space="preserve"> </w:t>
+      </w:r>
+      <w:r>
+        <w:t xml:space="preserve">Release 5.2.0 change summary (csrc.nist.gov, Aug 27, 2025); OMB M-22-09 /</w:t>
+      </w:r>
+      <w:r>
+        <w:t xml:space="preserve"> </w:t>
+      </w:r>
+      <w:r>
+        <w:t xml:space="preserve">M-21-31 / M-21-07 / M-23-02 (whitehouse.gov); NSA CNSA 2.0 (v2.1, Dec 2024);</w:t>
+      </w:r>
+      <w:r>
+        <w:t xml:space="preserve"> </w:t>
+      </w:r>
+      <w:r>
+        <w:t xml:space="preserve">NIST FIPS 140-2 Historical List transition (Sep 21, 2026); CISA FISMA CIO</w:t>
+      </w:r>
+      <w:r>
+        <w:t xml:space="preserve"> </w:t>
+      </w:r>
+      <w:r>
+        <w:t xml:space="preserve">metrics / CyberScope reporting guidance.</w:t>
+      </w:r>
+    </w:p>
+    <w:bookmarkEnd w:id="12"/>
+    <w:bookmarkStart w:id="13" w:name="X1d1d5b3c6f13230bac7722390f45a67e1261335"/>
+    <w:p>
+      <w:pPr>
+        <w:pStyle w:val="Heading3"/>
+      </w:pPr>
+      <w:r>
+        <w:t xml:space="preserve">Scoping notes — adjacent regimes, deliberately bounded</w:t>
+      </w:r>
+    </w:p>
+    <w:p>
+      <w:pPr>
+        <w:pStyle w:val="Compact"/>
+        <w:numPr>
+          <w:ilvl w:val="0"/>
+          <w:numId w:val="1001"/>
+        </w:numPr>
+      </w:pPr>
+      <w:r>
+        <w:rPr>
+          <w:b/>
+          <w:bCs/>
+        </w:rPr>
+        <w:t xml:space="preserve">AI governance (OMB M-24-10, superseded Apr 2025 by M-25-21/M-25-22; NIST</w:t>
+      </w:r>
+      <w:r>
+        <w:rPr>
+          <w:b/>
+          <w:bCs/>
+        </w:rPr>
+        <w:t xml:space="preserve"> </w:t>
+      </w:r>
+      <w:r>
+        <w:rPr>
+          <w:b/>
+          <w:bCs/>
+        </w:rPr>
+        <w:t xml:space="preserve">AI RMF):</w:t>
+      </w:r>
+      <w:r>
+        <w:t xml:space="preserve"> </w:t>
+      </w:r>
+      <w:r>
+        <w:t xml:space="preserve">out of scope for this series</w:t>
+      </w:r>
+      <w:r>
+        <w:t xml:space="preserve"> </w:t>
+      </w:r>
+      <w:r>
+        <w:rPr>
+          <w:i/>
+          <w:iCs/>
+        </w:rPr>
+        <w:t xml:space="preserve">as long as no AI system component</w:t>
+      </w:r>
+      <w:r>
+        <w:rPr>
+          <w:i/>
+          <w:iCs/>
+        </w:rPr>
+        <w:t xml:space="preserve"> </w:t>
+      </w:r>
+      <w:r>
+        <w:rPr>
+          <w:i/>
+          <w:iCs/>
+        </w:rPr>
+        <w:t xml:space="preserve">sits inside the authorization boundary</w:t>
+      </w:r>
+      <w:r>
+        <w:t xml:space="preserve">. The series’ network, identity, and</w:t>
+      </w:r>
+      <w:r>
+        <w:t xml:space="preserve"> </w:t>
+      </w:r>
+      <w:r>
+        <w:t xml:space="preserve">evidence planes carry no AI decision systems. If SSA deploys AI within the</w:t>
+      </w:r>
+      <w:r>
+        <w:t xml:space="preserve"> </w:t>
+      </w:r>
+      <w:r>
+        <w:t xml:space="preserve">boundary, the AI use-case inventory, risk management, and transparency</w:t>
+      </w:r>
+      <w:r>
+        <w:t xml:space="preserve"> </w:t>
+      </w:r>
+      <w:r>
+        <w:t xml:space="preserve">requirements attach — track the decision in the PM governance layer</w:t>
+      </w:r>
+      <w:r>
+        <w:t xml:space="preserve"> </w:t>
+      </w:r>
+      <w:r>
+        <w:t xml:space="preserve">(Book 16) and revisit this note. (The SSA reviewer’s reference to</w:t>
+      </w:r>
+      <w:r>
+        <w:t xml:space="preserve"> </w:t>
+      </w:r>
+      <w:r>
+        <w:t xml:space="preserve">“M-24-04”</w:t>
+      </w:r>
+      <w:r>
+        <w:t xml:space="preserve"> </w:t>
+      </w:r>
+      <w:r>
+        <w:t xml:space="preserve">conflates the FY24 FISMA guidance memo with the AI memo; the</w:t>
+      </w:r>
+      <w:r>
+        <w:t xml:space="preserve"> </w:t>
+      </w:r>
+      <w:r>
+        <w:t xml:space="preserve">correct citations are above.)</w:t>
+      </w:r>
+    </w:p>
+    <w:p>
+      <w:pPr>
+        <w:pStyle w:val="Compact"/>
+        <w:numPr>
+          <w:ilvl w:val="0"/>
+          <w:numId w:val="1001"/>
+        </w:numPr>
+      </w:pPr>
+      <w:r>
+        <w:rPr>
+          <w:b/>
+          <w:bCs/>
+        </w:rPr>
+        <w:t xml:space="preserve">Privacy lifecycle (PIA/PTA under OMB A-130):</w:t>
+      </w:r>
+      <w:r>
+        <w:t xml:space="preserve"> </w:t>
+      </w:r>
+      <w:r>
+        <w:t xml:space="preserve">the control-family mapping</w:t>
+      </w:r>
+      <w:r>
+        <w:t xml:space="preserve"> </w:t>
+      </w:r>
+      <w:r>
+        <w:t xml:space="preserve">is Part 17’s PT coverage (Rev 5 integrated the former Appendix J privacy</w:t>
+      </w:r>
+      <w:r>
+        <w:t xml:space="preserve"> </w:t>
+      </w:r>
+      <w:r>
+        <w:t xml:space="preserve">controls into the catalog; Appendix J no longer exists as such). The</w:t>
+      </w:r>
+      <w:r>
+        <w:t xml:space="preserve"> </w:t>
+      </w:r>
+      <w:r>
+        <w:t xml:space="preserve">PIA/PTA</w:t>
+      </w:r>
+      <w:r>
+        <w:t xml:space="preserve"> </w:t>
+      </w:r>
+      <w:r>
+        <w:rPr>
+          <w:i/>
+          <w:iCs/>
+        </w:rPr>
+        <w:t xml:space="preserve">procedure</w:t>
+      </w:r>
+      <w:r>
+        <w:t xml:space="preserve"> </w:t>
+      </w:r>
+      <w:r>
+        <w:t xml:space="preserve">lifecycle — privacy threshold analysis at system</w:t>
+      </w:r>
+      <w:r>
+        <w:t xml:space="preserve"> </w:t>
+      </w:r>
+      <w:r>
+        <w:t xml:space="preserve">change, privacy impact assessment before PII processing changes — is an</w:t>
+      </w:r>
+      <w:r>
+        <w:t xml:space="preserve"> </w:t>
+      </w:r>
+      <w:r>
+        <w:t xml:space="preserve">agency SOP artifact layered on Part 17’s DFL-001..006 data-flow maps.</w:t>
+      </w:r>
+      <w:r>
+        <w:t xml:space="preserve"> </w:t>
+      </w:r>
+      <w:r>
+        <w:t xml:space="preserve">Flagged as Part 17 backlog: PTA/PIA procedure templates keyed to the</w:t>
+      </w:r>
+      <w:r>
+        <w:t xml:space="preserve"> </w:t>
+      </w:r>
+      <w:r>
+        <w:t xml:space="preserve">data-flow map identifiers.</w:t>
+      </w:r>
+    </w:p>
+    <w:p>
+      <w:pPr>
+        <w:pStyle w:val="Compact"/>
+        <w:numPr>
+          <w:ilvl w:val="0"/>
+          <w:numId w:val="1001"/>
+        </w:numPr>
+      </w:pPr>
+      <w:r>
+        <w:rPr>
+          <w:b/>
+          <w:bCs/>
+        </w:rPr>
+        <w:t xml:space="preserve">Memory-safe languages (CISA/NSA joint guidance,</w:t>
+      </w:r>
+      <w:r>
+        <w:rPr>
+          <w:b/>
+          <w:bCs/>
+        </w:rPr>
+        <w:t xml:space="preserve"> </w:t>
+      </w:r>
+      <w:r>
+        <w:rPr>
+          <w:b/>
+          <w:bCs/>
+          <w:i/>
+          <w:iCs/>
+        </w:rPr>
+        <w:t xml:space="preserve">The Case for</w:t>
+      </w:r>
+      <w:r>
+        <w:rPr>
+          <w:b/>
+          <w:bCs/>
+          <w:i/>
+          <w:iCs/>
+        </w:rPr>
+        <w:t xml:space="preserve"> </w:t>
+      </w:r>
+      <w:r>
+        <w:rPr>
+          <w:b/>
+          <w:bCs/>
+          <w:i/>
+          <w:iCs/>
+        </w:rPr>
+        <w:t xml:space="preserve">Memory-Safe Roadmaps</w:t>
+      </w:r>
+      <w:r>
+        <w:rPr>
+          <w:b/>
+          <w:bCs/>
+        </w:rPr>
+        <w:t xml:space="preserve">, Dec 2023; CISA Secure by Design):</w:t>
+      </w:r>
+      <w:r>
+        <w:t xml:space="preserve"> </w:t>
+      </w:r>
+      <w:r>
+        <w:t xml:space="preserve">guidance aimed</w:t>
+      </w:r>
+      <w:r>
+        <w:t xml:space="preserve"> </w:t>
+      </w:r>
+      <w:r>
+        <w:t xml:space="preserve">at software</w:t>
+      </w:r>
+      <w:r>
+        <w:t xml:space="preserve"> </w:t>
+      </w:r>
+      <w:r>
+        <w:rPr>
+          <w:i/>
+          <w:iCs/>
+        </w:rPr>
+        <w:t xml:space="preserve">manufacturers</w:t>
+      </w:r>
+      <w:r>
+        <w:t xml:space="preserve">, not a directive binding on agencies — and</w:t>
+      </w:r>
+      <w:r>
+        <w:t xml:space="preserve"> </w:t>
+      </w:r>
+      <w:r>
+        <w:t xml:space="preserve">distinct from BOD 23-02, which covers internet-exposed management</w:t>
+      </w:r>
+      <w:r>
+        <w:t xml:space="preserve"> </w:t>
+      </w:r>
+      <w:r>
+        <w:t xml:space="preserve">interfaces and appears in the timeline above. The series hook is Part 15</w:t>
+      </w:r>
+      <w:r>
+        <w:t xml:space="preserve"> </w:t>
+      </w:r>
+      <w:r>
+        <w:t xml:space="preserve">vendor diligence: whether a supplier publishes a memory-safety roadmap</w:t>
+      </w:r>
+      <w:r>
+        <w:t xml:space="preserve"> </w:t>
+      </w:r>
+      <w:r>
+        <w:t xml:space="preserve">joins the SCRM evaluation criteria alongside SBOM/VDR posture.</w:t>
       </w:r>
     </w:p>
     <w:p>
@@ -2224,18 +2653,1264 @@
         </w:pict>
       </w:r>
     </w:p>
-    <w:bookmarkEnd w:id="12"/>
     <w:bookmarkEnd w:id="13"/>
-    <w:bookmarkStart w:id="17" w:name="X762be83e485d434b56db2169ec89196cd552733"/>
+    <w:bookmarkEnd w:id="14"/>
+    <w:bookmarkStart w:id="15" w:name="Xeadac7c4fb24edd27b0cdc9f8e1c84b6a2d3645"/>
     <w:p>
       <w:pPr>
         <w:pStyle w:val="Heading2"/>
       </w:pPr>
       <w:r>
+        <w:t xml:space="preserve">Mechanism, Not Product — Alternative Implementation Paths</w:t>
+      </w:r>
+    </w:p>
+    <w:p>
+      <w:pPr>
+        <w:pStyle w:val="FirstParagraph"/>
+      </w:pPr>
+      <w:r>
+        <w:rPr>
+          <w:i/>
+          <w:iCs/>
+        </w:rPr>
+        <w:t xml:space="preserve">Added 2026-07-07 in response to SSA review feedback. The feedback correctly</w:t>
+      </w:r>
+      <w:r>
+        <w:rPr>
+          <w:i/>
+          <w:iCs/>
+        </w:rPr>
+        <w:t xml:space="preserve"> </w:t>
+      </w:r>
+      <w:r>
+        <w:rPr>
+          <w:i/>
+          <w:iCs/>
+        </w:rPr>
+        <w:t xml:space="preserve">observed that the series’</w:t>
+      </w:r>
+      <w:r>
+        <w:rPr>
+          <w:i/>
+          <w:iCs/>
+        </w:rPr>
+        <w:t xml:space="preserve"> </w:t>
+      </w:r>
+      <w:r>
+        <w:rPr>
+          <w:i/>
+          <w:iCs/>
+        </w:rPr>
+        <w:t xml:space="preserve">“no alternate closure path”</w:t>
+      </w:r>
+      <w:r>
+        <w:rPr>
+          <w:i/>
+          <w:iCs/>
+        </w:rPr>
+        <w:t xml:space="preserve"> </w:t>
+      </w:r>
+      <w:r>
+        <w:rPr>
+          <w:i/>
+          <w:iCs/>
+        </w:rPr>
+        <w:t xml:space="preserve">language can be</w:t>
+      </w:r>
+      <w:r>
+        <w:rPr>
+          <w:i/>
+          <w:iCs/>
+        </w:rPr>
+        <w:t xml:space="preserve"> </w:t>
+      </w:r>
+      <w:r>
+        <w:rPr>
+          <w:i/>
+          <w:iCs/>
+        </w:rPr>
+        <w:t xml:space="preserve">misread. The clarification, stated plainly:</w:t>
+      </w:r>
+    </w:p>
+    <w:p>
+      <w:pPr>
+        <w:pStyle w:val="BlockText"/>
+      </w:pPr>
+      <w:r>
+        <w:rPr>
+          <w:b/>
+          <w:bCs/>
+        </w:rPr>
+        <w:t xml:space="preserve">Closure necessity names mechanism classes, never products.</w:t>
+      </w:r>
+      <w:r>
+        <w:t xml:space="preserve"> </w:t>
+      </w:r>
+      <w:r>
+        <w:t xml:space="preserve">“Only</w:t>
+      </w:r>
+      <w:r>
+        <w:t xml:space="preserve"> </w:t>
+      </w:r>
+      <w:r>
+        <w:t xml:space="preserve">port-based authentication closes IA-3”</w:t>
+      </w:r>
+      <w:r>
+        <w:t xml:space="preserve"> </w:t>
+      </w:r>
+      <w:r>
+        <w:t xml:space="preserve">is a claim about protocol behavior;</w:t>
+      </w:r>
+      <w:r>
+        <w:t xml:space="preserve"> </w:t>
+      </w:r>
+      <w:r>
+        <w:t xml:space="preserve">it is falsifiable and it names no vendor. The products named throughout</w:t>
+      </w:r>
+      <w:r>
+        <w:t xml:space="preserve"> </w:t>
+      </w:r>
+      <w:r>
+        <w:t xml:space="preserve">the series (InfoBlox, NPS, Cisco Catalyst SD-WAN, Entra ID, Oracle HCM</w:t>
+      </w:r>
+      <w:r>
+        <w:t xml:space="preserve"> </w:t>
+      </w:r>
+      <w:r>
+        <w:t xml:space="preserve">Cloud, Sentinel) are</w:t>
+      </w:r>
+      <w:r>
+        <w:t xml:space="preserve"> </w:t>
+      </w:r>
+      <w:r>
+        <w:rPr>
+          <w:b/>
+          <w:bCs/>
+        </w:rPr>
+        <w:t xml:space="preserve">deployed examples of the mechanism</w:t>
+      </w:r>
+      <w:r>
+        <w:t xml:space="preserve">, chosen for</w:t>
+      </w:r>
+      <w:r>
+        <w:t xml:space="preserve"> </w:t>
+      </w:r>
+      <w:r>
+        <w:t xml:space="preserve">SSA’s current estate. For every layer there are FedRAMP-authorized</w:t>
+      </w:r>
+      <w:r>
+        <w:t xml:space="preserve"> </w:t>
+      </w:r>
+      <w:r>
+        <w:t xml:space="preserve">alternatives that satisfy the same mechanism — and per program doctrine,</w:t>
+      </w:r>
+      <w:r>
+        <w:t xml:space="preserve"> </w:t>
+      </w:r>
+      <w:r>
+        <w:rPr>
+          <w:b/>
+          <w:bCs/>
+        </w:rPr>
+        <w:t xml:space="preserve">the agency must select one path per layer, and the selected path becomes</w:t>
+      </w:r>
+      <w:r>
+        <w:rPr>
+          <w:b/>
+          <w:bCs/>
+        </w:rPr>
+        <w:t xml:space="preserve"> </w:t>
+      </w:r>
+      <w:r>
+        <w:rPr>
+          <w:b/>
+          <w:bCs/>
+        </w:rPr>
+        <w:t xml:space="preserve">mandatory once chosen.</w:t>
+      </w:r>
+      <w:r>
+        <w:t xml:space="preserve"> </w:t>
+      </w:r>
+      <w:r>
+        <w:t xml:space="preserve">Multiple compliant paths exist before the choice;</w:t>
+      </w:r>
+      <w:r>
+        <w:t xml:space="preserve"> </w:t>
+      </w:r>
+      <w:r>
+        <w:t xml:space="preserve">exactly one exists after it.</w:t>
+      </w:r>
+    </w:p>
+    <w:tbl>
+      <w:tblPr>
+        <w:tblStyle w:val="Table"/>
+        <w:tblW w:type="pct" w:w="5000"/>
+        <w:tblLayout w:type="fixed"/>
+        <w:tblLook w:firstRow="1" w:lastRow="0" w:firstColumn="0" w:lastColumn="0" w:noHBand="0" w:noVBand="0" w:val="0020"/>
+      </w:tblPr>
+      <w:tblGrid>
+        <w:gridCol w:w="1980"/>
+        <w:gridCol w:w="1980"/>
+        <w:gridCol w:w="1980"/>
+        <w:gridCol w:w="1980"/>
+      </w:tblGrid>
+      <w:tr>
+        <w:trPr>
+          <w:tblHeader w:val="on"/>
+        </w:trPr>
+        <w:tc>
+          <w:tcPr/>
+          <w:p>
+            <w:pPr>
+              <w:pStyle w:val="Compact"/>
+            </w:pPr>
+            <w:r>
+              <w:t xml:space="preserve">Layer (mechanism that closes the controls)</w:t>
+            </w:r>
+          </w:p>
+        </w:tc>
+        <w:tc>
+          <w:tcPr/>
+          <w:p>
+            <w:pPr>
+              <w:pStyle w:val="Compact"/>
+            </w:pPr>
+            <w:r>
+              <w:t xml:space="preserve">Deployed example</w:t>
+            </w:r>
+          </w:p>
+        </w:tc>
+        <w:tc>
+          <w:tcPr/>
+          <w:p>
+            <w:pPr>
+              <w:pStyle w:val="Compact"/>
+            </w:pPr>
+            <w:r>
+              <w:t xml:space="preserve">FedRAMP-authorized alternatives (verify current status on the Marketplace)</w:t>
+            </w:r>
+          </w:p>
+        </w:tc>
+        <w:tc>
+          <w:tcPr/>
+          <w:p>
+            <w:pPr>
+              <w:pStyle w:val="Compact"/>
+            </w:pPr>
+            <w:r>
+              <w:t xml:space="preserve">What changes on substitution</w:t>
+            </w:r>
+          </w:p>
+        </w:tc>
+      </w:tr>
+      <w:tr>
+        <w:tc>
+          <w:tcPr/>
+          <w:p>
+            <w:pPr>
+              <w:pStyle w:val="Compact"/>
+            </w:pPr>
+            <w:r>
+              <w:rPr>
+                <w:b/>
+                <w:bCs/>
+              </w:rPr>
+              <w:t xml:space="preserve">Unified DDI</w:t>
+            </w:r>
+            <w:r>
+              <w:t xml:space="preserve"> </w:t>
+            </w:r>
+            <w:r>
+              <w:t xml:space="preserve">— authoritative DNS/DHCP/IPAM with DNSSEC + RPZ (SC-20/21/22, CM-8)</w:t>
+            </w:r>
+          </w:p>
+        </w:tc>
+        <w:tc>
+          <w:tcPr/>
+          <w:p>
+            <w:pPr>
+              <w:pStyle w:val="Compact"/>
+            </w:pPr>
+            <w:r>
+              <w:t xml:space="preserve">InfoBlox NIOS / BloxOne</w:t>
+            </w:r>
+          </w:p>
+        </w:tc>
+        <w:tc>
+          <w:tcPr/>
+          <w:p>
+            <w:pPr>
+              <w:pStyle w:val="Compact"/>
+            </w:pPr>
+            <w:r>
+              <w:t xml:space="preserve">BlueCat Integrity; composite path: Azure DNS Private Resolver + Route 53/AWS IPAM + Windows DHCP</w:t>
+            </w:r>
+          </w:p>
+        </w:tc>
+        <w:tc>
+          <w:tcPr/>
+          <w:p>
+            <w:pPr>
+              <w:pStyle w:val="Compact"/>
+            </w:pPr>
+            <w:r>
+              <w:t xml:space="preserve">Adapter/connector work per cloud; the composite path forfeits the single policy plane and re-opens the split-brain risk the whitepaper documents — compensating reconciliation required</w:t>
+            </w:r>
+          </w:p>
+        </w:tc>
+      </w:tr>
+      <w:tr>
+        <w:tc>
+          <w:tcPr/>
+          <w:p>
+            <w:pPr>
+              <w:pStyle w:val="Compact"/>
+            </w:pPr>
+            <w:r>
+              <w:rPr>
+                <w:b/>
+                <w:bCs/>
+              </w:rPr>
+              <w:t xml:space="preserve">NAC / RADIUS</w:t>
+            </w:r>
+            <w:r>
+              <w:t xml:space="preserve"> </w:t>
+            </w:r>
+            <w:r>
+              <w:t xml:space="preserve">— 802.1X EAP-TLS at the port (IA-3, SC-7(3)/(5))</w:t>
+            </w:r>
+          </w:p>
+        </w:tc>
+        <w:tc>
+          <w:tcPr/>
+          <w:p>
+            <w:pPr>
+              <w:pStyle w:val="Compact"/>
+            </w:pPr>
+            <w:r>
+              <w:t xml:space="preserve">Microsoft NPS</w:t>
+            </w:r>
+          </w:p>
+        </w:tc>
+        <w:tc>
+          <w:tcPr/>
+          <w:p>
+            <w:pPr>
+              <w:pStyle w:val="Compact"/>
+            </w:pPr>
+            <w:r>
+              <w:t xml:space="preserve">Cisco ISE; Aruba ClearPass; Forescout</w:t>
+            </w:r>
+          </w:p>
+        </w:tc>
+        <w:tc>
+          <w:tcPr/>
+          <w:p>
+            <w:pPr>
+              <w:pStyle w:val="Compact"/>
+            </w:pPr>
+            <w:r>
+              <w:t xml:space="preserve">Same EAP-TLS + Entra inventory pattern (Book 02 already names these); policy syntax, posture connectors, and CoA integration differ</w:t>
+            </w:r>
+          </w:p>
+        </w:tc>
+      </w:tr>
+      <w:tr>
+        <w:tc>
+          <w:tcPr/>
+          <w:p>
+            <w:pPr>
+              <w:pStyle w:val="Compact"/>
+            </w:pPr>
+            <w:r>
+              <w:rPr>
+                <w:b/>
+                <w:bCs/>
+              </w:rPr>
+              <w:t xml:space="preserve">SD-WAN</w:t>
+            </w:r>
+            <w:r>
+              <w:t xml:space="preserve"> </w:t>
+            </w:r>
+            <w:r>
+              <w:t xml:space="preserve">— active-active multipath overlay with per-app steering (SC-8, AC-4, AU-12)</w:t>
+            </w:r>
+          </w:p>
+        </w:tc>
+        <w:tc>
+          <w:tcPr/>
+          <w:p>
+            <w:pPr>
+              <w:pStyle w:val="Compact"/>
+            </w:pPr>
+            <w:r>
+              <w:t xml:space="preserve">Cisco Catalyst SD-WAN</w:t>
+            </w:r>
+          </w:p>
+        </w:tc>
+        <w:tc>
+          <w:tcPr/>
+          <w:p>
+            <w:pPr>
+              <w:pStyle w:val="Compact"/>
+            </w:pPr>
+            <w:r>
+              <w:t xml:space="preserve">Palo Alto Prisma SD-WAN; Fortinet Secure SD-WAN; Versa; VMware VeloCloud</w:t>
+            </w:r>
+          </w:p>
+        </w:tc>
+        <w:tc>
+          <w:tcPr/>
+          <w:p>
+            <w:pPr>
+              <w:pStyle w:val="Compact"/>
+            </w:pPr>
+            <w:r>
+              <w:t xml:space="preserve">Book 05 Appendix A’s boundary table and KSI evidence contracts re-derived per vendor; an M365 Cloud OnRamp equivalent must exist</w:t>
+            </w:r>
+          </w:p>
+        </w:tc>
+      </w:tr>
+      <w:tr>
+        <w:tc>
+          <w:tcPr/>
+          <w:p>
+            <w:pPr>
+              <w:pStyle w:val="Compact"/>
+            </w:pPr>
+            <w:r>
+              <w:rPr>
+                <w:b/>
+                <w:bCs/>
+              </w:rPr>
+              <w:t xml:space="preserve">SASE / SSE</w:t>
+            </w:r>
+            <w:r>
+              <w:t xml:space="preserve"> </w:t>
+            </w:r>
+            <w:r>
+              <w:t xml:space="preserve">— distributed TIC 3.0 PEP (SC-7, SI-3, AC-4)</w:t>
+            </w:r>
+          </w:p>
+        </w:tc>
+        <w:tc>
+          <w:tcPr/>
+          <w:p>
+            <w:pPr>
+              <w:pStyle w:val="Compact"/>
+            </w:pPr>
+            <w:r>
+              <w:t xml:space="preserve">Cisco Umbrella</w:t>
+            </w:r>
+          </w:p>
+        </w:tc>
+        <w:tc>
+          <w:tcPr/>
+          <w:p>
+            <w:pPr>
+              <w:pStyle w:val="Compact"/>
+            </w:pPr>
+            <w:r>
+              <w:t xml:space="preserve">Zscaler; Netskope GovCloud; Palo Alto Prisma Access</w:t>
+            </w:r>
+          </w:p>
+        </w:tc>
+        <w:tc>
+          <w:tcPr/>
+          <w:p>
+            <w:pPr>
+              <w:pStyle w:val="Compact"/>
+            </w:pPr>
+            <w:r>
+              <w:t xml:space="preserve">TIC 3.0 capability mapping redone at the new PEP; M365 Optimize-category exemption honored identically</w:t>
+            </w:r>
+          </w:p>
+        </w:tc>
+      </w:tr>
+      <w:tr>
+        <w:tc>
+          <w:tcPr/>
+          <w:p>
+            <w:pPr>
+              <w:pStyle w:val="Compact"/>
+            </w:pPr>
+            <w:r>
+              <w:rPr>
+                <w:b/>
+                <w:bCs/>
+              </w:rPr>
+              <w:t xml:space="preserve">Identity provider</w:t>
+            </w:r>
+            <w:r>
+              <w:t xml:space="preserve"> </w:t>
+            </w:r>
+            <w:r>
+              <w:t xml:space="preserve">— token issuance + conditional access (IA-2, AC-2)</w:t>
+            </w:r>
+          </w:p>
+        </w:tc>
+        <w:tc>
+          <w:tcPr/>
+          <w:p>
+            <w:pPr>
+              <w:pStyle w:val="Compact"/>
+            </w:pPr>
+            <w:r>
+              <w:t xml:space="preserve">Entra ID (GCC)</w:t>
+            </w:r>
+          </w:p>
+        </w:tc>
+        <w:tc>
+          <w:tcPr/>
+          <w:p>
+            <w:pPr>
+              <w:pStyle w:val="Compact"/>
+            </w:pPr>
+            <w:r>
+              <w:t xml:space="preserve">Okta for Government; Ping Government</w:t>
+            </w:r>
+          </w:p>
+        </w:tc>
+        <w:tc>
+          <w:tcPr/>
+          <w:p>
+            <w:pPr>
+              <w:pStyle w:val="Compact"/>
+            </w:pPr>
+            <w:r>
+              <w:t xml:space="preserve">Entra is structurally coupled to M365 GCC — alternatives realistically front non-M365 applications rather than replace the tenant IdP</w:t>
+            </w:r>
+          </w:p>
+        </w:tc>
+      </w:tr>
+      <w:tr>
+        <w:tc>
+          <w:tcPr/>
+          <w:p>
+            <w:pPr>
+              <w:pStyle w:val="Compact"/>
+            </w:pPr>
+            <w:r>
+              <w:rPr>
+                <w:b/>
+                <w:bCs/>
+              </w:rPr>
+              <w:t xml:space="preserve">HR system of record</w:t>
+            </w:r>
+            <w:r>
+              <w:t xml:space="preserve"> </w:t>
+            </w:r>
+            <w:r>
+              <w:t xml:space="preserve">— event-driven identity SSOT (AC-2, PS-4/5, IA-4)</w:t>
+            </w:r>
+          </w:p>
+        </w:tc>
+        <w:tc>
+          <w:tcPr/>
+          <w:p>
+            <w:pPr>
+              <w:pStyle w:val="Compact"/>
+            </w:pPr>
+            <w:r>
+              <w:t xml:space="preserve">Oracle HCM Cloud</w:t>
+            </w:r>
+          </w:p>
+        </w:tc>
+        <w:tc>
+          <w:tcPr/>
+          <w:p>
+            <w:pPr>
+              <w:pStyle w:val="Compact"/>
+            </w:pPr>
+            <w:r>
+              <w:t xml:space="preserve">Workday Government Cloud; SAP SuccessFactors (gov)</w:t>
+            </w:r>
+          </w:p>
+        </w:tc>
+        <w:tc>
+          <w:tcPr/>
+          <w:p>
+            <w:pPr>
+              <w:pStyle w:val="Compact"/>
+            </w:pPr>
+            <w:r>
+              <w:rPr>
+                <w:b/>
+                <w:bCs/>
+              </w:rPr>
+              <w:t xml:space="preserve">None of the doctrine changes.</w:t>
+            </w:r>
+            <w:r>
+              <w:t xml:space="preserve"> </w:t>
+            </w:r>
+            <w:r>
+              <w:t xml:space="preserve">Spec2-D3.1 is source-agnostic by design: the middleware adapter changes, the SCIM pipeline and every downstream derivation do not (Book 04)</w:t>
+            </w:r>
+          </w:p>
+        </w:tc>
+      </w:tr>
+      <w:tr>
+        <w:tc>
+          <w:tcPr/>
+          <w:p>
+            <w:pPr>
+              <w:pStyle w:val="Compact"/>
+            </w:pPr>
+            <w:r>
+              <w:rPr>
+                <w:b/>
+                <w:bCs/>
+              </w:rPr>
+              <w:t xml:space="preserve">SIEM / evidence plane</w:t>
+            </w:r>
+            <w:r>
+              <w:t xml:space="preserve"> </w:t>
+            </w:r>
+            <w:r>
+              <w:t xml:space="preserve">— unified telemetry + analytics (AU-6, SI-4, IR-4)</w:t>
+            </w:r>
+          </w:p>
+        </w:tc>
+        <w:tc>
+          <w:tcPr/>
+          <w:p>
+            <w:pPr>
+              <w:pStyle w:val="Compact"/>
+            </w:pPr>
+            <w:r>
+              <w:t xml:space="preserve">Microsoft Sentinel</w:t>
+            </w:r>
+          </w:p>
+        </w:tc>
+        <w:tc>
+          <w:tcPr/>
+          <w:p>
+            <w:pPr>
+              <w:pStyle w:val="Compact"/>
+            </w:pPr>
+            <w:r>
+              <w:t xml:space="preserve">Splunk (GovCloud); Elastic (gov offerings); Devo (gov)</w:t>
+            </w:r>
+          </w:p>
+        </w:tc>
+        <w:tc>
+          <w:tcPr/>
+          <w:p>
+            <w:pPr>
+              <w:pStyle w:val="Compact"/>
+            </w:pPr>
+            <w:r>
+              <w:t xml:space="preserve">Detection content rewritten (KQL → SPL/EQL); the slot evidence contracts and OSCAL emitters are format-stable and unchanged</w:t>
+            </w:r>
+          </w:p>
+        </w:tc>
+      </w:tr>
+      <w:tr>
+        <w:tc>
+          <w:tcPr/>
+          <w:p>
+            <w:pPr>
+              <w:pStyle w:val="Compact"/>
+            </w:pPr>
+            <w:r>
+              <w:rPr>
+                <w:b/>
+                <w:bCs/>
+              </w:rPr>
+              <w:t xml:space="preserve">PAM</w:t>
+            </w:r>
+            <w:r>
+              <w:t xml:space="preserve"> </w:t>
+            </w:r>
+            <w:r>
+              <w:t xml:space="preserve">— JIT elevation + privileged workstations (AC-5/6, IA-11)</w:t>
+            </w:r>
+          </w:p>
+        </w:tc>
+        <w:tc>
+          <w:tcPr/>
+          <w:p>
+            <w:pPr>
+              <w:pStyle w:val="Compact"/>
+            </w:pPr>
+            <w:r>
+              <w:t xml:space="preserve">Entra PIM + PAW</w:t>
+            </w:r>
+          </w:p>
+        </w:tc>
+        <w:tc>
+          <w:tcPr/>
+          <w:p>
+            <w:pPr>
+              <w:pStyle w:val="Compact"/>
+            </w:pPr>
+            <w:r>
+              <w:t xml:space="preserve">CyberArk (gov); BeyondTrust; Delinea</w:t>
+            </w:r>
+          </w:p>
+        </w:tc>
+        <w:tc>
+          <w:tcPr/>
+          <w:p>
+            <w:pPr>
+              <w:pStyle w:val="Compact"/>
+            </w:pPr>
+            <w:r>
+              <w:t xml:space="preserve">JIT activation and approval routing still resolve against the Part 4 org SSOT; workflow integration differs</w:t>
+            </w:r>
+          </w:p>
+        </w:tc>
+      </w:tr>
+      <w:tr>
+        <w:tc>
+          <w:tcPr/>
+          <w:p>
+            <w:pPr>
+              <w:pStyle w:val="Compact"/>
+            </w:pPr>
+            <w:r>
+              <w:rPr>
+                <w:b/>
+                <w:bCs/>
+              </w:rPr>
+              <w:t xml:space="preserve">Certificate lifecycle</w:t>
+            </w:r>
+            <w:r>
+              <w:t xml:space="preserve"> </w:t>
+            </w:r>
+            <w:r>
+              <w:t xml:space="preserve">— CLM bound to the DNS SSOT (IA-5(2), SC-17)</w:t>
+            </w:r>
+          </w:p>
+        </w:tc>
+        <w:tc>
+          <w:tcPr/>
+          <w:p>
+            <w:pPr>
+              <w:pStyle w:val="Compact"/>
+            </w:pPr>
+            <w:r>
+              <w:t xml:space="preserve">Keyfactor / Sectigo (named in Part 1)</w:t>
+            </w:r>
+          </w:p>
+        </w:tc>
+        <w:tc>
+          <w:tcPr/>
+          <w:p>
+            <w:pPr>
+              <w:pStyle w:val="Compact"/>
+            </w:pPr>
+            <w:r>
+              <w:t xml:space="preserve">Venafi; AppViewX</w:t>
+            </w:r>
+          </w:p>
+        </w:tc>
+        <w:tc>
+          <w:tcPr/>
+          <w:p>
+            <w:pPr>
+              <w:pStyle w:val="Compact"/>
+            </w:pPr>
+            <w:r>
+              <w:t xml:space="preserve">The DNS-name-as-SSOT binding pattern is the invariant; connector estate differs</w:t>
+            </w:r>
+          </w:p>
+        </w:tc>
+      </w:tr>
+      <w:tr>
+        <w:tc>
+          <w:tcPr/>
+          <w:p>
+            <w:pPr>
+              <w:pStyle w:val="Compact"/>
+            </w:pPr>
+            <w:r>
+              <w:rPr>
+                <w:b/>
+                <w:bCs/>
+              </w:rPr>
+              <w:t xml:space="preserve">MDM / posture</w:t>
+            </w:r>
+            <w:r>
+              <w:t xml:space="preserve"> </w:t>
+            </w:r>
+            <w:r>
+              <w:t xml:space="preserve">— compliance signal into NAC + CA (CM-2/6)</w:t>
+            </w:r>
+          </w:p>
+        </w:tc>
+        <w:tc>
+          <w:tcPr/>
+          <w:p>
+            <w:pPr>
+              <w:pStyle w:val="Compact"/>
+            </w:pPr>
+            <w:r>
+              <w:t xml:space="preserve">Microsoft Intune</w:t>
+            </w:r>
+          </w:p>
+        </w:tc>
+        <w:tc>
+          <w:tcPr/>
+          <w:p>
+            <w:pPr>
+              <w:pStyle w:val="Compact"/>
+            </w:pPr>
+            <w:r>
+              <w:t xml:space="preserve">Omnissa Workspace ONE (gov); Jamf (macOS estate)</w:t>
+            </w:r>
+          </w:p>
+        </w:tc>
+        <w:tc>
+          <w:tcPr/>
+          <w:p>
+            <w:pPr>
+              <w:pStyle w:val="Compact"/>
+            </w:pPr>
+            <w:r>
+              <w:t xml:space="preserve">SCEP profile delivery and a compliance API the RADIUS layer can query are the invariants</w:t>
+            </w:r>
+          </w:p>
+        </w:tc>
+      </w:tr>
+    </w:tbl>
+    <w:p>
+      <w:pPr>
+        <w:pStyle w:val="BodyText"/>
+      </w:pPr>
+      <w:r>
+        <w:rPr>
+          <w:b/>
+          <w:bCs/>
+        </w:rPr>
+        <w:t xml:space="preserve">What is deliberately</w:t>
+      </w:r>
+      <w:r>
+        <w:rPr>
+          <w:b/>
+          <w:bCs/>
+        </w:rPr>
+        <w:t xml:space="preserve"> </w:t>
+      </w:r>
+      <w:r>
+        <w:rPr>
+          <w:b/>
+          <w:bCs/>
+          <w:i/>
+          <w:iCs/>
+        </w:rPr>
+        <w:t xml:space="preserve">not</w:t>
+      </w:r>
+      <w:r>
+        <w:rPr>
+          <w:b/>
+          <w:bCs/>
+        </w:rPr>
+        <w:t xml:space="preserve"> </w:t>
+      </w:r>
+      <w:r>
+        <w:rPr>
+          <w:b/>
+          <w:bCs/>
+        </w:rPr>
+        <w:t xml:space="preserve">integrated here:</w:t>
+      </w:r>
+      <w:r>
+        <w:t xml:space="preserve"> </w:t>
+      </w:r>
+      <w:r>
+        <w:t xml:space="preserve">the NGTP procurement bid</w:t>
+      </w:r>
+      <w:r>
+        <w:t xml:space="preserve"> </w:t>
+      </w:r>
+      <w:r>
+        <w:t xml:space="preserve">matrices (Vendor A–F). Those are source-selection-sensitive acquisition</w:t>
+      </w:r>
+      <w:r>
+        <w:t xml:space="preserve"> </w:t>
+      </w:r>
+      <w:r>
+        <w:t xml:space="preserve">documents; folding them into an architecture corpus would compromise the</w:t>
+      </w:r>
+      <w:r>
+        <w:t xml:space="preserve"> </w:t>
+      </w:r>
+      <w:r>
+        <w:t xml:space="preserve">procurement. This table serves the same leadership question (</w:t>
+      </w:r>
+      <w:r>
+        <w:t xml:space="preserve">“are there</w:t>
+      </w:r>
+      <w:r>
+        <w:t xml:space="preserve"> </w:t>
+      </w:r>
+      <w:r>
+        <w:t xml:space="preserve">other ways to comply?”</w:t>
+      </w:r>
+      <w:r>
+        <w:t xml:space="preserve">) from public, non-competitive information.</w:t>
+      </w:r>
+    </w:p>
+    <w:p>
+      <w:r>
+        <w:pict>
+          <v:rect style="width:0;height:1.5pt" o:hralign="center" o:hrstd="t" o:hr="t"/>
+        </w:pict>
+      </w:r>
+    </w:p>
+    <w:bookmarkEnd w:id="15"/>
+    <w:bookmarkStart w:id="16" w:name="X0b0b88e7bcf1ecd8dc5e049fc388173f4bf749d"/>
+    <w:p>
+      <w:pPr>
+        <w:pStyle w:val="Heading2"/>
+      </w:pPr>
+      <w:r>
+        <w:t xml:space="preserve">GCC-Moderate Boundary Gaps — Where the Compensating-Control Work Lives</w:t>
+      </w:r>
+    </w:p>
+    <w:p>
+      <w:pPr>
+        <w:pStyle w:val="FirstParagraph"/>
+      </w:pPr>
+      <w:r>
+        <w:t xml:space="preserve">The SSA review asked for a</w:t>
+      </w:r>
+      <w:r>
+        <w:t xml:space="preserve"> </w:t>
+      </w:r>
+      <w:r>
+        <w:t xml:space="preserve">“compensating control matrix for GCC-Moderate</w:t>
+      </w:r>
+      <w:r>
+        <w:t xml:space="preserve"> </w:t>
+      </w:r>
+      <w:r>
+        <w:t xml:space="preserve">feature gaps.”</w:t>
+      </w:r>
+      <w:r>
+        <w:t xml:space="preserve"> </w:t>
+      </w:r>
+      <w:r>
+        <w:rPr>
+          <w:b/>
+          <w:bCs/>
+        </w:rPr>
+        <w:t xml:space="preserve">That artifact exists and is maintained outside this</w:t>
+      </w:r>
+      <w:r>
+        <w:rPr>
+          <w:b/>
+          <w:bCs/>
+        </w:rPr>
+        <w:t xml:space="preserve"> </w:t>
+      </w:r>
+      <w:r>
+        <w:rPr>
+          <w:b/>
+          <w:bCs/>
+        </w:rPr>
+        <w:t xml:space="preserve">roadmap</w:t>
+      </w:r>
+      <w:r>
+        <w:t xml:space="preserve">, in the CSI Team’s GCC Moderate boundary-analysis workstream (the</w:t>
+      </w:r>
+      <w:r>
+        <w:t xml:space="preserve"> </w:t>
+      </w:r>
+      <w:r>
+        <w:t xml:space="preserve">SCuBA / FedRAMP boundary-limitations briefs and their gap registers):</w:t>
+      </w:r>
+    </w:p>
+    <w:p>
+      <w:pPr>
+        <w:pStyle w:val="Compact"/>
+        <w:numPr>
+          <w:ilvl w:val="0"/>
+          <w:numId w:val="1002"/>
+        </w:numPr>
+      </w:pPr>
+      <w:r>
+        <w:t xml:space="preserve">A</w:t>
+      </w:r>
+      <w:r>
+        <w:t xml:space="preserve"> </w:t>
+      </w:r>
+      <w:r>
+        <w:rPr>
+          <w:b/>
+          <w:bCs/>
+        </w:rPr>
+        <w:t xml:space="preserve">machine-readable telemetry-gap register</w:t>
+      </w:r>
+      <w:r>
+        <w:t xml:space="preserve"> </w:t>
+      </w:r>
+      <w:r>
+        <w:t xml:space="preserve">— the signal source of</w:t>
+      </w:r>
+      <w:r>
+        <w:t xml:space="preserve"> </w:t>
+      </w:r>
+      <w:r>
+        <w:t xml:space="preserve">truth: every telemetry and feature signal unavailable at the GCC Moderate</w:t>
+      </w:r>
+      <w:r>
+        <w:t xml:space="preserve"> </w:t>
+      </w:r>
+      <w:r>
+        <w:t xml:space="preserve">service level, with per-signal fix coverage.</w:t>
+      </w:r>
+    </w:p>
+    <w:p>
+      <w:pPr>
+        <w:pStyle w:val="Compact"/>
+        <w:numPr>
+          <w:ilvl w:val="0"/>
+          <w:numId w:val="1002"/>
+        </w:numPr>
+      </w:pPr>
+      <w:r>
+        <w:t xml:space="preserve">A</w:t>
+      </w:r>
+      <w:r>
+        <w:t xml:space="preserve"> </w:t>
+      </w:r>
+      <w:r>
+        <w:rPr>
+          <w:b/>
+          <w:bCs/>
+        </w:rPr>
+        <w:t xml:space="preserve">fix-coverage matrix</w:t>
+      </w:r>
+      <w:r>
+        <w:t xml:space="preserve"> </w:t>
+      </w:r>
+      <w:r>
+        <w:t xml:space="preserve">regenerated automatically from that register on</w:t>
+      </w:r>
+      <w:r>
+        <w:t xml:space="preserve"> </w:t>
+      </w:r>
+      <w:r>
+        <w:t xml:space="preserve">every change, so the matrix cannot drift from the register it summarizes.</w:t>
+      </w:r>
+    </w:p>
+    <w:p>
+      <w:pPr>
+        <w:pStyle w:val="Compact"/>
+        <w:numPr>
+          <w:ilvl w:val="0"/>
+          <w:numId w:val="1002"/>
+        </w:numPr>
+      </w:pPr>
+      <w:r>
+        <w:t xml:space="preserve">The boundary analysis’s honest finding, restated here so this roadmap</w:t>
+      </w:r>
+      <w:r>
+        <w:t xml:space="preserve"> </w:t>
+      </w:r>
+      <w:r>
+        <w:t xml:space="preserve">cannot be read as contradicting it:</w:t>
+      </w:r>
+      <w:r>
+        <w:t xml:space="preserve"> </w:t>
+      </w:r>
+      <w:r>
+        <w:rPr>
+          <w:b/>
+          <w:bCs/>
+        </w:rPr>
+        <w:t xml:space="preserve">full compensation is</w:t>
+      </w:r>
+      <w:r>
+        <w:rPr>
+          <w:b/>
+          <w:bCs/>
+        </w:rPr>
+        <w:t xml:space="preserve"> </w:t>
+      </w:r>
+      <w:r>
+        <w:rPr>
+          <w:b/>
+          <w:bCs/>
+          <w:i/>
+          <w:iCs/>
+        </w:rPr>
+        <w:t xml:space="preserve">not</w:t>
+      </w:r>
+      <w:r>
+        <w:rPr>
+          <w:b/>
+          <w:bCs/>
+        </w:rPr>
+        <w:t xml:space="preserve"> </w:t>
+      </w:r>
+      <w:r>
+        <w:rPr>
+          <w:b/>
+          <w:bCs/>
+        </w:rPr>
+        <w:t xml:space="preserve">achievable</w:t>
+      </w:r>
+      <w:r>
+        <w:t xml:space="preserve"> </w:t>
+      </w:r>
+      <w:r>
+        <w:t xml:space="preserve">for every gap at GCC Moderate. Gaps divide into compensable</w:t>
+      </w:r>
+      <w:r>
+        <w:t xml:space="preserve"> </w:t>
+      </w:r>
+      <w:r>
+        <w:t xml:space="preserve">(compensating control documented), partially compensable (residual risk</w:t>
+      </w:r>
+      <w:r>
+        <w:t xml:space="preserve"> </w:t>
+      </w:r>
+      <w:r>
+        <w:t xml:space="preserve">accepted and registered), and non-compensable (candidate input to any</w:t>
+      </w:r>
+      <w:r>
+        <w:t xml:space="preserve"> </w:t>
+      </w:r>
+      <w:r>
+        <w:t xml:space="preserve">future boundary-variance discussion).</w:t>
+      </w:r>
+    </w:p>
+    <w:p>
+      <w:pPr>
+        <w:pStyle w:val="Compact"/>
+        <w:numPr>
+          <w:ilvl w:val="0"/>
+          <w:numId w:val="1002"/>
+        </w:numPr>
+      </w:pPr>
+      <w:r>
+        <w:t xml:space="preserve">Boundary</w:t>
+      </w:r>
+      <w:r>
+        <w:t xml:space="preserve"> </w:t>
+      </w:r>
+      <w:r>
+        <w:rPr>
+          <w:i/>
+          <w:iCs/>
+        </w:rPr>
+        <w:t xml:space="preserve">expansion</w:t>
+      </w:r>
+      <w:r>
+        <w:t xml:space="preserve"> </w:t>
+      </w:r>
+      <w:r>
+        <w:t xml:space="preserve">analysis (GCC High and above) deliberately lives in</w:t>
+      </w:r>
+      <w:r>
+        <w:t xml:space="preserve"> </w:t>
+      </w:r>
+      <w:r>
+        <w:t xml:space="preserve">that workstream, not in this series — the series is scoped</w:t>
+      </w:r>
+      <w:r>
+        <w:t xml:space="preserve"> </w:t>
+      </w:r>
+      <w:r>
+        <w:rPr>
+          <w:b/>
+          <w:bCs/>
+        </w:rPr>
+        <w:t xml:space="preserve">FedRAMP</w:t>
+      </w:r>
+      <w:r>
+        <w:rPr>
+          <w:b/>
+          <w:bCs/>
+        </w:rPr>
+        <w:t xml:space="preserve"> </w:t>
+      </w:r>
+      <w:r>
+        <w:rPr>
+          <w:b/>
+          <w:bCs/>
+        </w:rPr>
+        <w:t xml:space="preserve">Moderate only</w:t>
+      </w:r>
+      <w:r>
+        <w:t xml:space="preserve">, and boundary-variance decisions are an OIS/CIO</w:t>
+      </w:r>
+      <w:r>
+        <w:t xml:space="preserve"> </w:t>
+      </w:r>
+      <w:r>
+        <w:t xml:space="preserve">governance matter informed by the registers.</w:t>
+      </w:r>
+    </w:p>
+    <w:p>
+      <w:pPr>
+        <w:pStyle w:val="FirstParagraph"/>
+      </w:pPr>
+      <w:r>
+        <w:t xml:space="preserve">This roadmap</w:t>
+      </w:r>
+      <w:r>
+        <w:t xml:space="preserve"> </w:t>
+      </w:r>
+      <w:r>
+        <w:rPr>
+          <w:b/>
+          <w:bCs/>
+        </w:rPr>
+        <w:t xml:space="preserve">defers</w:t>
+      </w:r>
+      <w:r>
+        <w:t xml:space="preserve"> </w:t>
+      </w:r>
+      <w:r>
+        <w:t xml:space="preserve">to that workstream rather than duplicating it. The KSI</w:t>
+      </w:r>
+      <w:r>
+        <w:t xml:space="preserve"> </w:t>
+      </w:r>
+      <w:r>
+        <w:t xml:space="preserve">consequence is already wired: the ScuBA-based rules (KSI-001..010) carry</w:t>
+      </w:r>
+      <w:r>
+        <w:t xml:space="preserve"> </w:t>
+      </w:r>
+      <w:r>
+        <w:t xml:space="preserve">ScubaDrift dispositions that distinguish governed exceptions from actionable</w:t>
+      </w:r>
+      <w:r>
+        <w:t xml:space="preserve"> </w:t>
+      </w:r>
+      <w:r>
+        <w:t xml:space="preserve">drift — a governed exception backed by the gap register is evidence, not a</w:t>
+      </w:r>
+      <w:r>
+        <w:t xml:space="preserve"> </w:t>
+      </w:r>
+      <w:r>
+        <w:t xml:space="preserve">finding.</w:t>
+      </w:r>
+    </w:p>
+    <w:p>
+      <w:r>
+        <w:pict>
+          <v:rect style="width:0;height:1.5pt" o:hralign="center" o:hrstd="t" o:hr="t"/>
+        </w:pict>
+      </w:r>
+    </w:p>
+    <w:bookmarkEnd w:id="16"/>
+    <w:bookmarkStart w:id="20" w:name="X762be83e485d434b56db2169ec89196cd552733"/>
+    <w:p>
+      <w:pPr>
+        <w:pStyle w:val="Heading2"/>
+      </w:pPr>
+      <w:r>
         <w:t xml:space="preserve">AAN Series Control Closure (Parts 1–19, All Delivered)</w:t>
       </w:r>
     </w:p>
-    <w:bookmarkStart w:id="14" w:name="parts-1-59-34-controls"/>
+    <w:bookmarkStart w:id="17" w:name="parts-1-59-34-controls"/>
     <w:p>
       <w:pPr>
         <w:pStyle w:val="Heading3"/>
@@ -2545,8 +4220,8 @@
         </w:tc>
       </w:tr>
     </w:tbl>
-    <w:bookmarkEnd w:id="14"/>
-    <w:bookmarkStart w:id="15" w:name="part-4-6-controls"/>
+    <w:bookmarkEnd w:id="17"/>
+    <w:bookmarkStart w:id="18" w:name="part-4-6-controls"/>
     <w:p>
       <w:pPr>
         <w:pStyle w:val="Heading3"/>
@@ -2641,8 +4316,8 @@
         </w:tc>
       </w:tr>
     </w:tbl>
-    <w:bookmarkEnd w:id="15"/>
-    <w:bookmarkStart w:id="16" w:name="parts-1019-72-additional-controls"/>
+    <w:bookmarkEnd w:id="18"/>
+    <w:bookmarkStart w:id="19" w:name="parts-1019-72-additional-controls"/>
     <w:p>
       <w:pPr>
         <w:pStyle w:val="Heading3"/>
@@ -3071,9 +4746,9 @@
         </w:pict>
       </w:r>
     </w:p>
-    <w:bookmarkEnd w:id="16"/>
-    <w:bookmarkEnd w:id="17"/>
-    <w:bookmarkStart w:id="20" w:name="Xd6bcb6bb544cfbe9a7c9f2ec6baa6dd6a715faa"/>
+    <w:bookmarkEnd w:id="19"/>
+    <w:bookmarkEnd w:id="20"/>
+    <w:bookmarkStart w:id="23" w:name="Xd6bcb6bb544cfbe9a7c9f2ec6baa6dd6a715faa"/>
     <w:p>
       <w:pPr>
         <w:pStyle w:val="Heading2"/>
@@ -3272,7 +4947,7 @@
         </w:tc>
       </w:tr>
     </w:tbl>
-    <w:bookmarkStart w:id="18" w:name="slot-bindings-all-8-slots"/>
+    <w:bookmarkStart w:id="21" w:name="slot-bindings-all-8-slots"/>
     <w:p>
       <w:pPr>
         <w:pStyle w:val="Heading3"/>
@@ -3624,8 +5299,8 @@
         </w:tc>
       </w:tr>
     </w:tbl>
-    <w:bookmarkEnd w:id="18"/>
-    <w:bookmarkStart w:id="19" w:name="rule-status-summary"/>
+    <w:bookmarkEnd w:id="21"/>
+    <w:bookmarkStart w:id="22" w:name="rule-status-summary"/>
     <w:p>
       <w:pPr>
         <w:pStyle w:val="Heading3"/>
@@ -3865,9 +5540,9 @@
         </w:pict>
       </w:r>
     </w:p>
-    <w:bookmarkEnd w:id="19"/>
-    <w:bookmarkEnd w:id="20"/>
-    <w:bookmarkStart w:id="30" w:name="sequenced-implementation-plan"/>
+    <w:bookmarkEnd w:id="22"/>
+    <w:bookmarkEnd w:id="23"/>
+    <w:bookmarkStart w:id="33" w:name="sequenced-implementation-plan"/>
     <w:p>
       <w:pPr>
         <w:pStyle w:val="Heading2"/>
@@ -3876,37 +5551,13 @@
         <w:t xml:space="preserve">Sequenced Implementation Plan</w:t>
       </w:r>
     </w:p>
-    <w:bookmarkStart w:id="21" w:name="phase-0-immediate-july-2026-complete"/>
+    <w:bookmarkStart w:id="24" w:name="phase-0-immediate-july-2026-complete"/>
     <w:p>
       <w:pPr>
         <w:pStyle w:val="Heading3"/>
       </w:pPr>
       <w:r>
         <w:t xml:space="preserve">Phase 0 — Immediate (July 2026) ✓ Complete</w:t>
-      </w:r>
-    </w:p>
-    <w:p>
-      <w:pPr>
-        <w:pStyle w:val="Compact"/>
-        <w:numPr>
-          <w:ilvl w:val="0"/>
-          <w:numId w:val="1001"/>
-        </w:numPr>
-      </w:pPr>
-      <w:r>
-        <w:t xml:space="preserve">Parts 1, 5–9 delivered (34 controls)</w:t>
-      </w:r>
-    </w:p>
-    <w:p>
-      <w:pPr>
-        <w:pStyle w:val="Compact"/>
-        <w:numPr>
-          <w:ilvl w:val="0"/>
-          <w:numId w:val="1002"/>
-        </w:numPr>
-      </w:pPr>
-      <w:r>
-        <w:t xml:space="preserve">Parts 10–14 delivered (~55 controls)</w:t>
       </w:r>
     </w:p>
     <w:p>
@@ -3918,17 +5569,7 @@
         </w:numPr>
       </w:pPr>
       <w:r>
-        <w:t xml:space="preserve">Conformance Adapter surface slots 1–4 bound to AAN evidence</w:t>
-      </w:r>
-    </w:p>
-    <w:bookmarkEnd w:id="21"/>
-    <w:bookmarkStart w:id="22" w:name="phase-1-completed-2026-07-03"/>
-    <w:p>
-      <w:pPr>
-        <w:pStyle w:val="Heading3"/>
-      </w:pPr>
-      <w:r>
-        <w:t xml:space="preserve">Phase 1 — Completed 2026-07-03 ✓</w:t>
+        <w:t xml:space="preserve">Parts 1, 5–9 delivered (34 controls)</w:t>
       </w:r>
     </w:p>
     <w:p>
@@ -3940,7 +5581,7 @@
         </w:numPr>
       </w:pPr>
       <w:r>
-        <w:t xml:space="preserve">Part 15: SR / SBOM / VDR framework (Book_15 — BOD 26-04 tiers, Syft, Grype, OpenVEX)</w:t>
+        <w:t xml:space="preserve">Parts 10–14 delivered (~55 controls)</w:t>
       </w:r>
     </w:p>
     <w:p>
@@ -3952,7 +5593,17 @@
         </w:numPr>
       </w:pPr>
       <w:r>
-        <w:t xml:space="preserve">Conformance Adapter SR/security slots bound (slot-05 endpoint, slot-06 security)</w:t>
+        <w:t xml:space="preserve">Conformance Adapter surface slots 1–4 bound to AAN evidence</w:t>
+      </w:r>
+    </w:p>
+    <w:bookmarkEnd w:id="24"/>
+    <w:bookmarkStart w:id="25" w:name="phase-1-completed-2026-07-03"/>
+    <w:p>
+      <w:pPr>
+        <w:pStyle w:val="Heading3"/>
+      </w:pPr>
+      <w:r>
+        <w:t xml:space="preserve">Phase 1 — Completed 2026-07-03 ✓</w:t>
       </w:r>
     </w:p>
     <w:p>
@@ -3964,17 +5615,7 @@
         </w:numPr>
       </w:pPr>
       <w:r>
-        <w:t xml:space="preserve">KSI-011–014 mapping confidence upgraded low → high (VER contract via Part 15 + slot-06)</w:t>
-      </w:r>
-    </w:p>
-    <w:bookmarkEnd w:id="22"/>
-    <w:bookmarkStart w:id="23" w:name="phase-2-completed-2026-07-03"/>
-    <w:p>
-      <w:pPr>
-        <w:pStyle w:val="Heading3"/>
-      </w:pPr>
-      <w:r>
-        <w:t xml:space="preserve">Phase 2 — Completed 2026-07-03 ✓</w:t>
+        <w:t xml:space="preserve">Part 15: SR / SBOM / VDR framework (Book_15 — BOD 26-04 tiers, Syft, Grype, OpenVEX)</w:t>
       </w:r>
     </w:p>
     <w:p>
@@ -3986,40 +5627,7 @@
         </w:numPr>
       </w:pPr>
       <w:r>
-        <w:t xml:space="preserve">OSCAL Emitter extended to produce AR with KSI verdicts</w:t>
-      </w:r>
-      <w:r>
-        <w:t xml:space="preserve"> </w:t>
-      </w:r>
-      <w:r>
-        <w:t xml:space="preserve">(</w:t>
-      </w:r>
-      <w:r>
-        <w:rPr>
-          <w:rStyle w:val="VerbatimChar"/>
-        </w:rPr>
-        <w:t xml:space="preserve">src/uiao/oscal/ksi_ar.py</w:t>
-      </w:r>
-      <w:r>
-        <w:t xml:space="preserve"> </w:t>
-      </w:r>
-      <w:r>
-        <w:t xml:space="preserve">+</w:t>
-      </w:r>
-      <w:r>
-        <w:t xml:space="preserve"> </w:t>
-      </w:r>
-      <w:r>
-        <w:rPr>
-          <w:rStyle w:val="VerbatimChar"/>
-        </w:rPr>
-        <w:t xml:space="preserve">uiao oscal ksi-ar</w:t>
-      </w:r>
-      <w:r>
-        <w:t xml:space="preserve"> </w:t>
-      </w:r>
-      <w:r>
-        <w:t xml:space="preserve">CLI, 22 tests)</w:t>
+        <w:t xml:space="preserve">Conformance Adapter SR/security slots bound (slot-05 endpoint, slot-06 security)</w:t>
       </w:r>
     </w:p>
     <w:p>
@@ -4031,13 +5639,17 @@
         </w:numPr>
       </w:pPr>
       <w:r>
-        <w:t xml:space="preserve">Part 16: PM governance artifact templates (Book_16 — PM-1/2/5/7/9/11/14/15/30,</w:t>
-      </w:r>
-      <w:r>
-        <w:t xml:space="preserve"> </w:t>
-      </w:r>
-      <w:r>
-        <w:t xml:space="preserve">SCRM charter satisfying PM-30)</w:t>
+        <w:t xml:space="preserve">KSI-011–014 mapping confidence upgraded low → high (VER contract via Part 15 + slot-06)</w:t>
+      </w:r>
+    </w:p>
+    <w:bookmarkEnd w:id="25"/>
+    <w:bookmarkStart w:id="26" w:name="phase-2-completed-2026-07-03"/>
+    <w:p>
+      <w:pPr>
+        <w:pStyle w:val="Heading3"/>
+      </w:pPr>
+      <w:r>
+        <w:t xml:space="preserve">Phase 2 — Completed 2026-07-03 ✓</w:t>
       </w:r>
     </w:p>
     <w:p>
@@ -4049,17 +5661,40 @@
         </w:numPr>
       </w:pPr>
       <w:r>
-        <w:t xml:space="preserve">CR26 rules for SR/PM families (KSI-015 KSI-SCR-MIT + KSI-016 KSI-SCR-MON → active)</w:t>
-      </w:r>
-    </w:p>
-    <w:bookmarkEnd w:id="23"/>
-    <w:bookmarkStart w:id="24" w:name="phase-3-completed-2026-07-03"/>
-    <w:p>
-      <w:pPr>
-        <w:pStyle w:val="Heading3"/>
-      </w:pPr>
-      <w:r>
-        <w:t xml:space="preserve">Phase 3 — Completed 2026-07-03 ✓</w:t>
+        <w:t xml:space="preserve">OSCAL Emitter extended to produce AR with KSI verdicts</w:t>
+      </w:r>
+      <w:r>
+        <w:t xml:space="preserve"> </w:t>
+      </w:r>
+      <w:r>
+        <w:t xml:space="preserve">(</w:t>
+      </w:r>
+      <w:r>
+        <w:rPr>
+          <w:rStyle w:val="VerbatimChar"/>
+        </w:rPr>
+        <w:t xml:space="preserve">src/uiao/oscal/ksi_ar.py</w:t>
+      </w:r>
+      <w:r>
+        <w:t xml:space="preserve"> </w:t>
+      </w:r>
+      <w:r>
+        <w:t xml:space="preserve">+</w:t>
+      </w:r>
+      <w:r>
+        <w:t xml:space="preserve"> </w:t>
+      </w:r>
+      <w:r>
+        <w:rPr>
+          <w:rStyle w:val="VerbatimChar"/>
+        </w:rPr>
+        <w:t xml:space="preserve">uiao oscal ksi-ar</w:t>
+      </w:r>
+      <w:r>
+        <w:t xml:space="preserve"> </w:t>
+      </w:r>
+      <w:r>
+        <w:t xml:space="preserve">CLI, 22 tests)</w:t>
       </w:r>
     </w:p>
     <w:p>
@@ -4071,13 +5706,13 @@
         </w:numPr>
       </w:pPr>
       <w:r>
-        <w:t xml:space="preserve">Part 17: PT / PII processing templates (Book_17 — PT-1/2/3/4/5/7,</w:t>
-      </w:r>
-      <w:r>
-        <w:t xml:space="preserve"> </w:t>
-      </w:r>
-      <w:r>
-        <w:t xml:space="preserve">PII data flow map DFL-001..006, Purview Data Map integration)</w:t>
+        <w:t xml:space="preserve">Part 16: PM governance artifact templates (Book_16 — PM-1/2/5/7/9/11/14/15/30,</w:t>
+      </w:r>
+      <w:r>
+        <w:t xml:space="preserve"> </w:t>
+      </w:r>
+      <w:r>
+        <w:t xml:space="preserve">SCRM charter satisfying PM-30)</w:t>
       </w:r>
     </w:p>
     <w:p>
@@ -4089,7 +5724,17 @@
         </w:numPr>
       </w:pPr>
       <w:r>
-        <w:t xml:space="preserve">KSI-PIY scaffold rules (KSI-017..021 → KSI-PIY-GIV/RES/RIS/RSD/RVD; active)</w:t>
+        <w:t xml:space="preserve">CR26 rules for SR/PM families (KSI-015 KSI-SCR-MIT + KSI-016 KSI-SCR-MON → active)</w:t>
+      </w:r>
+    </w:p>
+    <w:bookmarkEnd w:id="26"/>
+    <w:bookmarkStart w:id="27" w:name="phase-3-completed-2026-07-03"/>
+    <w:p>
+      <w:pPr>
+        <w:pStyle w:val="Heading3"/>
+      </w:pPr>
+      <w:r>
+        <w:t xml:space="preserve">Phase 3 — Completed 2026-07-03 ✓</w:t>
       </w:r>
     </w:p>
     <w:p>
@@ -4101,62 +5746,13 @@
         </w:numPr>
       </w:pPr>
       <w:r>
-        <w:t xml:space="preserve">First complete OSCAL AP+AR+POAM bundle generated</w:t>
-      </w:r>
-      <w:r>
-        <w:t xml:space="preserve"> </w:t>
-      </w:r>
-      <w:r>
-        <w:t xml:space="preserve">(</w:t>
-      </w:r>
-      <w:r>
-        <w:rPr>
-          <w:rStyle w:val="VerbatimChar"/>
-        </w:rPr>
-        <w:t xml:space="preserve">ksi_ap.py</w:t>
-      </w:r>
-      <w:r>
-        <w:t xml:space="preserve"> </w:t>
-      </w:r>
-      <w:r>
-        <w:t xml:space="preserve">+</w:t>
-      </w:r>
-      <w:r>
-        <w:t xml:space="preserve"> </w:t>
-      </w:r>
-      <w:r>
-        <w:rPr>
-          <w:rStyle w:val="VerbatimChar"/>
-        </w:rPr>
-        <w:t xml:space="preserve">ksi_poam.py</w:t>
-      </w:r>
-      <w:r>
-        <w:t xml:space="preserve"> </w:t>
-      </w:r>
-      <w:r>
-        <w:t xml:space="preserve">+</w:t>
-      </w:r>
-      <w:r>
-        <w:t xml:space="preserve"> </w:t>
-      </w:r>
-      <w:r>
-        <w:rPr>
-          <w:rStyle w:val="VerbatimChar"/>
-        </w:rPr>
-        <w:t xml:space="preserve">uiao oscal bundle</w:t>
-      </w:r>
-      <w:r>
-        <w:t xml:space="preserve">; BOD 26-04 milestones wired)</w:t>
-      </w:r>
-    </w:p>
-    <w:bookmarkEnd w:id="24"/>
-    <w:bookmarkStart w:id="25" w:name="phase-4-completed-2026-07-03"/>
-    <w:p>
-      <w:pPr>
-        <w:pStyle w:val="Heading3"/>
-      </w:pPr>
-      <w:r>
-        <w:t xml:space="preserve">Phase 4 — Completed 2026-07-03 ✓</w:t>
+        <w:t xml:space="preserve">Part 17: PT / PII processing templates (Book_17 — PT-1/2/3/4/5/7,</w:t>
+      </w:r>
+      <w:r>
+        <w:t xml:space="preserve"> </w:t>
+      </w:r>
+      <w:r>
+        <w:t xml:space="preserve">PII data flow map DFL-001..006, Purview Data Map integration)</w:t>
       </w:r>
     </w:p>
     <w:p>
@@ -4168,7 +5764,7 @@
         </w:numPr>
       </w:pPr>
       <w:r>
-        <w:t xml:space="preserve">CR26 breadth gaps filled: CED/INR/RPL scaffold rules added (KSI-022..029)</w:t>
+        <w:t xml:space="preserve">KSI-PIY scaffold rules (KSI-017..021 → KSI-PIY-GIV/RES/RIS/RSD/RVD; active)</w:t>
       </w:r>
     </w:p>
     <w:p>
@@ -4180,7 +5776,62 @@
         </w:numPr>
       </w:pPr>
       <w:r>
-        <w:t xml:space="preserve">Slot-07 continuity binding (Part 14 → CP-2/4/6/7/8/9/10, IR-3 — KSI-RPL/INR/CED)</w:t>
+        <w:t xml:space="preserve">First complete OSCAL AP+AR+POAM bundle generated</w:t>
+      </w:r>
+      <w:r>
+        <w:t xml:space="preserve"> </w:t>
+      </w:r>
+      <w:r>
+        <w:t xml:space="preserve">(</w:t>
+      </w:r>
+      <w:r>
+        <w:rPr>
+          <w:rStyle w:val="VerbatimChar"/>
+        </w:rPr>
+        <w:t xml:space="preserve">ksi_ap.py</w:t>
+      </w:r>
+      <w:r>
+        <w:t xml:space="preserve"> </w:t>
+      </w:r>
+      <w:r>
+        <w:t xml:space="preserve">+</w:t>
+      </w:r>
+      <w:r>
+        <w:t xml:space="preserve"> </w:t>
+      </w:r>
+      <w:r>
+        <w:rPr>
+          <w:rStyle w:val="VerbatimChar"/>
+        </w:rPr>
+        <w:t xml:space="preserve">ksi_poam.py</w:t>
+      </w:r>
+      <w:r>
+        <w:t xml:space="preserve"> </w:t>
+      </w:r>
+      <w:r>
+        <w:t xml:space="preserve">+</w:t>
+      </w:r>
+      <w:r>
+        <w:t xml:space="preserve"> </w:t>
+      </w:r>
+      <w:r>
+        <w:rPr>
+          <w:rStyle w:val="VerbatimChar"/>
+        </w:rPr>
+        <w:t xml:space="preserve">uiao oscal bundle</w:t>
+      </w:r>
+      <w:r>
+        <w:t xml:space="preserve">; BOD 26-04 milestones wired)</w:t>
+      </w:r>
+    </w:p>
+    <w:bookmarkEnd w:id="27"/>
+    <w:bookmarkStart w:id="28" w:name="phase-4-completed-2026-07-03"/>
+    <w:p>
+      <w:pPr>
+        <w:pStyle w:val="Heading3"/>
+      </w:pPr>
+      <w:r>
+        <w:t xml:space="preserve">Phase 4 — Completed 2026-07-03 ✓</w:t>
       </w:r>
     </w:p>
     <w:p>
@@ -4192,13 +5843,7 @@
         </w:numPr>
       </w:pPr>
       <w:r>
-        <w:t xml:space="preserve">ADR-111 evaluation engine wired: 15 scaffold rules activated</w:t>
-      </w:r>
-      <w:r>
-        <w:t xml:space="preserve"> </w:t>
-      </w:r>
-      <w:r>
-        <w:t xml:space="preserve">(KSI-011..014, KSI-017..019, KSI-021, KSI-023..029 → Status: active)</w:t>
+        <w:t xml:space="preserve">CR26 breadth gaps filled: CED/INR/RPL scaffold rules added (KSI-022..029)</w:t>
       </w:r>
     </w:p>
     <w:p>
@@ -4210,16 +5855,7 @@
         </w:numPr>
       </w:pPr>
       <w:r>
-        <w:rPr>
-          <w:rStyle w:val="VerbatimChar"/>
-        </w:rPr>
-        <w:t xml:space="preserve">slot_evaluator.py</w:t>
-      </w:r>
-      <w:r>
-        <w:t xml:space="preserve"> </w:t>
-      </w:r>
-      <w:r>
-        <w:t xml:space="preserve">module: evaluate_slot / evaluate_rule / binding index bridge</w:t>
+        <w:t xml:space="preserve">Slot-07 continuity binding (Part 14 → CP-2/4/6/7/8/9/10, IR-3 — KSI-RPL/INR/CED)</w:t>
       </w:r>
     </w:p>
     <w:p>
@@ -4231,17 +5867,13 @@
         </w:numPr>
       </w:pPr>
       <w:r>
-        <w:t xml:space="preserve">All 10 KSI themes now have local-rule coverage (zero-gap themes: none)</w:t>
-      </w:r>
-    </w:p>
-    <w:bookmarkEnd w:id="25"/>
-    <w:bookmarkStart w:id="26" w:name="phase-5-completed-2026-07-04"/>
-    <w:p>
-      <w:pPr>
-        <w:pStyle w:val="Heading3"/>
-      </w:pPr>
-      <w:r>
-        <w:t xml:space="preserve">Phase 5 — Completed 2026-07-04 ✓</w:t>
+        <w:t xml:space="preserve">ADR-111 evaluation engine wired: 15 scaffold rules activated</w:t>
+      </w:r>
+      <w:r>
+        <w:t xml:space="preserve"> </w:t>
+      </w:r>
+      <w:r>
+        <w:t xml:space="preserve">(KSI-011..014, KSI-017..019, KSI-021, KSI-023..029 → Status: active)</w:t>
       </w:r>
     </w:p>
     <w:p>
@@ -4253,13 +5885,16 @@
         </w:numPr>
       </w:pPr>
       <w:r>
-        <w:t xml:space="preserve">Part 18: AT / CED training program (Book_18 — AT-2, AT-2(1), AT-2(2), AT-3,</w:t>
-      </w:r>
-      <w:r>
-        <w:t xml:space="preserve"> </w:t>
-      </w:r>
-      <w:r>
-        <w:t xml:space="preserve">AT-3(3), AT-3(5), AT-4, CP-3, IR-2; four-dimension training model)</w:t>
+        <w:rPr>
+          <w:rStyle w:val="VerbatimChar"/>
+        </w:rPr>
+        <w:t xml:space="preserve">slot_evaluator.py</w:t>
+      </w:r>
+      <w:r>
+        <w:t xml:space="preserve"> </w:t>
+      </w:r>
+      <w:r>
+        <w:t xml:space="preserve">module: evaluate_slot / evaluate_rule / binding index bridge</w:t>
       </w:r>
     </w:p>
     <w:p>
@@ -4271,7 +5906,17 @@
         </w:numPr>
       </w:pPr>
       <w:r>
-        <w:t xml:space="preserve">slot-08 training-evidence.yaml: Part 18 AT family → KSI-CED-RAT at high confidence</w:t>
+        <w:t xml:space="preserve">All 10 KSI themes now have local-rule coverage (zero-gap themes: none)</w:t>
+      </w:r>
+    </w:p>
+    <w:bookmarkEnd w:id="28"/>
+    <w:bookmarkStart w:id="29" w:name="phase-5-completed-2026-07-04"/>
+    <w:p>
+      <w:pPr>
+        <w:pStyle w:val="Heading3"/>
+      </w:pPr>
+      <w:r>
+        <w:t xml:space="preserve">Phase 5 — Completed 2026-07-04 ✓</w:t>
       </w:r>
     </w:p>
     <w:p>
@@ -4283,7 +5928,13 @@
         </w:numPr>
       </w:pPr>
       <w:r>
-        <w:t xml:space="preserve">KSI-022 (KSI-CED-RAT) upgraded: scaffold → active, confidence low → high</w:t>
+        <w:t xml:space="preserve">Part 18: AT / CED training program (Book_18 — AT-2, AT-2(1), AT-2(2), AT-3,</w:t>
+      </w:r>
+      <w:r>
+        <w:t xml:space="preserve"> </w:t>
+      </w:r>
+      <w:r>
+        <w:t xml:space="preserve">AT-3(3), AT-3(5), AT-4, CP-3, IR-2; four-dimension training model)</w:t>
       </w:r>
     </w:p>
     <w:p>
@@ -4295,13 +5946,7 @@
         </w:numPr>
       </w:pPr>
       <w:r>
-        <w:t xml:space="preserve">governance.training-effectiveness-record JSON schema (AT-4 evidence contract);</w:t>
-      </w:r>
-      <w:r>
-        <w:t xml:space="preserve"> </w:t>
-      </w:r>
-      <w:r>
-        <w:t xml:space="preserve">exported via Viva Learning Graph API; evaluated by slot_evaluator</w:t>
+        <w:t xml:space="preserve">slot-08 training-evidence.yaml: Part 18 AT family → KSI-CED-RAT at high confidence</w:t>
       </w:r>
     </w:p>
     <w:p>
@@ -4313,11 +5958,7 @@
         </w:numPr>
       </w:pPr>
       <w:r>
-        <w:rPr>
-          <w:b/>
-          <w:bCs/>
-        </w:rPr>
-        <w:t xml:space="preserve">All 29 CR26 KSIs now evaluable at high confidence — zero scaffold rules remain</w:t>
+        <w:t xml:space="preserve">KSI-022 (KSI-CED-RAT) upgraded: scaffold → active, confidence low → high</w:t>
       </w:r>
     </w:p>
     <w:p>
@@ -4329,17 +5970,13 @@
         </w:numPr>
       </w:pPr>
       <w:r>
-        <w:t xml:space="preserve">Book_00 Executive Summary updated to fifteen-book series</w:t>
-      </w:r>
-    </w:p>
-    <w:bookmarkEnd w:id="26"/>
-    <w:bookmarkStart w:id="27" w:name="phase-6-completed-2026-07-05"/>
-    <w:p>
-      <w:pPr>
-        <w:pStyle w:val="Heading3"/>
-      </w:pPr>
-      <w:r>
-        <w:t xml:space="preserve">Phase 6 — Completed 2026-07-05 ✓</w:t>
+        <w:t xml:space="preserve">governance.training-effectiveness-record JSON schema (AT-4 evidence contract);</w:t>
+      </w:r>
+      <w:r>
+        <w:t xml:space="preserve"> </w:t>
+      </w:r>
+      <w:r>
+        <w:t xml:space="preserve">exported via Viva Learning Graph API; evaluated by slot_evaluator</w:t>
       </w:r>
     </w:p>
     <w:p>
@@ -4351,13 +5988,11 @@
         </w:numPr>
       </w:pPr>
       <w:r>
-        <w:t xml:space="preserve">Part 19: Authorization package + ConMon program (Book_19 — CA-2, CA-5, CA-6,</w:t>
-      </w:r>
-      <w:r>
-        <w:t xml:space="preserve"> </w:t>
-      </w:r>
-      <w:r>
-        <w:t xml:space="preserve">CA-7, CA-7(1), CA-7(3), RA-3, SA-15)</w:t>
+        <w:rPr>
+          <w:b/>
+          <w:bCs/>
+        </w:rPr>
+        <w:t xml:space="preserve">All 29 CR26 KSIs now evaluable at high confidence — zero scaffold rules remain</w:t>
       </w:r>
     </w:p>
     <w:p>
@@ -4369,22 +6004,17 @@
         </w:numPr>
       </w:pPr>
       <w:r>
-        <w:t xml:space="preserve">OSCAL bundle generated and committed (</w:t>
-      </w:r>
-      <w:r>
-        <w:rPr>
-          <w:rStyle w:val="VerbatimChar"/>
-        </w:rPr>
-        <w:t xml:space="preserve">output/artifacts/ksi-bundle/</w:t>
-      </w:r>
-      <w:r>
-        <w:t xml:space="preserve">):</w:t>
-      </w:r>
-      <w:r>
-        <w:t xml:space="preserve"> </w:t>
-      </w:r>
-      <w:r>
-        <w:t xml:space="preserve">29/29 KSIs satisfied, 0 open risks, 0 POA&amp;M items, 8 evidence slots bound</w:t>
+        <w:t xml:space="preserve">Book_00 Executive Summary updated to fifteen-book series</w:t>
+      </w:r>
+    </w:p>
+    <w:bookmarkEnd w:id="29"/>
+    <w:bookmarkStart w:id="30" w:name="phase-6-completed-2026-07-05"/>
+    <w:p>
+      <w:pPr>
+        <w:pStyle w:val="Heading3"/>
+      </w:pPr>
+      <w:r>
+        <w:t xml:space="preserve">Phase 6 — Completed 2026-07-05 ✓</w:t>
       </w:r>
     </w:p>
     <w:p>
@@ -4396,146 +6026,13 @@
         </w:numPr>
       </w:pPr>
       <w:r>
-        <w:t xml:space="preserve">ScuBA guard wired in</w:t>
-      </w:r>
-      <w:r>
-        <w:t xml:space="preserve"> </w:t>
-      </w:r>
-      <w:r>
-        <w:rPr>
-          <w:rStyle w:val="VerbatimChar"/>
-        </w:rPr>
-        <w:t xml:space="preserve">ksi_ar.py</w:t>
-      </w:r>
-      <w:r>
-        <w:t xml:space="preserve">: KSI-001..010 always satisfied via CISA</w:t>
-      </w:r>
-      <w:r>
-        <w:t xml:space="preserve"> </w:t>
-      </w:r>
-      <w:r>
-        <w:t xml:space="preserve">ScuBAGear adapter without entering slot evaluator</w:t>
-      </w:r>
-      <w:r>
-        <w:t xml:space="preserve"> </w:t>
-      </w:r>
-      <w:r>
-        <w:t xml:space="preserve">—</w:t>
-      </w:r>
-      <w:r>
-        <w:t xml:space="preserve"> </w:t>
-      </w:r>
-      <w:r>
-        <w:rPr>
-          <w:b/>
-          <w:bCs/>
-        </w:rPr>
-        <w:t xml:space="preserve">superseded 2026-07-05 by ScubaDrift evidence-backed verdicts</w:t>
-      </w:r>
-      <w:r>
-        <w:t xml:space="preserve">:</w:t>
-      </w:r>
-      <w:r>
-        <w:t xml:space="preserve"> </w:t>
-      </w:r>
-      <w:r>
-        <w:rPr>
-          <w:rStyle w:val="VerbatimChar"/>
-        </w:rPr>
-        <w:t xml:space="preserve">scubadrift triage --json</w:t>
-      </w:r>
-      <w:r>
-        <w:t xml:space="preserve"> </w:t>
-      </w:r>
-      <w:r>
-        <w:t xml:space="preserve">dispositions →</w:t>
-      </w:r>
-      <w:r>
-        <w:t xml:space="preserve"> </w:t>
-      </w:r>
-      <w:r>
-        <w:rPr>
-          <w:rStyle w:val="VerbatimChar"/>
-        </w:rPr>
-        <w:t xml:space="preserve">uiao oscal scuba-verdicts</w:t>
-      </w:r>
-      <w:r>
-        <w:t xml:space="preserve"> </w:t>
-      </w:r>
-      <w:r>
-        <w:t xml:space="preserve">→</w:t>
-      </w:r>
-      <w:r>
-        <w:t xml:space="preserve"> </w:t>
-      </w:r>
-      <w:r>
-        <w:rPr>
-          <w:rStyle w:val="VerbatimChar"/>
-        </w:rPr>
-        <w:t xml:space="preserve">output/artifacts/ksi-bundle/scubadrift-verdicts.json</w:t>
-      </w:r>
-      <w:r>
-        <w:t xml:space="preserve"> </w:t>
-      </w:r>
-      <w:r>
-        <w:t xml:space="preserve">→</w:t>
-      </w:r>
-      <w:r>
-        <w:t xml:space="preserve"> </w:t>
-      </w:r>
-      <w:r>
-        <w:rPr>
-          <w:rStyle w:val="VerbatimChar"/>
-        </w:rPr>
-        <w:t xml:space="preserve">ksi_ar.py</w:t>
-      </w:r>
-      <w:r>
-        <w:t xml:space="preserve">;</w:t>
-      </w:r>
-      <w:r>
-        <w:t xml:space="preserve"> </w:t>
-      </w:r>
-      <w:r>
-        <w:t xml:space="preserve">each of KSI-001..010 now carries per-policy result, disposition</w:t>
-      </w:r>
-      <w:r>
-        <w:t xml:space="preserve"> </w:t>
-      </w:r>
-      <w:r>
-        <w:t xml:space="preserve">(actionable_new_drift / lapsed_acceptance / governed_exception),</w:t>
-      </w:r>
-      <w:r>
-        <w:t xml:space="preserve"> </w:t>
-      </w:r>
-      <w:r>
-        <w:t xml:space="preserve">POA&amp;M ticket, and expiry — no rule is</w:t>
-      </w:r>
-      <w:r>
-        <w:t xml:space="preserve"> </w:t>
-      </w:r>
-      <w:r>
-        <w:t xml:space="preserve">“always satisfied”</w:t>
-      </w:r>
-      <w:r>
-        <w:t xml:space="preserve"> </w:t>
-      </w:r>
-      <w:r>
-        <w:t xml:space="preserve">(see</w:t>
-      </w:r>
-      <w:r>
-        <w:t xml:space="preserve"> </w:t>
-      </w:r>
-      <w:r>
-        <w:t xml:space="preserve">Book_19 §3.2,</w:t>
-      </w:r>
-      <w:r>
-        <w:t xml:space="preserve"> </w:t>
-      </w:r>
-      <w:r>
-        <w:t xml:space="preserve">“The ScubaDrift Disposition Pipeline”</w:t>
-      </w:r>
-      <w:r>
-        <w:t xml:space="preserve">)</w:t>
+        <w:t xml:space="preserve">Part 19: Authorization package + ConMon program (Book_19 — CA-2, CA-5, CA-6,</w:t>
+      </w:r>
+      <w:r>
+        <w:t xml:space="preserve"> </w:t>
+      </w:r>
+      <w:r>
+        <w:t xml:space="preserve">CA-7, CA-7(1), CA-7(3), RA-3, SA-15)</w:t>
       </w:r>
     </w:p>
     <w:p>
@@ -4547,7 +6044,22 @@
         </w:numPr>
       </w:pPr>
       <w:r>
-        <w:t xml:space="preserve">Authorization package structure documented: SSP, SAR, POA&amp;M, OSCAL bundle</w:t>
+        <w:t xml:space="preserve">OSCAL bundle generated and committed (</w:t>
+      </w:r>
+      <w:r>
+        <w:rPr>
+          <w:rStyle w:val="VerbatimChar"/>
+        </w:rPr>
+        <w:t xml:space="preserve">output/artifacts/ksi-bundle/</w:t>
+      </w:r>
+      <w:r>
+        <w:t xml:space="preserve">):</w:t>
+      </w:r>
+      <w:r>
+        <w:t xml:space="preserve"> </w:t>
+      </w:r>
+      <w:r>
+        <w:t xml:space="preserve">29/29 KSIs satisfied, 0 open risks, 0 POA&amp;M items, 8 evidence slots bound</w:t>
       </w:r>
     </w:p>
     <w:p>
@@ -4559,13 +6071,146 @@
         </w:numPr>
       </w:pPr>
       <w:r>
-        <w:t xml:space="preserve">BOD 26-04 VDR/VER submission procedure documented (December 7, 2026 deadline)</w:t>
-      </w:r>
-      <w:r>
-        <w:t xml:space="preserve"> </w:t>
-      </w:r>
-      <w:r>
-        <w:t xml:space="preserve">— machine-readable SBOM from Syft + Grype + OpenVEX (Part 15 pipeline)</w:t>
+        <w:t xml:space="preserve">ScuBA guard wired in</w:t>
+      </w:r>
+      <w:r>
+        <w:t xml:space="preserve"> </w:t>
+      </w:r>
+      <w:r>
+        <w:rPr>
+          <w:rStyle w:val="VerbatimChar"/>
+        </w:rPr>
+        <w:t xml:space="preserve">ksi_ar.py</w:t>
+      </w:r>
+      <w:r>
+        <w:t xml:space="preserve">: KSI-001..010 always satisfied via CISA</w:t>
+      </w:r>
+      <w:r>
+        <w:t xml:space="preserve"> </w:t>
+      </w:r>
+      <w:r>
+        <w:t xml:space="preserve">ScuBAGear adapter without entering slot evaluator</w:t>
+      </w:r>
+      <w:r>
+        <w:t xml:space="preserve"> </w:t>
+      </w:r>
+      <w:r>
+        <w:t xml:space="preserve">—</w:t>
+      </w:r>
+      <w:r>
+        <w:t xml:space="preserve"> </w:t>
+      </w:r>
+      <w:r>
+        <w:rPr>
+          <w:b/>
+          <w:bCs/>
+        </w:rPr>
+        <w:t xml:space="preserve">superseded 2026-07-05 by ScubaDrift evidence-backed verdicts</w:t>
+      </w:r>
+      <w:r>
+        <w:t xml:space="preserve">:</w:t>
+      </w:r>
+      <w:r>
+        <w:t xml:space="preserve"> </w:t>
+      </w:r>
+      <w:r>
+        <w:rPr>
+          <w:rStyle w:val="VerbatimChar"/>
+        </w:rPr>
+        <w:t xml:space="preserve">scubadrift triage --json</w:t>
+      </w:r>
+      <w:r>
+        <w:t xml:space="preserve"> </w:t>
+      </w:r>
+      <w:r>
+        <w:t xml:space="preserve">dispositions →</w:t>
+      </w:r>
+      <w:r>
+        <w:t xml:space="preserve"> </w:t>
+      </w:r>
+      <w:r>
+        <w:rPr>
+          <w:rStyle w:val="VerbatimChar"/>
+        </w:rPr>
+        <w:t xml:space="preserve">uiao oscal scuba-verdicts</w:t>
+      </w:r>
+      <w:r>
+        <w:t xml:space="preserve"> </w:t>
+      </w:r>
+      <w:r>
+        <w:t xml:space="preserve">→</w:t>
+      </w:r>
+      <w:r>
+        <w:t xml:space="preserve"> </w:t>
+      </w:r>
+      <w:r>
+        <w:rPr>
+          <w:rStyle w:val="VerbatimChar"/>
+        </w:rPr>
+        <w:t xml:space="preserve">output/artifacts/ksi-bundle/scubadrift-verdicts.json</w:t>
+      </w:r>
+      <w:r>
+        <w:t xml:space="preserve"> </w:t>
+      </w:r>
+      <w:r>
+        <w:t xml:space="preserve">→</w:t>
+      </w:r>
+      <w:r>
+        <w:t xml:space="preserve"> </w:t>
+      </w:r>
+      <w:r>
+        <w:rPr>
+          <w:rStyle w:val="VerbatimChar"/>
+        </w:rPr>
+        <w:t xml:space="preserve">ksi_ar.py</w:t>
+      </w:r>
+      <w:r>
+        <w:t xml:space="preserve">;</w:t>
+      </w:r>
+      <w:r>
+        <w:t xml:space="preserve"> </w:t>
+      </w:r>
+      <w:r>
+        <w:t xml:space="preserve">each of KSI-001..010 now carries per-policy result, disposition</w:t>
+      </w:r>
+      <w:r>
+        <w:t xml:space="preserve"> </w:t>
+      </w:r>
+      <w:r>
+        <w:t xml:space="preserve">(actionable_new_drift / lapsed_acceptance / governed_exception),</w:t>
+      </w:r>
+      <w:r>
+        <w:t xml:space="preserve"> </w:t>
+      </w:r>
+      <w:r>
+        <w:t xml:space="preserve">POA&amp;M ticket, and expiry — no rule is</w:t>
+      </w:r>
+      <w:r>
+        <w:t xml:space="preserve"> </w:t>
+      </w:r>
+      <w:r>
+        <w:t xml:space="preserve">“always satisfied”</w:t>
+      </w:r>
+      <w:r>
+        <w:t xml:space="preserve"> </w:t>
+      </w:r>
+      <w:r>
+        <w:t xml:space="preserve">(see</w:t>
+      </w:r>
+      <w:r>
+        <w:t xml:space="preserve"> </w:t>
+      </w:r>
+      <w:r>
+        <w:t xml:space="preserve">Book_19 §3.2,</w:t>
+      </w:r>
+      <w:r>
+        <w:t xml:space="preserve"> </w:t>
+      </w:r>
+      <w:r>
+        <w:t xml:space="preserve">“The ScubaDrift Disposition Pipeline”</w:t>
+      </w:r>
+      <w:r>
+        <w:t xml:space="preserve">)</w:t>
       </w:r>
     </w:p>
     <w:p>
@@ -4577,7 +6222,7 @@
         </w:numPr>
       </w:pPr>
       <w:r>
-        <w:t xml:space="preserve">CA-7 ConMon program: monthly/quarterly/semi-annual/annual cadence defined</w:t>
+        <w:t xml:space="preserve">Authorization package structure documented: SSP, SAR, POA&amp;M, OSCAL bundle</w:t>
       </w:r>
     </w:p>
     <w:p>
@@ -4589,17 +6234,13 @@
         </w:numPr>
       </w:pPr>
       <w:r>
-        <w:t xml:space="preserve">Book_00 Executive Summary updated to sixteen-book series; Phase 6 roadmap added</w:t>
-      </w:r>
-    </w:p>
-    <w:bookmarkEnd w:id="27"/>
-    <w:bookmarkStart w:id="28" w:name="Xd47729c270b0dba4d0f5d41c78a329feea5265f"/>
-    <w:p>
-      <w:pPr>
-        <w:pStyle w:val="Heading3"/>
-      </w:pPr>
-      <w:r>
-        <w:t xml:space="preserve">Phase 7 — Authorization Package Submission (FedRAMP PMO)</w:t>
+        <w:t xml:space="preserve">BOD 26-04 VDR/VER submission procedure documented (December 7, 2026 deadline)</w:t>
+      </w:r>
+      <w:r>
+        <w:t xml:space="preserve"> </w:t>
+      </w:r>
+      <w:r>
+        <w:t xml:space="preserve">— machine-readable SBOM from Syft + Grype + OpenVEX (Part 15 pipeline)</w:t>
       </w:r>
     </w:p>
     <w:p>
@@ -4611,7 +6252,7 @@
         </w:numPr>
       </w:pPr>
       <w:r>
-        <w:t xml:space="preserve">Authorization package submitted to FedRAMP PMO (Class B+C window — Aug 31, 2026+)</w:t>
+        <w:t xml:space="preserve">CA-7 ConMon program: monthly/quarterly/semi-annual/annual cadence defined</w:t>
       </w:r>
     </w:p>
     <w:p>
@@ -4623,7 +6264,17 @@
         </w:numPr>
       </w:pPr>
       <w:r>
-        <w:t xml:space="preserve">BOD 26-04 VDR/VER artifacts submitted to CISA (December 7, 2026 hard deadline)</w:t>
+        <w:t xml:space="preserve">Book_00 Executive Summary updated to sixteen-book series; Phase 6 roadmap added</w:t>
+      </w:r>
+    </w:p>
+    <w:bookmarkEnd w:id="30"/>
+    <w:bookmarkStart w:id="31" w:name="Xd47729c270b0dba4d0f5d41c78a329feea5265f"/>
+    <w:p>
+      <w:pPr>
+        <w:pStyle w:val="Heading3"/>
+      </w:pPr>
+      <w:r>
+        <w:t xml:space="preserve">Phase 7 — Authorization Package Submission (FedRAMP PMO)</w:t>
       </w:r>
     </w:p>
     <w:p>
@@ -4635,17 +6286,7 @@
         </w:numPr>
       </w:pPr>
       <w:r>
-        <w:t xml:space="preserve">FedRAMP 20x ATO issued (all 29 KSI rules satisfied in AR)</w:t>
-      </w:r>
-    </w:p>
-    <w:bookmarkEnd w:id="28"/>
-    <w:bookmarkStart w:id="29" w:name="phase-8-ongoing-conmon-post-ato-active"/>
-    <w:p>
-      <w:pPr>
-        <w:pStyle w:val="Heading3"/>
-      </w:pPr>
-      <w:r>
-        <w:t xml:space="preserve">Phase 8 — Ongoing ConMon (Post-ATO) 🔄 Active</w:t>
+        <w:t xml:space="preserve">Authorization package submitted to FedRAMP PMO (Class B+C window — Aug 31, 2026+)</w:t>
       </w:r>
     </w:p>
     <w:p>
@@ -4657,7 +6298,7 @@
         </w:numPr>
       </w:pPr>
       <w:r>
-        <w:t xml:space="preserve">ConMon program documented (Book_19, Section 3)</w:t>
+        <w:t xml:space="preserve">BOD 26-04 VDR/VER artifacts submitted to CISA (December 7, 2026 hard deadline)</w:t>
       </w:r>
     </w:p>
     <w:p>
@@ -4669,22 +6310,17 @@
         </w:numPr>
       </w:pPr>
       <w:r>
-        <w:t xml:space="preserve">Monthly:</w:t>
-      </w:r>
-      <w:r>
-        <w:t xml:space="preserve"> </w:t>
-      </w:r>
-      <w:r>
-        <w:rPr>
-          <w:rStyle w:val="VerbatimChar"/>
-        </w:rPr>
-        <w:t xml:space="preserve">uiao oscal bundle</w:t>
-      </w:r>
-      <w:r>
-        <w:t xml:space="preserve"> </w:t>
-      </w:r>
-      <w:r>
-        <w:t xml:space="preserve">AR refresh; CISA ScuBA assessment; POA&amp;M check</w:t>
+        <w:t xml:space="preserve">FedRAMP 20x ATO issued (all 29 KSI rules satisfied in AR)</w:t>
+      </w:r>
+    </w:p>
+    <w:bookmarkEnd w:id="31"/>
+    <w:bookmarkStart w:id="32" w:name="phase-8-ongoing-conmon-post-ato-active"/>
+    <w:p>
+      <w:pPr>
+        <w:pStyle w:val="Heading3"/>
+      </w:pPr>
+      <w:r>
+        <w:t xml:space="preserve">Phase 8 — Ongoing ConMon (Post-ATO) 🔄 Active</w:t>
       </w:r>
     </w:p>
     <w:p>
@@ -4696,7 +6332,7 @@
         </w:numPr>
       </w:pPr>
       <w:r>
-        <w:t xml:space="preserve">Quarterly: KSI evidence quality review; training completion review (AT-4/KSI-022)</w:t>
+        <w:t xml:space="preserve">ConMon program documented (Book_19, Section 3)</w:t>
       </w:r>
     </w:p>
     <w:p>
@@ -4708,7 +6344,22 @@
         </w:numPr>
       </w:pPr>
       <w:r>
-        <w:t xml:space="preserve">Semi-annual: IR drill (IR-2, Part 18); CP tabletop (CP-3, Part 14)</w:t>
+        <w:t xml:space="preserve">Monthly:</w:t>
+      </w:r>
+      <w:r>
+        <w:t xml:space="preserve"> </w:t>
+      </w:r>
+      <w:r>
+        <w:rPr>
+          <w:rStyle w:val="VerbatimChar"/>
+        </w:rPr>
+        <w:t xml:space="preserve">uiao oscal bundle</w:t>
+      </w:r>
+      <w:r>
+        <w:t xml:space="preserve"> </w:t>
+      </w:r>
+      <w:r>
+        <w:t xml:space="preserve">AR refresh; CISA ScuBA assessment; POA&amp;M check</w:t>
       </w:r>
     </w:p>
     <w:p>
@@ -4720,6 +6371,30 @@
         </w:numPr>
       </w:pPr>
       <w:r>
+        <w:t xml:space="preserve">Quarterly: KSI evidence quality review; training completion review (AT-4/KSI-022)</w:t>
+      </w:r>
+    </w:p>
+    <w:p>
+      <w:pPr>
+        <w:pStyle w:val="Compact"/>
+        <w:numPr>
+          <w:ilvl w:val="0"/>
+          <w:numId w:val="1039"/>
+        </w:numPr>
+      </w:pPr>
+      <w:r>
+        <w:t xml:space="preserve">Semi-annual: IR drill (IR-2, Part 18); CP tabletop (CP-3, Part 14)</w:t>
+      </w:r>
+    </w:p>
+    <w:p>
+      <w:pPr>
+        <w:pStyle w:val="Compact"/>
+        <w:numPr>
+          <w:ilvl w:val="0"/>
+          <w:numId w:val="1040"/>
+        </w:numPr>
+      </w:pPr>
+      <w:r>
         <w:t xml:space="preserve">Annual: Full KSI re-assessment; AT-2 training refresh; ATO renewal preparation</w:t>
       </w:r>
     </w:p>
@@ -4730,9 +6405,9 @@
         </w:pict>
       </w:r>
     </w:p>
-    <w:bookmarkEnd w:id="29"/>
-    <w:bookmarkEnd w:id="30"/>
-    <w:bookmarkStart w:id="31" w:name="technology-recommendations-by-gap"/>
+    <w:bookmarkEnd w:id="32"/>
+    <w:bookmarkEnd w:id="33"/>
+    <w:bookmarkStart w:id="34" w:name="technology-recommendations-by-gap"/>
     <w:p>
       <w:pPr>
         <w:pStyle w:val="Heading2"/>
@@ -4956,8 +6631,8 @@
         <w:t xml:space="preserve">advisory pending formal ATO review.</w:t>
       </w:r>
     </w:p>
-    <w:bookmarkEnd w:id="31"/>
-    <w:bookmarkEnd w:id="32"/>
+    <w:bookmarkEnd w:id="34"/>
+    <w:bookmarkEnd w:id="35"/>
     <w:sectPr>
       <w:footnotePr>
         <w:numRestart w:val="eachSect"/>
@@ -5068,6 +6743,109 @@
       </w:pPr>
     </w:lvl>
   </w:abstractNum>
+  <w:abstractNum w:abstractNumId="991">
+    <w:nsid w:val="0000A991"/>
+    <w:multiLevelType w:val="multilevel"/>
+    <w:lvl w:ilvl="0">
+      <w:numFmt w:val="bullet"/>
+      <w:lvlText w:val=""/>
+      <w:lvlJc w:val="left"/>
+      <w:pPr>
+        <w:ind w:left="720" w:hanging="360"/>
+      </w:pPr>
+      <w:rPr>
+        <w:rFonts w:ascii="Symbol" w:hAnsi="Symbol" w:cs="Symbol" w:hint="default"/>
+      </w:rPr>
+    </w:lvl>
+    <w:lvl w:ilvl="1">
+      <w:numFmt w:val="bullet"/>
+      <w:lvlText w:val="o"/>
+      <w:lvlJc w:val="left"/>
+      <w:pPr>
+        <w:ind w:left="1440" w:hanging="360"/>
+      </w:pPr>
+      <w:rPr>
+        <w:rFonts w:ascii="Courier New" w:hAnsi="Courier New" w:cs="Courier New" w:hint="default"/>
+      </w:rPr>
+    </w:lvl>
+    <w:lvl w:ilvl="2">
+      <w:numFmt w:val="bullet"/>
+      <w:lvlText w:val=""/>
+      <w:lvlJc w:val="left"/>
+      <w:pPr>
+        <w:ind w:left="2160" w:hanging="360"/>
+      </w:pPr>
+      <w:rPr>
+        <w:rFonts w:ascii="Wingdings" w:hAnsi="Wingdings" w:cs="Wingdings" w:hint="default"/>
+      </w:rPr>
+    </w:lvl>
+    <w:lvl w:ilvl="3">
+      <w:numFmt w:val="bullet"/>
+      <w:lvlText w:val=""/>
+      <w:lvlJc w:val="left"/>
+      <w:pPr>
+        <w:ind w:left="2880" w:hanging="360"/>
+      </w:pPr>
+      <w:rPr>
+        <w:rFonts w:ascii="Symbol" w:hAnsi="Symbol" w:cs="Symbol" w:hint="default"/>
+      </w:rPr>
+    </w:lvl>
+    <w:lvl w:ilvl="4">
+      <w:numFmt w:val="bullet"/>
+      <w:lvlText w:val="o"/>
+      <w:lvlJc w:val="left"/>
+      <w:pPr>
+        <w:ind w:left="3600" w:hanging="360"/>
+      </w:pPr>
+      <w:rPr>
+        <w:rFonts w:ascii="Courier New" w:hAnsi="Courier New" w:cs="Courier New" w:hint="default"/>
+      </w:rPr>
+    </w:lvl>
+    <w:lvl w:ilvl="5">
+      <w:numFmt w:val="bullet"/>
+      <w:lvlText w:val=""/>
+      <w:lvlJc w:val="left"/>
+      <w:pPr>
+        <w:ind w:left="4320" w:hanging="360"/>
+      </w:pPr>
+      <w:rPr>
+        <w:rFonts w:ascii="Wingdings" w:hAnsi="Wingdings" w:cs="Wingdings" w:hint="default"/>
+      </w:rPr>
+    </w:lvl>
+    <w:lvl w:ilvl="6">
+      <w:numFmt w:val="bullet"/>
+      <w:lvlText w:val=""/>
+      <w:lvlJc w:val="left"/>
+      <w:pPr>
+        <w:ind w:left="5040" w:hanging="360"/>
+      </w:pPr>
+      <w:rPr>
+        <w:rFonts w:ascii="Symbol" w:hAnsi="Symbol" w:cs="Symbol" w:hint="default"/>
+      </w:rPr>
+    </w:lvl>
+    <w:lvl w:ilvl="7">
+      <w:numFmt w:val="bullet"/>
+      <w:lvlText w:val="o"/>
+      <w:lvlJc w:val="left"/>
+      <w:pPr>
+        <w:ind w:left="5760" w:hanging="360"/>
+      </w:pPr>
+      <w:rPr>
+        <w:rFonts w:ascii="Courier New" w:hAnsi="Courier New" w:cs="Courier New" w:hint="default"/>
+      </w:rPr>
+    </w:lvl>
+    <w:lvl w:ilvl="8">
+      <w:numFmt w:val="bullet"/>
+      <w:lvlText w:val=""/>
+      <w:lvlJc w:val="left"/>
+      <w:pPr>
+        <w:ind w:left="6480" w:hanging="360"/>
+      </w:pPr>
+      <w:rPr>
+        <w:rFonts w:ascii="Wingdings" w:hAnsi="Wingdings" w:cs="Wingdings" w:hint="default"/>
+      </w:rPr>
+    </w:lvl>
+  </w:abstractNum>
   <w:abstractNum w:abstractNumId="993">
     <w:nsid w:val="0000A993"/>
     <w:multiLevelType w:val="multilevel"/>
@@ -5224,10 +7002,10 @@
     <w:abstractNumId w:val="990"/>
   </w:num>
   <w:num w:numId="1001">
-    <w:abstractNumId w:val="993"/>
+    <w:abstractNumId w:val="991"/>
   </w:num>
   <w:num w:numId="1002">
-    <w:abstractNumId w:val="993"/>
+    <w:abstractNumId w:val="991"/>
   </w:num>
   <w:num w:numId="1003">
     <w:abstractNumId w:val="993"/>
@@ -5314,27 +7092,33 @@
     <w:abstractNumId w:val="993"/>
   </w:num>
   <w:num w:numId="1031">
-    <w:abstractNumId w:val="992"/>
+    <w:abstractNumId w:val="993"/>
   </w:num>
   <w:num w:numId="1032">
-    <w:abstractNumId w:val="992"/>
+    <w:abstractNumId w:val="993"/>
   </w:num>
   <w:num w:numId="1033">
     <w:abstractNumId w:val="992"/>
   </w:num>
   <w:num w:numId="1034">
-    <w:abstractNumId w:val="993"/>
+    <w:abstractNumId w:val="992"/>
   </w:num>
   <w:num w:numId="1035">
     <w:abstractNumId w:val="992"/>
   </w:num>
   <w:num w:numId="1036">
-    <w:abstractNumId w:val="992"/>
+    <w:abstractNumId w:val="993"/>
   </w:num>
   <w:num w:numId="1037">
     <w:abstractNumId w:val="992"/>
   </w:num>
   <w:num w:numId="1038">
+    <w:abstractNumId w:val="992"/>
+  </w:num>
+  <w:num w:numId="1039">
+    <w:abstractNumId w:val="992"/>
+  </w:num>
+  <w:num w:numId="1040">
     <w:abstractNumId w:val="992"/>
   </w:num>
 </w:numbering>

--- a/inbox/Application Aware Networking/federal-aan-conmon-gap-roadmap.docx
+++ b/inbox/Application Aware Networking/federal-aan-conmon-gap-roadmap.docx
@@ -2,32 +2,6 @@
 <file path=word/document.xml><?xml version="1.0" encoding="utf-8"?>
 <w:document xmlns:w="http://schemas.openxmlformats.org/wordprocessingml/2006/main" xmlns:m="http://schemas.openxmlformats.org/officeDocument/2006/math" xmlns:r="http://schemas.openxmlformats.org/officeDocument/2006/relationships" xmlns:o="urn:schemas-microsoft-com:office:office" xmlns:v="urn:schemas-microsoft-com:vml" xmlns:w10="urn:schemas-microsoft-com:office:word" xmlns:a="http://schemas.openxmlformats.org/drawingml/2006/main" xmlns:pic="http://schemas.openxmlformats.org/drawingml/2006/picture" xmlns:wp="http://schemas.openxmlformats.org/drawingml/2006/wordprocessingDrawing">
   <w:body>
-    <w:sdt>
-      <w:sdtPr>
-        <w:docPartObj>
-          <w:docPartGallery w:val="Table of Contents"/>
-          <w:docPartUnique/>
-        </w:docPartObj>
-      </w:sdtPr>
-      <w:sdtContent>
-        <w:p>
-          <w:pPr>
-            <w:pStyle w:val="TOCHeading"/>
-          </w:pPr>
-          <w:r>
-            <w:t xml:space="preserve">Table of Contents</w:t>
-          </w:r>
-        </w:p>
-        <w:p>
-          <w:r>
-            <w:fldChar w:fldCharType="begin" w:dirty="true"/>
-            <w:instrText xml:space="preserve">TOC \o "1-3" \h \z \u</w:instrText>
-            <w:fldChar w:fldCharType="separate"/>
-            <w:fldChar w:fldCharType="end"/>
-          </w:r>
-        </w:p>
-      </w:sdtContent>
-    </w:sdt>
     <w:bookmarkStart w:id="35" w:name="X25c54cb3cc7483a94492ed2c32810e66191b358"/>
     <w:p>
       <w:pPr>
@@ -104,81 +78,13 @@
           <w:b/>
           <w:bCs/>
         </w:rPr>
-        <w:t xml:space="preserve">complete evidence and authorization layer</w:t>
-      </w:r>
-      <w:r>
-        <w:t xml:space="preserve"> </w:t>
-      </w:r>
-      <w:r>
-        <w:t xml:space="preserve">for</w:t>
-      </w:r>
-      <w:r>
-        <w:t xml:space="preserve"> </w:t>
-      </w:r>
-      <w:r>
-        <w:t xml:space="preserve">FedRAMP 20x continuous monitoring. The Conformance Adapter / OSCAL Emitter</w:t>
-      </w:r>
-      <w:r>
-        <w:t xml:space="preserve"> </w:t>
-      </w:r>
-      <w:r>
-        <w:t xml:space="preserve">framework provides the</w:t>
-      </w:r>
-      <w:r>
-        <w:t xml:space="preserve"> </w:t>
+        <w:t xml:space="preserve">complete evidence and authorization-package</w:t>
       </w:r>
       <w:r>
         <w:rPr>
           <w:b/>
           <w:bCs/>
         </w:rPr>
-        <w:t xml:space="preserve">evidence governance layer</w:t>
-      </w:r>
-      <w:r>
-        <w:t xml:space="preserve"> </w:t>
-      </w:r>
-      <w:r>
-        <w:t xml:space="preserve">— tracking which evidence</w:t>
-      </w:r>
-      <w:r>
-        <w:t xml:space="preserve"> </w:t>
-      </w:r>
-      <w:r>
-        <w:t xml:space="preserve">closes which control, generating machine-readable KSI packages, and feeding the</w:t>
-      </w:r>
-      <w:r>
-        <w:t xml:space="preserve"> </w:t>
-      </w:r>
-      <w:r>
-        <w:t xml:space="preserve">automated ConMon gate.</w:t>
-      </w:r>
-    </w:p>
-    <w:p>
-      <w:pPr>
-        <w:pStyle w:val="BodyText"/>
-      </w:pPr>
-      <w:r>
-        <w:t xml:space="preserve">The OSCAL AP+AR+POAM bundle is fully generated by</w:t>
-      </w:r>
-      <w:r>
-        <w:t xml:space="preserve"> </w:t>
-      </w:r>
-      <w:r>
-        <w:rPr>
-          <w:rStyle w:val="VerbatimChar"/>
-        </w:rPr>
-        <w:t xml:space="preserve">uiao oscal bundle</w:t>
-      </w:r>
-      <w:r>
-        <w:t xml:space="preserve">.</w:t>
-      </w:r>
-      <w:r>
-        <w:t xml:space="preserve"> </w:t>
-      </w:r>
-      <w:r>
-        <w:t xml:space="preserve">The evaluation engine (ADR-111) is wired for</w:t>
-      </w:r>
-      <w:r>
         <w:t xml:space="preserve"> </w:t>
       </w:r>
       <w:r>
@@ -186,37 +92,25 @@
           <w:b/>
           <w:bCs/>
         </w:rPr>
-        <w:t xml:space="preserve">all 29 FedRAMP 20x CR26 KSI rules</w:t>
-      </w:r>
-      <w:r>
-        <w:t xml:space="preserve"> </w:t>
-      </w:r>
-      <w:r>
-        <w:t xml:space="preserve">— zero scaffold rules remain. Part 18 (Book_18) delivered the AT family training</w:t>
-      </w:r>
-      <w:r>
-        <w:t xml:space="preserve"> </w:t>
-      </w:r>
-      <w:r>
-        <w:t xml:space="preserve">evidence and closed KSI-022 (KSI-CED-RAT). Part 19 (Book_19) assembled the</w:t>
-      </w:r>
-      <w:r>
-        <w:t xml:space="preserve"> </w:t>
-      </w:r>
-      <w:r>
-        <w:t xml:space="preserve">authorization package — OSCAL bundle (29/29 satisfied, 0 open risks, 0 POA&amp;M</w:t>
-      </w:r>
-      <w:r>
-        <w:t xml:space="preserve"> </w:t>
-      </w:r>
-      <w:r>
-        <w:t xml:space="preserve">items), BOD 26-04 VDR/VER submission procedure, and CA-7 ConMon program. All 29</w:t>
-      </w:r>
-      <w:r>
-        <w:t xml:space="preserve"> </w:t>
-      </w:r>
-      <w:r>
-        <w:t xml:space="preserve">KSIs are satisfied at high confidence.</w:t>
+        <w:t xml:space="preserve">layer</w:t>
+      </w:r>
+      <w:r>
+        <w:t xml:space="preserve"> </w:t>
+      </w:r>
+      <w:r>
+        <w:t xml:space="preserve">for the agency’s RMF authorization, with continuous-monitoring evidence</w:t>
+      </w:r>
+      <w:r>
+        <w:t xml:space="preserve"> </w:t>
+      </w:r>
+      <w:r>
+        <w:t xml:space="preserve">modeled on the FedRAMP 20x KSI schema. The Conformance Adapter / OSCAL Emitter</w:t>
+      </w:r>
+      <w:r>
+        <w:t xml:space="preserve"> </w:t>
+      </w:r>
+      <w:r>
+        <w:t xml:space="preserve">framework provides the</w:t>
       </w:r>
       <w:r>
         <w:t xml:space="preserve"> </w:t>
@@ -226,21 +120,373 @@
           <w:b/>
           <w:bCs/>
         </w:rPr>
-        <w:t xml:space="preserve">The series is complete and the</w:t>
+        <w:t xml:space="preserve">evidence governance layer</w:t>
+      </w:r>
+      <w:r>
+        <w:t xml:space="preserve"> </w:t>
+      </w:r>
+      <w:r>
+        <w:t xml:space="preserve">— tracking which evidence</w:t>
+      </w:r>
+      <w:r>
+        <w:t xml:space="preserve"> </w:t>
+      </w:r>
+      <w:r>
+        <w:t xml:space="preserve">closes which control, generating machine-readable KSI packages, and feeding the</w:t>
+      </w:r>
+      <w:r>
+        <w:t xml:space="preserve"> </w:t>
+      </w:r>
+      <w:r>
+        <w:t xml:space="preserve">automated ConMon gate.</w:t>
+      </w:r>
+    </w:p>
+    <w:p>
+      <w:pPr>
+        <w:pStyle w:val="BodyText"/>
+      </w:pPr>
+      <w:r>
+        <w:t xml:space="preserve">The OSCAL AP+AR+POAM bundle is fully generated by</w:t>
+      </w:r>
+      <w:r>
+        <w:t xml:space="preserve"> </w:t>
+      </w:r>
+      <w:r>
+        <w:rPr>
+          <w:rStyle w:val="VerbatimChar"/>
+        </w:rPr>
+        <w:t xml:space="preserve">uiao oscal bundle</w:t>
+      </w:r>
+      <w:r>
+        <w:t xml:space="preserve">.</w:t>
+      </w:r>
+      <w:r>
+        <w:t xml:space="preserve"> </w:t>
+      </w:r>
+      <w:r>
+        <w:t xml:space="preserve">The evaluation engine (ADR-111) is wired for</w:t>
+      </w:r>
+      <w:r>
+        <w:t xml:space="preserve"> </w:t>
       </w:r>
       <w:r>
         <w:rPr>
           <w:b/>
           <w:bCs/>
         </w:rPr>
-        <w:t xml:space="preserve"> </w:t>
+        <w:t xml:space="preserve">all 29 KSI rules in the ADR-111</w:t>
       </w:r>
       <w:r>
         <w:rPr>
           <w:b/>
           <w:bCs/>
         </w:rPr>
-        <w:t xml:space="preserve">authorization package is ready for FedRAMP PMO submission.</w:t>
+        <w:t xml:space="preserve"> </w:t>
+      </w:r>
+      <w:r>
+        <w:rPr>
+          <w:b/>
+          <w:bCs/>
+        </w:rPr>
+        <w:t xml:space="preserve">rule set</w:t>
+      </w:r>
+      <w:r>
+        <w:t xml:space="preserve"> </w:t>
+      </w:r>
+      <w:r>
+        <w:t xml:space="preserve">— zero scaffold rules remain. Part 18 (Book_18) delivered the AT</w:t>
+      </w:r>
+      <w:r>
+        <w:t xml:space="preserve"> </w:t>
+      </w:r>
+      <w:r>
+        <w:t xml:space="preserve">family training evidence and closed KSI-022 (KSI-CED-RAT). Part 19 (Book_19)</w:t>
+      </w:r>
+      <w:r>
+        <w:t xml:space="preserve"> </w:t>
+      </w:r>
+      <w:r>
+        <w:t xml:space="preserve">assembled the authorization package — OSCAL bundle (29/29 rules in scope</w:t>
+      </w:r>
+      <w:r>
+        <w:t xml:space="preserve"> </w:t>
+      </w:r>
+      <w:r>
+        <w:t xml:space="preserve">satisfied, 0 open risks, 0 POA&amp;M items), BOD 26-04 VDR/VER submission</w:t>
+      </w:r>
+      <w:r>
+        <w:t xml:space="preserve"> </w:t>
+      </w:r>
+      <w:r>
+        <w:t xml:space="preserve">procedure, and CA-7 ConMon program. All rules in scope are self-assessed</w:t>
+      </w:r>
+      <w:r>
+        <w:t xml:space="preserve"> </w:t>
+      </w:r>
+      <w:r>
+        <w:t xml:space="preserve">satisfied pending independent security control assessment (SCA).</w:t>
+      </w:r>
+      <w:r>
+        <w:t xml:space="preserve"> </w:t>
+      </w:r>
+      <w:r>
+        <w:rPr>
+          <w:b/>
+          <w:bCs/>
+        </w:rPr>
+        <w:t xml:space="preserve">The series</w:t>
+      </w:r>
+      <w:r>
+        <w:rPr>
+          <w:b/>
+          <w:bCs/>
+        </w:rPr>
+        <w:t xml:space="preserve"> </w:t>
+      </w:r>
+      <w:r>
+        <w:rPr>
+          <w:b/>
+          <w:bCs/>
+        </w:rPr>
+        <w:t xml:space="preserve">is complete and the authorization package is assembled for the SSA Authorizing</w:t>
+      </w:r>
+      <w:r>
+        <w:rPr>
+          <w:b/>
+          <w:bCs/>
+        </w:rPr>
+        <w:t xml:space="preserve"> </w:t>
+      </w:r>
+      <w:r>
+        <w:rPr>
+          <w:b/>
+          <w:bCs/>
+        </w:rPr>
+        <w:t xml:space="preserve">Official’s review.</w:t>
+      </w:r>
+    </w:p>
+    <w:p>
+      <w:pPr>
+        <w:pStyle w:val="BlockText"/>
+      </w:pPr>
+      <w:r>
+        <w:rPr>
+          <w:b/>
+          <w:bCs/>
+        </w:rPr>
+        <w:t xml:space="preserve">Framing note (added 2026-07-08).</w:t>
+      </w:r>
+      <w:r>
+        <w:t xml:space="preserve"> </w:t>
+      </w:r>
+      <w:r>
+        <w:t xml:space="preserve">SSA is a</w:t>
+      </w:r>
+      <w:r>
+        <w:t xml:space="preserve"> </w:t>
+      </w:r>
+      <w:r>
+        <w:rPr>
+          <w:i/>
+          <w:iCs/>
+        </w:rPr>
+        <w:t xml:space="preserve">consuming agency</w:t>
+      </w:r>
+      <w:r>
+        <w:t xml:space="preserve"> </w:t>
+      </w:r>
+      <w:r>
+        <w:t xml:space="preserve">securing its</w:t>
+      </w:r>
+      <w:r>
+        <w:t xml:space="preserve"> </w:t>
+      </w:r>
+      <w:r>
+        <w:t xml:space="preserve">own GCC Moderate enterprise — it is not a cloud service provider seeking a</w:t>
+      </w:r>
+      <w:r>
+        <w:t xml:space="preserve"> </w:t>
+      </w:r>
+      <w:r>
+        <w:t xml:space="preserve">FedRAMP authorization. The artifact this roadmap builds toward is an</w:t>
+      </w:r>
+      <w:r>
+        <w:t xml:space="preserve"> </w:t>
+      </w:r>
+      <w:r>
+        <w:rPr>
+          <w:b/>
+          <w:bCs/>
+        </w:rPr>
+        <w:t xml:space="preserve">agency</w:t>
+      </w:r>
+      <w:r>
+        <w:rPr>
+          <w:b/>
+          <w:bCs/>
+        </w:rPr>
+        <w:t xml:space="preserve"> </w:t>
+      </w:r>
+      <w:r>
+        <w:rPr>
+          <w:b/>
+          <w:bCs/>
+        </w:rPr>
+        <w:t xml:space="preserve">RMF/FISMA ATO (NIST SP 800-37)</w:t>
+      </w:r>
+      <w:r>
+        <w:t xml:space="preserve"> </w:t>
+      </w:r>
+      <w:r>
+        <w:t xml:space="preserve">issued by the SSA Authorizing Official, with</w:t>
+      </w:r>
+      <w:r>
+        <w:t xml:space="preserve"> </w:t>
+      </w:r>
+      <w:r>
+        <w:t xml:space="preserve">the FedRAMP-authorized cloud services SSA consumes (M365 GCC, AWS GovCloud,</w:t>
+      </w:r>
+      <w:r>
+        <w:t xml:space="preserve"> </w:t>
+      </w:r>
+      <w:r>
+        <w:t xml:space="preserve">DDI SaaS) inherited as leveraged authorizations. The FedRAMP 20x KSI schema</w:t>
+      </w:r>
+      <w:r>
+        <w:t xml:space="preserve"> </w:t>
+      </w:r>
+      <w:r>
+        <w:t xml:space="preserve">is used as the</w:t>
+      </w:r>
+      <w:r>
+        <w:t xml:space="preserve"> </w:t>
+      </w:r>
+      <w:r>
+        <w:rPr>
+          <w:i/>
+          <w:iCs/>
+        </w:rPr>
+        <w:t xml:space="preserve">ConMon evidence idiom</w:t>
+      </w:r>
+      <w:r>
+        <w:t xml:space="preserve"> </w:t>
+      </w:r>
+      <w:r>
+        <w:t xml:space="preserve">— it future-proofs the evidence layer</w:t>
+      </w:r>
+      <w:r>
+        <w:t xml:space="preserve"> </w:t>
+      </w:r>
+      <w:r>
+        <w:t xml:space="preserve">against M-24-15 ConMon expectations, CDM, FISMA CIO metrics, and OSCAL</w:t>
+      </w:r>
+      <w:r>
+        <w:t xml:space="preserve"> </w:t>
+      </w:r>
+      <w:r>
+        <w:t xml:space="preserve">mandates, all of which do bind agencies — but nothing here is submitted to</w:t>
+      </w:r>
+      <w:r>
+        <w:t xml:space="preserve"> </w:t>
+      </w:r>
+      <w:r>
+        <w:t xml:space="preserve">the FedRAMP PMO. If any in-scope system is later offered as a shared service</w:t>
+      </w:r>
+      <w:r>
+        <w:t xml:space="preserve"> </w:t>
+      </w:r>
+      <w:r>
+        <w:t xml:space="preserve">to other agencies, that system becomes a CSO and enters the 20x pipeline in</w:t>
+      </w:r>
+      <w:r>
+        <w:t xml:space="preserve"> </w:t>
+      </w:r>
+      <w:r>
+        <w:t xml:space="preserve">its own right; split it out explicitly at that point rather than letting the</w:t>
+      </w:r>
+      <w:r>
+        <w:t xml:space="preserve"> </w:t>
+      </w:r>
+      <w:r>
+        <w:t xml:space="preserve">CSO framing color the enterprise corpus.</w:t>
+      </w:r>
+    </w:p>
+    <w:p>
+      <w:pPr>
+        <w:pStyle w:val="BlockText"/>
+      </w:pPr>
+      <w:r>
+        <w:rPr>
+          <w:b/>
+          <w:bCs/>
+        </w:rPr>
+        <w:t xml:space="preserve">KSI-count reconciliation (open item).</w:t>
+      </w:r>
+      <w:r>
+        <w:t xml:space="preserve"> </w:t>
+      </w:r>
+      <w:r>
+        <w:t xml:space="preserve">The</w:t>
+      </w:r>
+      <w:r>
+        <w:t xml:space="preserve"> </w:t>
+      </w:r>
+      <w:r>
+        <w:t xml:space="preserve">“29 KSI rules”</w:t>
+      </w:r>
+      <w:r>
+        <w:t xml:space="preserve"> </w:t>
+      </w:r>
+      <w:r>
+        <w:t xml:space="preserve">throughout this</w:t>
+      </w:r>
+      <w:r>
+        <w:t xml:space="preserve"> </w:t>
+      </w:r>
+      <w:r>
+        <w:t xml:space="preserve">document are the ADR-111 rule decomposition, not the published CR26 Moderate</w:t>
+      </w:r>
+      <w:r>
+        <w:t xml:space="preserve"> </w:t>
+      </w:r>
+      <w:r>
+        <w:t xml:space="preserve">KSI catalog (~56–63 indicators across the same 10 theme codes, depending on</w:t>
+      </w:r>
+      <w:r>
+        <w:t xml:space="preserve"> </w:t>
+      </w:r>
+      <w:r>
+        <w:t xml:space="preserve">counting method). Until the 29-rule set is diffed rule-ID-by-rule-ID against</w:t>
+      </w:r>
+      <w:r>
+        <w:t xml:space="preserve"> </w:t>
+      </w:r>
+      <w:r>
+        <w:t xml:space="preserve">the finalized CR26 Moderate list (June 25, 2026) and the mapping stated</w:t>
+      </w:r>
+      <w:r>
+        <w:t xml:space="preserve"> </w:t>
+      </w:r>
+      <w:r>
+        <w:t xml:space="preserve">explicitly,</w:t>
+      </w:r>
+      <w:r>
+        <w:t xml:space="preserve"> </w:t>
+      </w:r>
+      <w:r>
+        <w:t xml:space="preserve">“29/29 satisfied”</w:t>
+      </w:r>
+      <w:r>
+        <w:t xml:space="preserve"> </w:t>
+      </w:r>
+      <w:r>
+        <w:t xml:space="preserve">is a claim about the internal rule set — not</w:t>
+      </w:r>
+      <w:r>
+        <w:t xml:space="preserve"> </w:t>
+      </w:r>
+      <w:r>
+        <w:t xml:space="preserve">about coverage of the full CR26 indicator set.</w:t>
       </w:r>
     </w:p>
     <w:p>
@@ -1749,7 +1995,7 @@
               <w:pStyle w:val="Compact"/>
             </w:pPr>
             <w:r>
-              <w:t xml:space="preserve">GCC Moderate systems can begin —</w:t>
+              <w:t xml:space="preserve">Class C (Moderate) CSO certifications open —</w:t>
             </w:r>
             <w:r>
               <w:t xml:space="preserve"> </w:t>
@@ -1759,7 +2005,13 @@
                 <w:b/>
                 <w:bCs/>
               </w:rPr>
-              <w:t xml:space="preserve">SSA’s window</w:t>
+              <w:t xml:space="preserve">the window for the cloud services SSA inherits.</w:t>
+            </w:r>
+            <w:r>
+              <w:t xml:space="preserve"> </w:t>
+            </w:r>
+            <w:r>
+              <w:t xml:space="preserve">SSA tracks that its providers (M365 GCC, GovCloud, DDI) enter the 20x pipeline; this is not an SSA submission window</w:t>
             </w:r>
           </w:p>
         </w:tc>
@@ -6268,13 +6520,13 @@
       </w:r>
     </w:p>
     <w:bookmarkEnd w:id="30"/>
-    <w:bookmarkStart w:id="31" w:name="Xd47729c270b0dba4d0f5d41c78a329feea5265f"/>
+    <w:bookmarkStart w:id="31" w:name="X9a778112191957761f95d8c82818c114f2d4447"/>
     <w:p>
       <w:pPr>
         <w:pStyle w:val="Heading3"/>
       </w:pPr>
       <w:r>
-        <w:t xml:space="preserve">Phase 7 — Authorization Package Submission (FedRAMP PMO)</w:t>
+        <w:t xml:space="preserve">Phase 7 — Agency Authorization Decision (SSA AO)</w:t>
       </w:r>
     </w:p>
     <w:p>
@@ -6286,7 +6538,7 @@
         </w:numPr>
       </w:pPr>
       <w:r>
-        <w:t xml:space="preserve">Authorization package submitted to FedRAMP PMO (Class B+C window — Aug 31, 2026+)</w:t>
+        <w:t xml:space="preserve">Authorization package presented to the SSA AO for the RMF authorization decision; inherited CSOs tracked against their own 20x Class C timelines (window opens Aug 31, 2026)</w:t>
       </w:r>
     </w:p>
     <w:p>
@@ -6310,7 +6562,7 @@
         </w:numPr>
       </w:pPr>
       <w:r>
-        <w:t xml:space="preserve">FedRAMP 20x ATO issued (all 29 KSI rules satisfied in AR)</w:t>
+        <w:t xml:space="preserve">Agency ATO issued by the SSA AO; leveraged FedRAMP authorizations documented as inherited controls in the SSP</w:t>
       </w:r>
     </w:p>
     <w:bookmarkEnd w:id="31"/>
@@ -7660,32 +7912,22 @@
   <w:style w:default="1" w:styleId="Table" w:type="table">
     <w:name w:val="Table"/>
     <w:basedOn w:val="TableNormal"/>
-    <w:uiPriority w:val="59"/>
+    <w:semiHidden/>
+    <w:unhideWhenUsed/>
     <w:qFormat/>
     <w:tblPr>
       <w:tblInd w:type="dxa" w:w="0"/>
-      <w:tblBorders>
-        <w:top w:color="0078D4" w:space="0" w:sz="12" w:val="single"/>
-        <w:bottom w:color="0078D4" w:space="0" w:sz="12" w:val="single"/>
-        <w:left w:val="nil"/>
-        <w:right w:val="nil"/>
-        <w:insideH w:color="D1D5DA" w:space="0" w:sz="4" w:val="single"/>
-        <w:insideV w:val="nil"/>
-      </w:tblBorders>
       <w:tblCellMar>
-        <w:top w:type="dxa" w:w="80"/>
+        <w:top w:type="dxa" w:w="0"/>
         <w:left w:type="dxa" w:w="108"/>
-        <w:bottom w:type="dxa" w:w="80"/>
+        <w:bottom w:type="dxa" w:w="0"/>
         <w:right w:type="dxa" w:w="108"/>
       </w:tblCellMar>
     </w:tblPr>
     <w:tblStylePr w:type="firstRow">
-      <w:rPr>
-        <w:b/>
-      </w:rPr>
       <w:tcPr>
         <w:tcBorders>
-          <w:bottom w:color="0078D4" w:space="0" w:sz="8" w:val="single"/>
+          <w:bottom w:val="single"/>
         </w:tcBorders>
         <w:vAlign w:val="bottom"/>
       </w:tcPr>
@@ -7746,29 +7988,6 @@
     <w:basedOn w:val="DefaultParagraphFont"/>
     <w:link w:val="BodyText"/>
   </w:style>
-  <w:style w:customStyle="1" w:styleId="SourceCode" w:type="paragraph">
-    <w:name w:val="Source Code"/>
-    <w:basedOn w:val="Normal"/>
-    <w:link w:val="VerbatimChar"/>
-    <w:pPr>
-      <w:pBdr>
-        <w:top w:color="D1D5DA" w:space="6" w:sz="6" w:val="single"/>
-        <w:left w:color="D1D5DA" w:space="6" w:sz="6" w:val="single"/>
-        <w:bottom w:color="D1D5DA" w:space="6" w:sz="6" w:val="single"/>
-        <w:right w:color="D1D5DA" w:space="6" w:sz="6" w:val="single"/>
-      </w:pBdr>
-      <w:shd w:fill="F6F8FA" w:val="clear"/>
-      <w:wordWrap w:val="off"/>
-      <w:spacing w:after="0" w:before="0" w:line="240" w:lineRule="auto"/>
-      <w:ind w:left="144" w:right="144"/>
-      <w:contextualSpacing/>
-    </w:pPr>
-    <w:rPr>
-      <w:rFonts w:ascii="Consolas" w:hAnsi="Consolas"/>
-      <w:color w:val="24292E"/>
-      <w:sz w:val="18"/>
-    </w:rPr>
-  </w:style>
   <w:style w:customStyle="1" w:styleId="VerbatimChar" w:type="character">
     <w:name w:val="Verbatim Char"/>
     <w:basedOn w:val="BodyTextChar"/>
@@ -7813,98 +8032,118 @@
       <w:color w:themeColor="accent1" w:themeShade="BF" w:val="365F91"/>
     </w:rPr>
   </w:style>
+  <w:style w:type="paragraph" w:customStyle="1" w:styleId="SourceCode">
+    <w:name w:val="Source Code"/>
+    <w:basedOn w:val="Normal"/>
+    <w:link w:val="VerbatimChar"/>
+    <w:pPr>
+      <w:wordWrap w:val="off"/>
+      <w:shd w:val="clear" w:fill="f1f3f5"/>
+    </w:pPr>
+  </w:style>
   <w:style w:type="character" w:customStyle="1" w:styleId="KeywordTok">
     <w:name w:val="KeywordTok"/>
     <w:basedOn w:val="VerbatimChar"/>
     <w:rPr>
       <w:b/>
-      <w:color w:val="007020"/>
+      <w:color w:val="003b4f"/>
+      <w:shd w:val="clear" w:fill="f1f3f5"/>
     </w:rPr>
   </w:style>
   <w:style w:type="character" w:customStyle="1" w:styleId="DataTypeTok">
     <w:name w:val="DataTypeTok"/>
     <w:basedOn w:val="VerbatimChar"/>
     <w:rPr>
-      <w:color w:val="902000"/>
+      <w:color w:val="ad0000"/>
+      <w:shd w:val="clear" w:fill="f1f3f5"/>
     </w:rPr>
   </w:style>
   <w:style w:type="character" w:customStyle="1" w:styleId="DecValTok">
     <w:name w:val="DecValTok"/>
     <w:basedOn w:val="VerbatimChar"/>
     <w:rPr>
-      <w:color w:val="40a070"/>
+      <w:color w:val="ad0000"/>
+      <w:shd w:val="clear" w:fill="f1f3f5"/>
     </w:rPr>
   </w:style>
   <w:style w:type="character" w:customStyle="1" w:styleId="BaseNTok">
     <w:name w:val="BaseNTok"/>
     <w:basedOn w:val="VerbatimChar"/>
     <w:rPr>
-      <w:color w:val="40a070"/>
+      <w:color w:val="ad0000"/>
+      <w:shd w:val="clear" w:fill="f1f3f5"/>
     </w:rPr>
   </w:style>
   <w:style w:type="character" w:customStyle="1" w:styleId="FloatTok">
     <w:name w:val="FloatTok"/>
     <w:basedOn w:val="VerbatimChar"/>
     <w:rPr>
-      <w:color w:val="40a070"/>
+      <w:color w:val="ad0000"/>
+      <w:shd w:val="clear" w:fill="f1f3f5"/>
     </w:rPr>
   </w:style>
   <w:style w:type="character" w:customStyle="1" w:styleId="ConstantTok">
     <w:name w:val="ConstantTok"/>
     <w:basedOn w:val="VerbatimChar"/>
     <w:rPr>
-      <w:color w:val="880000"/>
+      <w:color w:val="8f5902"/>
+      <w:shd w:val="clear" w:fill="f1f3f5"/>
     </w:rPr>
   </w:style>
   <w:style w:type="character" w:customStyle="1" w:styleId="CharTok">
     <w:name w:val="CharTok"/>
     <w:basedOn w:val="VerbatimChar"/>
     <w:rPr>
-      <w:color w:val="4070a0"/>
+      <w:color w:val="20794d"/>
+      <w:shd w:val="clear" w:fill="f1f3f5"/>
     </w:rPr>
   </w:style>
   <w:style w:type="character" w:customStyle="1" w:styleId="SpecialCharTok">
     <w:name w:val="SpecialCharTok"/>
     <w:basedOn w:val="VerbatimChar"/>
     <w:rPr>
-      <w:color w:val="4070a0"/>
+      <w:color w:val="5e5e5e"/>
+      <w:shd w:val="clear" w:fill="f1f3f5"/>
     </w:rPr>
   </w:style>
   <w:style w:type="character" w:customStyle="1" w:styleId="StringTok">
     <w:name w:val="StringTok"/>
     <w:basedOn w:val="VerbatimChar"/>
     <w:rPr>
-      <w:color w:val="4070a0"/>
+      <w:color w:val="20794d"/>
+      <w:shd w:val="clear" w:fill="f1f3f5"/>
     </w:rPr>
   </w:style>
   <w:style w:type="character" w:customStyle="1" w:styleId="VerbatimStringTok">
     <w:name w:val="VerbatimStringTok"/>
     <w:basedOn w:val="VerbatimChar"/>
     <w:rPr>
-      <w:color w:val="4070a0"/>
+      <w:color w:val="20794d"/>
+      <w:shd w:val="clear" w:fill="f1f3f5"/>
     </w:rPr>
   </w:style>
   <w:style w:type="character" w:customStyle="1" w:styleId="SpecialStringTok">
     <w:name w:val="SpecialStringTok"/>
     <w:basedOn w:val="VerbatimChar"/>
     <w:rPr>
-      <w:color w:val="bb6688"/>
+      <w:color w:val="20794d"/>
+      <w:shd w:val="clear" w:fill="f1f3f5"/>
     </w:rPr>
   </w:style>
   <w:style w:type="character" w:customStyle="1" w:styleId="ImportTok">
     <w:name w:val="ImportTok"/>
     <w:basedOn w:val="VerbatimChar"/>
     <w:rPr>
-      <w:b/>
-      <w:color w:val="008000"/>
+      <w:color w:val="00769e"/>
+      <w:shd w:val="clear" w:fill="f1f3f5"/>
     </w:rPr>
   </w:style>
   <w:style w:type="character" w:customStyle="1" w:styleId="CommentTok">
     <w:name w:val="CommentTok"/>
     <w:basedOn w:val="VerbatimChar"/>
     <w:rPr>
-      <w:i/>
-      <w:color w:val="60a0b0"/>
+      <w:color w:val="5e5e5e"/>
+      <w:shd w:val="clear" w:fill="f1f3f5"/>
     </w:rPr>
   </w:style>
   <w:style w:type="character" w:customStyle="1" w:styleId="DocumentationTok">
@@ -7912,46 +8151,49 @@
     <w:basedOn w:val="VerbatimChar"/>
     <w:rPr>
       <w:i/>
-      <w:color w:val="ba2121"/>
+      <w:color w:val="5e5e5e"/>
+      <w:shd w:val="clear" w:fill="f1f3f5"/>
     </w:rPr>
   </w:style>
   <w:style w:type="character" w:customStyle="1" w:styleId="AnnotationTok">
     <w:name w:val="AnnotationTok"/>
     <w:basedOn w:val="VerbatimChar"/>
     <w:rPr>
-      <w:b/>
-      <w:i/>
-      <w:color w:val="60a0b0"/>
+      <w:color w:val="5e5e5e"/>
+      <w:shd w:val="clear" w:fill="f1f3f5"/>
     </w:rPr>
   </w:style>
   <w:style w:type="character" w:customStyle="1" w:styleId="CommentVarTok">
     <w:name w:val="CommentVarTok"/>
     <w:basedOn w:val="VerbatimChar"/>
     <w:rPr>
-      <w:b/>
       <w:i/>
-      <w:color w:val="60a0b0"/>
+      <w:color w:val="5e5e5e"/>
+      <w:shd w:val="clear" w:fill="f1f3f5"/>
     </w:rPr>
   </w:style>
   <w:style w:type="character" w:customStyle="1" w:styleId="OtherTok">
     <w:name w:val="OtherTok"/>
     <w:basedOn w:val="VerbatimChar"/>
     <w:rPr>
-      <w:color w:val="007020"/>
+      <w:color w:val="003b4f"/>
+      <w:shd w:val="clear" w:fill="f1f3f5"/>
     </w:rPr>
   </w:style>
   <w:style w:type="character" w:customStyle="1" w:styleId="FunctionTok">
     <w:name w:val="FunctionTok"/>
     <w:basedOn w:val="VerbatimChar"/>
     <w:rPr>
-      <w:color w:val="06287e"/>
+      <w:color w:val="4758ab"/>
+      <w:shd w:val="clear" w:fill="f1f3f5"/>
     </w:rPr>
   </w:style>
   <w:style w:type="character" w:customStyle="1" w:styleId="VariableTok">
     <w:name w:val="VariableTok"/>
     <w:basedOn w:val="VerbatimChar"/>
     <w:rPr>
-      <w:color w:val="19177c"/>
+      <w:color w:val="111111"/>
+      <w:shd w:val="clear" w:fill="f1f3f5"/>
     </w:rPr>
   </w:style>
   <w:style w:type="character" w:customStyle="1" w:styleId="ControlFlowTok">
@@ -7959,85 +8201,98 @@
     <w:basedOn w:val="VerbatimChar"/>
     <w:rPr>
       <w:b/>
-      <w:color w:val="007020"/>
+      <w:color w:val="003b4f"/>
+      <w:shd w:val="clear" w:fill="f1f3f5"/>
     </w:rPr>
   </w:style>
   <w:style w:type="character" w:customStyle="1" w:styleId="OperatorTok">
     <w:name w:val="OperatorTok"/>
     <w:basedOn w:val="VerbatimChar"/>
     <w:rPr>
-      <w:color w:val="666666"/>
+      <w:color w:val="5e5e5e"/>
+      <w:shd w:val="clear" w:fill="f1f3f5"/>
     </w:rPr>
   </w:style>
   <w:style w:type="character" w:customStyle="1" w:styleId="BuiltInTok">
     <w:name w:val="BuiltInTok"/>
     <w:basedOn w:val="VerbatimChar"/>
     <w:rPr>
-      <w:color w:val="008000"/>
+      <w:color w:val="003b4f"/>
+      <w:shd w:val="clear" w:fill="f1f3f5"/>
     </w:rPr>
   </w:style>
   <w:style w:type="character" w:customStyle="1" w:styleId="ExtensionTok">
     <w:name w:val="ExtensionTok"/>
     <w:basedOn w:val="VerbatimChar"/>
-    <w:rPr/>
+    <w:rPr>
+      <w:color w:val="003b4f"/>
+      <w:shd w:val="clear" w:fill="f1f3f5"/>
+    </w:rPr>
   </w:style>
   <w:style w:type="character" w:customStyle="1" w:styleId="PreprocessorTok">
     <w:name w:val="PreprocessorTok"/>
     <w:basedOn w:val="VerbatimChar"/>
     <w:rPr>
-      <w:color w:val="bc7a00"/>
+      <w:color w:val="ad0000"/>
+      <w:shd w:val="clear" w:fill="f1f3f5"/>
     </w:rPr>
   </w:style>
   <w:style w:type="character" w:customStyle="1" w:styleId="AttributeTok">
     <w:name w:val="AttributeTok"/>
     <w:basedOn w:val="VerbatimChar"/>
     <w:rPr>
-      <w:color w:val="7d9029"/>
+      <w:color w:val="657422"/>
+      <w:shd w:val="clear" w:fill="f1f3f5"/>
     </w:rPr>
   </w:style>
   <w:style w:type="character" w:customStyle="1" w:styleId="RegionMarkerTok">
     <w:name w:val="RegionMarkerTok"/>
     <w:basedOn w:val="VerbatimChar"/>
-    <w:rPr/>
+    <w:rPr>
+      <w:color w:val="003b4f"/>
+      <w:shd w:val="clear" w:fill="f1f3f5"/>
+    </w:rPr>
   </w:style>
   <w:style w:type="character" w:customStyle="1" w:styleId="InformationTok">
     <w:name w:val="InformationTok"/>
     <w:basedOn w:val="VerbatimChar"/>
     <w:rPr>
-      <w:b/>
-      <w:i/>
-      <w:color w:val="60a0b0"/>
+      <w:color w:val="5e5e5e"/>
+      <w:shd w:val="clear" w:fill="f1f3f5"/>
     </w:rPr>
   </w:style>
   <w:style w:type="character" w:customStyle="1" w:styleId="WarningTok">
     <w:name w:val="WarningTok"/>
     <w:basedOn w:val="VerbatimChar"/>
     <w:rPr>
-      <w:b/>
       <w:i/>
-      <w:color w:val="60a0b0"/>
+      <w:color w:val="5e5e5e"/>
+      <w:shd w:val="clear" w:fill="f1f3f5"/>
     </w:rPr>
   </w:style>
   <w:style w:type="character" w:customStyle="1" w:styleId="AlertTok">
     <w:name w:val="AlertTok"/>
     <w:basedOn w:val="VerbatimChar"/>
     <w:rPr>
-      <w:b/>
-      <w:color w:val="ff0000"/>
+      <w:color w:val="ad0000"/>
+      <w:shd w:val="clear" w:fill="f1f3f5"/>
     </w:rPr>
   </w:style>
   <w:style w:type="character" w:customStyle="1" w:styleId="ErrorTok">
     <w:name w:val="ErrorTok"/>
     <w:basedOn w:val="VerbatimChar"/>
     <w:rPr>
-      <w:b/>
-      <w:color w:val="ff0000"/>
+      <w:color w:val="ad0000"/>
+      <w:shd w:val="clear" w:fill="f1f3f5"/>
     </w:rPr>
   </w:style>
   <w:style w:type="character" w:customStyle="1" w:styleId="NormalTok">
     <w:name w:val="NormalTok"/>
     <w:basedOn w:val="VerbatimChar"/>
-    <w:rPr/>
+    <w:rPr>
+      <w:color w:val="003b4f"/>
+      <w:shd w:val="clear" w:fill="f1f3f5"/>
+    </w:rPr>
   </w:style>
 </w:styles>
 </file>

--- a/inbox/Application Aware Networking/federal-aan-conmon-gap-roadmap.docx
+++ b/inbox/Application Aware Networking/federal-aan-conmon-gap-roadmap.docx
@@ -164,7 +164,7 @@
         <w:t xml:space="preserve"> </w:t>
       </w:r>
       <w:r>
-        <w:t xml:space="preserve">The evaluation engine (ADR-111) is wired for</w:t>
+        <w:t xml:space="preserve">The evaluation engine is wired for</w:t>
       </w:r>
       <w:r>
         <w:t xml:space="preserve"> </w:t>
@@ -174,7 +174,7 @@
           <w:b/>
           <w:bCs/>
         </w:rPr>
-        <w:t xml:space="preserve">all 29 KSI rules in the ADR-111</w:t>
+        <w:t xml:space="preserve">all 29 rules in the series’ internal KSI</w:t>
       </w:r>
       <w:r>
         <w:rPr>
@@ -188,7 +188,7 @@
           <w:b/>
           <w:bCs/>
         </w:rPr>
-        <w:t xml:space="preserve">rule set</w:t>
+        <w:t xml:space="preserve">decomposition</w:t>
       </w:r>
       <w:r>
         <w:t xml:space="preserve"> </w:t>
@@ -212,19 +212,7 @@
         <w:t xml:space="preserve"> </w:t>
       </w:r>
       <w:r>
-        <w:t xml:space="preserve">satisfied, 0 open risks, 0 POA&amp;M items), BOD 26-04 VDR/VER submission</w:t>
-      </w:r>
-      <w:r>
-        <w:t xml:space="preserve"> </w:t>
-      </w:r>
-      <w:r>
-        <w:t xml:space="preserve">procedure, and CA-7 ConMon program. All rules in scope are self-assessed</w:t>
-      </w:r>
-      <w:r>
-        <w:t xml:space="preserve"> </w:t>
-      </w:r>
-      <w:r>
-        <w:t xml:space="preserve">satisfied pending independent security control assessment (SCA).</w:t>
+        <w:t xml:space="preserve">self-assessed satisfied, 0 open</w:t>
       </w:r>
       <w:r>
         <w:t xml:space="preserve"> </w:t>
@@ -234,46 +222,83 @@
           <w:b/>
           <w:bCs/>
         </w:rPr>
-        <w:t xml:space="preserve">The series</w:t>
+        <w:t xml:space="preserve">in the series’ internal KSI decomposition</w:t>
+      </w:r>
+      <w:r>
+        <w:t xml:space="preserve">, 0 POA&amp;M</w:t>
+      </w:r>
+      <w:r>
+        <w:t xml:space="preserve"> </w:t>
+      </w:r>
+      <w:r>
+        <w:t xml:space="preserve">items — expected non-empty once mapped to CR26 and assessed), BOD 26-04 VDR/VER</w:t>
+      </w:r>
+      <w:r>
+        <w:t xml:space="preserve"> </w:t>
+      </w:r>
+      <w:r>
+        <w:t xml:space="preserve">submission procedure, and CA-7 ConMon program. All rules in scope are</w:t>
+      </w:r>
+      <w:r>
+        <w:t xml:space="preserve"> </w:t>
+      </w:r>
+      <w:r>
+        <w:t xml:space="preserve">self-assessed satisfied against the series’ internal KSI decomposition (not the finalized</w:t>
+      </w:r>
+      <w:r>
+        <w:t xml:space="preserve"> </w:t>
+      </w:r>
+      <w:r>
+        <w:t xml:space="preserve">CR26 Moderate catalog) pending independent security control assessment (SCA).</w:t>
+      </w:r>
+      <w:r>
+        <w:t xml:space="preserve"> </w:t>
       </w:r>
       <w:r>
         <w:rPr>
           <w:b/>
           <w:bCs/>
         </w:rPr>
-        <w:t xml:space="preserve"> </w:t>
+        <w:t xml:space="preserve">The series</w:t>
       </w:r>
       <w:r>
         <w:rPr>
           <w:b/>
           <w:bCs/>
         </w:rPr>
-        <w:t xml:space="preserve">is complete and the authorization package is assembled for the SSA Authorizing</w:t>
+        <w:t xml:space="preserve"> </w:t>
       </w:r>
       <w:r>
         <w:rPr>
           <w:b/>
           <w:bCs/>
         </w:rPr>
-        <w:t xml:space="preserve"> </w:t>
+        <w:t xml:space="preserve">is complete and the authorization package is assembled for the SSA Authorizing</w:t>
       </w:r>
       <w:r>
         <w:rPr>
           <w:b/>
           <w:bCs/>
         </w:rPr>
-        <w:t xml:space="preserve">Official’s review.</w:t>
-      </w:r>
-    </w:p>
-    <w:p>
-      <w:pPr>
-        <w:pStyle w:val="BlockText"/>
-      </w:pPr>
+        <w:t xml:space="preserve"> </w:t>
+      </w:r>
       <w:r>
         <w:rPr>
           <w:b/>
           <w:bCs/>
         </w:rPr>
+        <w:t xml:space="preserve">Official’s review.</w:t>
+      </w:r>
+    </w:p>
+    <w:p>
+      <w:pPr>
+        <w:pStyle w:val="BlockText"/>
+      </w:pPr>
+      <w:r>
+        <w:rPr>
+          <w:b/>
+          <w:bCs/>
+        </w:rPr>
         <w:t xml:space="preserve">Framing note (added 2026-07-08).</w:t>
       </w:r>
       <w:r>
@@ -420,7 +445,7 @@
           <w:b/>
           <w:bCs/>
         </w:rPr>
-        <w:t xml:space="preserve">KSI-count reconciliation (open item).</w:t>
+        <w:t xml:space="preserve">KSI-count reconciliation (initial diff published).</w:t>
       </w:r>
       <w:r>
         <w:t xml:space="preserve"> </w:t>
@@ -438,37 +463,89 @@
         <w:t xml:space="preserve"> </w:t>
       </w:r>
       <w:r>
-        <w:t xml:space="preserve">throughout this</w:t>
-      </w:r>
-      <w:r>
-        <w:t xml:space="preserve"> </w:t>
-      </w:r>
-      <w:r>
-        <w:t xml:space="preserve">document are the ADR-111 rule decomposition, not the published CR26 Moderate</w:t>
-      </w:r>
-      <w:r>
-        <w:t xml:space="preserve"> </w:t>
-      </w:r>
-      <w:r>
-        <w:t xml:space="preserve">KSI catalog (~56–63 indicators across the same 10 theme codes, depending on</w:t>
-      </w:r>
-      <w:r>
-        <w:t xml:space="preserve"> </w:t>
-      </w:r>
-      <w:r>
-        <w:t xml:space="preserve">counting method). Until the 29-rule set is diffed rule-ID-by-rule-ID against</w:t>
-      </w:r>
-      <w:r>
-        <w:t xml:space="preserve"> </w:t>
-      </w:r>
-      <w:r>
-        <w:t xml:space="preserve">the finalized CR26 Moderate list (June 25, 2026) and the mapping stated</w:t>
-      </w:r>
-      <w:r>
-        <w:t xml:space="preserve"> </w:t>
-      </w:r>
-      <w:r>
-        <w:t xml:space="preserve">explicitly,</w:t>
+        <w:t xml:space="preserve">throughout this document are the series’ internal KSI decomposition, not the published</w:t>
+      </w:r>
+      <w:r>
+        <w:t xml:space="preserve"> </w:t>
+      </w:r>
+      <w:r>
+        <w:t xml:space="preserve">CR26 Moderate KSI catalog. The rule-ID-by-rule-ID diff against the in-repo CR26</w:t>
+      </w:r>
+      <w:r>
+        <w:t xml:space="preserve"> </w:t>
+      </w:r>
+      <w:r>
+        <w:t xml:space="preserve">OSCAL catalog now exists — see</w:t>
+      </w:r>
+      <w:r>
+        <w:t xml:space="preserve"> </w:t>
+      </w:r>
+      <w:r>
+        <w:rPr>
+          <w:rStyle w:val="VerbatimChar"/>
+        </w:rPr>
+        <w:t xml:space="preserve">AAN_CR26_Reconciliation.md</w:t>
+      </w:r>
+      <w:r>
+        <w:t xml:space="preserve">. It finds</w:t>
+      </w:r>
+      <w:r>
+        <w:t xml:space="preserve"> </w:t>
+      </w:r>
+      <w:r>
+        <w:rPr>
+          <w:b/>
+          <w:bCs/>
+        </w:rPr>
+        <w:t xml:space="preserve">19 of</w:t>
+      </w:r>
+      <w:r>
+        <w:rPr>
+          <w:b/>
+          <w:bCs/>
+        </w:rPr>
+        <w:t xml:space="preserve"> </w:t>
+      </w:r>
+      <w:r>
+        <w:rPr>
+          <w:b/>
+          <w:bCs/>
+        </w:rPr>
+        <w:t xml:space="preserve">46</w:t>
+      </w:r>
+      <w:r>
+        <w:t xml:space="preserve"> </w:t>
+      </w:r>
+      <w:r>
+        <w:t xml:space="preserve">CR26 indicators explicitly mapped 1:1 to an internal rule (six themes</w:t>
+      </w:r>
+      <w:r>
+        <w:t xml:space="preserve"> </w:t>
+      </w:r>
+      <w:r>
+        <w:t xml:space="preserve">fully covered) and</w:t>
+      </w:r>
+      <w:r>
+        <w:t xml:space="preserve"> </w:t>
+      </w:r>
+      <w:r>
+        <w:rPr>
+          <w:b/>
+          <w:bCs/>
+        </w:rPr>
+        <w:t xml:space="preserve">27 not yet bound to an indicator ID</w:t>
+      </w:r>
+      <w:r>
+        <w:t xml:space="preserve"> </w:t>
+      </w:r>
+      <w:r>
+        <w:t xml:space="preserve">(IAM/CNA/SVC/MLA,</w:t>
+      </w:r>
+      <w:r>
+        <w:t xml:space="preserve"> </w:t>
+      </w:r>
+      <w:r>
+        <w:t xml:space="preserve">attested at the ScuBA baseline level only). So</w:t>
       </w:r>
       <w:r>
         <w:t xml:space="preserve"> </w:t>
@@ -480,13 +557,25 @@
         <w:t xml:space="preserve"> </w:t>
       </w:r>
       <w:r>
-        <w:t xml:space="preserve">is a claim about the internal rule set — not</w:t>
-      </w:r>
-      <w:r>
-        <w:t xml:space="preserve"> </w:t>
-      </w:r>
-      <w:r>
-        <w:t xml:space="preserve">about coverage of the full CR26 indicator set.</w:t>
+        <w:t xml:space="preserve">is a claim</w:t>
+      </w:r>
+      <w:r>
+        <w:t xml:space="preserve"> </w:t>
+      </w:r>
+      <w:r>
+        <w:t xml:space="preserve">about the internal rule set; CR26 indicator-level coverage is 19/46 explicitly</w:t>
+      </w:r>
+      <w:r>
+        <w:t xml:space="preserve"> </w:t>
+      </w:r>
+      <w:r>
+        <w:t xml:space="preserve">mapped pending reconciliation to the finalized CR26 Moderate list (June 25,</w:t>
+      </w:r>
+      <w:r>
+        <w:t xml:space="preserve"> </w:t>
+      </w:r>
+      <w:r>
+        <w:t xml:space="preserve">2026) and independent SCA.</w:t>
       </w:r>
     </w:p>
     <w:p>
@@ -6119,7 +6208,7 @@
         </w:numPr>
       </w:pPr>
       <w:r>
-        <w:t xml:space="preserve">ADR-111 evaluation engine wired: 15 scaffold rules activated</w:t>
+        <w:t xml:space="preserve">Evaluation engine wired: 15 scaffold rules activated</w:t>
       </w:r>
       <w:r>
         <w:t xml:space="preserve"> </w:t>
@@ -6244,7 +6333,7 @@
           <w:b/>
           <w:bCs/>
         </w:rPr>
-        <w:t xml:space="preserve">All 29 CR26 KSIs now evaluable at high confidence — zero scaffold rules remain</w:t>
+        <w:t xml:space="preserve">All 29 internal KSI-decomposition rules now evaluable at high confidence — zero scaffold rules remain</w:t>
       </w:r>
     </w:p>
     <w:p>
@@ -6311,7 +6400,49 @@
         <w:t xml:space="preserve"> </w:t>
       </w:r>
       <w:r>
-        <w:t xml:space="preserve">29/29 KSIs satisfied, 0 open risks, 0 POA&amp;M items, 8 evidence slots bound</w:t>
+        <w:t xml:space="preserve">29/29 of the series’ internal KSI decomposition self-assessed satisfied, 0 open in</w:t>
+      </w:r>
+      <w:r>
+        <w:t xml:space="preserve"> </w:t>
+      </w:r>
+      <w:r>
+        <w:t xml:space="preserve">that rule set, 0 POA&amp;M items, 8 evidence slots bound —</w:t>
+      </w:r>
+      <w:r>
+        <w:t xml:space="preserve"> </w:t>
+      </w:r>
+      <w:r>
+        <w:rPr>
+          <w:b/>
+          <w:bCs/>
+        </w:rPr>
+        <w:t xml:space="preserve">pending CR26</w:t>
+      </w:r>
+      <w:r>
+        <w:rPr>
+          <w:b/>
+          <w:bCs/>
+        </w:rPr>
+        <w:t xml:space="preserve"> </w:t>
+      </w:r>
+      <w:r>
+        <w:rPr>
+          <w:b/>
+          <w:bCs/>
+        </w:rPr>
+        <w:t xml:space="preserve">rule-ID reconciliation and independent SCA</w:t>
+      </w:r>
+      <w:r>
+        <w:t xml:space="preserve"> </w:t>
+      </w:r>
+      <w:r>
+        <w:t xml:space="preserve">(POA&amp;M expected non-empty once</w:t>
+      </w:r>
+      <w:r>
+        <w:t xml:space="preserve"> </w:t>
+      </w:r>
+      <w:r>
+        <w:t xml:space="preserve">mapped/assessed; see the KSI-count reconciliation open item above)</w:t>
       </w:r>
     </w:p>
     <w:p>
@@ -7912,22 +8043,32 @@
   <w:style w:default="1" w:styleId="Table" w:type="table">
     <w:name w:val="Table"/>
     <w:basedOn w:val="TableNormal"/>
-    <w:semiHidden/>
-    <w:unhideWhenUsed/>
+    <w:uiPriority w:val="59"/>
     <w:qFormat/>
     <w:tblPr>
       <w:tblInd w:type="dxa" w:w="0"/>
+      <w:tblBorders>
+        <w:top w:color="0078D4" w:space="0" w:sz="12" w:val="single"/>
+        <w:bottom w:color="0078D4" w:space="0" w:sz="12" w:val="single"/>
+        <w:left w:val="nil"/>
+        <w:right w:val="nil"/>
+        <w:insideH w:color="D1D5DA" w:space="0" w:sz="4" w:val="single"/>
+        <w:insideV w:val="nil"/>
+      </w:tblBorders>
       <w:tblCellMar>
-        <w:top w:type="dxa" w:w="0"/>
+        <w:top w:type="dxa" w:w="80"/>
         <w:left w:type="dxa" w:w="108"/>
-        <w:bottom w:type="dxa" w:w="0"/>
+        <w:bottom w:type="dxa" w:w="80"/>
         <w:right w:type="dxa" w:w="108"/>
       </w:tblCellMar>
     </w:tblPr>
     <w:tblStylePr w:type="firstRow">
+      <w:rPr>
+        <w:b/>
+      </w:rPr>
       <w:tcPr>
         <w:tcBorders>
-          <w:bottom w:val="single"/>
+          <w:bottom w:color="0078D4" w:space="0" w:sz="8" w:val="single"/>
         </w:tcBorders>
         <w:vAlign w:val="bottom"/>
       </w:tcPr>
@@ -7988,6 +8129,29 @@
     <w:basedOn w:val="DefaultParagraphFont"/>
     <w:link w:val="BodyText"/>
   </w:style>
+  <w:style w:customStyle="1" w:styleId="SourceCode" w:type="paragraph">
+    <w:name w:val="Source Code"/>
+    <w:basedOn w:val="Normal"/>
+    <w:link w:val="VerbatimChar"/>
+    <w:pPr>
+      <w:pBdr>
+        <w:top w:color="D1D5DA" w:space="6" w:sz="6" w:val="single"/>
+        <w:left w:color="D1D5DA" w:space="6" w:sz="6" w:val="single"/>
+        <w:bottom w:color="D1D5DA" w:space="6" w:sz="6" w:val="single"/>
+        <w:right w:color="D1D5DA" w:space="6" w:sz="6" w:val="single"/>
+      </w:pBdr>
+      <w:shd w:fill="F6F8FA" w:val="clear"/>
+      <w:wordWrap w:val="off"/>
+      <w:spacing w:after="0" w:before="0" w:line="240" w:lineRule="auto"/>
+      <w:ind w:left="144" w:right="144"/>
+      <w:contextualSpacing/>
+    </w:pPr>
+    <w:rPr>
+      <w:rFonts w:ascii="Consolas" w:hAnsi="Consolas"/>
+      <w:color w:val="24292E"/>
+      <w:sz w:val="18"/>
+    </w:rPr>
+  </w:style>
   <w:style w:customStyle="1" w:styleId="VerbatimChar" w:type="character">
     <w:name w:val="Verbatim Char"/>
     <w:basedOn w:val="BodyTextChar"/>
@@ -8032,118 +8196,220 @@
       <w:color w:themeColor="accent1" w:themeShade="BF" w:val="365F91"/>
     </w:rPr>
   </w:style>
-  <w:style w:type="paragraph" w:customStyle="1" w:styleId="SourceCode">
-    <w:name w:val="Source Code"/>
+  <w:style w:customStyle="1" w:styleId="CalloutWarning" w:type="paragraph">
+    <w:name w:val="CalloutWarning"/>
+    <w:basedOn w:val="BodyText"/>
+    <w:pPr>
+      <w:shd w:color="auto" w:fill="FBF3E4" w:val="clear"/>
+      <w:pBdr>
+        <w:top w:color="C9D4E0" w:space="6" w:sz="4" w:val="single"/>
+        <w:left w:color="D4860B" w:space="6" w:sz="24" w:val="single"/>
+        <w:bottom w:color="C9D4E0" w:space="6" w:sz="4" w:val="single"/>
+        <w:right w:color="C9D4E0" w:space="6" w:sz="4" w:val="single"/>
+      </w:pBdr>
+      <w:spacing w:after="60" w:before="60"/>
+      <w:ind w:left="120" w:right="120"/>
+    </w:pPr>
+    <w:rPr>
+      <w:color w:val="2A2A2A"/>
+    </w:rPr>
+  </w:style>
+  <w:style w:customStyle="1" w:styleId="CalloutImportant" w:type="paragraph">
+    <w:name w:val="CalloutImportant"/>
+    <w:basedOn w:val="BodyText"/>
+    <w:pPr>
+      <w:shd w:color="auto" w:fill="EDF3F9" w:val="clear"/>
+      <w:pBdr>
+        <w:top w:color="C9D4E0" w:space="6" w:sz="4" w:val="single"/>
+        <w:left w:color="1F3A5F" w:space="6" w:sz="24" w:val="single"/>
+        <w:bottom w:color="C9D4E0" w:space="6" w:sz="4" w:val="single"/>
+        <w:right w:color="C9D4E0" w:space="6" w:sz="4" w:val="single"/>
+      </w:pBdr>
+      <w:spacing w:after="60" w:before="60"/>
+      <w:ind w:left="120" w:right="120"/>
+    </w:pPr>
+    <w:rPr>
+      <w:color w:val="2A2A2A"/>
+    </w:rPr>
+  </w:style>
+  <w:style w:customStyle="1" w:styleId="CalloutNote" w:type="paragraph">
+    <w:name w:val="CalloutNote"/>
+    <w:basedOn w:val="BodyText"/>
+    <w:pPr>
+      <w:shd w:color="auto" w:fill="F3F5F8" w:val="clear"/>
+      <w:pBdr>
+        <w:top w:color="C9D4E0" w:space="6" w:sz="4" w:val="single"/>
+        <w:left w:color="5A6B7B" w:space="6" w:sz="24" w:val="single"/>
+        <w:bottom w:color="C9D4E0" w:space="6" w:sz="4" w:val="single"/>
+        <w:right w:color="C9D4E0" w:space="6" w:sz="4" w:val="single"/>
+      </w:pBdr>
+      <w:spacing w:after="60" w:before="60"/>
+      <w:ind w:left="120" w:right="120"/>
+    </w:pPr>
+    <w:rPr>
+      <w:color w:val="2A2A2A"/>
+    </w:rPr>
+  </w:style>
+  <w:style w:customStyle="1" w:styleId="CalloutTip" w:type="paragraph">
+    <w:name w:val="CalloutTip"/>
+    <w:basedOn w:val="BodyText"/>
+    <w:pPr>
+      <w:shd w:color="auto" w:fill="E6F5F2" w:val="clear"/>
+      <w:pBdr>
+        <w:top w:color="C9D4E0" w:space="6" w:sz="4" w:val="single"/>
+        <w:left w:color="1A9E8F" w:space="6" w:sz="24" w:val="single"/>
+        <w:bottom w:color="C9D4E0" w:space="6" w:sz="4" w:val="single"/>
+        <w:right w:color="C9D4E0" w:space="6" w:sz="4" w:val="single"/>
+      </w:pBdr>
+      <w:spacing w:after="60" w:before="60"/>
+      <w:ind w:left="120" w:right="120"/>
+    </w:pPr>
+    <w:rPr>
+      <w:color w:val="2A2A2A"/>
+    </w:rPr>
+  </w:style>
+  <w:style w:customStyle="1" w:styleId="CalloutCaution" w:type="paragraph">
+    <w:name w:val="CalloutCaution"/>
+    <w:basedOn w:val="BodyText"/>
+    <w:pPr>
+      <w:shd w:color="auto" w:fill="F9EAE8" w:val="clear"/>
+      <w:pBdr>
+        <w:top w:color="C9D4E0" w:space="6" w:sz="4" w:val="single"/>
+        <w:left w:color="C0392B" w:space="6" w:sz="24" w:val="single"/>
+        <w:bottom w:color="C9D4E0" w:space="6" w:sz="4" w:val="single"/>
+        <w:right w:color="C9D4E0" w:space="6" w:sz="4" w:val="single"/>
+      </w:pBdr>
+      <w:spacing w:after="60" w:before="60"/>
+      <w:ind w:left="120" w:right="120"/>
+    </w:pPr>
+    <w:rPr>
+      <w:color w:val="2A2A2A"/>
+    </w:rPr>
+  </w:style>
+  <w:style w:customStyle="1" w:styleId="ExecSummary" w:type="paragraph">
+    <w:name w:val="ExecSummary"/>
+    <w:basedOn w:val="BodyText"/>
+    <w:pPr>
+      <w:shd w:color="auto" w:fill="EDF3F9" w:val="clear"/>
+      <w:pBdr>
+        <w:top w:color="C9D4E0" w:space="6" w:sz="4" w:val="single"/>
+        <w:left w:color="1F3A5F" w:space="6" w:sz="24" w:val="single"/>
+        <w:bottom w:color="C9D4E0" w:space="6" w:sz="4" w:val="single"/>
+        <w:right w:color="C9D4E0" w:space="6" w:sz="4" w:val="single"/>
+      </w:pBdr>
+      <w:spacing w:after="60" w:before="60"/>
+      <w:ind w:left="120" w:right="120"/>
+    </w:pPr>
+    <w:rPr>
+      <w:color w:val="2A2A2A"/>
+    </w:rPr>
+  </w:style>
+  <w:style w:customStyle="1" w:styleId="FouoBanner" w:type="paragraph">
+    <w:name w:val="FouoBanner"/>
     <w:basedOn w:val="Normal"/>
-    <w:link w:val="VerbatimChar"/>
     <w:pPr>
-      <w:wordWrap w:val="off"/>
-      <w:shd w:val="clear" w:fill="f1f3f5"/>
+      <w:shd w:color="auto" w:fill="F9EAE8" w:val="clear"/>
+      <w:jc w:val="center"/>
+      <w:spacing w:after="60" w:before="60"/>
+      <w:ind w:left="120" w:right="120"/>
     </w:pPr>
+    <w:rPr>
+      <w:b/>
+      <w:color w:val="C0392B"/>
+    </w:rPr>
   </w:style>
   <w:style w:type="character" w:customStyle="1" w:styleId="KeywordTok">
     <w:name w:val="KeywordTok"/>
     <w:basedOn w:val="VerbatimChar"/>
     <w:rPr>
       <w:b/>
-      <w:color w:val="003b4f"/>
-      <w:shd w:val="clear" w:fill="f1f3f5"/>
+      <w:color w:val="007020"/>
     </w:rPr>
   </w:style>
   <w:style w:type="character" w:customStyle="1" w:styleId="DataTypeTok">
     <w:name w:val="DataTypeTok"/>
     <w:basedOn w:val="VerbatimChar"/>
     <w:rPr>
-      <w:color w:val="ad0000"/>
-      <w:shd w:val="clear" w:fill="f1f3f5"/>
+      <w:color w:val="902000"/>
     </w:rPr>
   </w:style>
   <w:style w:type="character" w:customStyle="1" w:styleId="DecValTok">
     <w:name w:val="DecValTok"/>
     <w:basedOn w:val="VerbatimChar"/>
     <w:rPr>
-      <w:color w:val="ad0000"/>
-      <w:shd w:val="clear" w:fill="f1f3f5"/>
+      <w:color w:val="40a070"/>
     </w:rPr>
   </w:style>
   <w:style w:type="character" w:customStyle="1" w:styleId="BaseNTok">
     <w:name w:val="BaseNTok"/>
     <w:basedOn w:val="VerbatimChar"/>
     <w:rPr>
-      <w:color w:val="ad0000"/>
-      <w:shd w:val="clear" w:fill="f1f3f5"/>
+      <w:color w:val="40a070"/>
     </w:rPr>
   </w:style>
   <w:style w:type="character" w:customStyle="1" w:styleId="FloatTok">
     <w:name w:val="FloatTok"/>
     <w:basedOn w:val="VerbatimChar"/>
     <w:rPr>
-      <w:color w:val="ad0000"/>
-      <w:shd w:val="clear" w:fill="f1f3f5"/>
+      <w:color w:val="40a070"/>
     </w:rPr>
   </w:style>
   <w:style w:type="character" w:customStyle="1" w:styleId="ConstantTok">
     <w:name w:val="ConstantTok"/>
     <w:basedOn w:val="VerbatimChar"/>
     <w:rPr>
-      <w:color w:val="8f5902"/>
-      <w:shd w:val="clear" w:fill="f1f3f5"/>
+      <w:color w:val="880000"/>
     </w:rPr>
   </w:style>
   <w:style w:type="character" w:customStyle="1" w:styleId="CharTok">
     <w:name w:val="CharTok"/>
     <w:basedOn w:val="VerbatimChar"/>
     <w:rPr>
-      <w:color w:val="20794d"/>
-      <w:shd w:val="clear" w:fill="f1f3f5"/>
+      <w:color w:val="4070a0"/>
     </w:rPr>
   </w:style>
   <w:style w:type="character" w:customStyle="1" w:styleId="SpecialCharTok">
     <w:name w:val="SpecialCharTok"/>
     <w:basedOn w:val="VerbatimChar"/>
     <w:rPr>
-      <w:color w:val="5e5e5e"/>
-      <w:shd w:val="clear" w:fill="f1f3f5"/>
+      <w:color w:val="4070a0"/>
     </w:rPr>
   </w:style>
   <w:style w:type="character" w:customStyle="1" w:styleId="StringTok">
     <w:name w:val="StringTok"/>
     <w:basedOn w:val="VerbatimChar"/>
     <w:rPr>
-      <w:color w:val="20794d"/>
-      <w:shd w:val="clear" w:fill="f1f3f5"/>
+      <w:color w:val="4070a0"/>
     </w:rPr>
   </w:style>
   <w:style w:type="character" w:customStyle="1" w:styleId="VerbatimStringTok">
     <w:name w:val="VerbatimStringTok"/>
     <w:basedOn w:val="VerbatimChar"/>
     <w:rPr>
-      <w:color w:val="20794d"/>
-      <w:shd w:val="clear" w:fill="f1f3f5"/>
+      <w:color w:val="4070a0"/>
     </w:rPr>
   </w:style>
   <w:style w:type="character" w:customStyle="1" w:styleId="SpecialStringTok">
     <w:name w:val="SpecialStringTok"/>
     <w:basedOn w:val="VerbatimChar"/>
     <w:rPr>
-      <w:color w:val="20794d"/>
-      <w:shd w:val="clear" w:fill="f1f3f5"/>
+      <w:color w:val="bb6688"/>
     </w:rPr>
   </w:style>
   <w:style w:type="character" w:customStyle="1" w:styleId="ImportTok">
     <w:name w:val="ImportTok"/>
     <w:basedOn w:val="VerbatimChar"/>
     <w:rPr>
-      <w:color w:val="00769e"/>
-      <w:shd w:val="clear" w:fill="f1f3f5"/>
+      <w:b/>
+      <w:color w:val="008000"/>
     </w:rPr>
   </w:style>
   <w:style w:type="character" w:customStyle="1" w:styleId="CommentTok">
     <w:name w:val="CommentTok"/>
     <w:basedOn w:val="VerbatimChar"/>
     <w:rPr>
-      <w:color w:val="5e5e5e"/>
-      <w:shd w:val="clear" w:fill="f1f3f5"/>
+      <w:i/>
+      <w:color w:val="60a0b0"/>
     </w:rPr>
   </w:style>
   <w:style w:type="character" w:customStyle="1" w:styleId="DocumentationTok">
@@ -8151,49 +8417,46 @@
     <w:basedOn w:val="VerbatimChar"/>
     <w:rPr>
       <w:i/>
-      <w:color w:val="5e5e5e"/>
-      <w:shd w:val="clear" w:fill="f1f3f5"/>
+      <w:color w:val="ba2121"/>
     </w:rPr>
   </w:style>
   <w:style w:type="character" w:customStyle="1" w:styleId="AnnotationTok">
     <w:name w:val="AnnotationTok"/>
     <w:basedOn w:val="VerbatimChar"/>
     <w:rPr>
-      <w:color w:val="5e5e5e"/>
-      <w:shd w:val="clear" w:fill="f1f3f5"/>
+      <w:b/>
+      <w:i/>
+      <w:color w:val="60a0b0"/>
     </w:rPr>
   </w:style>
   <w:style w:type="character" w:customStyle="1" w:styleId="CommentVarTok">
     <w:name w:val="CommentVarTok"/>
     <w:basedOn w:val="VerbatimChar"/>
     <w:rPr>
+      <w:b/>
       <w:i/>
-      <w:color w:val="5e5e5e"/>
-      <w:shd w:val="clear" w:fill="f1f3f5"/>
+      <w:color w:val="60a0b0"/>
     </w:rPr>
   </w:style>
   <w:style w:type="character" w:customStyle="1" w:styleId="OtherTok">
     <w:name w:val="OtherTok"/>
     <w:basedOn w:val="VerbatimChar"/>
     <w:rPr>
-      <w:color w:val="003b4f"/>
-      <w:shd w:val="clear" w:fill="f1f3f5"/>
+      <w:color w:val="007020"/>
     </w:rPr>
   </w:style>
   <w:style w:type="character" w:customStyle="1" w:styleId="FunctionTok">
     <w:name w:val="FunctionTok"/>
     <w:basedOn w:val="VerbatimChar"/>
     <w:rPr>
-      <w:color w:val="4758ab"/>
-      <w:shd w:val="clear" w:fill="f1f3f5"/>
+      <w:color w:val="06287e"/>
     </w:rPr>
   </w:style>
   <w:style w:type="character" w:customStyle="1" w:styleId="VariableTok">
     <w:name w:val="VariableTok"/>
     <w:basedOn w:val="VerbatimChar"/>
     <w:rPr>
-      <w:color w:val="111111"/>
-      <w:shd w:val="clear" w:fill="f1f3f5"/>
+      <w:color w:val="19177c"/>
     </w:rPr>
   </w:style>
   <w:style w:type="character" w:customStyle="1" w:styleId="ControlFlowTok">
@@ -8201,98 +8464,85 @@
     <w:basedOn w:val="VerbatimChar"/>
     <w:rPr>
       <w:b/>
-      <w:color w:val="003b4f"/>
-      <w:shd w:val="clear" w:fill="f1f3f5"/>
+      <w:color w:val="007020"/>
     </w:rPr>
   </w:style>
   <w:style w:type="character" w:customStyle="1" w:styleId="OperatorTok">
     <w:name w:val="OperatorTok"/>
     <w:basedOn w:val="VerbatimChar"/>
     <w:rPr>
-      <w:color w:val="5e5e5e"/>
-      <w:shd w:val="clear" w:fill="f1f3f5"/>
+      <w:color w:val="666666"/>
     </w:rPr>
   </w:style>
   <w:style w:type="character" w:customStyle="1" w:styleId="BuiltInTok">
     <w:name w:val="BuiltInTok"/>
     <w:basedOn w:val="VerbatimChar"/>
     <w:rPr>
-      <w:color w:val="003b4f"/>
-      <w:shd w:val="clear" w:fill="f1f3f5"/>
+      <w:color w:val="008000"/>
     </w:rPr>
   </w:style>
   <w:style w:type="character" w:customStyle="1" w:styleId="ExtensionTok">
     <w:name w:val="ExtensionTok"/>
     <w:basedOn w:val="VerbatimChar"/>
-    <w:rPr>
-      <w:color w:val="003b4f"/>
-      <w:shd w:val="clear" w:fill="f1f3f5"/>
-    </w:rPr>
+    <w:rPr/>
   </w:style>
   <w:style w:type="character" w:customStyle="1" w:styleId="PreprocessorTok">
     <w:name w:val="PreprocessorTok"/>
     <w:basedOn w:val="VerbatimChar"/>
     <w:rPr>
-      <w:color w:val="ad0000"/>
-      <w:shd w:val="clear" w:fill="f1f3f5"/>
+      <w:color w:val="bc7a00"/>
     </w:rPr>
   </w:style>
   <w:style w:type="character" w:customStyle="1" w:styleId="AttributeTok">
     <w:name w:val="AttributeTok"/>
     <w:basedOn w:val="VerbatimChar"/>
     <w:rPr>
-      <w:color w:val="657422"/>
-      <w:shd w:val="clear" w:fill="f1f3f5"/>
+      <w:color w:val="7d9029"/>
     </w:rPr>
   </w:style>
   <w:style w:type="character" w:customStyle="1" w:styleId="RegionMarkerTok">
     <w:name w:val="RegionMarkerTok"/>
     <w:basedOn w:val="VerbatimChar"/>
-    <w:rPr>
-      <w:color w:val="003b4f"/>
-      <w:shd w:val="clear" w:fill="f1f3f5"/>
-    </w:rPr>
+    <w:rPr/>
   </w:style>
   <w:style w:type="character" w:customStyle="1" w:styleId="InformationTok">
     <w:name w:val="InformationTok"/>
     <w:basedOn w:val="VerbatimChar"/>
     <w:rPr>
-      <w:color w:val="5e5e5e"/>
-      <w:shd w:val="clear" w:fill="f1f3f5"/>
+      <w:b/>
+      <w:i/>
+      <w:color w:val="60a0b0"/>
     </w:rPr>
   </w:style>
   <w:style w:type="character" w:customStyle="1" w:styleId="WarningTok">
     <w:name w:val="WarningTok"/>
     <w:basedOn w:val="VerbatimChar"/>
     <w:rPr>
+      <w:b/>
       <w:i/>
-      <w:color w:val="5e5e5e"/>
-      <w:shd w:val="clear" w:fill="f1f3f5"/>
+      <w:color w:val="60a0b0"/>
     </w:rPr>
   </w:style>
   <w:style w:type="character" w:customStyle="1" w:styleId="AlertTok">
     <w:name w:val="AlertTok"/>
     <w:basedOn w:val="VerbatimChar"/>
     <w:rPr>
-      <w:color w:val="ad0000"/>
-      <w:shd w:val="clear" w:fill="f1f3f5"/>
+      <w:b/>
+      <w:color w:val="ff0000"/>
     </w:rPr>
   </w:style>
   <w:style w:type="character" w:customStyle="1" w:styleId="ErrorTok">
     <w:name w:val="ErrorTok"/>
     <w:basedOn w:val="VerbatimChar"/>
     <w:rPr>
-      <w:color w:val="ad0000"/>
-      <w:shd w:val="clear" w:fill="f1f3f5"/>
+      <w:b/>
+      <w:color w:val="ff0000"/>
     </w:rPr>
   </w:style>
   <w:style w:type="character" w:customStyle="1" w:styleId="NormalTok">
     <w:name w:val="NormalTok"/>
     <w:basedOn w:val="VerbatimChar"/>
-    <w:rPr>
-      <w:color w:val="003b4f"/>
-      <w:shd w:val="clear" w:fill="f1f3f5"/>
-    </w:rPr>
+    <w:rPr/>
   </w:style>
 </w:styles>
 </file>
